--- a/CPS_XXXX_Model_Risk_Management.docx
+++ b/CPS_XXXX_Model_Risk_Management.docx
@@ -11533,7 +11533,7 @@
                 <w:rFonts w:ascii="Arial" w:hAnsi="Arial"/>
                 <w:sz w:val="14"/>
               </w:rPr>
-              <w:t>In force</w:t>
+              <w:t>Commenced 1 Jul 2019</w:t>
             </w:r>
           </w:p>
         </w:tc>
@@ -11639,7 +11639,7 @@
                 <w:rFonts w:ascii="Arial" w:hAnsi="Arial"/>
                 <w:sz w:val="14"/>
               </w:rPr>
-              <w:t>In force</w:t>
+              <w:t>Commenced 1 Jan 2023</w:t>
             </w:r>
           </w:p>
         </w:tc>
@@ -11853,7 +11853,7 @@
                 <w:rFonts w:ascii="Arial" w:hAnsi="Arial"/>
                 <w:sz w:val="14"/>
               </w:rPr>
-              <w:t>Eff. 1 Jul 2019</w:t>
+              <w:t>Commenced 1 Jul 2019</w:t>
             </w:r>
           </w:p>
         </w:tc>
@@ -12067,7 +12067,7 @@
                 <w:rFonts w:ascii="Arial" w:hAnsi="Arial"/>
                 <w:sz w:val="14"/>
               </w:rPr>
-              <w:t>In force</w:t>
+              <w:t>Released 4 Jun 2026; commenced 30 Jun 2026</w:t>
             </w:r>
           </w:p>
         </w:tc>
@@ -12175,7 +12175,7 @@
                 <w:rFonts w:ascii="Arial" w:hAnsi="Arial"/>
                 <w:sz w:val="14"/>
               </w:rPr>
-              <w:t>In force</w:t>
+              <w:t>Determined 29 Apr 2026; commenced 1 Jul 2026</w:t>
             </w:r>
           </w:p>
         </w:tc>
@@ -12281,7 +12281,7 @@
                 <w:rFonts w:ascii="Arial" w:hAnsi="Arial"/>
                 <w:sz w:val="14"/>
               </w:rPr>
-              <w:t>In force</w:t>
+              <w:t>Commenced 1 Jan 2023</w:t>
             </w:r>
           </w:p>
         </w:tc>
@@ -12389,7 +12389,7 @@
                 <w:rFonts w:ascii="Arial" w:hAnsi="Arial"/>
                 <w:sz w:val="14"/>
               </w:rPr>
-              <w:t>In force</w:t>
+              <w:t>In force; commencement not separately verified</w:t>
             </w:r>
           </w:p>
         </w:tc>

--- a/CPS_XXXX_Model_Risk_Management.docx
+++ b/CPS_XXXX_Model_Risk_Management.docx
@@ -373,7 +373,267 @@
         <w:pStyle w:val="Heading1"/>
       </w:pPr>
       <w:r>
+        <w:t>Authority, application and commencement</w:t>
+      </w:r>
+    </w:p>
+    <w:p>
+      <w:pPr>
+        <w:pStyle w:val="Heading3"/>
+      </w:pPr>
+      <w:r>
+        <w:t>A1 — Authority</w:t>
+      </w:r>
+    </w:p>
+    <w:p>
+      <w:pPr>
+        <w:pStyle w:val="Requirement"/>
+      </w:pPr>
+      <w:r>
+        <w:rPr>
+          <w:b/>
+        </w:rPr>
+        <w:t>A1. This Prudential Standard is made under the enabling provisions of the Banking Act 1959, the Insurance Act 1973, the Life Insurance Act 1995, the Private Health Insurance (Prudential Supervision) Act 2015 and the Superannuation Industry (Supervision) Act 1993, as applicable to each class of APRA-regulated entity.</w:t>
+      </w:r>
+    </w:p>
+    <w:p>
+      <w:pPr>
+        <w:pStyle w:val="Guidance"/>
+      </w:pPr>
+      <w:r>
+        <w:t>The precise enabling sections, and whether a single cross-industry instrument can be made for all classes of APRA-regulated entity or whether companion instruments are required, must be settled by APRA Legal and the Office of Parliamentary Counsel. Annex F records this.</w:t>
+      </w:r>
+    </w:p>
+    <w:p>
+      <w:pPr>
+        <w:pStyle w:val="Heading3"/>
+      </w:pPr>
+      <w:r>
+        <w:t>A2 — Application</w:t>
+      </w:r>
+    </w:p>
+    <w:p>
+      <w:pPr>
+        <w:pStyle w:val="Requirement"/>
+      </w:pPr>
+      <w:r>
+        <w:rPr>
+          <w:b/>
+        </w:rPr>
+        <w:t>A2. This Prudential Standard applies to all APRA-regulated entities, in accordance with the classes specified in this paragraph and subject to any adjustment or exclusion determined under paragraph A5.</w:t>
+      </w:r>
+    </w:p>
+    <w:p>
+      <w:pPr>
+        <w:pStyle w:val="Guidance"/>
+      </w:pPr>
+      <w:r>
+        <w:t>The classes to which this Prudential Standard applies, including the treatment of foreign ADIs and branches, non-operating holding companies, private health insurers and application at Level 1, Level 2 and Level 3, require settlement before consultation.</w:t>
+      </w:r>
+    </w:p>
+    <w:p>
+      <w:pPr>
+        <w:pStyle w:val="Guidance"/>
+      </w:pPr>
+      <w:r>
+        <w:t>An APRA-regulated entity that is a member of a group must comply with this Prudential Standard both as an individual entity and, where APRA so determines, on a group basis.</w:t>
+      </w:r>
+    </w:p>
+    <w:p>
+      <w:pPr>
+        <w:pStyle w:val="Heading3"/>
+      </w:pPr>
+      <w:r>
+        <w:t>A3 — Commencement</w:t>
+      </w:r>
+    </w:p>
+    <w:p>
+      <w:pPr>
+        <w:pStyle w:val="Requirement"/>
+      </w:pPr>
+      <w:r>
+        <w:rPr>
+          <w:b/>
+        </w:rPr>
+        <w:t>A3. This Prudential Standard commences on a date to be determined.</w:t>
+      </w:r>
+    </w:p>
+    <w:p>
+      <w:pPr>
+        <w:pStyle w:val="Guidance"/>
+      </w:pPr>
+      <w:r>
+        <w:t>Commencement and any transitional arrangements are matters for settlement. Given the uplift required in model identification, inventory completeness and validation coverage, staged commencement with earlier milestones for inventory and tiering than for validation would be consistent with the transition periods adopted by comparable authorities.</w:t>
+      </w:r>
+    </w:p>
+    <w:p>
+      <w:pPr>
+        <w:pStyle w:val="Heading3"/>
+      </w:pPr>
+      <w:r>
+        <w:t>A4 — Transitional arrangements for models already in use</w:t>
+      </w:r>
+    </w:p>
+    <w:p>
+      <w:pPr>
+        <w:pStyle w:val="Requirement"/>
+      </w:pPr>
+      <w:r>
+        <w:rPr>
+          <w:b/>
+        </w:rPr>
+        <w:t>A4. An APRA-regulated entity must bring a model that is in use at the commencement of this Prudential Standard into compliance in accordance with a documented remediation plan approved by the Board or a Board committee, within the period determined by APRA.</w:t>
+      </w:r>
+    </w:p>
+    <w:p>
+      <w:pPr>
+        <w:pStyle w:val="Guidance"/>
+      </w:pPr>
+      <w:r>
+        <w:t>Without this paragraph, requirements expressed as a bar on use — such as the pre-implementation testing and independent validation requirements — would on commencement prohibit the continued use of models the entity is already relying on. That is not the intended effect.</w:t>
+      </w:r>
+    </w:p>
+    <w:p>
+      <w:pPr>
+        <w:pStyle w:val="Guidance"/>
+      </w:pPr>
+      <w:r>
+        <w:t>The remediation plan should sequence by model risk tier rather than by convenience, and should identify the models the entity cannot bring into compliance within the period and what it proposes to do about them.</w:t>
+      </w:r>
+    </w:p>
+    <w:p>
+      <w:pPr>
+        <w:pStyle w:val="Heading3"/>
+      </w:pPr>
+      <w:r>
+        <w:t>A5 — Adjustments and exclusions</w:t>
+      </w:r>
+    </w:p>
+    <w:p>
+      <w:pPr>
+        <w:pStyle w:val="Requirement"/>
+      </w:pPr>
+      <w:r>
+        <w:rPr>
+          <w:b/>
+        </w:rPr>
+        <w:t>A5. APRA may, by notice in writing to an APRA-regulated entity, adjust or exclude a specific requirement in this Prudential Standard in relation to that entity.</w:t>
+      </w:r>
+    </w:p>
+    <w:p>
+      <w:pPr>
+        <w:pStyle w:val="Guidance"/>
+      </w:pPr>
+      <w:r>
+        <w:t>This mirrors the adjustment power in the other cross-industry prudential standards. It is the route by which a requirement can be varied for an individual entity, and its absence would make this Prudential Standard less flexible than the instruments it sits alongside.</w:t>
+      </w:r>
+    </w:p>
+    <w:p>
+      <w:pPr>
+        <w:pStyle w:val="Guidance"/>
+      </w:pPr>
+      <w:r>
+        <w:t>The scope of the power, and the procedural requirements attaching to its exercise, require legal settlement.</w:t>
+      </w:r>
+    </w:p>
+    <w:p>
+      <w:pPr>
+        <w:pStyle w:val="Heading3"/>
+      </w:pPr>
+      <w:r>
+        <w:t>A6 — Interpretation and previous determinations</w:t>
+      </w:r>
+    </w:p>
+    <w:p>
+      <w:pPr>
+        <w:pStyle w:val="Requirement"/>
+      </w:pPr>
+      <w:r>
+        <w:rPr>
+          <w:b/>
+        </w:rPr>
+        <w:t>A6. Terms defined in Annex A have the meaning given in that Annex, and a reference to a prudential standard is a reference to that standard as in force from time to time.</w:t>
+      </w:r>
+    </w:p>
+    <w:p>
+      <w:pPr>
+        <w:pStyle w:val="Guidance"/>
+      </w:pPr>
+      <w:r>
+        <w:t>Where an AI system meets the definition of a model, this Prudential Standard applies to it. The interaction with any separate prudential standard on artificial intelligence risk management is addressed in M34 and is a matter for settlement once the numbering and scope of that instrument are known.</w:t>
+      </w:r>
+    </w:p>
+    <w:tbl>
+      <w:tblPr>
+        <w:tblW w:type="auto" w:w="0"/>
+        <w:tblLook w:firstColumn="1" w:firstRow="1" w:lastColumn="0" w:lastRow="0" w:noHBand="0" w:noVBand="1" w:val="04A0"/>
+        <w:tblBorders>
+          <w:top w:val="single" w:sz="4" w:space="0" w:color="C7D0DF"/>
+          <w:left w:val="single" w:sz="4" w:space="0" w:color="C7D0DF"/>
+          <w:bottom w:val="single" w:sz="4" w:space="0" w:color="C7D0DF"/>
+          <w:right w:val="single" w:sz="4" w:space="0" w:color="C7D0DF"/>
+          <w:insideH w:val="single" w:sz="4" w:space="0" w:color="C7D0DF"/>
+          <w:insideV w:val="single" w:sz="4" w:space="0" w:color="C7D0DF"/>
+        </w:tblBorders>
+        <w:tblCellMar>
+          <w:top w:w="90" w:type="dxa"/>
+          <w:left w:w="140" w:type="dxa"/>
+          <w:bottom w:w="90" w:type="dxa"/>
+          <w:right w:w="140" w:type="dxa"/>
+        </w:tblCellMar>
+      </w:tblPr>
+      <w:tblGrid>
+        <w:gridCol w:w="9412"/>
+      </w:tblGrid>
+      <w:tr>
+        <w:tc>
+          <w:tcPr>
+            <w:tcW w:type="dxa" w:w="9411"/>
+            <w:shd w:val="clear" w:color="auto" w:fill="EEF2F8"/>
+          </w:tcPr>
+          <w:p>
+            <w:pPr/>
+            <w:r>
+              <w:rPr>
+                <w:rFonts w:ascii="Arial" w:hAnsi="Arial"/>
+                <w:b/>
+                <w:color w:val="1B335F"/>
+                <w:sz w:val="19"/>
+              </w:rPr>
+              <w:t>Front matter is drafting scaffolding</w:t>
+            </w:r>
+          </w:p>
+          <w:p>
+            <w:pPr/>
+            <w:r>
+              <w:rPr>
+                <w:rFonts w:ascii="Arial" w:hAnsi="Arial"/>
+                <w:sz w:val="19"/>
+              </w:rPr>
+              <w:t>Paragraphs A1 to A6 set out the instrument mechanics that every APRA prudential standard carries. They are drafted here so that the standard is structurally complete and can be read as an instrument, but the enabling provisions, application classes, commencement, transition period and the scope of the adjustment power are all matters for APRA Legal and the Office of Parliamentary Counsel. Annex F records each of them.</w:t>
+            </w:r>
+          </w:p>
+        </w:tc>
+      </w:tr>
+    </w:tbl>
+    <w:p>
+      <w:pPr>
+        <w:pStyle w:val="DocMeta"/>
+      </w:pPr>
+    </w:p>
+    <w:p>
+      <w:pPr>
+        <w:pStyle w:val="Heading1"/>
+      </w:pPr>
+      <w:r>
         <w:t>Contents</w:t>
+      </w:r>
+    </w:p>
+    <w:p>
+      <w:pPr>
+        <w:pStyle w:val="ContentsHead"/>
+      </w:pPr>
+      <w:r>
+        <w:t>Authority, application and commencement  (A1–A6)</w:t>
       </w:r>
     </w:p>
     <w:p>
@@ -889,7 +1149,7 @@
         <w:rPr>
           <w:b/>
         </w:rPr>
-        <w:t>M03. An APRA-regulated entity must identify material quantitative decision tools that fall outside its model definition, record them, and apply controls proportionate to the risk they present.</w:t>
+        <w:t>M03. An APRA-regulated entity must identify material quantitative decision tools that fall outside its model definition — being tools whose output is fully determined by their inputs and documented rules, without estimation, statistical inference or an embedded assumption about an uncertain quantity — record them, and apply controls proportionate to the risk they present.</w:t>
       </w:r>
     </w:p>
     <w:p>
@@ -943,7 +1203,7 @@
         <w:rPr>
           <w:b/>
         </w:rPr>
-        <w:t>M04. An APRA-regulated entity must apply this Prudential Standard in a manner proportionate to the materiality, complexity, autonomy and criticality of each model and to the size and business mix of the entity, and must document, time-bound, approve at an authority commensurate with the risk, and periodically review any exception to or reduction of the controls otherwise required.</w:t>
+        <w:t>M04. An APRA-regulated entity must apply this Prudential Standard in a manner proportionate to the materiality, complexity, autonomy and criticality of each model and to the size and business mix of the entity, must be able to demonstrate that the intensity of controls applied to each model reflects its model risk tier and that models of equivalent tier are treated consistently, and must document, time-bound, approve at an authority commensurate with the risk and periodically review any departure from its own model risk policies and standards.</w:t>
       </w:r>
     </w:p>
     <w:p>
@@ -951,7 +1211,7 @@
         <w:pStyle w:val="Guidance"/>
       </w:pPr>
       <w:r>
-        <w:t>Proportionality changes the depth, frequency and formality of controls. It does not change whether a model must be identified, owned, classified or capable of being explained to the Board and to APRA.</w:t>
+        <w:t>Proportionality changes the depth, frequency and formality of controls. It does not permit an entity to except itself from a requirement of this Prudential Standard. Only APRA may adjust or exclude a requirement, under paragraph A5.</w:t>
       </w:r>
     </w:p>
     <w:p>
@@ -1429,7 +1689,7 @@
         <w:rPr>
           <w:b/>
         </w:rPr>
-        <w:t>M13. An APRA-regulated entity must maintain a complete, accurate and current enterprise-wide inventory of its models, including models supplied by third parties, models embedded in acquired systems, models under development and models that have been retired but whose outputs remain in use.</w:t>
+        <w:t>M13. An APRA-regulated entity must maintain an enterprise-wide inventory of its models and must maintain processes designed to ensure that the inventory is complete, accurate and current, including models supplied by third parties, models embedded in acquired systems, models under development and models that have been retired but whose outputs remain in use.</w:t>
       </w:r>
     </w:p>
     <w:p>
@@ -1839,7 +2099,7 @@
         <w:rPr>
           <w:b/>
         </w:rPr>
-        <w:t>M20. An APRA-regulated entity must subject each model to independent validation before it is used for a material purpose and periodically thereafter at a frequency determined by its tier, and must not treat validation performed by the model's developer, its business sponsor or its vendor as satisfying this requirement.</w:t>
+        <w:t>M20. An APRA-regulated entity must subject each model to independent validation before it is used for a material purpose and periodically thereafter at a frequency determined by its tier, and must not treat validation performed by the model's developer, its business sponsor or its vendor as satisfying this requirement. Where an urgent business need requires a model to be used before independent validation is complete, the entity must approve that use at an authority commensurate with the model's tier, apply compensating controls, inform users of the limitation and complete the validation within a defined period.</w:t>
       </w:r>
     </w:p>
     <w:p>
@@ -1885,7 +2145,7 @@
         <w:rPr>
           <w:b/>
         </w:rPr>
-        <w:t>M21. Validation of a model must address conceptual soundness, outcomes analysis comparing model outputs with corresponding actual outcomes, and ongoing model monitoring, and must reach an explicit conclusion on the model's fitness for its intended use together with any conditions or limitations.</w:t>
+        <w:t>M21. Validation of a model must address conceptual soundness, ongoing model monitoring, and outcomes analysis comparing model outputs with corresponding actual outcomes to the extent those outcomes are observable and sufficient for the purpose, and must reach an explicit conclusion on the model's fitness for its intended use together with any conditions or limitations. Where outcomes are not observable, the entity must apply alternative evidence of performance, including benchmarking, sensitivity analysis and assessment of assumptions.</w:t>
       </w:r>
     </w:p>
     <w:p>
@@ -2409,7 +2669,7 @@
         <w:rPr>
           <w:b/>
         </w:rPr>
-        <w:t>M31. An APRA-regulated entity must apply this Prudential Standard to models supplied, hosted or operated by third parties, and must obtain information sufficient to understand the model's design, data, assumptions, limitations and performance, or implement compensating controls where that information cannot be obtained.</w:t>
+        <w:t>M31. An APRA-regulated entity must apply this Prudential Standard to models supplied, hosted or operated by third parties, and must obtain information sufficient to understand the model's design, data, assumptions, limitations and performance. Where the entity cannot itself discharge an obligation in this Prudential Standard in relation to a third-party model, it must obtain equivalent assurance from the provider or implement compensating controls, and must record which obligations are met in that way.</w:t>
       </w:r>
     </w:p>
     <w:p>
@@ -2455,7 +2715,7 @@
         <w:rPr>
           <w:b/>
         </w:rPr>
-        <w:t>M32. An APRA-regulated entity must maintain contractual and governance arrangements giving it timely access to the information and assurance it needs to meet its obligations in relation to a material third-party model, and must identify and manage concentration and substitutability risk arising from common models, data sources, platforms and providers.</w:t>
+        <w:t>M32. An APRA-regulated entity must maintain contractual and governance arrangements giving it timely access to the information and assurance it needs to meet its obligations in relation to a material third-party model, and must identify and manage concentration and substitutability risk arising from common models, data sources, platforms and providers. Where an arrangement is already on foot at the commencement of this Prudential Standard, this paragraph applies from the earlier of the next renewal or material variation of that arrangement and the end of the transition period determined by APRA.</w:t>
       </w:r>
     </w:p>
     <w:p>
@@ -2741,7 +3001,7 @@
         <w:rPr>
           <w:b/>
         </w:rPr>
-        <w:t>M37. An APRA-regulated insurer must apply this Prudential Standard to models used to determine insurance liabilities, premiums, reinsurance recoveries and capital, and must ensure that the role of the Appointed Actuary and this Prudential Standard's validation requirements operate together without gaps in independent review.</w:t>
+        <w:t>M37. An APRA-regulated insurer must apply this Prudential Standard to models used to determine insurance liabilities, premiums, reinsurance recoveries and capital, and must ensure that the role of the Appointed Actuary and this Prudential Standard's validation requirements operate together without gaps in independent review. Independent review performed under CPS 320 and the sectoral actuarial standards may satisfy the independent validation requirement for an actuarial model to the extent the reviewer was not responsible for developing the model or setting its assumptions, and the insurer must identify and separately address any element not so covered.</w:t>
       </w:r>
     </w:p>
     <w:p>
@@ -2911,7 +3171,7 @@
         <w:rPr>
           <w:b/>
         </w:rPr>
-        <w:t>M40. An APRA-regulated entity must assess model risk in aggregate across its model portfolio, must consider the effect of that aggregate risk in its internal capital assessment, and must be able to explain the basis and limitations of the assessment.</w:t>
+        <w:t>M40. An APRA-regulated entity must assess model risk in aggregate across its model portfolio, must consider the effect of that aggregate risk in its internal capital adequacy assessment or, for an RSE licensee, in determining its operational risk financial requirement target amount, and must be able to explain the basis and limitations of the assessment.</w:t>
       </w:r>
     </w:p>
     <w:p>
@@ -3073,7 +3333,7 @@
         <w:rPr>
           <w:b/>
         </w:rPr>
-        <w:t>M43. An APRA-regulated entity must notify APRA of a model failure or model risk event that has, or is likely to have, a material impact on its financial position, its regulatory reporting or its ability to meet its prudential obligations, and must provide APRA with information relating to its models and model risk management on request.</w:t>
+        <w:t>M43. An APRA-regulated entity must notify APRA as soon as practicable, and within the timeframe applicable under CPS 230 or CPS 234 where the event also falls within those standards, of a model failure or model risk event that has, or is likely to have, a material impact on its financial position, its regulatory reporting or its ability to meet its prudential obligations, and must provide APRA with information relating to its models and model risk management on request.</w:t>
       </w:r>
     </w:p>
     <w:p>

--- a/CPS_XXXX_Model_Risk_Management.docx
+++ b/CPS_XXXX_Model_Risk_Management.docx
@@ -365,6 +365,14 @@
         <w:pStyle w:val="Guidance"/>
       </w:pPr>
       <w:r>
+        <w:t>Exercise of APRA powers. Where this Prudential Standard provides for APRA to determine, approve, require or adjust anything, that power is to be exercised in writing. The procedural requirements attaching to each such power are matters for legal settlement and are recorded in Annex F.</w:t>
+      </w:r>
+    </w:p>
+    <w:p>
+      <w:pPr>
+        <w:pStyle w:val="Guidance"/>
+      </w:pPr>
+      <w:r>
         <w:t>Terms defined in Annex A have the meaning given in that Annex.</w:t>
       </w:r>
     </w:p>
@@ -1065,7 +1073,7 @@
         <w:pStyle w:val="Guidance"/>
       </w:pPr>
       <w:r>
-        <w:t>Enterprise-wide means across all business lines, legal entities within the APRA-regulated group, and functions — including models used in finance, treasury, actuarial, capital, credit, markets, operations, compliance and human resources — and across all purposes, whether or not the model produces a regulatory number.</w:t>
+        <w:t>Enterprise-wide means across all business lines, legal entities within the APRA-regulated group, and functions — including models used in finance, treasury, actuarial, capital, credit, markets, operations and compliance — and across all purposes, whether or not the model produces a regulatory number.</w:t>
       </w:r>
     </w:p>
     <w:p>
@@ -1689,7 +1697,7 @@
         <w:rPr>
           <w:b/>
         </w:rPr>
-        <w:t>M13. An APRA-regulated entity must maintain an enterprise-wide inventory of its models and must maintain processes designed to ensure that the inventory is complete, accurate and current, including models supplied by third parties, models embedded in acquired systems, models under development and models that have been retired but whose outputs remain in use.</w:t>
+        <w:t>M13. An APRA-regulated entity must maintain an enterprise-wide inventory of its models and must maintain processes designed to ensure that the inventory is complete, accurate and current, including models supplied by third parties, models embedded in acquired systems, models under development and models that have been retired but whose outputs remain in use, recording at least the fields set out in Annex B.</w:t>
       </w:r>
     </w:p>
     <w:p>
@@ -2715,7 +2723,7 @@
         <w:rPr>
           <w:b/>
         </w:rPr>
-        <w:t>M32. An APRA-regulated entity must maintain contractual and governance arrangements giving it timely access to the information and assurance it needs to meet its obligations in relation to a material third-party model, and must identify and manage concentration and substitutability risk arising from common models, data sources, platforms and providers. Where an arrangement is already on foot at the commencement of this Prudential Standard, this paragraph applies from the earlier of the next renewal or material variation of that arrangement and the end of the transition period determined by APRA.</w:t>
+        <w:t>M32. An APRA-regulated entity must maintain contractual and governance arrangements giving it timely access to the information and assurance it needs to meet its obligations in relation to a material third-party model, and must identify and manage concentration and substitutability risk in its own reliance on models, data sources, platforms and providers, including where that reliance is shared with other entities. Where an arrangement is already on foot at the commencement of this Prudential Standard, this paragraph applies from the earlier of the next renewal or material variation of that arrangement and the end of the transition period determined by APRA.</w:t>
       </w:r>
     </w:p>
     <w:p>
@@ -2769,7 +2777,7 @@
         <w:rPr>
           <w:b/>
         </w:rPr>
-        <w:t>M33. Where a model uses artificial intelligence or machine learning techniques, an APRA-regulated entity must address the additional risks arising from those techniques, including limited explainability, sensitivity to data drift, instability under retraining, feature leakage, potential for biased outcomes, and dependence on externally supplied models whose construction the entity cannot inspect.</w:t>
+        <w:t>M33. Where a model uses artificial intelligence or machine learning techniques, an APRA-regulated entity must address the additional risks arising from those techniques, including limited explainability, sensitivity to data drift, instability under retraining, feature leakage, systematic differences in model performance across segments of the population to which the model is applied, and dependence on externally supplied models whose construction the entity cannot inspect.</w:t>
       </w:r>
     </w:p>
     <w:p>
@@ -2823,7 +2831,7 @@
         <w:rPr>
           <w:b/>
         </w:rPr>
-        <w:t>M34. An APRA-regulated entity must apply this Prudential Standard to any artificial intelligence system that meets the definition of a model, must apply its AI risk management arrangements to the wider risks of that system, and must ensure that no material AI system falls between the two.</w:t>
+        <w:t>M34. An APRA-regulated entity must apply this Prudential Standard to any artificial intelligence system that meets the definition of a model, must apply its artificial intelligence risk management arrangements to the wider risks of that system, and must ensure that no material AI system falls between the two.</w:t>
       </w:r>
     </w:p>
     <w:p>
@@ -3171,7 +3179,7 @@
         <w:rPr>
           <w:b/>
         </w:rPr>
-        <w:t>M40. An APRA-regulated entity must assess model risk in aggregate across its model portfolio, must consider the effect of that aggregate risk in its internal capital adequacy assessment or, for an RSE licensee, in determining its operational risk financial requirement target amount, and must be able to explain the basis and limitations of the assessment.</w:t>
+        <w:t>M40. An APRA-regulated entity must assess model risk in aggregate across its model portfolio, must consider the effect of that aggregate risk in its internal capital adequacy assessment or, for an RSE licensee, in the assessment of operational risk that informs the operational risk financial requirement target amount determined under SPS 114, and must be able to explain the basis and limitations of the assessment.</w:t>
       </w:r>
     </w:p>
     <w:p>
@@ -3333,7 +3341,7 @@
         <w:rPr>
           <w:b/>
         </w:rPr>
-        <w:t>M43. An APRA-regulated entity must notify APRA as soon as practicable, and within the timeframe applicable under CPS 230 or CPS 234 where the event also falls within those standards, of a model failure or model risk event that has, or is likely to have, a material impact on its financial position, its regulatory reporting or its ability to meet its prudential obligations, and must provide APRA with information relating to its models and model risk management on request.</w:t>
+        <w:t>M43. An APRA-regulated entity must notify APRA as soon as practicable, and within the timeframe applicable under CPS 230 or CPS 234 where the event also falls within those standards, of a model failure or model risk event that has, or is likely to have, a material impact on its financial position, on amounts credited to or debited from the accounts of its customers or beneficiaries, on its regulatory reporting or on its ability to meet its prudential obligations, and must provide APRA with information relating to its models and model risk management where APRA requires it in writing.</w:t>
       </w:r>
     </w:p>
     <w:p>
@@ -3710,7 +3718,7 @@
                 <w:rFonts w:ascii="Arial" w:hAnsi="Arial"/>
                 <w:sz w:val="17"/>
               </w:rPr>
-              <w:t>Critical analysis by parties with the competence to identify deficiencies, the standing for their findings to carry weight, and incentives that reward raising issues.</w:t>
+              <w:t>Critical and objective analysis by persons with the expertise to identify model limitations, sufficient independence to maintain objectivity, and the organisational standing and influence to effect change.</w:t>
             </w:r>
           </w:p>
         </w:tc>
@@ -3878,7 +3886,7 @@
                 <w:rFonts w:ascii="Arial" w:hAnsi="Arial"/>
                 <w:sz w:val="17"/>
               </w:rPr>
-              <w:t>Third-party model</w:t>
+              <w:t>Material purpose</w:t>
             </w:r>
           </w:p>
         </w:tc>
@@ -3886,6 +3894,190 @@
           <w:tcPr>
             <w:tcW w:type="dxa" w:w="7143"/>
             <w:shd w:val="clear" w:color="auto" w:fill="F4F6FA"/>
+          </w:tcPr>
+          <w:p>
+            <w:pPr>
+              <w:pStyle w:val="TableText"/>
+            </w:pPr>
+            <w:r>
+              <w:rPr>
+                <w:rFonts w:ascii="Arial" w:hAnsi="Arial"/>
+                <w:sz w:val="17"/>
+              </w:rPr>
+              <w:t>A purpose where an incorrect or misused model output could have a material effect on the entity's financial position, its regulatory obligations, its critical operations, or amounts or entitlements attributable to its customers or beneficiaries.</w:t>
+            </w:r>
+          </w:p>
+        </w:tc>
+      </w:tr>
+      <w:tr>
+        <w:tc>
+          <w:tcPr>
+            <w:tcW w:type="dxa" w:w="2268"/>
+          </w:tcPr>
+          <w:p>
+            <w:pPr>
+              <w:pStyle w:val="TableText"/>
+            </w:pPr>
+            <w:r>
+              <w:rPr>
+                <w:rFonts w:ascii="Arial" w:hAnsi="Arial"/>
+                <w:sz w:val="17"/>
+              </w:rPr>
+              <w:t>Ongoing model monitoring</w:t>
+            </w:r>
+          </w:p>
+        </w:tc>
+        <w:tc>
+          <w:tcPr>
+            <w:tcW w:type="dxa" w:w="7143"/>
+          </w:tcPr>
+          <w:p>
+            <w:pPr>
+              <w:pStyle w:val="TableText"/>
+            </w:pPr>
+            <w:r>
+              <w:rPr>
+                <w:rFonts w:ascii="Arial" w:hAnsi="Arial"/>
+                <w:sz w:val="17"/>
+              </w:rPr>
+              <w:t>Evaluation of whether a model continues to perform as expected given changes in products, exposures, activities, customers, data relevance or market conditions.</w:t>
+            </w:r>
+          </w:p>
+        </w:tc>
+      </w:tr>
+      <w:tr>
+        <w:tc>
+          <w:tcPr>
+            <w:tcW w:type="dxa" w:w="2268"/>
+            <w:shd w:val="clear" w:color="auto" w:fill="F4F6FA"/>
+          </w:tcPr>
+          <w:p>
+            <w:pPr>
+              <w:pStyle w:val="TableText"/>
+            </w:pPr>
+            <w:r>
+              <w:rPr>
+                <w:rFonts w:ascii="Arial" w:hAnsi="Arial"/>
+                <w:sz w:val="17"/>
+              </w:rPr>
+              <w:t>Independent price verification</w:t>
+            </w:r>
+          </w:p>
+        </w:tc>
+        <w:tc>
+          <w:tcPr>
+            <w:tcW w:type="dxa" w:w="7143"/>
+            <w:shd w:val="clear" w:color="auto" w:fill="F4F6FA"/>
+          </w:tcPr>
+          <w:p>
+            <w:pPr>
+              <w:pStyle w:val="TableText"/>
+            </w:pPr>
+            <w:r>
+              <w:rPr>
+                <w:rFonts w:ascii="Arial" w:hAnsi="Arial"/>
+                <w:sz w:val="17"/>
+              </w:rPr>
+              <w:t>Verification of valuation inputs and prices by a function independent of the business that originated the position, distinct from validation of the valuation model itself.</w:t>
+            </w:r>
+          </w:p>
+        </w:tc>
+      </w:tr>
+      <w:tr>
+        <w:tc>
+          <w:tcPr>
+            <w:tcW w:type="dxa" w:w="2268"/>
+          </w:tcPr>
+          <w:p>
+            <w:pPr>
+              <w:pStyle w:val="TableText"/>
+            </w:pPr>
+            <w:r>
+              <w:rPr>
+                <w:rFonts w:ascii="Arial" w:hAnsi="Arial"/>
+                <w:sz w:val="17"/>
+              </w:rPr>
+              <w:t>Model failure</w:t>
+            </w:r>
+          </w:p>
+        </w:tc>
+        <w:tc>
+          <w:tcPr>
+            <w:tcW w:type="dxa" w:w="7143"/>
+          </w:tcPr>
+          <w:p>
+            <w:pPr>
+              <w:pStyle w:val="TableText"/>
+            </w:pPr>
+            <w:r>
+              <w:rPr>
+                <w:rFonts w:ascii="Arial" w:hAnsi="Arial"/>
+                <w:sz w:val="17"/>
+              </w:rPr>
+              <w:t>An event in which a model produces materially incorrect output, is materially misused, or becomes unavailable, in each case in circumstances affecting a material purpose.</w:t>
+            </w:r>
+          </w:p>
+        </w:tc>
+      </w:tr>
+      <w:tr>
+        <w:tc>
+          <w:tcPr>
+            <w:tcW w:type="dxa" w:w="2268"/>
+            <w:shd w:val="clear" w:color="auto" w:fill="F4F6FA"/>
+          </w:tcPr>
+          <w:p>
+            <w:pPr>
+              <w:pStyle w:val="TableText"/>
+            </w:pPr>
+            <w:r>
+              <w:rPr>
+                <w:rFonts w:ascii="Arial" w:hAnsi="Arial"/>
+                <w:sz w:val="17"/>
+              </w:rPr>
+              <w:t>Artificial intelligence system</w:t>
+            </w:r>
+          </w:p>
+        </w:tc>
+        <w:tc>
+          <w:tcPr>
+            <w:tcW w:type="dxa" w:w="7143"/>
+            <w:shd w:val="clear" w:color="auto" w:fill="F4F6FA"/>
+          </w:tcPr>
+          <w:p>
+            <w:pPr>
+              <w:pStyle w:val="TableText"/>
+            </w:pPr>
+            <w:r>
+              <w:rPr>
+                <w:rFonts w:ascii="Arial" w:hAnsi="Arial"/>
+                <w:sz w:val="17"/>
+              </w:rPr>
+              <w:t>A machine-based system that infers from inputs how to generate outputs such as predictions, content, recommendations, decisions or actions. An artificial intelligence system that produces quantitative estimates relied upon for a material purpose is a model.</w:t>
+            </w:r>
+          </w:p>
+        </w:tc>
+      </w:tr>
+      <w:tr>
+        <w:tc>
+          <w:tcPr>
+            <w:tcW w:type="dxa" w:w="2268"/>
+          </w:tcPr>
+          <w:p>
+            <w:pPr>
+              <w:pStyle w:val="TableText"/>
+            </w:pPr>
+            <w:r>
+              <w:rPr>
+                <w:rFonts w:ascii="Arial" w:hAnsi="Arial"/>
+                <w:sz w:val="17"/>
+              </w:rPr>
+              <w:t>Third-party model</w:t>
+            </w:r>
+          </w:p>
+        </w:tc>
+        <w:tc>
+          <w:tcPr>
+            <w:tcW w:type="dxa" w:w="7143"/>
           </w:tcPr>
           <w:p>
             <w:pPr>
@@ -3923,7 +4115,7 @@
         <w:pStyle w:val="Guidance"/>
       </w:pPr>
       <w:r>
-        <w:t>An APRA-regulated entity's model inventory must record at least the following for each model. These are minimum fields; an entity should record whatever further information its framework requires.</w:t>
+        <w:t>M13 requires the enterprise model inventory to record at least the following for each model. These are minimum fields; an entity should record whatever further information its framework requires.</w:t>
       </w:r>
     </w:p>
     <w:tbl>
@@ -4412,7 +4604,7 @@
         <w:pStyle w:val="Bullet"/>
       </w:pPr>
       <w:r>
-        <w:t>• Makes, recommends or materially influences decisions affecting a person's access to a financial product, a claim, a benefit, a price or an employment outcome.</w:t>
+        <w:t>• Makes, recommends or materially influences decisions affecting a person's access to a financial product, a claim, a benefit or a price.</w:t>
       </w:r>
     </w:p>
     <w:p>
@@ -4948,7 +5140,7 @@
                 <w:rFonts w:ascii="Arial" w:hAnsi="Arial"/>
                 <w:sz w:val="14"/>
               </w:rPr>
-              <w:t>Firms set their own definition; Principle 1.1 requires one, and requires consideration of methods falling outside it.</w:t>
+              <w:t>Principle 1.1(a) sets out a definition firms should adopt as the basis for the scope of their framework, and expects consideration of quantitative methods falling outside it.</w:t>
             </w:r>
           </w:p>
         </w:tc>
@@ -7217,7 +7409,7 @@
                 <w:rFonts w:ascii="Arial" w:hAnsi="Arial"/>
                 <w:sz w:val="14"/>
               </w:rPr>
-              <w:t>Section 6 model use; CRR Article 174 use of models is binding.</w:t>
+              <w:t>Credit risk chapter, general topics Section 6 model use; CRR Article 174 use of models is binding.</w:t>
             </w:r>
           </w:p>
         </w:tc>
@@ -10955,7 +11147,7 @@
                 <w:rFonts w:ascii="Arial" w:hAnsi="Arial"/>
                 <w:sz w:val="14"/>
               </w:rPr>
-              <w:t>International standard. Not directly binding; effect depends on domestic implementation by national authorities.</w:t>
+              <w:t>BIS-classified Guidelines, not a Standard. Not directly binding; effect depends on domestic implementation by national authorities.</w:t>
             </w:r>
           </w:p>
         </w:tc>
@@ -11525,7 +11717,7 @@
                 <w:rFonts w:ascii="Arial" w:hAnsi="Arial"/>
                 <w:sz w:val="14"/>
               </w:rPr>
-              <w:t>FSB-AI-2024</w:t>
+              <w:t>FSB-SP-2026</w:t>
             </w:r>
           </w:p>
         </w:tc>
@@ -11561,7 +11753,7 @@
                 <w:rFonts w:ascii="Arial" w:hAnsi="Arial"/>
                 <w:sz w:val="14"/>
               </w:rPr>
-              <w:t>The Financial Stability Implications of Artificial Intelligence</w:t>
+              <w:t>Sound Practices for Responsible Adoption of Artificial Intelligence — consultation report</w:t>
             </w:r>
           </w:p>
         </w:tc>
@@ -11579,7 +11771,7 @@
                 <w:rFonts w:ascii="Arial" w:hAnsi="Arial"/>
                 <w:sz w:val="14"/>
               </w:rPr>
-              <w:t>14 Nov 2024</w:t>
+              <w:t>Jun 2026 (consultation)</w:t>
             </w:r>
           </w:p>
         </w:tc>
@@ -11597,7 +11789,7 @@
                 <w:rFonts w:ascii="Arial" w:hAnsi="Arial"/>
                 <w:sz w:val="14"/>
               </w:rPr>
-              <w:t>Analytical report. Expressly not a standard.</w:t>
+              <w:t>Consultation report. The FSB states expressly that the sound practices are not intended to establish an international standard. Not binding anywhere.</w:t>
             </w:r>
           </w:p>
         </w:tc>
@@ -11615,7 +11807,7 @@
                 <w:rFonts w:ascii="Arial" w:hAnsi="Arial"/>
                 <w:sz w:val="14"/>
               </w:rPr>
-              <w:t>https://www.fsb.org/2024/11/the-financial-stability-implications-of-artificial-intelligence/</w:t>
+              <w:t>https://www.fsb.org/2026/06/sound-practices-for-responsible-adoption-of-artificial-intelligence-ai/</w:t>
             </w:r>
           </w:p>
         </w:tc>
@@ -11634,7 +11826,7 @@
                 <w:rFonts w:ascii="Arial" w:hAnsi="Arial"/>
                 <w:sz w:val="14"/>
               </w:rPr>
-              <w:t>FSB-AI-2017</w:t>
+              <w:t>FSB-AI-2024</w:t>
             </w:r>
           </w:p>
         </w:tc>
@@ -11668,7 +11860,7 @@
                 <w:rFonts w:ascii="Arial" w:hAnsi="Arial"/>
                 <w:sz w:val="14"/>
               </w:rPr>
-              <w:t>Artificial intelligence and machine learning in financial services</w:t>
+              <w:t>The Financial Stability Implications of Artificial Intelligence</w:t>
             </w:r>
           </w:p>
         </w:tc>
@@ -11685,7 +11877,7 @@
                 <w:rFonts w:ascii="Arial" w:hAnsi="Arial"/>
                 <w:sz w:val="14"/>
               </w:rPr>
-              <w:t>1 Nov 2017</w:t>
+              <w:t>14 Nov 2024</w:t>
             </w:r>
           </w:p>
         </w:tc>
@@ -11702,7 +11894,7 @@
                 <w:rFonts w:ascii="Arial" w:hAnsi="Arial"/>
                 <w:sz w:val="14"/>
               </w:rPr>
-              <w:t>Analytical report. Not a standard.</w:t>
+              <w:t>Analytical report. Expressly not a standard.</w:t>
             </w:r>
           </w:p>
         </w:tc>
@@ -11719,7 +11911,7 @@
                 <w:rFonts w:ascii="Arial" w:hAnsi="Arial"/>
                 <w:sz w:val="14"/>
               </w:rPr>
-              <w:t>https://www.fsb.org/2017/11/artificial-intelligence-and-machine-learning-in-financial-service/</w:t>
+              <w:t>https://www.fsb.org/2024/11/the-financial-stability-implications-of-artificial-intelligence/</w:t>
             </w:r>
           </w:p>
         </w:tc>
@@ -11739,7 +11931,7 @@
                 <w:rFonts w:ascii="Arial" w:hAnsi="Arial"/>
                 <w:sz w:val="14"/>
               </w:rPr>
-              <w:t>APRA-CPS220</w:t>
+              <w:t>FSB-AI-2017</w:t>
             </w:r>
           </w:p>
         </w:tc>
@@ -11757,7 +11949,7 @@
                 <w:rFonts w:ascii="Arial" w:hAnsi="Arial"/>
                 <w:sz w:val="14"/>
               </w:rPr>
-              <w:t>APRA</w:t>
+              <w:t>FSB</w:t>
             </w:r>
           </w:p>
         </w:tc>
@@ -11775,7 +11967,7 @@
                 <w:rFonts w:ascii="Arial" w:hAnsi="Arial"/>
                 <w:sz w:val="14"/>
               </w:rPr>
-              <w:t>Prudential Standard CPS 220 Risk Management</w:t>
+              <w:t>Artificial intelligence and machine learning in financial services</w:t>
             </w:r>
           </w:p>
         </w:tc>
@@ -11793,7 +11985,7 @@
                 <w:rFonts w:ascii="Arial" w:hAnsi="Arial"/>
                 <w:sz w:val="14"/>
               </w:rPr>
-              <w:t>Commenced 1 Jul 2019</w:t>
+              <w:t>1 Nov 2017</w:t>
             </w:r>
           </w:p>
         </w:tc>
@@ -11811,7 +12003,7 @@
                 <w:rFonts w:ascii="Arial" w:hAnsi="Arial"/>
                 <w:sz w:val="14"/>
               </w:rPr>
-              <w:t>Binding cross-industry prudential standard.</w:t>
+              <w:t>Analytical report. Not a standard.</w:t>
             </w:r>
           </w:p>
         </w:tc>
@@ -11829,7 +12021,7 @@
                 <w:rFonts w:ascii="Arial" w:hAnsi="Arial"/>
                 <w:sz w:val="14"/>
               </w:rPr>
-              <w:t>https://www.apra.gov.au/standards/cps-220</w:t>
+              <w:t>https://www.fsb.org/2017/11/artificial-intelligence-and-machine-learning-in-financial-service/</w:t>
             </w:r>
           </w:p>
         </w:tc>
@@ -11848,7 +12040,7 @@
                 <w:rFonts w:ascii="Arial" w:hAnsi="Arial"/>
                 <w:sz w:val="14"/>
               </w:rPr>
-              <w:t>APRA-SPS220</w:t>
+              <w:t>APRA-CPS220</w:t>
             </w:r>
           </w:p>
         </w:tc>
@@ -11882,7 +12074,7 @@
                 <w:rFonts w:ascii="Arial" w:hAnsi="Arial"/>
                 <w:sz w:val="14"/>
               </w:rPr>
-              <w:t>Prudential Standard SPS 220 Risk Management</w:t>
+              <w:t>Prudential Standard CPS 220 Risk Management</w:t>
             </w:r>
           </w:p>
         </w:tc>
@@ -11899,7 +12091,7 @@
                 <w:rFonts w:ascii="Arial" w:hAnsi="Arial"/>
                 <w:sz w:val="14"/>
               </w:rPr>
-              <w:t>Commenced 1 Jan 2023</w:t>
+              <w:t>Commenced 1 Jul 2019</w:t>
             </w:r>
           </w:p>
         </w:tc>
@@ -11916,7 +12108,7 @@
                 <w:rFonts w:ascii="Arial" w:hAnsi="Arial"/>
                 <w:sz w:val="14"/>
               </w:rPr>
-              <w:t>Binding prudential standard.</w:t>
+              <w:t>Binding cross-industry prudential standard.</w:t>
             </w:r>
           </w:p>
         </w:tc>
@@ -11933,7 +12125,7 @@
                 <w:rFonts w:ascii="Arial" w:hAnsi="Arial"/>
                 <w:sz w:val="14"/>
               </w:rPr>
-              <w:t>https://www.apra.gov.au/standards/sps-220</w:t>
+              <w:t>https://www.apra.gov.au/standards/cps-220</w:t>
             </w:r>
           </w:p>
         </w:tc>
@@ -11953,7 +12145,7 @@
                 <w:rFonts w:ascii="Arial" w:hAnsi="Arial"/>
                 <w:sz w:val="14"/>
               </w:rPr>
-              <w:t>APRA-CPS230</w:t>
+              <w:t>APRA-SPS220</w:t>
             </w:r>
           </w:p>
         </w:tc>
@@ -11989,7 +12181,7 @@
                 <w:rFonts w:ascii="Arial" w:hAnsi="Arial"/>
                 <w:sz w:val="14"/>
               </w:rPr>
-              <w:t>Prudential Standard CPS 230 Operational Risk Management</w:t>
+              <w:t>Prudential Standard SPS 220 Risk Management</w:t>
             </w:r>
           </w:p>
         </w:tc>
@@ -12007,7 +12199,7 @@
                 <w:rFonts w:ascii="Arial" w:hAnsi="Arial"/>
                 <w:sz w:val="14"/>
               </w:rPr>
-              <w:t>Determined 23 Apr 2026; commences 1 Jul 2026</w:t>
+              <w:t>Commenced 1 Jan 2023</w:t>
             </w:r>
           </w:p>
         </w:tc>
@@ -12025,7 +12217,7 @@
                 <w:rFonts w:ascii="Arial" w:hAnsi="Arial"/>
                 <w:sz w:val="14"/>
               </w:rPr>
-              <w:t>Binding cross-industry prudential standard. The current determination revokes and replaces the 2023 determination, under which CPS 230 commenced on 1 July 2025.</w:t>
+              <w:t>Binding prudential standard.</w:t>
             </w:r>
           </w:p>
         </w:tc>
@@ -12043,7 +12235,7 @@
                 <w:rFonts w:ascii="Arial" w:hAnsi="Arial"/>
                 <w:sz w:val="14"/>
               </w:rPr>
-              <w:t>https://www.apra.gov.au/standards/cps-230</w:t>
+              <w:t>https://www.apra.gov.au/standards/sps-220</w:t>
             </w:r>
           </w:p>
         </w:tc>
@@ -12062,7 +12254,7 @@
                 <w:rFonts w:ascii="Arial" w:hAnsi="Arial"/>
                 <w:sz w:val="14"/>
               </w:rPr>
-              <w:t>APRA-CPS234</w:t>
+              <w:t>APRA-CPS230</w:t>
             </w:r>
           </w:p>
         </w:tc>
@@ -12096,7 +12288,7 @@
                 <w:rFonts w:ascii="Arial" w:hAnsi="Arial"/>
                 <w:sz w:val="14"/>
               </w:rPr>
-              <w:t>Prudential Standard CPS 234 Information Security</w:t>
+              <w:t>Prudential Standard CPS 230 Operational Risk Management</w:t>
             </w:r>
           </w:p>
         </w:tc>
@@ -12113,7 +12305,7 @@
                 <w:rFonts w:ascii="Arial" w:hAnsi="Arial"/>
                 <w:sz w:val="14"/>
               </w:rPr>
-              <w:t>Commenced 1 Jul 2019</w:t>
+              <w:t>Determined 23 Apr 2026; commences 1 Jul 2026</w:t>
             </w:r>
           </w:p>
         </w:tc>
@@ -12130,7 +12322,7 @@
                 <w:rFonts w:ascii="Arial" w:hAnsi="Arial"/>
                 <w:sz w:val="14"/>
               </w:rPr>
-              <w:t>Binding cross-industry prudential standard.</w:t>
+              <w:t>Binding cross-industry prudential standard. The current determination revokes and replaces the 2023 determination, under which CPS 230 commenced on 1 July 2025.</w:t>
             </w:r>
           </w:p>
         </w:tc>
@@ -12147,7 +12339,7 @@
                 <w:rFonts w:ascii="Arial" w:hAnsi="Arial"/>
                 <w:sz w:val="14"/>
               </w:rPr>
-              <w:t>https://www.apra.gov.au/standards/cps-234</w:t>
+              <w:t>https://www.apra.gov.au/standards/cps-230</w:t>
             </w:r>
           </w:p>
         </w:tc>
@@ -12167,7 +12359,7 @@
                 <w:rFonts w:ascii="Arial" w:hAnsi="Arial"/>
                 <w:sz w:val="14"/>
               </w:rPr>
-              <w:t>APRA-CPG235</w:t>
+              <w:t>APRA-CPS234</w:t>
             </w:r>
           </w:p>
         </w:tc>
@@ -12203,7 +12395,7 @@
                 <w:rFonts w:ascii="Arial" w:hAnsi="Arial"/>
                 <w:sz w:val="14"/>
               </w:rPr>
-              <w:t>Prudential Practice Guide CPG 235 Managing Data Risk</w:t>
+              <w:t>Prudential Standard CPS 234 Information Security</w:t>
             </w:r>
           </w:p>
         </w:tc>
@@ -12221,7 +12413,7 @@
                 <w:rFonts w:ascii="Arial" w:hAnsi="Arial"/>
                 <w:sz w:val="14"/>
               </w:rPr>
-              <w:t>Sep 2013</w:t>
+              <w:t>Commenced 1 Jul 2019</w:t>
             </w:r>
           </w:p>
         </w:tc>
@@ -12239,7 +12431,7 @@
                 <w:rFonts w:ascii="Arial" w:hAnsi="Arial"/>
                 <w:sz w:val="14"/>
               </w:rPr>
-              <w:t>Prudential practice guide. Non-enforceable guidance.</w:t>
+              <w:t>Binding cross-industry prudential standard.</w:t>
             </w:r>
           </w:p>
         </w:tc>
@@ -12257,7 +12449,7 @@
                 <w:rFonts w:ascii="Arial" w:hAnsi="Arial"/>
                 <w:sz w:val="14"/>
               </w:rPr>
-              <w:t>https://www.apra.gov.au/system/files/Prudential-Practice-Guide-CPG-235-Managing-Data-Risk_1.pdf</w:t>
+              <w:t>https://www.apra.gov.au/standards/cps-234</w:t>
             </w:r>
           </w:p>
         </w:tc>
@@ -12276,7 +12468,7 @@
                 <w:rFonts w:ascii="Arial" w:hAnsi="Arial"/>
                 <w:sz w:val="14"/>
               </w:rPr>
-              <w:t>APRA-APS113</w:t>
+              <w:t>APRA-CPG235</w:t>
             </w:r>
           </w:p>
         </w:tc>
@@ -12310,7 +12502,7 @@
                 <w:rFonts w:ascii="Arial" w:hAnsi="Arial"/>
                 <w:sz w:val="14"/>
               </w:rPr>
-              <w:t>Prudential Standard APS 113 Capital Adequacy: Internal Ratings-based Approach to Credit Risk</w:t>
+              <w:t>Prudential Practice Guide CPG 235 Managing Data Risk</w:t>
             </w:r>
           </w:p>
         </w:tc>
@@ -12327,7 +12519,7 @@
                 <w:rFonts w:ascii="Arial" w:hAnsi="Arial"/>
                 <w:sz w:val="14"/>
               </w:rPr>
-              <w:t>Released 4 Jun 2026; commenced 30 Jun 2026</w:t>
+              <w:t>Sep 2013</w:t>
             </w:r>
           </w:p>
         </w:tc>
@@ -12344,7 +12536,7 @@
                 <w:rFonts w:ascii="Arial" w:hAnsi="Arial"/>
                 <w:sz w:val="14"/>
               </w:rPr>
-              <w:t>Binding prudential standard.</w:t>
+              <w:t>Prudential practice guide. Non-enforceable guidance.</w:t>
             </w:r>
           </w:p>
         </w:tc>
@@ -12361,7 +12553,7 @@
                 <w:rFonts w:ascii="Arial" w:hAnsi="Arial"/>
                 <w:sz w:val="14"/>
               </w:rPr>
-              <w:t>https://www.apra.gov.au/standards/aps-113</w:t>
+              <w:t>https://www.apra.gov.au/system/files/Prudential-Practice-Guide-CPG-235-Managing-Data-Risk_1.pdf</w:t>
             </w:r>
           </w:p>
         </w:tc>
@@ -12381,7 +12573,7 @@
                 <w:rFonts w:ascii="Arial" w:hAnsi="Arial"/>
                 <w:sz w:val="14"/>
               </w:rPr>
-              <w:t>APRA-CPS320</w:t>
+              <w:t>APRA-APS113</w:t>
             </w:r>
           </w:p>
         </w:tc>
@@ -12417,7 +12609,7 @@
                 <w:rFonts w:ascii="Arial" w:hAnsi="Arial"/>
                 <w:sz w:val="14"/>
               </w:rPr>
-              <w:t>Prudential Standard CPS 320 Actuarial and Related Matters</w:t>
+              <w:t>Prudential Standard APS 113 Capital Adequacy: Internal Ratings-based Approach to Credit Risk</w:t>
             </w:r>
           </w:p>
         </w:tc>
@@ -12435,7 +12627,7 @@
                 <w:rFonts w:ascii="Arial" w:hAnsi="Arial"/>
                 <w:sz w:val="14"/>
               </w:rPr>
-              <w:t>Determined 29 Apr 2026; commenced 1 Jul 2026</w:t>
+              <w:t>Released 4 Jun 2026; commenced 30 Jun 2026</w:t>
             </w:r>
           </w:p>
         </w:tc>
@@ -12471,7 +12663,7 @@
                 <w:rFonts w:ascii="Arial" w:hAnsi="Arial"/>
                 <w:sz w:val="14"/>
               </w:rPr>
-              <w:t>https://www.apra.gov.au/standards/cps-320</w:t>
+              <w:t>https://www.apra.gov.au/standards/aps-113</w:t>
             </w:r>
           </w:p>
         </w:tc>
@@ -12490,6 +12682,111 @@
                 <w:rFonts w:ascii="Arial" w:hAnsi="Arial"/>
                 <w:sz w:val="14"/>
               </w:rPr>
+              <w:t>APRA-CPS320</w:t>
+            </w:r>
+          </w:p>
+        </w:tc>
+        <w:tc>
+          <w:tcPr>
+            <w:tcW w:type="dxa" w:w="850"/>
+          </w:tcPr>
+          <w:p>
+            <w:pPr>
+              <w:pStyle w:val="TableText"/>
+            </w:pPr>
+            <w:r>
+              <w:rPr>
+                <w:rFonts w:ascii="Arial" w:hAnsi="Arial"/>
+                <w:sz w:val="14"/>
+              </w:rPr>
+              <w:t>APRA</w:t>
+            </w:r>
+          </w:p>
+        </w:tc>
+        <w:tc>
+          <w:tcPr>
+            <w:tcW w:type="dxa" w:w="2494"/>
+          </w:tcPr>
+          <w:p>
+            <w:pPr>
+              <w:pStyle w:val="TableText"/>
+            </w:pPr>
+            <w:r>
+              <w:rPr>
+                <w:rFonts w:ascii="Arial" w:hAnsi="Arial"/>
+                <w:sz w:val="14"/>
+              </w:rPr>
+              <w:t>Prudential Standard CPS 320 Actuarial and Related Matters</w:t>
+            </w:r>
+          </w:p>
+        </w:tc>
+        <w:tc>
+          <w:tcPr>
+            <w:tcW w:type="dxa" w:w="1304"/>
+          </w:tcPr>
+          <w:p>
+            <w:pPr>
+              <w:pStyle w:val="TableText"/>
+            </w:pPr>
+            <w:r>
+              <w:rPr>
+                <w:rFonts w:ascii="Arial" w:hAnsi="Arial"/>
+                <w:sz w:val="14"/>
+              </w:rPr>
+              <w:t>Determined 29 Apr 2026; commenced 1 Jul 2026</w:t>
+            </w:r>
+          </w:p>
+        </w:tc>
+        <w:tc>
+          <w:tcPr>
+            <w:tcW w:type="dxa" w:w="1701"/>
+          </w:tcPr>
+          <w:p>
+            <w:pPr>
+              <w:pStyle w:val="TableText"/>
+            </w:pPr>
+            <w:r>
+              <w:rPr>
+                <w:rFonts w:ascii="Arial" w:hAnsi="Arial"/>
+                <w:sz w:val="14"/>
+              </w:rPr>
+              <w:t>Binding prudential standard.</w:t>
+            </w:r>
+          </w:p>
+        </w:tc>
+        <w:tc>
+          <w:tcPr>
+            <w:tcW w:type="dxa" w:w="1984"/>
+          </w:tcPr>
+          <w:p>
+            <w:pPr>
+              <w:pStyle w:val="TableText"/>
+            </w:pPr>
+            <w:r>
+              <w:rPr>
+                <w:rFonts w:ascii="Arial" w:hAnsi="Arial"/>
+                <w:sz w:val="14"/>
+              </w:rPr>
+              <w:t>https://www.apra.gov.au/standards/cps-320</w:t>
+            </w:r>
+          </w:p>
+        </w:tc>
+      </w:tr>
+      <w:tr>
+        <w:tc>
+          <w:tcPr>
+            <w:tcW w:type="dxa" w:w="1077"/>
+            <w:shd w:val="clear" w:color="auto" w:fill="F4F6FA"/>
+          </w:tcPr>
+          <w:p>
+            <w:pPr>
+              <w:pStyle w:val="TableText"/>
+            </w:pPr>
+            <w:r>
+              <w:rPr>
+                <w:rFonts w:ascii="Arial" w:hAnsi="Arial"/>
+                <w:sz w:val="14"/>
+              </w:rPr>
               <w:t>APRA-SPS530</w:t>
             </w:r>
           </w:p>
@@ -12497,6 +12794,7 @@
         <w:tc>
           <w:tcPr>
             <w:tcW w:type="dxa" w:w="850"/>
+            <w:shd w:val="clear" w:color="auto" w:fill="F4F6FA"/>
           </w:tcPr>
           <w:p>
             <w:pPr>
@@ -12514,6 +12812,7 @@
         <w:tc>
           <w:tcPr>
             <w:tcW w:type="dxa" w:w="2494"/>
+            <w:shd w:val="clear" w:color="auto" w:fill="F4F6FA"/>
           </w:tcPr>
           <w:p>
             <w:pPr>
@@ -12531,6 +12830,7 @@
         <w:tc>
           <w:tcPr>
             <w:tcW w:type="dxa" w:w="1304"/>
+            <w:shd w:val="clear" w:color="auto" w:fill="F4F6FA"/>
           </w:tcPr>
           <w:p>
             <w:pPr>
@@ -12548,6 +12848,7 @@
         <w:tc>
           <w:tcPr>
             <w:tcW w:type="dxa" w:w="1701"/>
+            <w:shd w:val="clear" w:color="auto" w:fill="F4F6FA"/>
           </w:tcPr>
           <w:p>
             <w:pPr>
@@ -12565,6 +12866,7 @@
         <w:tc>
           <w:tcPr>
             <w:tcW w:type="dxa" w:w="1984"/>
+            <w:shd w:val="clear" w:color="auto" w:fill="F4F6FA"/>
           </w:tcPr>
           <w:p>
             <w:pPr>
@@ -12576,6 +12878,110 @@
                 <w:sz w:val="14"/>
               </w:rPr>
               <w:t>https://www.apra.gov.au/standards/sps-530</w:t>
+            </w:r>
+          </w:p>
+        </w:tc>
+      </w:tr>
+      <w:tr>
+        <w:tc>
+          <w:tcPr>
+            <w:tcW w:type="dxa" w:w="1077"/>
+          </w:tcPr>
+          <w:p>
+            <w:pPr>
+              <w:pStyle w:val="TableText"/>
+            </w:pPr>
+            <w:r>
+              <w:rPr>
+                <w:rFonts w:ascii="Arial" w:hAnsi="Arial"/>
+                <w:sz w:val="14"/>
+              </w:rPr>
+              <w:t>APRA-SPS114</w:t>
+            </w:r>
+          </w:p>
+        </w:tc>
+        <w:tc>
+          <w:tcPr>
+            <w:tcW w:type="dxa" w:w="850"/>
+          </w:tcPr>
+          <w:p>
+            <w:pPr>
+              <w:pStyle w:val="TableText"/>
+            </w:pPr>
+            <w:r>
+              <w:rPr>
+                <w:rFonts w:ascii="Arial" w:hAnsi="Arial"/>
+                <w:sz w:val="14"/>
+              </w:rPr>
+              <w:t>APRA</w:t>
+            </w:r>
+          </w:p>
+        </w:tc>
+        <w:tc>
+          <w:tcPr>
+            <w:tcW w:type="dxa" w:w="2494"/>
+          </w:tcPr>
+          <w:p>
+            <w:pPr>
+              <w:pStyle w:val="TableText"/>
+            </w:pPr>
+            <w:r>
+              <w:rPr>
+                <w:rFonts w:ascii="Arial" w:hAnsi="Arial"/>
+                <w:sz w:val="14"/>
+              </w:rPr>
+              <w:t>Prudential Standard SPS 114 Operational Risk Financial Requirement</w:t>
+            </w:r>
+          </w:p>
+        </w:tc>
+        <w:tc>
+          <w:tcPr>
+            <w:tcW w:type="dxa" w:w="1304"/>
+          </w:tcPr>
+          <w:p>
+            <w:pPr>
+              <w:pStyle w:val="TableText"/>
+            </w:pPr>
+            <w:r>
+              <w:rPr>
+                <w:rFonts w:ascii="Arial" w:hAnsi="Arial"/>
+                <w:sz w:val="14"/>
+              </w:rPr>
+              <w:t>In force; commencement not separately verified</w:t>
+            </w:r>
+          </w:p>
+        </w:tc>
+        <w:tc>
+          <w:tcPr>
+            <w:tcW w:type="dxa" w:w="1701"/>
+          </w:tcPr>
+          <w:p>
+            <w:pPr>
+              <w:pStyle w:val="TableText"/>
+            </w:pPr>
+            <w:r>
+              <w:rPr>
+                <w:rFonts w:ascii="Arial" w:hAnsi="Arial"/>
+                <w:sz w:val="14"/>
+              </w:rPr>
+              <w:t>Binding prudential standard.</w:t>
+            </w:r>
+          </w:p>
+        </w:tc>
+        <w:tc>
+          <w:tcPr>
+            <w:tcW w:type="dxa" w:w="1984"/>
+          </w:tcPr>
+          <w:p>
+            <w:pPr>
+              <w:pStyle w:val="TableText"/>
+            </w:pPr>
+            <w:r>
+              <w:rPr>
+                <w:rFonts w:ascii="Arial" w:hAnsi="Arial"/>
+                <w:sz w:val="14"/>
+              </w:rPr>
+              <w:t>https://www.apra.gov.au/standards/sps-114</w:t>
             </w:r>
           </w:p>
         </w:tc>

--- a/CPS_XXXX_Model_Risk_Management.docx
+++ b/CPS_XXXX_Model_Risk_Management.docx
@@ -478,7 +478,7 @@
         <w:pStyle w:val="Heading3"/>
       </w:pPr>
       <w:r>
-        <w:t>A4 — Transitional arrangements for models already in use</w:t>
+        <w:t>A4 — Transitional arrangements</w:t>
       </w:r>
     </w:p>
     <w:p>
@@ -489,7 +489,7 @@
         <w:rPr>
           <w:b/>
         </w:rPr>
-        <w:t>A4. An APRA-regulated entity must bring a model that is in use at the commencement of this Prudential Standard into compliance in accordance with a documented remediation plan approved by the Board or a Board committee, within the period determined by APRA.</w:t>
+        <w:t>A4. An APRA-regulated entity must comply with the framework, governance and identification requirements of this Prudential Standard from commencement, and must bring each model that is in use at commencement into compliance with the remaining requirements in accordance with a documented remediation plan approved by the Board or a Board committee, within the period determined by APRA.</w:t>
       </w:r>
     </w:p>
     <w:p>
@@ -497,7 +497,7 @@
         <w:pStyle w:val="Guidance"/>
       </w:pPr>
       <w:r>
-        <w:t>Without this paragraph, requirements expressed as a bar on use — such as the pre-implementation testing and independent validation requirements — would on commencement prohibit the continued use of models the entity is already relying on. That is not the intended effect.</w:t>
+        <w:t>The two limbs address different problems. Entity-level obligations — the framework, the accountable executive, policies, appetite and the inventory — can be met from commencement and are the foundation for everything else. Model-level obligations expressed as a bar on use, such as pre-implementation testing and independent validation, would on commencement prohibit the continued use of models the entity is already relying on, which is not the intended effect.</w:t>
       </w:r>
     </w:p>
     <w:p>
@@ -548,7 +548,7 @@
         <w:pStyle w:val="Heading3"/>
       </w:pPr>
       <w:r>
-        <w:t>A6 — Interpretation and previous determinations</w:t>
+        <w:t>A6 — Interpretation, defined terms and foreign ADIs</w:t>
       </w:r>
     </w:p>
     <w:p>
@@ -559,7 +559,7 @@
         <w:rPr>
           <w:b/>
         </w:rPr>
-        <w:t>A6. Terms defined in Annex A have the meaning given in that Annex, and a reference to a prudential standard is a reference to that standard as in force from time to time.</w:t>
+        <w:t>A6. Terms defined in Annex A have the meaning given in that Annex; a term not so defined has the meaning given in Prudential Standard CPS 001 Defined Terms; a reference to a prudential standard is a reference to that standard as in force from time to time; and, for a foreign ADI, a reference to the Board is a reference to the senior officer outside Australia to whom authority has been delegated, and this Prudential Standard applies in respect of the models used in or affecting its Australian operations.</w:t>
       </w:r>
     </w:p>
     <w:p>
@@ -567,7 +567,15 @@
         <w:pStyle w:val="Guidance"/>
       </w:pPr>
       <w:r>
-        <w:t>Where an AI system meets the definition of a model, this Prudential Standard applies to it. The interaction with any separate prudential standard on artificial intelligence risk management is addressed in M34 and is a matter for settlement once the numbering and scope of that instrument are known.</w:t>
+        <w:t>Where an artificial intelligence system meets the definition of a model, this Prudential Standard applies to it. The interaction with any separate prudential standard on artificial intelligence risk management is addressed in M34 and is a matter for settlement once the numbering and scope of that instrument are known.</w:t>
+      </w:r>
+    </w:p>
+    <w:p>
+      <w:pPr>
+        <w:pStyle w:val="Guidance"/>
+      </w:pPr>
+      <w:r>
+        <w:t>The read-down for foreign ADIs follows the approach taken in the other cross-industry standards. Without it, every governance obligation expressed in terms of the Board would be incapable of performance by a branch.</w:t>
       </w:r>
     </w:p>
     <w:tbl>
@@ -1157,7 +1165,7 @@
         <w:rPr>
           <w:b/>
         </w:rPr>
-        <w:t>M03. An APRA-regulated entity must identify material quantitative decision tools that fall outside its model definition — being tools whose output is fully determined by their inputs and documented rules, without estimation, statistical inference or an embedded assumption about an uncertain quantity — record them, and apply controls proportionate to the risk they present.</w:t>
+        <w:t>M03. An APRA-regulated entity must identify material quantitative decision tools that fall outside its model definition — being tools whose output is fully determined by their inputs and documented rules, without estimation, statistical inference or an embedded assumption about an uncertain quantity, and whose output does not determine a regulatory figure, a reported valuation or an amount attributable to a customer or beneficiary — record them, and apply controls proportionate to the risk they present.</w:t>
       </w:r>
     </w:p>
     <w:p>
@@ -1381,7 +1389,7 @@
         <w:rPr>
           <w:b/>
         </w:rPr>
-        <w:t>M07. An APRA-regulated entity must assign, for each model, a model owner accountable for the model throughout its lifecycle, and must define the roles, responsibilities and required independence of developers, validators, approvers, users and those responsible for monitoring.</w:t>
+        <w:t>M07. An APRA-regulated entity must assign, for each model, a model owner accountable for the model throughout its lifecycle, and must define the roles, responsibilities and required independence of developers, validators, approvers, users and those responsible for monitoring. Where development, validation, approval or monitoring is performed by another member of the entity's group or by a related body corporate, the entity must satisfy itself that the work meets the requirements of this Prudential Standard and must retain the ability to direct, challenge and obtain evidence of it.</w:t>
       </w:r>
     </w:p>
     <w:p>
@@ -2569,7 +2577,7 @@
         <w:rPr>
           <w:b/>
         </w:rPr>
-        <w:t>M29. An APRA-regulated entity must record known model limitations and deficiencies, apply compensating controls where a limitation is material and not immediately resolvable, track remediation to completion against owners and dates, and escalate overdue or unresolved material findings.</w:t>
+        <w:t>M29. An APRA-regulated entity must record known model limitations and deficiencies, apply compensating controls where a limitation is material and not immediately resolvable, track remediation to completion against owners and dates, and escalate overdue or unresolved material findings. On identifying a material model error or failure, the entity must determine its cause, assess whether the same weakness affects other models, and assess and address the effect on decisions, figures, balances and amounts attributable to customers or beneficiaries that the model has already produced.</w:t>
       </w:r>
     </w:p>
     <w:p>
@@ -2623,7 +2631,7 @@
         <w:rPr>
           <w:b/>
         </w:rPr>
-        <w:t>M30. An APRA-regulated entity must be able to restrict, suspend, replace or decommission a model that is unfit for its purpose, and must manage decommissioning so that dependent processes, downstream models and outputs that remain in force are addressed and records are retained.</w:t>
+        <w:t>M30. An APRA-regulated entity must be able to restrict, suspend, replace or decommission a model that is unfit for its purpose, and must manage decommissioning so that dependent processes, downstream models and outputs that remain in force are addressed and records are retained. Where a model in the entity's highest risk tier is material to a decision or figure, the entity must identify and periodically assess the alternative basis on which that decision or figure would be determined if the model were unavailable.</w:t>
       </w:r>
     </w:p>
     <w:p>
@@ -3009,7 +3017,7 @@
         <w:rPr>
           <w:b/>
         </w:rPr>
-        <w:t>M37. An APRA-regulated insurer must apply this Prudential Standard to models used to determine insurance liabilities, premiums, reinsurance recoveries and capital, and must ensure that the role of the Appointed Actuary and this Prudential Standard's validation requirements operate together without gaps in independent review. Independent review performed under CPS 320 and the sectoral actuarial standards may satisfy the independent validation requirement for an actuarial model to the extent the reviewer was not responsible for developing the model or setting its assumptions, and the insurer must identify and separately address any element not so covered.</w:t>
+        <w:t>M37. An APRA-regulated insurer, including a private health insurer, must apply this Prudential Standard to models used to determine insurance liabilities, including deferred claims liabilities and, for a private health insurer, amounts arising under the risk equalisation arrangements, and to models used to determine premiums, reinsurance recoveries and capital, and must ensure that the role of the Appointed Actuary and this Prudential Standard's validation requirements operate together without gaps in independent review. Independent review performed under CPS 320 and the sectoral actuarial standards may satisfy the independent validation requirement for an actuarial model to the extent the reviewer was not responsible for developing the model or setting its assumptions, and the insurer must identify and separately address any element not so covered.</w:t>
       </w:r>
     </w:p>
     <w:p>
@@ -12896,7 +12904,7 @@
                 <w:rFonts w:ascii="Arial" w:hAnsi="Arial"/>
                 <w:sz w:val="14"/>
               </w:rPr>
-              <w:t>APRA-SPS114</w:t>
+              <w:t>APRA-HPS110</w:t>
             </w:r>
           </w:p>
         </w:tc>
@@ -12930,7 +12938,7 @@
                 <w:rFonts w:ascii="Arial" w:hAnsi="Arial"/>
                 <w:sz w:val="14"/>
               </w:rPr>
-              <w:t>Prudential Standard SPS 114 Operational Risk Financial Requirement</w:t>
+              <w:t>Prudential Standard HPS 110 Capital Adequacy (private health insurance)</w:t>
             </w:r>
           </w:p>
         </w:tc>
@@ -12981,7 +12989,7 @@
                 <w:rFonts w:ascii="Arial" w:hAnsi="Arial"/>
                 <w:sz w:val="14"/>
               </w:rPr>
-              <w:t>https://www.apra.gov.au/standards/sps-114</w:t>
+              <w:t>https://www.apra.gov.au/standards/hps-110</w:t>
             </w:r>
           </w:p>
         </w:tc>
@@ -13001,7 +13009,7 @@
                 <w:rFonts w:ascii="Arial" w:hAnsi="Arial"/>
                 <w:sz w:val="14"/>
               </w:rPr>
-              <w:t>APRA-SPS515</w:t>
+              <w:t>APRA-SPS114</w:t>
             </w:r>
           </w:p>
         </w:tc>
@@ -13037,7 +13045,7 @@
                 <w:rFonts w:ascii="Arial" w:hAnsi="Arial"/>
                 <w:sz w:val="14"/>
               </w:rPr>
-              <w:t>Prudential Standard SPS 515 Strategic Planning and Member Outcomes</w:t>
+              <w:t>Prudential Standard SPS 114 Operational Risk Financial Requirement</w:t>
             </w:r>
           </w:p>
         </w:tc>
@@ -13081,6 +13089,110 @@
           <w:tcPr>
             <w:tcW w:type="dxa" w:w="1984"/>
             <w:shd w:val="clear" w:color="auto" w:fill="F4F6FA"/>
+          </w:tcPr>
+          <w:p>
+            <w:pPr>
+              <w:pStyle w:val="TableText"/>
+            </w:pPr>
+            <w:r>
+              <w:rPr>
+                <w:rFonts w:ascii="Arial" w:hAnsi="Arial"/>
+                <w:sz w:val="14"/>
+              </w:rPr>
+              <w:t>https://www.apra.gov.au/standards/sps-114</w:t>
+            </w:r>
+          </w:p>
+        </w:tc>
+      </w:tr>
+      <w:tr>
+        <w:tc>
+          <w:tcPr>
+            <w:tcW w:type="dxa" w:w="1077"/>
+          </w:tcPr>
+          <w:p>
+            <w:pPr>
+              <w:pStyle w:val="TableText"/>
+            </w:pPr>
+            <w:r>
+              <w:rPr>
+                <w:rFonts w:ascii="Arial" w:hAnsi="Arial"/>
+                <w:sz w:val="14"/>
+              </w:rPr>
+              <w:t>APRA-SPS515</w:t>
+            </w:r>
+          </w:p>
+        </w:tc>
+        <w:tc>
+          <w:tcPr>
+            <w:tcW w:type="dxa" w:w="850"/>
+          </w:tcPr>
+          <w:p>
+            <w:pPr>
+              <w:pStyle w:val="TableText"/>
+            </w:pPr>
+            <w:r>
+              <w:rPr>
+                <w:rFonts w:ascii="Arial" w:hAnsi="Arial"/>
+                <w:sz w:val="14"/>
+              </w:rPr>
+              <w:t>APRA</w:t>
+            </w:r>
+          </w:p>
+        </w:tc>
+        <w:tc>
+          <w:tcPr>
+            <w:tcW w:type="dxa" w:w="2494"/>
+          </w:tcPr>
+          <w:p>
+            <w:pPr>
+              <w:pStyle w:val="TableText"/>
+            </w:pPr>
+            <w:r>
+              <w:rPr>
+                <w:rFonts w:ascii="Arial" w:hAnsi="Arial"/>
+                <w:sz w:val="14"/>
+              </w:rPr>
+              <w:t>Prudential Standard SPS 515 Strategic Planning and Member Outcomes</w:t>
+            </w:r>
+          </w:p>
+        </w:tc>
+        <w:tc>
+          <w:tcPr>
+            <w:tcW w:type="dxa" w:w="1304"/>
+          </w:tcPr>
+          <w:p>
+            <w:pPr>
+              <w:pStyle w:val="TableText"/>
+            </w:pPr>
+            <w:r>
+              <w:rPr>
+                <w:rFonts w:ascii="Arial" w:hAnsi="Arial"/>
+                <w:sz w:val="14"/>
+              </w:rPr>
+              <w:t>In force; commencement not separately verified</w:t>
+            </w:r>
+          </w:p>
+        </w:tc>
+        <w:tc>
+          <w:tcPr>
+            <w:tcW w:type="dxa" w:w="1701"/>
+          </w:tcPr>
+          <w:p>
+            <w:pPr>
+              <w:pStyle w:val="TableText"/>
+            </w:pPr>
+            <w:r>
+              <w:rPr>
+                <w:rFonts w:ascii="Arial" w:hAnsi="Arial"/>
+                <w:sz w:val="14"/>
+              </w:rPr>
+              <w:t>Binding prudential standard.</w:t>
+            </w:r>
+          </w:p>
+        </w:tc>
+        <w:tc>
+          <w:tcPr>
+            <w:tcW w:type="dxa" w:w="1984"/>
           </w:tcPr>
           <w:p>
             <w:pPr>
@@ -13556,7 +13668,81 @@
                 <w:rFonts w:ascii="Arial" w:hAnsi="Arial"/>
                 <w:sz w:val="17"/>
               </w:rPr>
-              <w:t>Set commencement, transitional milestones for inventory, tiering and validation coverage, and the treatment of models already in use.</w:t>
+              <w:t>Set commencement, transitional milestones for inventory, tiering and validation coverage, and the treatment of models already in use. Paragraph A4 splits entity-level from model-level obligations; the periods for each require settlement.</w:t>
+            </w:r>
+          </w:p>
+        </w:tc>
+      </w:tr>
+      <w:tr>
+        <w:tc>
+          <w:tcPr>
+            <w:tcW w:type="dxa" w:w="2608"/>
+          </w:tcPr>
+          <w:p>
+            <w:pPr>
+              <w:pStyle w:val="TableText"/>
+            </w:pPr>
+            <w:r>
+              <w:rPr>
+                <w:rFonts w:ascii="Arial" w:hAnsi="Arial"/>
+                <w:sz w:val="17"/>
+              </w:rPr>
+              <w:t>Simplified compliance for smaller entities</w:t>
+            </w:r>
+          </w:p>
+        </w:tc>
+        <w:tc>
+          <w:tcPr>
+            <w:tcW w:type="dxa" w:w="6803"/>
+          </w:tcPr>
+          <w:p>
+            <w:pPr>
+              <w:pStyle w:val="TableText"/>
+            </w:pPr>
+            <w:r>
+              <w:rPr>
+                <w:rFonts w:ascii="Arial" w:hAnsi="Arial"/>
+                <w:sz w:val="17"/>
+              </w:rPr>
+              <w:t>Decide whether a de minimis threshold or a simplified compliance pathway is warranted. As drafted, all requirements apply to every APRA-regulated entity and proportionality operates on control intensity rather than on scope. The OCC has taken the alternative route of confining its guidance to institutions above a size threshold. This is a policy choice for consultation and is not settled in this draft.</w:t>
+            </w:r>
+          </w:p>
+        </w:tc>
+      </w:tr>
+      <w:tr>
+        <w:tc>
+          <w:tcPr>
+            <w:tcW w:type="dxa" w:w="2608"/>
+            <w:shd w:val="clear" w:color="auto" w:fill="F4F6FA"/>
+          </w:tcPr>
+          <w:p>
+            <w:pPr>
+              <w:pStyle w:val="TableText"/>
+            </w:pPr>
+            <w:r>
+              <w:rPr>
+                <w:rFonts w:ascii="Arial" w:hAnsi="Arial"/>
+                <w:sz w:val="17"/>
+              </w:rPr>
+              <w:t>Foreign ADIs and branches</w:t>
+            </w:r>
+          </w:p>
+        </w:tc>
+        <w:tc>
+          <w:tcPr>
+            <w:tcW w:type="dxa" w:w="6803"/>
+            <w:shd w:val="clear" w:color="auto" w:fill="F4F6FA"/>
+          </w:tcPr>
+          <w:p>
+            <w:pPr>
+              <w:pStyle w:val="TableText"/>
+            </w:pPr>
+            <w:r>
+              <w:rPr>
+                <w:rFonts w:ascii="Arial" w:hAnsi="Arial"/>
+                <w:sz w:val="17"/>
+              </w:rPr>
+              <w:t>Confirm the read-down in paragraph A6 for foreign ADIs, and settle whether the standard reaches models operated outside Australia that affect Australian operations.</w:t>
             </w:r>
           </w:p>
         </w:tc>

--- a/CPS_XXXX_Model_Risk_Management.docx
+++ b/CPS_XXXX_Model_Risk_Management.docx
@@ -8657,7 +8657,7 @@
                 <w:rFonts w:ascii="Arial" w:hAnsi="Arial"/>
                 <w:sz w:val="14"/>
               </w:rPr>
-              <w:t>Principle 5 model risk mitigants, and aggregate model risk reporting.</w:t>
+              <w:t>Principle 2.1 board responsibilities, covering understanding and reporting of model risk in aggregate.</w:t>
             </w:r>
           </w:p>
         </w:tc>
@@ -8729,7 +8729,7 @@
                 <w:rFonts w:ascii="Arial" w:hAnsi="Arial"/>
                 <w:sz w:val="14"/>
               </w:rPr>
-              <w:t>Not addressed.</w:t>
+              <w:t>Prudent valuation guidance (CAP50) and the Pillar 3 prudent valuation template may bear on aggregate model risk adjustment and disclosure; not confirmed from primary text at the as-of date.</w:t>
             </w:r>
           </w:p>
         </w:tc>

--- a/CPS_XXXX_Model_Risk_Management.docx
+++ b/CPS_XXXX_Model_Risk_Management.docx
@@ -567,7 +567,7 @@
         <w:pStyle w:val="Guidance"/>
       </w:pPr>
       <w:r>
-        <w:t>Where an artificial intelligence system meets the definition of a model, this Prudential Standard applies to it. The interaction with any separate prudential standard on artificial intelligence risk management is addressed in M34 and is a matter for settlement once the numbering and scope of that instrument are known.</w:t>
+        <w:t>Where an artificial intelligence system meets the definition of a model, this Prudential Standard applies to it. The interaction with any separate prudential standard on artificial intelligence risk management is addressed in M35 and is a matter for settlement once the numbering and scope of that instrument are known.</w:t>
       </w:r>
     </w:p>
     <w:p>
@@ -673,7 +673,7 @@
         <w:pStyle w:val="ContentsItem"/>
       </w:pPr>
       <w:r>
-        <w:t>2. Proportionality  (M04)</w:t>
+        <w:t>2. Proportionality  (M04–M05)</w:t>
       </w:r>
     </w:p>
     <w:p>
@@ -689,7 +689,7 @@
         <w:pStyle w:val="ContentsItem"/>
       </w:pPr>
       <w:r>
-        <w:t>3. Board and senior management  (M05–M07)</w:t>
+        <w:t>3. Board and senior management  (M06–M08)</w:t>
       </w:r>
     </w:p>
     <w:p>
@@ -697,7 +697,7 @@
         <w:pStyle w:val="ContentsItem"/>
       </w:pPr>
       <w:r>
-        <w:t>4. Capability and independence  (M08)</w:t>
+        <w:t>4. Capability and independence  (M09)</w:t>
       </w:r>
     </w:p>
     <w:p>
@@ -713,7 +713,7 @@
         <w:pStyle w:val="ContentsItem"/>
       </w:pPr>
       <w:r>
-        <w:t>5. Model risk management framework  (M09–M11)</w:t>
+        <w:t>5. Model risk management framework  (M10–M12)</w:t>
       </w:r>
     </w:p>
     <w:p>
@@ -721,7 +721,7 @@
         <w:pStyle w:val="ContentsItem"/>
       </w:pPr>
       <w:r>
-        <w:t>6. Reporting and escalation  (M12)</w:t>
+        <w:t>6. Reporting and escalation  (M13)</w:t>
       </w:r>
     </w:p>
     <w:p>
@@ -737,7 +737,7 @@
         <w:pStyle w:val="ContentsItem"/>
       </w:pPr>
       <w:r>
-        <w:t>7. Inventory  (M13)</w:t>
+        <w:t>7. Inventory  (M14)</w:t>
       </w:r>
     </w:p>
     <w:p>
@@ -745,7 +745,7 @@
         <w:pStyle w:val="ContentsItem"/>
       </w:pPr>
       <w:r>
-        <w:t>8. Tiering  (M14–M15)</w:t>
+        <w:t>8. Tiering  (M15–M16)</w:t>
       </w:r>
     </w:p>
     <w:p>
@@ -761,7 +761,7 @@
         <w:pStyle w:val="ContentsItem"/>
       </w:pPr>
       <w:r>
-        <w:t>9. Development  (M16)</w:t>
+        <w:t>9. Development  (M17)</w:t>
       </w:r>
     </w:p>
     <w:p>
@@ -769,7 +769,7 @@
         <w:pStyle w:val="ContentsItem"/>
       </w:pPr>
       <w:r>
-        <w:t>10. Data  (M17)</w:t>
+        <w:t>10. Data  (M18)</w:t>
       </w:r>
     </w:p>
     <w:p>
@@ -777,7 +777,7 @@
         <w:pStyle w:val="ContentsItem"/>
       </w:pPr>
       <w:r>
-        <w:t>11. Documentation  (M18)</w:t>
+        <w:t>11. Documentation  (M19)</w:t>
       </w:r>
     </w:p>
     <w:p>
@@ -793,7 +793,7 @@
         <w:pStyle w:val="ContentsItem"/>
       </w:pPr>
       <w:r>
-        <w:t>12. Testing before use  (M19)</w:t>
+        <w:t>12. Testing before use  (M20)</w:t>
       </w:r>
     </w:p>
     <w:p>
@@ -801,7 +801,7 @@
         <w:pStyle w:val="ContentsItem"/>
       </w:pPr>
       <w:r>
-        <w:t>13. Independent validation  (M20–M22)</w:t>
+        <w:t>13. Independent validation  (M21–M23)</w:t>
       </w:r>
     </w:p>
     <w:p>
@@ -809,7 +809,7 @@
         <w:pStyle w:val="ContentsItem"/>
       </w:pPr>
       <w:r>
-        <w:t>14. Approval  (M23)</w:t>
+        <w:t>14. Approval  (M24)</w:t>
       </w:r>
     </w:p>
     <w:p>
@@ -825,7 +825,7 @@
         <w:pStyle w:val="ContentsItem"/>
       </w:pPr>
       <w:r>
-        <w:t>15. Implementation  (M24)</w:t>
+        <w:t>15. Implementation  (M25)</w:t>
       </w:r>
     </w:p>
     <w:p>
@@ -833,7 +833,7 @@
         <w:pStyle w:val="ContentsItem"/>
       </w:pPr>
       <w:r>
-        <w:t>16. Change  (M25)</w:t>
+        <w:t>16. Change  (M26)</w:t>
       </w:r>
     </w:p>
     <w:p>
@@ -841,7 +841,7 @@
         <w:pStyle w:val="ContentsItem"/>
       </w:pPr>
       <w:r>
-        <w:t>17. Use  (M26–M27)</w:t>
+        <w:t>17. Use  (M27–M28)</w:t>
       </w:r>
     </w:p>
     <w:p>
@@ -849,7 +849,7 @@
         <w:pStyle w:val="ContentsItem"/>
       </w:pPr>
       <w:r>
-        <w:t>18. Monitoring  (M28–M29)</w:t>
+        <w:t>18. Monitoring  (M29–M30)</w:t>
       </w:r>
     </w:p>
     <w:p>
@@ -857,7 +857,7 @@
         <w:pStyle w:val="ContentsItem"/>
       </w:pPr>
       <w:r>
-        <w:t>19. Retirement  (M30)</w:t>
+        <w:t>19. Retirement  (M31)</w:t>
       </w:r>
     </w:p>
     <w:p>
@@ -873,7 +873,7 @@
         <w:pStyle w:val="ContentsItem"/>
       </w:pPr>
       <w:r>
-        <w:t>20. Third-party models  (M31–M32)</w:t>
+        <w:t>20. Third-party models  (M32–M33)</w:t>
       </w:r>
     </w:p>
     <w:p>
@@ -881,7 +881,7 @@
         <w:pStyle w:val="ContentsItem"/>
       </w:pPr>
       <w:r>
-        <w:t>21. AI and machine learning models  (M33–M34)</w:t>
+        <w:t>21. AI and machine learning models  (M34–M35)</w:t>
       </w:r>
     </w:p>
     <w:p>
@@ -897,7 +897,7 @@
         <w:pStyle w:val="ContentsItem"/>
       </w:pPr>
       <w:r>
-        <w:t>22. Regulatory capital models  (M35)</w:t>
+        <w:t>22. Regulatory capital models  (M36)</w:t>
       </w:r>
     </w:p>
     <w:p>
@@ -905,7 +905,7 @@
         <w:pStyle w:val="ContentsItem"/>
       </w:pPr>
       <w:r>
-        <w:t>23. Valuation and financial reporting models  (M36)</w:t>
+        <w:t>23. Valuation and financial reporting models  (M37)</w:t>
       </w:r>
     </w:p>
     <w:p>
@@ -913,7 +913,7 @@
         <w:pStyle w:val="ContentsItem"/>
       </w:pPr>
       <w:r>
-        <w:t>24. Actuarial and insurance models  (M37)</w:t>
+        <w:t>24. Actuarial and insurance models  (M38)</w:t>
       </w:r>
     </w:p>
     <w:p>
@@ -921,7 +921,7 @@
         <w:pStyle w:val="ContentsItem"/>
       </w:pPr>
       <w:r>
-        <w:t>25. Superannuation models  (M38)</w:t>
+        <w:t>25. Superannuation models  (M39)</w:t>
       </w:r>
     </w:p>
     <w:p>
@@ -929,7 +929,7 @@
         <w:pStyle w:val="ContentsItem"/>
       </w:pPr>
       <w:r>
-        <w:t>26. Stress testing and scenario models  (M39)</w:t>
+        <w:t>26. Stress testing and scenario models  (M40)</w:t>
       </w:r>
     </w:p>
     <w:p>
@@ -945,7 +945,7 @@
         <w:pStyle w:val="ContentsItem"/>
       </w:pPr>
       <w:r>
-        <w:t>27. Aggregate model risk  (M40)</w:t>
+        <w:t>27. Aggregate model risk  (M41)</w:t>
       </w:r>
     </w:p>
     <w:p>
@@ -953,7 +953,7 @@
         <w:pStyle w:val="ContentsItem"/>
       </w:pPr>
       <w:r>
-        <w:t>28. Records  (M41)</w:t>
+        <w:t>28. Records  (M42)</w:t>
       </w:r>
     </w:p>
     <w:p>
@@ -961,7 +961,7 @@
         <w:pStyle w:val="ContentsItem"/>
       </w:pPr>
       <w:r>
-        <w:t>29. Assurance  (M42)</w:t>
+        <w:t>29. Assurance  (M43)</w:t>
       </w:r>
     </w:p>
     <w:p>
@@ -969,7 +969,7 @@
         <w:pStyle w:val="ContentsItem"/>
       </w:pPr>
       <w:r>
-        <w:t>30. APRA engagement  (M43)</w:t>
+        <w:t>30. APRA engagement  (M44)</w:t>
       </w:r>
     </w:p>
     <w:p>
@@ -1254,31 +1254,15 @@
         <w:rPr>
           <w:i/>
         </w:rPr>
-        <w:t>→ Guidance: CPG XXXX paragraphs 17, 22–23.</w:t>
+        <w:t>→ Guidance: CPG XXXX paragraphs 17, 28–29.</w:t>
       </w:r>
     </w:p>
     <w:p>
       <w:pPr>
-        <w:pStyle w:val="Heading1"/>
+        <w:pStyle w:val="Heading3"/>
       </w:pPr>
       <w:r>
-        <w:t>Part B — Governance and accountability</w:t>
-      </w:r>
-    </w:p>
-    <w:p>
-      <w:pPr>
-        <w:pStyle w:val="Heading2"/>
-      </w:pPr>
-      <w:r>
-        <w:t>3. Board and senior management</w:t>
-      </w:r>
-    </w:p>
-    <w:p>
-      <w:pPr>
-        <w:pStyle w:val="Heading3"/>
-      </w:pPr>
-      <w:r>
-        <w:t>M05 — Board oversight of model risk</w:t>
+        <w:t>M05 — De minimis models</w:t>
       </w:r>
     </w:p>
     <w:p>
@@ -1289,7 +1273,7 @@
         <w:rPr>
           <w:b/>
         </w:rPr>
-        <w:t>M05. The Board of an APRA-regulated entity must approve the model risk management framework and the entity's appetite for model risk, and must satisfy itself that model risk is being managed within that appetite and that it receives information sufficient to form that judgement.</w:t>
+        <w:t>M05. An APRA-regulated entity may determine that a model is de minimis, and apply to that model only the identification, inventory, ownership, classification and reassessment requirements of this Prudential Standard, where the entity has assessed and documented that an error in, or misuse of, the model could not have a material effect on its financial position, its regulatory obligations, its critical operations, or amounts or entitlements attributable to its customers or beneficiaries. The entity must record the determination and the reasoning for it, approve it at an authority commensurate with the risk, assess whether models individually determined to be de minimis are material in aggregate, and reassess each determination on the occurrence of a trigger event and at a frequency set out in its model risk policy.</w:t>
       </w:r>
     </w:p>
     <w:p>
@@ -1297,7 +1281,7 @@
         <w:pStyle w:val="Guidance"/>
       </w:pPr>
       <w:r>
-        <w:t>The Board is not expected to understand the mathematics of individual models. It is expected to understand what the entity relies on models to do, where reliance is greatest, what could go wrong, how the entity would know, and what would happen next.</w:t>
+        <w:t>A de minimis determination is a conclusion about consequence, not about size, complexity or cost. The question is whether the entity could be materially wrong, or materially unfair to a customer or beneficiary, if the model were wrong and no one noticed.</w:t>
       </w:r>
     </w:p>
     <w:p>
@@ -1305,7 +1289,7 @@
         <w:pStyle w:val="Guidance"/>
       </w:pPr>
       <w:r>
-        <w:t>Board reporting should be decision-useful rather than descriptive: aggregate exposure to model risk, movement in the tiering profile, validation coverage and overdue validations, unresolved high-severity findings, material limitations accepted, overlays in force and their size, and incidents.</w:t>
+        <w:t>A de minimis model remains within the framework. It must still be identified, recorded in the inventory, owned and classified, and its determination must still be reassessed. Without those obligations an entity could not demonstrate that anything is de minimis, and the exception would become a route out of the inventory rather than a route to lighter controls.</w:t>
       </w:r>
     </w:p>
     <w:p>
@@ -1313,7 +1297,23 @@
         <w:pStyle w:val="Guidance"/>
       </w:pPr>
       <w:r>
-        <w:t>A Board that receives only a model count and a traffic-light summary is unlikely to be positioned to provide effective challenge.</w:t>
+        <w:t>A model must not be determined to be de minimis where it is used to determine a regulatory capital requirement, a provision, a technical or insurance liability, a valuation reported in the financial statements, a unit price or another amount attributable to a customer or beneficiary, or where it supports a critical operation.</w:t>
+      </w:r>
+    </w:p>
+    <w:p>
+      <w:pPr>
+        <w:pStyle w:val="Guidance"/>
+      </w:pPr>
+      <w:r>
+        <w:t>The aggregate test matters. A single immaterial model is immaterial; two hundred of them, feeding the same process or sharing the same flawed assumption, may not be. An entity should be able to show that it has examined the population and not only the individual determinations.</w:t>
+      </w:r>
+    </w:p>
+    <w:p>
+      <w:pPr>
+        <w:pStyle w:val="Guidance"/>
+      </w:pPr>
+      <w:r>
+        <w:t>A model must not be disaggregated into components in order to bring those components below the threshold, and a determination made for one use does not carry over to another use of the same model.</w:t>
       </w:r>
     </w:p>
     <w:p>
@@ -1324,15 +1324,31 @@
         <w:rPr>
           <w:i/>
         </w:rPr>
-        <w:t>→ Guidance: CPG XXXX paragraphs 26–27, 29.</w:t>
+        <w:t>→ Guidance: CPG XXXX paragraphs 22–27.</w:t>
       </w:r>
     </w:p>
     <w:p>
       <w:pPr>
+        <w:pStyle w:val="Heading1"/>
+      </w:pPr>
+      <w:r>
+        <w:t>Part B — Governance and accountability</w:t>
+      </w:r>
+    </w:p>
+    <w:p>
+      <w:pPr>
+        <w:pStyle w:val="Heading2"/>
+      </w:pPr>
+      <w:r>
+        <w:t>3. Board and senior management</w:t>
+      </w:r>
+    </w:p>
+    <w:p>
+      <w:pPr>
         <w:pStyle w:val="Heading3"/>
       </w:pPr>
       <w:r>
-        <w:t>M06 — Senior accountability for the framework</w:t>
+        <w:t>M06 — Board oversight of model risk</w:t>
       </w:r>
     </w:p>
     <w:p>
@@ -1343,7 +1359,7 @@
         <w:rPr>
           <w:b/>
         </w:rPr>
-        <w:t>M06. An APRA-regulated entity must assign accountability for the design, implementation and effectiveness of the model risk management framework to a named senior executive with sufficient authority, independence from model development and business sponsorship, and resources to discharge it.</w:t>
+        <w:t>M06. The Board of an APRA-regulated entity must approve the model risk management framework and the entity's appetite for model risk, and must satisfy itself that model risk is being managed within that appetite and that it receives information sufficient to form that judgement.</w:t>
       </w:r>
     </w:p>
     <w:p>
@@ -1351,7 +1367,7 @@
         <w:pStyle w:val="Guidance"/>
       </w:pPr>
       <w:r>
-        <w:t>One accountable executive for the framework does not displace accountability for individual models. It ensures that someone owns the framework itself — its coverage, its consistency and its failures.</w:t>
+        <w:t>The Board is not expected to understand the mathematics of individual models. It is expected to understand what the entity relies on models to do, where reliance is greatest, what could go wrong, how the entity would know, and what would happen next.</w:t>
       </w:r>
     </w:p>
     <w:p>
@@ -1359,7 +1375,15 @@
         <w:pStyle w:val="Guidance"/>
       </w:pPr>
       <w:r>
-        <w:t>The designation should be recorded in the entity's accountability arrangements and should be consistent with its obligations under the applicable accountability regime.</w:t>
+        <w:t>Board reporting should be decision-useful rather than descriptive: aggregate exposure to model risk, movement in the tiering profile, validation coverage and overdue validations, unresolved high-severity findings, material limitations accepted, overlays in force and their size, and incidents.</w:t>
+      </w:r>
+    </w:p>
+    <w:p>
+      <w:pPr>
+        <w:pStyle w:val="Guidance"/>
+      </w:pPr>
+      <w:r>
+        <w:t>A Board that receives only a model count and a traffic-light summary is unlikely to be positioned to provide effective challenge.</w:t>
       </w:r>
     </w:p>
     <w:p>
@@ -1370,7 +1394,7 @@
         <w:rPr>
           <w:i/>
         </w:rPr>
-        <w:t>→ Guidance: CPG XXXX paragraphs 30–31.</w:t>
+        <w:t>→ Guidance: CPG XXXX paragraphs 32–33, 35.</w:t>
       </w:r>
     </w:p>
     <w:p>
@@ -1378,7 +1402,7 @@
         <w:pStyle w:val="Heading3"/>
       </w:pPr>
       <w:r>
-        <w:t>M07 — Model ownership and defined lifecycle roles</w:t>
+        <w:t>M07 — Senior accountability for the framework</w:t>
       </w:r>
     </w:p>
     <w:p>
@@ -1389,7 +1413,7 @@
         <w:rPr>
           <w:b/>
         </w:rPr>
-        <w:t>M07. An APRA-regulated entity must assign, for each model, a model owner accountable for the model throughout its lifecycle, and must define the roles, responsibilities and required independence of developers, validators, approvers, users and those responsible for monitoring. Where development, validation, approval or monitoring is performed by another member of the entity's group or by a related body corporate, the entity must satisfy itself that the work meets the requirements of this Prudential Standard and must retain the ability to direct, challenge and obtain evidence of it.</w:t>
+        <w:t>M07. An APRA-regulated entity must assign accountability for the design, implementation and effectiveness of the model risk management framework to a named senior executive with sufficient authority, independence from model development and business sponsorship, and resources to discharge it.</w:t>
       </w:r>
     </w:p>
     <w:p>
@@ -1397,7 +1421,7 @@
         <w:pStyle w:val="Guidance"/>
       </w:pPr>
       <w:r>
-        <w:t>The model owner is accountable for the model being fit for its approved purpose, for its documentation being current, for its performance being monitored, for its limitations being disclosed to users, and for remediation of findings. Ownership that exists only in the inventory is not ownership.</w:t>
+        <w:t>One accountable executive for the framework does not displace accountability for individual models. It ensures that someone owns the framework itself — its coverage, its consistency and its failures.</w:t>
       </w:r>
     </w:p>
     <w:p>
@@ -1405,7 +1429,7 @@
         <w:pStyle w:val="Guidance"/>
       </w:pPr>
       <w:r>
-        <w:t>Where a model is used by more than one business, the entity should be explicit about who owns the model and who owns each use of it, because the two can fail independently.</w:t>
+        <w:t>The designation should be recorded in the entity's accountability arrangements and should be consistent with its obligations under the applicable accountability regime.</w:t>
       </w:r>
     </w:p>
     <w:p>
@@ -1416,23 +1440,15 @@
         <w:rPr>
           <w:i/>
         </w:rPr>
-        <w:t>→ Guidance: CPG XXXX paragraphs 32–33.</w:t>
+        <w:t>→ Guidance: CPG XXXX paragraphs 36–37.</w:t>
       </w:r>
     </w:p>
     <w:p>
       <w:pPr>
-        <w:pStyle w:val="Heading2"/>
+        <w:pStyle w:val="Heading3"/>
       </w:pPr>
       <w:r>
-        <w:t>4. Capability and independence</w:t>
-      </w:r>
-    </w:p>
-    <w:p>
-      <w:pPr>
-        <w:pStyle w:val="Heading3"/>
-      </w:pPr>
-      <w:r>
-        <w:t>M08 — Capability, resourcing and independence</w:t>
+        <w:t>M08 — Model ownership and defined lifecycle roles</w:t>
       </w:r>
     </w:p>
     <w:p>
@@ -1443,7 +1459,7 @@
         <w:rPr>
           <w:b/>
         </w:rPr>
-        <w:t>M08. An APRA-regulated entity must maintain personnel, skills, tools and organisational arrangements sufficient to develop, use, validate, challenge and assure its models, with validation performed by persons who are independent of, and not accountable to, those who developed the model or who sponsor its business use.</w:t>
+        <w:t>M08. An APRA-regulated entity must assign, for each model, a model owner accountable for the model throughout its lifecycle, and must define the roles, responsibilities and required independence of developers, validators, approvers, users and those responsible for monitoring. Where development, validation, approval or monitoring is performed by another member of the entity's group or by a related body corporate, the entity must satisfy itself that the work meets the requirements of this Prudential Standard and must retain the ability to direct, challenge and obtain evidence of it.</w:t>
       </w:r>
     </w:p>
     <w:p>
@@ -1451,7 +1467,7 @@
         <w:pStyle w:val="Guidance"/>
       </w:pPr>
       <w:r>
-        <w:t>Independence is a matter of incentive as well as reporting line. A validator whose remuneration, progression or workload depends on the approval of the models they validate is not independent, whatever the organisational chart shows.</w:t>
+        <w:t>The model owner is accountable for the model being fit for its approved purpose, for its documentation being current, for its performance being monitored, for its limitations being disclosed to users, and for remediation of findings. Ownership that exists only in the inventory is not ownership.</w:t>
       </w:r>
     </w:p>
     <w:p>
@@ -1459,7 +1475,7 @@
         <w:pStyle w:val="Guidance"/>
       </w:pPr>
       <w:r>
-        <w:t>Smaller entities may not be able to maintain a standing validation function. Independence can be achieved by using suitably qualified persons from elsewhere in the entity or group who were not involved in development, or by engaging an external provider, provided the entity retains the capability to understand, direct and challenge the work and does not simply accept its conclusions.</w:t>
+        <w:t>Where a model is used by more than one business, the entity should be explicit about who owns the model and who owns each use of it, because the two can fail independently.</w:t>
       </w:r>
     </w:p>
     <w:p>
@@ -1470,31 +1486,23 @@
         <w:rPr>
           <w:i/>
         </w:rPr>
-        <w:t>→ Guidance: CPG XXXX paragraphs 34–36.</w:t>
+        <w:t>→ Guidance: CPG XXXX paragraphs 38–39.</w:t>
       </w:r>
     </w:p>
     <w:p>
       <w:pPr>
-        <w:pStyle w:val="Heading1"/>
+        <w:pStyle w:val="Heading2"/>
       </w:pPr>
       <w:r>
-        <w:t>Part C — Framework, appetite and policy</w:t>
+        <w:t>4. Capability and independence</w:t>
       </w:r>
     </w:p>
     <w:p>
       <w:pPr>
-        <w:pStyle w:val="Heading2"/>
+        <w:pStyle w:val="Heading3"/>
       </w:pPr>
       <w:r>
-        <w:t>5. Model risk management framework</w:t>
-      </w:r>
-    </w:p>
-    <w:p>
-      <w:pPr>
-        <w:pStyle w:val="Heading3"/>
-      </w:pPr>
-      <w:r>
-        <w:t>M09 — Integrated model risk management framework</w:t>
+        <w:t>M09 — Capability, resourcing and independence</w:t>
       </w:r>
     </w:p>
     <w:p>
@@ -1505,7 +1513,7 @@
         <w:rPr>
           <w:b/>
         </w:rPr>
-        <w:t>M09. An APRA-regulated entity must maintain a documented model risk management framework, integrated with its risk management framework, that covers model identification, inventory, tiering, development, data, testing, validation, approval, implementation, use, monitoring, change, limitations, remediation, decommissioning, reporting and assurance.</w:t>
+        <w:t>M09. An APRA-regulated entity must maintain personnel, skills, tools and organisational arrangements sufficient to develop, use, validate, challenge and assure its models, with validation performed by persons who are independent of, and not accountable to, those who developed the model or who sponsor its business use.</w:t>
       </w:r>
     </w:p>
     <w:p>
@@ -1513,7 +1521,7 @@
         <w:pStyle w:val="Guidance"/>
       </w:pPr>
       <w:r>
-        <w:t>Model risk should be treated as a risk in its own right rather than as a subset of operational risk. Treating it as an operational risk category tends to produce incident-based management after the event rather than lifecycle management before it.</w:t>
+        <w:t>Independence is a matter of incentive as well as reporting line. A validator whose remuneration, progression or workload depends on the approval of the models they validate is not independent, whatever the organisational chart shows.</w:t>
       </w:r>
     </w:p>
     <w:p>
@@ -1521,7 +1529,7 @@
         <w:pStyle w:val="Guidance"/>
       </w:pPr>
       <w:r>
-        <w:t>Integration means the framework connects to, and does not duplicate, the entity's arrangements for data risk, information security, operational risk, service provider management, change management and internal audit.</w:t>
+        <w:t>Smaller entities may not be able to maintain a standing validation function. Independence can be achieved by using suitably qualified persons from elsewhere in the entity or group who were not involved in development, or by engaging an external provider, provided the entity retains the capability to understand, direct and challenge the work and does not simply accept its conclusions.</w:t>
       </w:r>
     </w:p>
     <w:p>
@@ -1532,15 +1540,31 @@
         <w:rPr>
           <w:i/>
         </w:rPr>
-        <w:t>→ Guidance: CPG XXXX paragraphs 37–38.</w:t>
+        <w:t>→ Guidance: CPG XXXX paragraphs 40–42.</w:t>
       </w:r>
     </w:p>
     <w:p>
       <w:pPr>
+        <w:pStyle w:val="Heading1"/>
+      </w:pPr>
+      <w:r>
+        <w:t>Part C — Framework, appetite and policy</w:t>
+      </w:r>
+    </w:p>
+    <w:p>
+      <w:pPr>
+        <w:pStyle w:val="Heading2"/>
+      </w:pPr>
+      <w:r>
+        <w:t>5. Model risk management framework</w:t>
+      </w:r>
+    </w:p>
+    <w:p>
+      <w:pPr>
         <w:pStyle w:val="Heading3"/>
       </w:pPr>
       <w:r>
-        <w:t>M10 — Model risk appetite and limits</w:t>
+        <w:t>M10 — Integrated model risk management framework</w:t>
       </w:r>
     </w:p>
     <w:p>
@@ -1551,7 +1575,7 @@
         <w:rPr>
           <w:b/>
         </w:rPr>
-        <w:t>M10. An APRA-regulated entity must define its appetite for model risk, express it in terms capable of being monitored, and establish limits, thresholds and escalation triggers against which model risk is measured and reported.</w:t>
+        <w:t>M10. An APRA-regulated entity must maintain a documented model risk management framework, integrated with its risk management framework, that covers model identification, inventory, tiering, development, data, testing, validation, approval, implementation, use, monitoring, change, limitations, remediation, decommissioning, reporting and assurance.</w:t>
       </w:r>
     </w:p>
     <w:p>
@@ -1559,7 +1583,7 @@
         <w:pStyle w:val="Guidance"/>
       </w:pPr>
       <w:r>
-        <w:t>A model risk appetite expressed only as a statement of intent cannot be breached and therefore cannot be managed. Measurable expressions include tolerances for validation coverage and overdue validations, the permissible number and age of high-severity unresolved findings, limits on the aggregate size of overlays relative to a modelled figure, and constraints on the use of models operating outside approved conditions.</w:t>
+        <w:t>Model risk should be treated as a risk in its own right rather than as a subset of operational risk. Treating it as an operational risk category tends to produce incident-based management after the event rather than lifecycle management before it.</w:t>
       </w:r>
     </w:p>
     <w:p>
@@ -1567,7 +1591,7 @@
         <w:pStyle w:val="Guidance"/>
       </w:pPr>
       <w:r>
-        <w:t>Where an entity cannot yet quantify aggregate model risk, it should say so, use qualitative and coverage-based measures in the interim, and set out how it intends to close the gap.</w:t>
+        <w:t>Integration means the framework connects to, and does not duplicate, the entity's arrangements for data risk, information security, operational risk, service provider management, change management and internal audit.</w:t>
       </w:r>
     </w:p>
     <w:p>
@@ -1578,7 +1602,7 @@
         <w:rPr>
           <w:i/>
         </w:rPr>
-        <w:t>→ Guidance: CPG XXXX paragraphs 39–41.</w:t>
+        <w:t>→ Guidance: CPG XXXX paragraphs 43–44.</w:t>
       </w:r>
     </w:p>
     <w:p>
@@ -1586,7 +1610,7 @@
         <w:pStyle w:val="Heading3"/>
       </w:pPr>
       <w:r>
-        <w:t>M11 — Policy, standards and consistency of application</w:t>
+        <w:t>M11 — Model risk appetite and limits</w:t>
       </w:r>
     </w:p>
     <w:p>
@@ -1597,7 +1621,7 @@
         <w:rPr>
           <w:b/>
         </w:rPr>
-        <w:t>M11. An APRA-regulated entity must maintain model risk policies and standards that are approved at an appropriate authority, applied consistently across the entity, reviewed at least annually, and version-controlled.</w:t>
+        <w:t>M11. An APRA-regulated entity must define its appetite for model risk, express it in terms capable of being monitored, and establish limits, thresholds and escalation triggers against which model risk is measured and reported.</w:t>
       </w:r>
     </w:p>
     <w:p>
@@ -1605,7 +1629,15 @@
         <w:pStyle w:val="Guidance"/>
       </w:pPr>
       <w:r>
-        <w:t>Consistency matters most where it is least convenient. Where different businesses apply materially different development, validation or documentation standards to models of equivalent risk, the entity should be able to justify the difference on risk grounds.</w:t>
+        <w:t>A model risk appetite expressed only as a statement of intent cannot be breached and therefore cannot be managed. Measurable expressions include tolerances for validation coverage and overdue validations, the permissible number and age of high-severity unresolved findings, limits on the aggregate size of overlays relative to a modelled figure, and constraints on the use of models operating outside approved conditions.</w:t>
+      </w:r>
+    </w:p>
+    <w:p>
+      <w:pPr>
+        <w:pStyle w:val="Guidance"/>
+      </w:pPr>
+      <w:r>
+        <w:t>Where an entity cannot yet quantify aggregate model risk, it should say so, use qualitative and coverage-based measures in the interim, and set out how it intends to close the gap.</w:t>
       </w:r>
     </w:p>
     <w:p>
@@ -1616,23 +1648,15 @@
         <w:rPr>
           <w:i/>
         </w:rPr>
-        <w:t>→ Guidance: CPG XXXX paragraphs 42–43.</w:t>
+        <w:t>→ Guidance: CPG XXXX paragraphs 45–47.</w:t>
       </w:r>
     </w:p>
     <w:p>
       <w:pPr>
-        <w:pStyle w:val="Heading2"/>
+        <w:pStyle w:val="Heading3"/>
       </w:pPr>
       <w:r>
-        <w:t>6. Reporting and escalation</w:t>
-      </w:r>
-    </w:p>
-    <w:p>
-      <w:pPr>
-        <w:pStyle w:val="Heading3"/>
-      </w:pPr>
-      <w:r>
-        <w:t>M12 — Management information and escalation</w:t>
+        <w:t>M12 — Policy, standards and consistency of application</w:t>
       </w:r>
     </w:p>
     <w:p>
@@ -1643,7 +1667,7 @@
         <w:rPr>
           <w:b/>
         </w:rPr>
-        <w:t>M12. An APRA-regulated entity must provide the Board and senior management with timely and accurate information on model risk, including tiering profile, validation status, unresolved findings, material limitations, overlays, incidents, exceptions and remediation, and must escalate breaches of model risk limits and material model failures.</w:t>
+        <w:t>M12. An APRA-regulated entity must maintain model risk policies and standards that are approved at an appropriate authority, applied consistently across the entity, reviewed at least annually, and version-controlled.</w:t>
       </w:r>
     </w:p>
     <w:p>
@@ -1651,15 +1675,7 @@
         <w:pStyle w:val="Guidance"/>
       </w:pPr>
       <w:r>
-        <w:t>Reporting should aggregate. A list of individual model issues does not tell the Board whether model risk is increasing or decreasing, or where the concentration of reliance sits.</w:t>
-      </w:r>
-    </w:p>
-    <w:p>
-      <w:pPr>
-        <w:pStyle w:val="Guidance"/>
-      </w:pPr>
-      <w:r>
-        <w:t>Escalation criteria should be set in advance. Deciding after the event whether a model failure was material enough to escalate produces predictable results.</w:t>
+        <w:t>Consistency matters most where it is least convenient. Where different businesses apply materially different development, validation or documentation standards to models of equivalent risk, the entity should be able to justify the difference on risk grounds.</w:t>
       </w:r>
     </w:p>
     <w:p>
@@ -1670,31 +1686,23 @@
         <w:rPr>
           <w:i/>
         </w:rPr>
-        <w:t>→ Guidance: CPG XXXX paragraphs 27–28, 81.</w:t>
+        <w:t>→ Guidance: CPG XXXX paragraphs 48–49.</w:t>
       </w:r>
     </w:p>
     <w:p>
       <w:pPr>
-        <w:pStyle w:val="Heading1"/>
+        <w:pStyle w:val="Heading2"/>
       </w:pPr>
       <w:r>
-        <w:t>Part D — Identification, inventory and tiering</w:t>
+        <w:t>6. Reporting and escalation</w:t>
       </w:r>
     </w:p>
     <w:p>
       <w:pPr>
-        <w:pStyle w:val="Heading2"/>
+        <w:pStyle w:val="Heading3"/>
       </w:pPr>
       <w:r>
-        <w:t>7. Inventory</w:t>
-      </w:r>
-    </w:p>
-    <w:p>
-      <w:pPr>
-        <w:pStyle w:val="Heading3"/>
-      </w:pPr>
-      <w:r>
-        <w:t>M13 — Model identification and enterprise inventory</w:t>
+        <w:t>M13 — Management information and escalation</w:t>
       </w:r>
     </w:p>
     <w:p>
@@ -1705,7 +1713,7 @@
         <w:rPr>
           <w:b/>
         </w:rPr>
-        <w:t>M13. An APRA-regulated entity must maintain an enterprise-wide inventory of its models and must maintain processes designed to ensure that the inventory is complete, accurate and current, including models supplied by third parties, models embedded in acquired systems, models under development and models that have been retired but whose outputs remain in use, recording at least the fields set out in Annex B.</w:t>
+        <w:t>M13. An APRA-regulated entity must provide the Board and senior management with timely and accurate information on model risk, including tiering profile, validation status, unresolved findings, material limitations, overlays, incidents, exceptions and remediation, and must escalate breaches of model risk limits and material model failures.</w:t>
       </w:r>
     </w:p>
     <w:p>
@@ -1713,7 +1721,7 @@
         <w:pStyle w:val="Guidance"/>
       </w:pPr>
       <w:r>
-        <w:t>The inventory is the foundation of the framework: nothing else in this Prudential Standard can be demonstrated for a model that the entity does not know it has. Annex B sets out the minimum fields.</w:t>
+        <w:t>Reporting should aggregate. A list of individual model issues does not tell the Board whether model risk is increasing or decreasing, or where the concentration of reliance sits.</w:t>
       </w:r>
     </w:p>
     <w:p>
@@ -1721,15 +1729,7 @@
         <w:pStyle w:val="Guidance"/>
       </w:pPr>
       <w:r>
-        <w:t>Identification requires active discovery rather than voluntary registration. Procurement gates, architecture review, change approval, periodic business attestations and reconciliation to expenditure and to system inventories are all more reliable than asking business units to self-declare.</w:t>
-      </w:r>
-    </w:p>
-    <w:p>
-      <w:pPr>
-        <w:pStyle w:val="Guidance"/>
-      </w:pPr>
-      <w:r>
-        <w:t>Retired models require particular care where a decision, a provision, a capital number or a customer outcome produced by the model remains in force after the model itself has been switched off.</w:t>
+        <w:t>Escalation criteria should be set in advance. Deciding after the event whether a model failure was material enough to escalate produces predictable results.</w:t>
       </w:r>
     </w:p>
     <w:p>
@@ -1740,15 +1740,23 @@
         <w:rPr>
           <w:i/>
         </w:rPr>
-        <w:t>→ Guidance: CPG XXXX paragraphs 44–48.</w:t>
+        <w:t>→ Guidance: CPG XXXX paragraphs 33–34, 87.</w:t>
       </w:r>
     </w:p>
     <w:p>
       <w:pPr>
+        <w:pStyle w:val="Heading1"/>
+      </w:pPr>
+      <w:r>
+        <w:t>Part D — Identification, inventory and tiering</w:t>
+      </w:r>
+    </w:p>
+    <w:p>
+      <w:pPr>
         <w:pStyle w:val="Heading2"/>
       </w:pPr>
       <w:r>
-        <w:t>8. Tiering</w:t>
+        <w:t>7. Inventory</w:t>
       </w:r>
     </w:p>
     <w:p>
@@ -1756,7 +1764,7 @@
         <w:pStyle w:val="Heading3"/>
       </w:pPr>
       <w:r>
-        <w:t>M14 — Model risk tiering</w:t>
+        <w:t>M14 — Model identification and enterprise inventory</w:t>
       </w:r>
     </w:p>
     <w:p>
@@ -1767,7 +1775,69 @@
         <w:rPr>
           <w:b/>
         </w:rPr>
-        <w:t>M14. An APRA-regulated entity must apply a documented and consistently implemented methodology to assign each model a model risk tier, using both quantitative and qualitative factors, and must use that tier to determine the intensity of development, documentation, validation, approval, monitoring and reporting applied to the model.</w:t>
+        <w:t>M14. An APRA-regulated entity must maintain an enterprise-wide inventory of its models and must maintain processes designed to ensure that the inventory is complete, accurate and current, including models supplied by third parties, models embedded in acquired systems, models under development and models that have been retired but whose outputs remain in use, recording at least the fields set out in Annex B.</w:t>
+      </w:r>
+    </w:p>
+    <w:p>
+      <w:pPr>
+        <w:pStyle w:val="Guidance"/>
+      </w:pPr>
+      <w:r>
+        <w:t>The inventory is the foundation of the framework: nothing else in this Prudential Standard can be demonstrated for a model that the entity does not know it has. Annex B sets out the minimum fields.</w:t>
+      </w:r>
+    </w:p>
+    <w:p>
+      <w:pPr>
+        <w:pStyle w:val="Guidance"/>
+      </w:pPr>
+      <w:r>
+        <w:t>Identification requires active discovery rather than voluntary registration. Procurement gates, architecture review, change approval, periodic business attestations and reconciliation to expenditure and to system inventories are all more reliable than asking business units to self-declare.</w:t>
+      </w:r>
+    </w:p>
+    <w:p>
+      <w:pPr>
+        <w:pStyle w:val="Guidance"/>
+      </w:pPr>
+      <w:r>
+        <w:t>Retired models require particular care where a decision, a provision, a capital number or a customer outcome produced by the model remains in force after the model itself has been switched off.</w:t>
+      </w:r>
+    </w:p>
+    <w:p>
+      <w:pPr>
+        <w:pStyle w:val="CrossRef"/>
+      </w:pPr>
+      <w:r>
+        <w:rPr>
+          <w:i/>
+        </w:rPr>
+        <w:t>→ Guidance: CPG XXXX paragraphs 24, 50–54.</w:t>
+      </w:r>
+    </w:p>
+    <w:p>
+      <w:pPr>
+        <w:pStyle w:val="Heading2"/>
+      </w:pPr>
+      <w:r>
+        <w:t>8. Tiering</w:t>
+      </w:r>
+    </w:p>
+    <w:p>
+      <w:pPr>
+        <w:pStyle w:val="Heading3"/>
+      </w:pPr>
+      <w:r>
+        <w:t>M15 — Model risk tiering</w:t>
+      </w:r>
+    </w:p>
+    <w:p>
+      <w:pPr>
+        <w:pStyle w:val="Requirement"/>
+      </w:pPr>
+      <w:r>
+        <w:rPr>
+          <w:b/>
+        </w:rPr>
+        <w:t>M15. An APRA-regulated entity must apply a documented and consistently implemented methodology to assign each model a model risk tier, using both quantitative and qualitative factors, and must use that tier to determine the intensity of development, documentation, validation, approval, monitoring and reporting applied to the model.</w:t>
       </w:r>
     </w:p>
     <w:p>
@@ -1810,7 +1880,7 @@
         <w:pStyle w:val="Heading3"/>
       </w:pPr>
       <w:r>
-        <w:t>M15 — Reassessment and trigger events</w:t>
+        <w:t>M16 — Reassessment and trigger events</w:t>
       </w:r>
     </w:p>
     <w:p>
@@ -1821,7 +1891,7 @@
         <w:rPr>
           <w:b/>
         </w:rPr>
-        <w:t>M15. An APRA-regulated entity must reassess a model's tier and required controls at a frequency proportionate to its tier and upon the occurrence of defined trigger events, including material change to the model, its data, its purpose, its user base, its operating environment or the entity's reliance on it.</w:t>
+        <w:t>M16. An APRA-regulated entity must reassess a model's tier and required controls at a frequency proportionate to its tier and upon the occurrence of defined trigger events, including material change to the model, its data, its purpose, its user base, its operating environment or the entity's reliance on it.</w:t>
       </w:r>
     </w:p>
     <w:p>
@@ -1840,7 +1910,7 @@
         <w:rPr>
           <w:i/>
         </w:rPr>
-        <w:t>→ Guidance: CPG XXXX paragraphs 24–25.</w:t>
+        <w:t>→ Guidance: CPG XXXX paragraphs 27, 30–31.</w:t>
       </w:r>
     </w:p>
     <w:p>
@@ -1864,7 +1934,7 @@
         <w:pStyle w:val="Heading3"/>
       </w:pPr>
       <w:r>
-        <w:t>M16 — Conceptual soundness and development standards</w:t>
+        <w:t>M17 — Conceptual soundness and development standards</w:t>
       </w:r>
     </w:p>
     <w:p>
@@ -1875,7 +1945,7 @@
         <w:rPr>
           <w:b/>
         </w:rPr>
-        <w:t>M16. An APRA-regulated entity must ensure that each model is developed in accordance with documented standards, is conceptually sound, is fit for its intended purpose, and that the design, theory, methodology, assumptions, variable selection and known limitations are justified and recorded.</w:t>
+        <w:t>M17. An APRA-regulated entity must ensure that each model is developed in accordance with documented standards, is conceptually sound, is fit for its intended purpose, and that the design, theory, methodology, assumptions, variable selection and known limitations are justified and recorded.</w:t>
       </w:r>
     </w:p>
     <w:p>
@@ -1910,7 +1980,7 @@
         <w:rPr>
           <w:i/>
         </w:rPr>
-        <w:t>→ Guidance: CPG XXXX paragraphs 49–52.</w:t>
+        <w:t>→ Guidance: CPG XXXX paragraphs 55–58.</w:t>
       </w:r>
     </w:p>
     <w:p>
@@ -1926,7 +1996,7 @@
         <w:pStyle w:val="Heading3"/>
       </w:pPr>
       <w:r>
-        <w:t>M17 — Data quality, provenance and appropriateness</w:t>
+        <w:t>M18 — Data quality, provenance and appropriateness</w:t>
       </w:r>
     </w:p>
     <w:p>
@@ -1937,7 +2007,7 @@
         <w:rPr>
           <w:b/>
         </w:rPr>
-        <w:t>M17. An APRA-regulated entity must ensure that data used to develop, calibrate, test, operate and monitor a model is appropriate for that purpose, of sufficient quality, traceable to source, and that material data limitations, proxies, adjustments and exclusions are documented and their effect on model output assessed.</w:t>
+        <w:t>M18. An APRA-regulated entity must ensure that data used to develop, calibrate, test, operate and monitor a model is appropriate for that purpose, of sufficient quality, traceable to source, and that material data limitations, proxies, adjustments and exclusions are documented and their effect on model output assessed.</w:t>
       </w:r>
     </w:p>
     <w:p>
@@ -1972,7 +2042,7 @@
         <w:rPr>
           <w:i/>
         </w:rPr>
-        <w:t>→ Guidance: CPG XXXX paragraphs 53–56.</w:t>
+        <w:t>→ Guidance: CPG XXXX paragraphs 59–62.</w:t>
       </w:r>
     </w:p>
     <w:p>
@@ -1988,7 +2058,7 @@
         <w:pStyle w:val="Heading3"/>
       </w:pPr>
       <w:r>
-        <w:t>M18 — Documentation sufficient for independent reconstruction</w:t>
+        <w:t>M19 — Documentation sufficient for independent reconstruction</w:t>
       </w:r>
     </w:p>
     <w:p>
@@ -1999,7 +2069,7 @@
         <w:rPr>
           <w:b/>
         </w:rPr>
-        <w:t>M18. An APRA-regulated entity must maintain model documentation sufficient for a competent person independent of the model's development to understand its purpose, design, data, assumptions, implementation, limitations, testing, approved conditions of use and performance, and to reproduce its material results.</w:t>
+        <w:t>M19. An APRA-regulated entity must maintain model documentation sufficient for a competent person independent of the model's development to understand its purpose, design, data, assumptions, implementation, limitations, testing, approved conditions of use and performance, and to reproduce its material results.</w:t>
       </w:r>
     </w:p>
     <w:p>
@@ -2026,7 +2096,7 @@
         <w:rPr>
           <w:i/>
         </w:rPr>
-        <w:t>→ Guidance: CPG XXXX paragraphs 57–58.</w:t>
+        <w:t>→ Guidance: CPG XXXX paragraphs 63–64.</w:t>
       </w:r>
     </w:p>
     <w:p>
@@ -2050,7 +2120,7 @@
         <w:pStyle w:val="Heading3"/>
       </w:pPr>
       <w:r>
-        <w:t>M19 — Pre-implementation testing</w:t>
+        <w:t>M20 — Pre-implementation testing</w:t>
       </w:r>
     </w:p>
     <w:p>
@@ -2061,7 +2131,7 @@
         <w:rPr>
           <w:b/>
         </w:rPr>
-        <w:t>M19. An APRA-regulated entity must not place a model into use for a material purpose until it has been tested against its design objective and intended use, the results have been documented, and residual limitations have been accepted at an appropriate authority.</w:t>
+        <w:t>M20. An APRA-regulated entity must not place a model into use for a material purpose until it has been tested against its design objective and intended use, the results have been documented, and residual limitations have been accepted at an appropriate authority.</w:t>
       </w:r>
     </w:p>
     <w:p>
@@ -2088,7 +2158,7 @@
         <w:rPr>
           <w:i/>
         </w:rPr>
-        <w:t>→ Guidance: CPG XXXX paragraphs 59–61.</w:t>
+        <w:t>→ Guidance: CPG XXXX paragraphs 65–67.</w:t>
       </w:r>
     </w:p>
     <w:p>
@@ -2104,7 +2174,7 @@
         <w:pStyle w:val="Heading3"/>
       </w:pPr>
       <w:r>
-        <w:t>M20 — Independent validation</w:t>
+        <w:t>M21 — Independent validation</w:t>
       </w:r>
     </w:p>
     <w:p>
@@ -2115,7 +2185,7 @@
         <w:rPr>
           <w:b/>
         </w:rPr>
-        <w:t>M20. An APRA-regulated entity must subject each model to independent validation before it is used for a material purpose and periodically thereafter at a frequency determined by its tier, and must not treat validation performed by the model's developer, its business sponsor or its vendor as satisfying this requirement. Where an urgent business need requires a model to be used before independent validation is complete, the entity must approve that use at an authority commensurate with the model's tier, apply compensating controls, inform users of the limitation and complete the validation within a defined period.</w:t>
+        <w:t>M21. An APRA-regulated entity must subject each model to independent validation before it is used for a material purpose and periodically thereafter at a frequency determined by its tier, and must not treat validation performed by the model's developer, its business sponsor or its vendor as satisfying this requirement. Where an urgent business need requires a model to be used before independent validation is complete, the entity must approve that use at an authority commensurate with the model's tier, apply compensating controls, inform users of the limitation and complete the validation within a defined period.</w:t>
       </w:r>
     </w:p>
     <w:p>
@@ -2142,7 +2212,7 @@
         <w:rPr>
           <w:i/>
         </w:rPr>
-        <w:t>→ Guidance: CPG XXXX paragraphs 69.</w:t>
+        <w:t>→ Guidance: CPG XXXX paragraphs 75.</w:t>
       </w:r>
     </w:p>
     <w:p>
@@ -2150,7 +2220,7 @@
         <w:pStyle w:val="Heading3"/>
       </w:pPr>
       <w:r>
-        <w:t>M21 — Scope of validation</w:t>
+        <w:t>M22 — Scope of validation</w:t>
       </w:r>
     </w:p>
     <w:p>
@@ -2161,7 +2231,7 @@
         <w:rPr>
           <w:b/>
         </w:rPr>
-        <w:t>M21. Validation of a model must address conceptual soundness, ongoing model monitoring, and outcomes analysis comparing model outputs with corresponding actual outcomes to the extent those outcomes are observable and sufficient for the purpose, and must reach an explicit conclusion on the model's fitness for its intended use together with any conditions or limitations. Where outcomes are not observable, the entity must apply alternative evidence of performance, including benchmarking, sensitivity analysis and assessment of assumptions.</w:t>
+        <w:t>M22. Validation of a model must address conceptual soundness, ongoing model monitoring, and outcomes analysis comparing model outputs with corresponding actual outcomes to the extent those outcomes are observable and sufficient for the purpose, and must reach an explicit conclusion on the model's fitness for its intended use together with any conditions or limitations. Where outcomes are not observable, the entity must apply alternative evidence of performance, including benchmarking, sensitivity analysis and assessment of assumptions.</w:t>
       </w:r>
     </w:p>
     <w:p>
@@ -2196,7 +2266,7 @@
         <w:rPr>
           <w:i/>
         </w:rPr>
-        <w:t>→ Guidance: CPG XXXX paragraphs 62–65.</w:t>
+        <w:t>→ Guidance: CPG XXXX paragraphs 68–71.</w:t>
       </w:r>
     </w:p>
     <w:p>
@@ -2204,7 +2274,7 @@
         <w:pStyle w:val="Heading3"/>
       </w:pPr>
       <w:r>
-        <w:t>M22 — Effective challenge</w:t>
+        <w:t>M23 — Effective challenge</w:t>
       </w:r>
     </w:p>
     <w:p>
@@ -2215,7 +2285,7 @@
         <w:rPr>
           <w:b/>
         </w:rPr>
-        <w:t>M22. An APRA-regulated entity must ensure that its models are subject to effective challenge — critical and objective analysis by persons with the expertise to identify model limitations, sufficient independence to maintain objectivity, and the organisational standing and influence to effect change.</w:t>
+        <w:t>M23. An APRA-regulated entity must ensure that its models are subject to effective challenge — critical and objective analysis by persons with the expertise to identify model limitations, sufficient independence to maintain objectivity, and the organisational standing and influence to effect change.</w:t>
       </w:r>
     </w:p>
     <w:p>
@@ -2242,7 +2312,7 @@
         <w:rPr>
           <w:i/>
         </w:rPr>
-        <w:t>→ Guidance: CPG XXXX paragraphs 66–68.</w:t>
+        <w:t>→ Guidance: CPG XXXX paragraphs 72–74.</w:t>
       </w:r>
     </w:p>
     <w:p>
@@ -2258,7 +2328,7 @@
         <w:pStyle w:val="Heading3"/>
       </w:pPr>
       <w:r>
-        <w:t>M23 — Approval and conditions of use</w:t>
+        <w:t>M24 — Approval and conditions of use</w:t>
       </w:r>
     </w:p>
     <w:p>
@@ -2269,7 +2339,7 @@
         <w:rPr>
           <w:b/>
         </w:rPr>
-        <w:t>M23. An APRA-regulated entity must approve each model for a defined purpose and defined conditions of use at an authority commensurate with its tier, having considered the validation conclusion, unresolved findings, limitations, compensating controls and residual model risk, and must record the approved version, scope, users, limits, monitoring thresholds and review date.</w:t>
+        <w:t>M24. An APRA-regulated entity must approve each model for a defined purpose and defined conditions of use at an authority commensurate with its tier, having considered the validation conclusion, unresolved findings, limitations, compensating controls and residual model risk, and must record the approved version, scope, users, limits, monitoring thresholds and review date.</w:t>
       </w:r>
     </w:p>
     <w:p>
@@ -2296,7 +2366,7 @@
         <w:rPr>
           <w:i/>
         </w:rPr>
-        <w:t>→ Guidance: CPG XXXX paragraphs 70–72.</w:t>
+        <w:t>→ Guidance: CPG XXXX paragraphs 76–78.</w:t>
       </w:r>
     </w:p>
     <w:p>
@@ -2320,7 +2390,7 @@
         <w:pStyle w:val="Heading3"/>
       </w:pPr>
       <w:r>
-        <w:t>M24 — Implementation controls</w:t>
+        <w:t>M25 — Implementation controls</w:t>
       </w:r>
     </w:p>
     <w:p>
@@ -2331,7 +2401,7 @@
         <w:rPr>
           <w:b/>
         </w:rPr>
-        <w:t>M24. An APRA-regulated entity must control the implementation of a model into its production environment, including verification that the implemented model reproduces the approved model, control over input data feeds and computing environment, access control, and the ability to revert.</w:t>
+        <w:t>M25. An APRA-regulated entity must control the implementation of a model into its production environment, including verification that the implemented model reproduces the approved model, control over input data feeds and computing environment, access control, and the ability to revert.</w:t>
       </w:r>
     </w:p>
     <w:p>
@@ -2350,7 +2420,7 @@
         <w:rPr>
           <w:i/>
         </w:rPr>
-        <w:t>→ Guidance: CPG XXXX paragraphs 64, 73–74.</w:t>
+        <w:t>→ Guidance: CPG XXXX paragraphs 70, 79–80.</w:t>
       </w:r>
     </w:p>
     <w:p>
@@ -2366,7 +2436,7 @@
         <w:pStyle w:val="Heading3"/>
       </w:pPr>
       <w:r>
-        <w:t>M25 — Change management and re-approval</w:t>
+        <w:t>M26 — Change management and re-approval</w:t>
       </w:r>
     </w:p>
     <w:p>
@@ -2377,7 +2447,7 @@
         <w:rPr>
           <w:b/>
         </w:rPr>
-        <w:t>M25. An APRA-regulated entity must control changes to models, model inputs, assumptions, calibration and implementation, must assess the materiality of each change, and must re-test, re-validate and re-approve changes to the extent warranted by that assessment.</w:t>
+        <w:t>M26. An APRA-regulated entity must control changes to models, model inputs, assumptions, calibration and implementation, must assess the materiality of each change, and must re-test, re-validate and re-approve changes to the extent warranted by that assessment.</w:t>
       </w:r>
     </w:p>
     <w:p>
@@ -2404,7 +2474,7 @@
         <w:rPr>
           <w:i/>
         </w:rPr>
-        <w:t>→ Guidance: CPG XXXX paragraphs 75–76, 99.</w:t>
+        <w:t>→ Guidance: CPG XXXX paragraphs 81–82, 105.</w:t>
       </w:r>
     </w:p>
     <w:p>
@@ -2420,7 +2490,7 @@
         <w:pStyle w:val="Heading3"/>
       </w:pPr>
       <w:r>
-        <w:t>M26 — Use consistent with approved purpose</w:t>
+        <w:t>M27 — Use consistent with approved purpose</w:t>
       </w:r>
     </w:p>
     <w:p>
@@ -2431,7 +2501,7 @@
         <w:rPr>
           <w:b/>
         </w:rPr>
-        <w:t>M26. An APRA-regulated entity must ensure that models are used only for their approved purposes and within their approved conditions, and that users understand the model's purpose, key assumptions, limitations and the circumstances in which its output should not be relied upon.</w:t>
+        <w:t>M27. An APRA-regulated entity must ensure that models are used only for their approved purposes and within their approved conditions, and that users understand the model's purpose, key assumptions, limitations and the circumstances in which its output should not be relied upon.</w:t>
       </w:r>
     </w:p>
     <w:p>
@@ -2458,7 +2528,7 @@
         <w:rPr>
           <w:i/>
         </w:rPr>
-        <w:t>→ Guidance: CPG XXXX paragraphs 77–78.</w:t>
+        <w:t>→ Guidance: CPG XXXX paragraphs 83–84.</w:t>
       </w:r>
     </w:p>
     <w:p>
@@ -2466,7 +2536,7 @@
         <w:pStyle w:val="Heading3"/>
       </w:pPr>
       <w:r>
-        <w:t>M27 — Overlays, adjustments and expert judgement</w:t>
+        <w:t>M28 — Overlays, adjustments and expert judgement</w:t>
       </w:r>
     </w:p>
     <w:p>
@@ -2477,7 +2547,7 @@
         <w:rPr>
           <w:b/>
         </w:rPr>
-        <w:t>M27. An APRA-regulated entity must govern adjustments, overlays and expert judgement applied to model output, including the basis for the adjustment, its quantification, approval at an authority commensurate with its size and effect, its documentation, its monitoring and the conditions for its removal.</w:t>
+        <w:t>M28. An APRA-regulated entity must govern adjustments, overlays and expert judgement applied to model output, including the basis for the adjustment, its quantification, approval at an authority commensurate with its size and effect, its documentation, its monitoring and the conditions for its removal.</w:t>
       </w:r>
     </w:p>
     <w:p>
@@ -2504,7 +2574,7 @@
         <w:rPr>
           <w:i/>
         </w:rPr>
-        <w:t>→ Guidance: CPG XXXX paragraphs 79–81.</w:t>
+        <w:t>→ Guidance: CPG XXXX paragraphs 85–87.</w:t>
       </w:r>
     </w:p>
     <w:p>
@@ -2520,7 +2590,7 @@
         <w:pStyle w:val="Heading3"/>
       </w:pPr>
       <w:r>
-        <w:t>M28 — Ongoing performance monitoring</w:t>
+        <w:t>M29 — Ongoing performance monitoring</w:t>
       </w:r>
     </w:p>
     <w:p>
@@ -2531,7 +2601,7 @@
         <w:rPr>
           <w:b/>
         </w:rPr>
-        <w:t>M28. An APRA-regulated entity must monitor the performance of each model against defined metrics and thresholds at a frequency proportionate to its tier, and must investigate, escalate and act upon threshold breaches, deterioration, drift and unexplained changes in behaviour.</w:t>
+        <w:t>M29. An APRA-regulated entity must monitor the performance of each model against defined metrics and thresholds at a frequency proportionate to its tier, and must investigate, escalate and act upon threshold breaches, deterioration, drift and unexplained changes in behaviour.</w:t>
       </w:r>
     </w:p>
     <w:p>
@@ -2558,7 +2628,7 @@
         <w:rPr>
           <w:i/>
         </w:rPr>
-        <w:t>→ Guidance: CPG XXXX paragraphs 82–84.</w:t>
+        <w:t>→ Guidance: CPG XXXX paragraphs 88–90.</w:t>
       </w:r>
     </w:p>
     <w:p>
@@ -2566,7 +2636,7 @@
         <w:pStyle w:val="Heading3"/>
       </w:pPr>
       <w:r>
-        <w:t>M29 — Limitations, compensating controls and remediation</w:t>
+        <w:t>M30 — Limitations, compensating controls and remediation</w:t>
       </w:r>
     </w:p>
     <w:p>
@@ -2577,7 +2647,7 @@
         <w:rPr>
           <w:b/>
         </w:rPr>
-        <w:t>M29. An APRA-regulated entity must record known model limitations and deficiencies, apply compensating controls where a limitation is material and not immediately resolvable, track remediation to completion against owners and dates, and escalate overdue or unresolved material findings. On identifying a material model error or failure, the entity must determine its cause, assess whether the same weakness affects other models, and assess and address the effect on decisions, figures, balances and amounts attributable to customers or beneficiaries that the model has already produced.</w:t>
+        <w:t>M30. An APRA-regulated entity must record known model limitations and deficiencies, apply compensating controls where a limitation is material and not immediately resolvable, track remediation to completion against owners and dates, and escalate overdue or unresolved material findings. On identifying a material model error or failure, the entity must determine its cause, assess whether the same weakness affects other models, and assess and address the effect on decisions, figures, balances and amounts attributable to customers or beneficiaries that the model has already produced.</w:t>
       </w:r>
     </w:p>
     <w:p>
@@ -2604,7 +2674,7 @@
         <w:rPr>
           <w:i/>
         </w:rPr>
-        <w:t>→ Guidance: CPG XXXX paragraphs 72, 85–86.</w:t>
+        <w:t>→ Guidance: CPG XXXX paragraphs 78, 91–92.</w:t>
       </w:r>
     </w:p>
     <w:p>
@@ -2620,7 +2690,7 @@
         <w:pStyle w:val="Heading3"/>
       </w:pPr>
       <w:r>
-        <w:t>M30 — Restriction, suspension and decommissioning</w:t>
+        <w:t>M31 — Restriction, suspension and decommissioning</w:t>
       </w:r>
     </w:p>
     <w:p>
@@ -2631,7 +2701,7 @@
         <w:rPr>
           <w:b/>
         </w:rPr>
-        <w:t>M30. An APRA-regulated entity must be able to restrict, suspend, replace or decommission a model that is unfit for its purpose, and must manage decommissioning so that dependent processes, downstream models and outputs that remain in force are addressed and records are retained. Where a model in the entity's highest risk tier is material to a decision or figure, the entity must identify and periodically assess the alternative basis on which that decision or figure would be determined if the model were unavailable.</w:t>
+        <w:t>M31. An APRA-regulated entity must be able to restrict, suspend, replace or decommission a model that is unfit for its purpose, and must manage decommissioning so that dependent processes, downstream models and outputs that remain in force are addressed and records are retained. Where a model in the entity's highest risk tier is material to a decision or figure, the entity must identify and periodically assess the alternative basis on which that decision or figure would be determined if the model were unavailable.</w:t>
       </w:r>
     </w:p>
     <w:p>
@@ -2650,7 +2720,7 @@
         <w:rPr>
           <w:i/>
         </w:rPr>
-        <w:t>→ Guidance: CPG XXXX paragraphs 87–88.</w:t>
+        <w:t>→ Guidance: CPG XXXX paragraphs 93–94.</w:t>
       </w:r>
     </w:p>
     <w:p>
@@ -2674,7 +2744,7 @@
         <w:pStyle w:val="Heading3"/>
       </w:pPr>
       <w:r>
-        <w:t>M31 — Vendor and externally developed models</w:t>
+        <w:t>M32 — Vendor and externally developed models</w:t>
       </w:r>
     </w:p>
     <w:p>
@@ -2685,7 +2755,7 @@
         <w:rPr>
           <w:b/>
         </w:rPr>
-        <w:t>M31. An APRA-regulated entity must apply this Prudential Standard to models supplied, hosted or operated by third parties, and must obtain information sufficient to understand the model's design, data, assumptions, limitations and performance. Where the entity cannot itself discharge an obligation in this Prudential Standard in relation to a third-party model, it must obtain equivalent assurance from the provider or implement compensating controls, and must record which obligations are met in that way.</w:t>
+        <w:t>M32. An APRA-regulated entity must apply this Prudential Standard to models supplied, hosted or operated by third parties, and must obtain information sufficient to understand the model's design, data, assumptions, limitations and performance. Where the entity cannot itself discharge an obligation in this Prudential Standard in relation to a third-party model, it must obtain equivalent assurance from the provider or implement compensating controls, and must record which obligations are met in that way.</w:t>
       </w:r>
     </w:p>
     <w:p>
@@ -2712,7 +2782,7 @@
         <w:rPr>
           <w:i/>
         </w:rPr>
-        <w:t>→ Guidance: CPG XXXX paragraphs 15, 69, 89–91.</w:t>
+        <w:t>→ Guidance: CPG XXXX paragraphs 15, 75, 95–97.</w:t>
       </w:r>
     </w:p>
     <w:p>
@@ -2720,7 +2790,7 @@
         <w:pStyle w:val="Heading3"/>
       </w:pPr>
       <w:r>
-        <w:t>M32 — Information rights, concentration and substitutability</w:t>
+        <w:t>M33 — Information rights, concentration and substitutability</w:t>
       </w:r>
     </w:p>
     <w:p>
@@ -2731,7 +2801,7 @@
         <w:rPr>
           <w:b/>
         </w:rPr>
-        <w:t>M32. An APRA-regulated entity must maintain contractual and governance arrangements giving it timely access to the information and assurance it needs to meet its obligations in relation to a material third-party model, and must identify and manage concentration and substitutability risk in its own reliance on models, data sources, platforms and providers, including where that reliance is shared with other entities. Where an arrangement is already on foot at the commencement of this Prudential Standard, this paragraph applies from the earlier of the next renewal or material variation of that arrangement and the end of the transition period determined by APRA.</w:t>
+        <w:t>M33. An APRA-regulated entity must maintain contractual and governance arrangements giving it timely access to the information and assurance it needs to meet its obligations in relation to a material third-party model, and must identify and manage concentration and substitutability risk in its own reliance on models, data sources, platforms and providers, including where that reliance is shared with other entities. Where an arrangement is already on foot at the commencement of this Prudential Standard, this paragraph applies from the earlier of the next renewal or material variation of that arrangement and the end of the transition period determined by APRA.</w:t>
       </w:r>
     </w:p>
     <w:p>
@@ -2758,7 +2828,7 @@
         <w:rPr>
           <w:i/>
         </w:rPr>
-        <w:t>→ Guidance: CPG XXXX paragraphs 92–94.</w:t>
+        <w:t>→ Guidance: CPG XXXX paragraphs 98–100.</w:t>
       </w:r>
     </w:p>
     <w:p>
@@ -2774,7 +2844,7 @@
         <w:pStyle w:val="Heading3"/>
       </w:pPr>
       <w:r>
-        <w:t>M33 — Additional controls for AI and machine learning models</w:t>
+        <w:t>M34 — Additional controls for AI and machine learning models</w:t>
       </w:r>
     </w:p>
     <w:p>
@@ -2785,7 +2855,7 @@
         <w:rPr>
           <w:b/>
         </w:rPr>
-        <w:t>M33. Where a model uses artificial intelligence or machine learning techniques, an APRA-regulated entity must address the additional risks arising from those techniques, including limited explainability, sensitivity to data drift, instability under retraining, feature leakage, systematic differences in model performance across segments of the population to which the model is applied, and dependence on externally supplied models whose construction the entity cannot inspect.</w:t>
+        <w:t>M34. Where a model uses artificial intelligence or machine learning techniques, an APRA-regulated entity must address the additional risks arising from those techniques, including limited explainability, sensitivity to data drift, instability under retraining, feature leakage, systematic differences in model performance across segments of the population to which the model is applied, and dependence on externally supplied models whose construction the entity cannot inspect.</w:t>
       </w:r>
     </w:p>
     <w:p>
@@ -2820,7 +2890,7 @@
         <w:rPr>
           <w:i/>
         </w:rPr>
-        <w:t>→ Guidance: CPG XXXX paragraphs 56, 95–100.</w:t>
+        <w:t>→ Guidance: CPG XXXX paragraphs 62, 101–106.</w:t>
       </w:r>
     </w:p>
     <w:p>
@@ -2828,7 +2898,7 @@
         <w:pStyle w:val="Heading3"/>
       </w:pPr>
       <w:r>
-        <w:t>M34 — Boundary with the AI risk management framework</w:t>
+        <w:t>M35 — Boundary with the AI risk management framework</w:t>
       </w:r>
     </w:p>
     <w:p>
@@ -2839,7 +2909,7 @@
         <w:rPr>
           <w:b/>
         </w:rPr>
-        <w:t>M34. An APRA-regulated entity must apply this Prudential Standard to any artificial intelligence system that meets the definition of a model, must apply its artificial intelligence risk management arrangements to the wider risks of that system, and must ensure that no material AI system falls between the two.</w:t>
+        <w:t>M35. An APRA-regulated entity must apply this Prudential Standard to any artificial intelligence system that meets the definition of a model, must apply its artificial intelligence risk management arrangements to the wider risks of that system, and must ensure that no material AI system falls between the two.</w:t>
       </w:r>
     </w:p>
     <w:p>
@@ -2874,7 +2944,7 @@
         <w:rPr>
           <w:i/>
         </w:rPr>
-        <w:t>→ Guidance: CPG XXXX paragraphs 101–103.</w:t>
+        <w:t>→ Guidance: CPG XXXX paragraphs 107–109.</w:t>
       </w:r>
     </w:p>
     <w:p>
@@ -2898,7 +2968,7 @@
         <w:pStyle w:val="Heading3"/>
       </w:pPr>
       <w:r>
-        <w:t>M35 — Models used to determine regulatory capital</w:t>
+        <w:t>M36 — Models used to determine regulatory capital</w:t>
       </w:r>
     </w:p>
     <w:p>
@@ -2909,7 +2979,7 @@
         <w:rPr>
           <w:b/>
         </w:rPr>
-        <w:t>M35. An APRA-regulated entity that uses a model to determine a regulatory capital requirement must satisfy the requirements of the applicable prudential standard for that model in addition to this Prudential Standard, must not change an approved model without APRA's approval where the applicable standard so requires, and must ensure the model is used in the entity's internal risk management.</w:t>
+        <w:t>M36. An APRA-regulated entity that uses a model to determine a regulatory capital requirement must satisfy the requirements of the applicable prudential standard for that model in addition to this Prudential Standard, must not change an approved model without APRA's approval where the applicable standard so requires, and must ensure the model is used in the entity's internal risk management.</w:t>
       </w:r>
     </w:p>
     <w:p>
@@ -2926,168 +2996,6 @@
       </w:pPr>
       <w:r>
         <w:t>The requirement that an approved capital model be used in internal risk management is longstanding and substantive. A model maintained for regulatory reporting while the business is run on a different basis indicates that one of the two is not trusted.</w:t>
-      </w:r>
-    </w:p>
-    <w:p>
-      <w:pPr>
-        <w:pStyle w:val="CrossRef"/>
-      </w:pPr>
-      <w:r>
-        <w:rPr>
-          <w:i/>
-        </w:rPr>
-        <w:t>→ Guidance: CPG XXXX paragraphs 104–105.</w:t>
-      </w:r>
-    </w:p>
-    <w:p>
-      <w:pPr>
-        <w:pStyle w:val="Heading2"/>
-      </w:pPr>
-      <w:r>
-        <w:t>23. Valuation and financial reporting models</w:t>
-      </w:r>
-    </w:p>
-    <w:p>
-      <w:pPr>
-        <w:pStyle w:val="Heading3"/>
-      </w:pPr>
-      <w:r>
-        <w:t>M36 — Valuation and financial reporting models</w:t>
-      </w:r>
-    </w:p>
-    <w:p>
-      <w:pPr>
-        <w:pStyle w:val="Requirement"/>
-      </w:pPr>
-      <w:r>
-        <w:rPr>
-          <w:b/>
-        </w:rPr>
-        <w:t>M36. An APRA-regulated entity must apply this Prudential Standard to models used to value assets and liabilities, to determine expected credit losses and to produce financial and regulatory reporting, and must ensure independent price verification and independent review of material valuation inputs and assumptions.</w:t>
-      </w:r>
-    </w:p>
-    <w:p>
-      <w:pPr>
-        <w:pStyle w:val="Guidance"/>
-      </w:pPr>
-      <w:r>
-        <w:t>Valuation models concentrate model risk because the output is the reported number rather than an input to a decision that a human subsequently makes. Level 3 valuations, illiquid exposures and modelled expected credit loss are the areas of greatest sensitivity to assumption choice.</w:t>
-      </w:r>
-    </w:p>
-    <w:p>
-      <w:pPr>
-        <w:pStyle w:val="Guidance"/>
-      </w:pPr>
-      <w:r>
-        <w:t>Independent price verification is a distinct control from validation and both are required for material valuation models.</w:t>
-      </w:r>
-    </w:p>
-    <w:p>
-      <w:pPr>
-        <w:pStyle w:val="CrossRef"/>
-      </w:pPr>
-      <w:r>
-        <w:rPr>
-          <w:i/>
-        </w:rPr>
-        <w:t>→ Guidance: CPG XXXX paragraphs 106–107.</w:t>
-      </w:r>
-    </w:p>
-    <w:p>
-      <w:pPr>
-        <w:pStyle w:val="Heading2"/>
-      </w:pPr>
-      <w:r>
-        <w:t>24. Actuarial and insurance models</w:t>
-      </w:r>
-    </w:p>
-    <w:p>
-      <w:pPr>
-        <w:pStyle w:val="Heading3"/>
-      </w:pPr>
-      <w:r>
-        <w:t>M37 — Actuarial, reserving and insurance liability models</w:t>
-      </w:r>
-    </w:p>
-    <w:p>
-      <w:pPr>
-        <w:pStyle w:val="Requirement"/>
-      </w:pPr>
-      <w:r>
-        <w:rPr>
-          <w:b/>
-        </w:rPr>
-        <w:t>M37. An APRA-regulated insurer, including a private health insurer, must apply this Prudential Standard to models used to determine insurance liabilities, including deferred claims liabilities and, for a private health insurer, amounts arising under the risk equalisation arrangements, and to models used to determine premiums, reinsurance recoveries and capital, and must ensure that the role of the Appointed Actuary and this Prudential Standard's validation requirements operate together without gaps in independent review. Independent review performed under CPS 320 and the sectoral actuarial standards may satisfy the independent validation requirement for an actuarial model to the extent the reviewer was not responsible for developing the model or setting its assumptions, and the insurer must identify and separately address any element not so covered.</w:t>
-      </w:r>
-    </w:p>
-    <w:p>
-      <w:pPr>
-        <w:pStyle w:val="Guidance"/>
-      </w:pPr>
-      <w:r>
-        <w:t>The Appointed Actuary provides a form of independent professional review that is well established and, for many actuarial models, will satisfy a substantial part of the validation expectation. It does not automatically satisfy all of it, particularly in respect of implementation verification and data quality.</w:t>
-      </w:r>
-    </w:p>
-    <w:p>
-      <w:pPr>
-        <w:pStyle w:val="Guidance"/>
-      </w:pPr>
-      <w:r>
-        <w:t>The insurer should map which elements of validation are discharged through the actuarial control cycle and which require separate work, rather than assuming complete overlap in either direction.</w:t>
-      </w:r>
-    </w:p>
-    <w:p>
-      <w:pPr>
-        <w:pStyle w:val="CrossRef"/>
-      </w:pPr>
-      <w:r>
-        <w:rPr>
-          <w:i/>
-        </w:rPr>
-        <w:t>→ Guidance: CPG XXXX paragraphs 108–109.</w:t>
-      </w:r>
-    </w:p>
-    <w:p>
-      <w:pPr>
-        <w:pStyle w:val="Heading2"/>
-      </w:pPr>
-      <w:r>
-        <w:t>25. Superannuation models</w:t>
-      </w:r>
-    </w:p>
-    <w:p>
-      <w:pPr>
-        <w:pStyle w:val="Heading3"/>
-      </w:pPr>
-      <w:r>
-        <w:t>M38 — Models used by RSE licensees</w:t>
-      </w:r>
-    </w:p>
-    <w:p>
-      <w:pPr>
-        <w:pStyle w:val="Requirement"/>
-      </w:pPr>
-      <w:r>
-        <w:rPr>
-          <w:b/>
-        </w:rPr>
-        <w:t>M38. An RSE licensee must apply this Prudential Standard to models used in investment strategy, asset valuation, liquidity management, insurance in superannuation, fee and cost determination, unit pricing and member outcomes assessment.</w:t>
-      </w:r>
-    </w:p>
-    <w:p>
-      <w:pPr>
-        <w:pStyle w:val="Guidance"/>
-      </w:pPr>
-      <w:r>
-        <w:t>Unit pricing and valuation models directly determine amounts credited to member accounts. An error is realised as a transfer of value between members and is frequently difficult to reverse, which places these models at the higher end of any reasonable tiering assessment.</w:t>
-      </w:r>
-    </w:p>
-    <w:p>
-      <w:pPr>
-        <w:pStyle w:val="Guidance"/>
-      </w:pPr>
-      <w:r>
-        <w:t>Liquidity stress models used to support investment strategy should be tested against the conditions in which they would actually be relied upon.</w:t>
       </w:r>
     </w:p>
     <w:p>
@@ -3106,7 +3014,7 @@
         <w:pStyle w:val="Heading2"/>
       </w:pPr>
       <w:r>
-        <w:t>26. Stress testing and scenario models</w:t>
+        <w:t>23. Valuation and financial reporting models</w:t>
       </w:r>
     </w:p>
     <w:p>
@@ -3114,7 +3022,7 @@
         <w:pStyle w:val="Heading3"/>
       </w:pPr>
       <w:r>
-        <w:t>M39 — Stress testing, scenario and capital planning models</w:t>
+        <w:t>M37 — Valuation and financial reporting models</w:t>
       </w:r>
     </w:p>
     <w:p>
@@ -3125,7 +3033,7 @@
         <w:rPr>
           <w:b/>
         </w:rPr>
-        <w:t>M39. An APRA-regulated entity must apply this Prudential Standard to models used for stress testing, scenario analysis and capital planning, and must ensure that the limitations of those models are made explicit to those relying on their results.</w:t>
+        <w:t>M37. An APRA-regulated entity must apply this Prudential Standard to models used to value assets and liabilities, to determine expected credit losses and to produce financial and regulatory reporting, and must ensure independent price verification and independent review of material valuation inputs and assumptions.</w:t>
       </w:r>
     </w:p>
     <w:p>
@@ -3133,7 +3041,7 @@
         <w:pStyle w:val="Guidance"/>
       </w:pPr>
       <w:r>
-        <w:t>Stress testing models are used precisely where historical data is least informative, so their results depend heavily on assumption and expert judgement. That does not make them exempt from governance; it makes the governance of their assumptions the principal control.</w:t>
+        <w:t>Valuation models concentrate model risk because the output is the reported number rather than an input to a decision that a human subsequently makes. Level 3 valuations, illiquid exposures and modelled expected credit loss are the areas of greatest sensitivity to assumption choice.</w:t>
       </w:r>
     </w:p>
     <w:p>
@@ -3141,7 +3049,7 @@
         <w:pStyle w:val="Guidance"/>
       </w:pPr>
       <w:r>
-        <w:t>Forward-looking scenario models addressing risks with limited historical precedent, including climate scenarios, should be used with explicit acknowledgement of the uncertainty in their outputs, and should not be presented to decision-makers with a precision the method cannot support.</w:t>
+        <w:t>Independent price verification is a distinct control from validation and both are required for material valuation models.</w:t>
       </w:r>
     </w:p>
     <w:p>
@@ -3157,26 +3065,18 @@
     </w:p>
     <w:p>
       <w:pPr>
-        <w:pStyle w:val="Heading1"/>
+        <w:pStyle w:val="Heading2"/>
       </w:pPr>
       <w:r>
-        <w:t>Part J — Aggregate risk, records and assurance</w:t>
+        <w:t>24. Actuarial and insurance models</w:t>
       </w:r>
     </w:p>
     <w:p>
       <w:pPr>
-        <w:pStyle w:val="Heading2"/>
+        <w:pStyle w:val="Heading3"/>
       </w:pPr>
       <w:r>
-        <w:t>27. Aggregate model risk</w:t>
-      </w:r>
-    </w:p>
-    <w:p>
-      <w:pPr>
-        <w:pStyle w:val="Heading3"/>
-      </w:pPr>
-      <w:r>
-        <w:t>M40 — Aggregate assessment of model risk</w:t>
+        <w:t>M38 — Actuarial, reserving and insurance liability models</w:t>
       </w:r>
     </w:p>
     <w:p>
@@ -3187,7 +3087,7 @@
         <w:rPr>
           <w:b/>
         </w:rPr>
-        <w:t>M40. An APRA-regulated entity must assess model risk in aggregate across its model portfolio, must consider the effect of that aggregate risk in its internal capital adequacy assessment or, for an RSE licensee, in the assessment of operational risk that informs the operational risk financial requirement target amount determined under SPS 114, and must be able to explain the basis and limitations of the assessment.</w:t>
+        <w:t>M38. An APRA-regulated insurer, including a private health insurer, must apply this Prudential Standard to models used to determine insurance liabilities, including deferred claims liabilities and, for a private health insurer, amounts arising under the risk equalisation arrangements, and to models used to determine premiums, reinsurance recoveries and capital, and must ensure that the role of the Appointed Actuary and this Prudential Standard's validation requirements operate together without gaps in independent review. Independent review performed under CPS 320 and the sectoral actuarial standards may satisfy the independent validation requirement for an actuarial model to the extent the reviewer was not responsible for developing the model or setting its assumptions, and the insurer must identify and separately address any element not so covered.</w:t>
       </w:r>
     </w:p>
     <w:p>
@@ -3195,7 +3095,7 @@
         <w:pStyle w:val="Guidance"/>
       </w:pPr>
       <w:r>
-        <w:t>Aggregate assessment need not be a single number. Concentration of reliance, correlation of methodology and data across models, common assumptions and the extent of unvalidated or overdue models are all informative and are usually available before a quantification capability exists.</w:t>
+        <w:t>The Appointed Actuary provides a form of independent professional review that is well established and, for many actuarial models, will satisfy a substantial part of the validation expectation. It does not automatically satisfy all of it, particularly in respect of implementation verification and data quality.</w:t>
       </w:r>
     </w:p>
     <w:p>
@@ -3203,7 +3103,7 @@
         <w:pStyle w:val="Guidance"/>
       </w:pPr>
       <w:r>
-        <w:t>Where an entity concludes that no capital is required in respect of model risk, that conclusion should be reasoned and documented rather than reached by omission.</w:t>
+        <w:t>The insurer should map which elements of validation are discharged through the actuarial control cycle and which require separate work, rather than assuming complete overlap in either direction.</w:t>
       </w:r>
     </w:p>
     <w:p>
@@ -3214,7 +3114,7 @@
         <w:rPr>
           <w:i/>
         </w:rPr>
-        <w:t>→ Guidance: CPG XXXX paragraphs 41, 114–116.</w:t>
+        <w:t>→ Guidance: CPG XXXX paragraphs 114–115.</w:t>
       </w:r>
     </w:p>
     <w:p>
@@ -3222,7 +3122,7 @@
         <w:pStyle w:val="Heading2"/>
       </w:pPr>
       <w:r>
-        <w:t>28. Records</w:t>
+        <w:t>25. Superannuation models</w:t>
       </w:r>
     </w:p>
     <w:p>
@@ -3230,7 +3130,7 @@
         <w:pStyle w:val="Heading3"/>
       </w:pPr>
       <w:r>
-        <w:t>M41 — Records and reconstructability</w:t>
+        <w:t>M39 — Models used by RSE licensees</w:t>
       </w:r>
     </w:p>
     <w:p>
@@ -3241,7 +3141,7 @@
         <w:rPr>
           <w:b/>
         </w:rPr>
-        <w:t>M41. An APRA-regulated entity must retain records sufficient to reconstruct, for a material model, what it produced, on what data and version, on what basis it was approved, how it performed, what limitations applied and what adjustments were made.</w:t>
+        <w:t>M39. An RSE licensee must apply this Prudential Standard to models used in investment strategy, asset valuation, liquidity management, insurance in superannuation, fee and cost determination, unit pricing and member outcomes assessment.</w:t>
       </w:r>
     </w:p>
     <w:p>
@@ -3249,7 +3149,7 @@
         <w:pStyle w:val="Guidance"/>
       </w:pPr>
       <w:r>
-        <w:t>Reconstructability is what allows a supervisor, an auditor, an actuary or a court to establish what the entity knew and when. It should be designed into the model's operation rather than reassembled later.</w:t>
+        <w:t>Unit pricing and valuation models directly determine amounts credited to member accounts. An error is realised as a transfer of value between members and is frequently difficult to reverse, which places these models at the higher end of any reasonable tiering assessment.</w:t>
       </w:r>
     </w:p>
     <w:p>
@@ -3257,7 +3157,7 @@
         <w:pStyle w:val="Guidance"/>
       </w:pPr>
       <w:r>
-        <w:t>Retention periods should align with the entity's other prudential record-keeping obligations and with the period over which the decisions the model informed remain material.</w:t>
+        <w:t>Liquidity stress models used to support investment strategy should be tested against the conditions in which they would actually be relied upon.</w:t>
       </w:r>
     </w:p>
     <w:p>
@@ -3268,7 +3168,7 @@
         <w:rPr>
           <w:i/>
         </w:rPr>
-        <w:t>→ Guidance: CPG XXXX paragraphs 117–118.</w:t>
+        <w:t>→ Guidance: CPG XXXX paragraphs 116–117.</w:t>
       </w:r>
     </w:p>
     <w:p>
@@ -3276,7 +3176,7 @@
         <w:pStyle w:val="Heading2"/>
       </w:pPr>
       <w:r>
-        <w:t>29. Assurance</w:t>
+        <w:t>26. Stress testing and scenario models</w:t>
       </w:r>
     </w:p>
     <w:p>
@@ -3284,7 +3184,7 @@
         <w:pStyle w:val="Heading3"/>
       </w:pPr>
       <w:r>
-        <w:t>M42 — Internal audit and independent assurance</w:t>
+        <w:t>M40 — Stress testing, scenario and capital planning models</w:t>
       </w:r>
     </w:p>
     <w:p>
@@ -3295,7 +3195,7 @@
         <w:rPr>
           <w:b/>
         </w:rPr>
-        <w:t>M42. An APRA-regulated entity must ensure that internal audit, or another independent function with equivalent standing, periodically assesses the design and operating effectiveness of the model risk management framework, including the effectiveness of validation and of challenge, and reports the results to the Board Audit Committee.</w:t>
+        <w:t>M40. An APRA-regulated entity must apply this Prudential Standard to models used for stress testing, scenario analysis and capital planning, and must ensure that the limitations of those models are made explicit to those relying on their results.</w:t>
       </w:r>
     </w:p>
     <w:p>
@@ -3303,7 +3203,7 @@
         <w:pStyle w:val="Guidance"/>
       </w:pPr>
       <w:r>
-        <w:t>Internal audit's role is to assess whether the framework works, not to re-perform validation. Testing whether validation findings are genuinely resolved, whether tiering is applied consistently and whether the inventory is complete will usually be more informative than re-examining model methodology.</w:t>
+        <w:t>Stress testing models are used precisely where historical data is least informative, so their results depend heavily on assumption and expert judgement. That does not make them exempt from governance; it makes the governance of their assumptions the principal control.</w:t>
       </w:r>
     </w:p>
     <w:p>
@@ -3311,7 +3211,7 @@
         <w:pStyle w:val="Guidance"/>
       </w:pPr>
       <w:r>
-        <w:t>Where internal audit lacks the technical capability to assess validation quality, the entity should obtain that capability rather than narrow the scope of the assurance.</w:t>
+        <w:t>Forward-looking scenario models addressing risks with limited historical precedent, including climate scenarios, should be used with explicit acknowledgement of the uncertainty in their outputs, and should not be presented to decision-makers with a precision the method cannot support.</w:t>
       </w:r>
     </w:p>
     <w:p>
@@ -3322,15 +3222,23 @@
         <w:rPr>
           <w:i/>
         </w:rPr>
-        <w:t>→ Guidance: CPG XXXX paragraphs 68, 119–120.</w:t>
+        <w:t>→ Guidance: CPG XXXX paragraphs 118–119.</w:t>
       </w:r>
     </w:p>
     <w:p>
       <w:pPr>
+        <w:pStyle w:val="Heading1"/>
+      </w:pPr>
+      <w:r>
+        <w:t>Part J — Aggregate risk, records and assurance</w:t>
+      </w:r>
+    </w:p>
+    <w:p>
+      <w:pPr>
         <w:pStyle w:val="Heading2"/>
       </w:pPr>
       <w:r>
-        <w:t>30. APRA engagement</w:t>
+        <w:t>27. Aggregate model risk</w:t>
       </w:r>
     </w:p>
     <w:p>
@@ -3338,7 +3246,7 @@
         <w:pStyle w:val="Heading3"/>
       </w:pPr>
       <w:r>
-        <w:t>M43 — Notification and provision of information to APRA</w:t>
+        <w:t>M41 — Aggregate assessment of model risk</w:t>
       </w:r>
     </w:p>
     <w:p>
@@ -3349,7 +3257,7 @@
         <w:rPr>
           <w:b/>
         </w:rPr>
-        <w:t>M43. An APRA-regulated entity must notify APRA as soon as practicable, and within the timeframe applicable under CPS 230 or CPS 234 where the event also falls within those standards, of a model failure or model risk event that has, or is likely to have, a material impact on its financial position, on amounts credited to or debited from the accounts of its customers or beneficiaries, on its regulatory reporting or on its ability to meet its prudential obligations, and must provide APRA with information relating to its models and model risk management where APRA requires it in writing.</w:t>
+        <w:t>M41. An APRA-regulated entity must assess model risk in aggregate across its model portfolio, must consider the effect of that aggregate risk in its internal capital adequacy assessment or, for an RSE licensee, in the assessment of operational risk that informs the operational risk financial requirement target amount determined under SPS 114, and must be able to explain the basis and limitations of the assessment.</w:t>
       </w:r>
     </w:p>
     <w:p>
@@ -3357,7 +3265,7 @@
         <w:pStyle w:val="Guidance"/>
       </w:pPr>
       <w:r>
-        <w:t>Where a model failure is also an operational risk incident or an information security incident, the notification requirements of the applicable prudential standards apply and this paragraph does not create an additional or conflicting deadline.</w:t>
+        <w:t>Aggregate assessment need not be a single number. Concentration of reliance, correlation of methodology and data across models, common assumptions and the extent of unvalidated or overdue models are all informative and are usually available before a quantification capability exists.</w:t>
       </w:r>
     </w:p>
     <w:p>
@@ -3365,7 +3273,7 @@
         <w:pStyle w:val="Guidance"/>
       </w:pPr>
       <w:r>
-        <w:t>Early engagement is expected where an entity identifies a material weakness in a model used for regulatory capital, reserving or reporting, rather than at the point the correction is finalised.</w:t>
+        <w:t>Where an entity concludes that no capital is required in respect of model risk, that conclusion should be reasoned and documented rather than reached by omission.</w:t>
       </w:r>
     </w:p>
     <w:p>
@@ -3376,7 +3284,169 @@
         <w:rPr>
           <w:i/>
         </w:rPr>
-        <w:t>→ Guidance: CPG XXXX paragraphs 121–122.</w:t>
+        <w:t>→ Guidance: CPG XXXX paragraphs 47, 120–122.</w:t>
+      </w:r>
+    </w:p>
+    <w:p>
+      <w:pPr>
+        <w:pStyle w:val="Heading2"/>
+      </w:pPr>
+      <w:r>
+        <w:t>28. Records</w:t>
+      </w:r>
+    </w:p>
+    <w:p>
+      <w:pPr>
+        <w:pStyle w:val="Heading3"/>
+      </w:pPr>
+      <w:r>
+        <w:t>M42 — Records and reconstructability</w:t>
+      </w:r>
+    </w:p>
+    <w:p>
+      <w:pPr>
+        <w:pStyle w:val="Requirement"/>
+      </w:pPr>
+      <w:r>
+        <w:rPr>
+          <w:b/>
+        </w:rPr>
+        <w:t>M42. An APRA-regulated entity must retain records sufficient to reconstruct, for a material model, what it produced, on what data and version, on what basis it was approved, how it performed, what limitations applied and what adjustments were made.</w:t>
+      </w:r>
+    </w:p>
+    <w:p>
+      <w:pPr>
+        <w:pStyle w:val="Guidance"/>
+      </w:pPr>
+      <w:r>
+        <w:t>Reconstructability is what allows a supervisor, an auditor, an actuary or a court to establish what the entity knew and when. It should be designed into the model's operation rather than reassembled later.</w:t>
+      </w:r>
+    </w:p>
+    <w:p>
+      <w:pPr>
+        <w:pStyle w:val="Guidance"/>
+      </w:pPr>
+      <w:r>
+        <w:t>Retention periods should align with the entity's other prudential record-keeping obligations and with the period over which the decisions the model informed remain material.</w:t>
+      </w:r>
+    </w:p>
+    <w:p>
+      <w:pPr>
+        <w:pStyle w:val="CrossRef"/>
+      </w:pPr>
+      <w:r>
+        <w:rPr>
+          <w:i/>
+        </w:rPr>
+        <w:t>→ Guidance: CPG XXXX paragraphs 123–124.</w:t>
+      </w:r>
+    </w:p>
+    <w:p>
+      <w:pPr>
+        <w:pStyle w:val="Heading2"/>
+      </w:pPr>
+      <w:r>
+        <w:t>29. Assurance</w:t>
+      </w:r>
+    </w:p>
+    <w:p>
+      <w:pPr>
+        <w:pStyle w:val="Heading3"/>
+      </w:pPr>
+      <w:r>
+        <w:t>M43 — Internal audit and independent assurance</w:t>
+      </w:r>
+    </w:p>
+    <w:p>
+      <w:pPr>
+        <w:pStyle w:val="Requirement"/>
+      </w:pPr>
+      <w:r>
+        <w:rPr>
+          <w:b/>
+        </w:rPr>
+        <w:t>M43. An APRA-regulated entity must ensure that internal audit, or another independent function with equivalent standing, periodically assesses the design and operating effectiveness of the model risk management framework, including the effectiveness of validation and of challenge, and reports the results to the Board Audit Committee.</w:t>
+      </w:r>
+    </w:p>
+    <w:p>
+      <w:pPr>
+        <w:pStyle w:val="Guidance"/>
+      </w:pPr>
+      <w:r>
+        <w:t>Internal audit's role is to assess whether the framework works, not to re-perform validation. Testing whether validation findings are genuinely resolved, whether tiering is applied consistently and whether the inventory is complete will usually be more informative than re-examining model methodology.</w:t>
+      </w:r>
+    </w:p>
+    <w:p>
+      <w:pPr>
+        <w:pStyle w:val="Guidance"/>
+      </w:pPr>
+      <w:r>
+        <w:t>Where internal audit lacks the technical capability to assess validation quality, the entity should obtain that capability rather than narrow the scope of the assurance.</w:t>
+      </w:r>
+    </w:p>
+    <w:p>
+      <w:pPr>
+        <w:pStyle w:val="CrossRef"/>
+      </w:pPr>
+      <w:r>
+        <w:rPr>
+          <w:i/>
+        </w:rPr>
+        <w:t>→ Guidance: CPG XXXX paragraphs 74, 125–126.</w:t>
+      </w:r>
+    </w:p>
+    <w:p>
+      <w:pPr>
+        <w:pStyle w:val="Heading2"/>
+      </w:pPr>
+      <w:r>
+        <w:t>30. APRA engagement</w:t>
+      </w:r>
+    </w:p>
+    <w:p>
+      <w:pPr>
+        <w:pStyle w:val="Heading3"/>
+      </w:pPr>
+      <w:r>
+        <w:t>M44 — Notification and provision of information to APRA</w:t>
+      </w:r>
+    </w:p>
+    <w:p>
+      <w:pPr>
+        <w:pStyle w:val="Requirement"/>
+      </w:pPr>
+      <w:r>
+        <w:rPr>
+          <w:b/>
+        </w:rPr>
+        <w:t>M44. An APRA-regulated entity must notify APRA as soon as practicable, and within the timeframe applicable under CPS 230 or CPS 234 where the event also falls within those standards, of a model failure or model risk event that has, or is likely to have, a material impact on its financial position, on amounts credited to or debited from the accounts of its customers or beneficiaries, on its regulatory reporting or on its ability to meet its prudential obligations, and must provide APRA with information relating to its models and model risk management where APRA requires it in writing.</w:t>
+      </w:r>
+    </w:p>
+    <w:p>
+      <w:pPr>
+        <w:pStyle w:val="Guidance"/>
+      </w:pPr>
+      <w:r>
+        <w:t>Where a model failure is also an operational risk incident or an information security incident, the notification requirements of the applicable prudential standards apply and this paragraph does not create an additional or conflicting deadline.</w:t>
+      </w:r>
+    </w:p>
+    <w:p>
+      <w:pPr>
+        <w:pStyle w:val="Guidance"/>
+      </w:pPr>
+      <w:r>
+        <w:t>Early engagement is expected where an entity identifies a material weakness in a model used for regulatory capital, reserving or reporting, rather than at the point the correction is finalised.</w:t>
+      </w:r>
+    </w:p>
+    <w:p>
+      <w:pPr>
+        <w:pStyle w:val="CrossRef"/>
+      </w:pPr>
+      <w:r>
+        <w:rPr>
+          <w:i/>
+        </w:rPr>
+        <w:t>→ Guidance: CPG XXXX paragraphs 127–128.</w:t>
       </w:r>
     </w:p>
     <w:p>
@@ -3894,7 +3964,7 @@
                 <w:rFonts w:ascii="Arial" w:hAnsi="Arial"/>
                 <w:sz w:val="17"/>
               </w:rPr>
-              <w:t>Material purpose</w:t>
+              <w:t>De minimis model</w:t>
             </w:r>
           </w:p>
         </w:tc>
@@ -3912,7 +3982,7 @@
                 <w:rFonts w:ascii="Arial" w:hAnsi="Arial"/>
                 <w:sz w:val="17"/>
               </w:rPr>
-              <w:t>A purpose where an incorrect or misused model output could have a material effect on the entity's financial position, its regulatory obligations, its critical operations, or amounts or entitlements attributable to its customers or beneficiaries.</w:t>
+              <w:t>A model that the entity has determined, and documented, could not have a material effect on its financial position, its regulatory obligations, its critical operations, or amounts or entitlements attributable to its customers or beneficiaries if it were wrong or misused. A de minimis model remains subject to identification, inventory, ownership, classification and reassessment.</w:t>
             </w:r>
           </w:p>
         </w:tc>
@@ -3931,7 +4001,7 @@
                 <w:rFonts w:ascii="Arial" w:hAnsi="Arial"/>
                 <w:sz w:val="17"/>
               </w:rPr>
-              <w:t>Ongoing model monitoring</w:t>
+              <w:t>Material purpose</w:t>
             </w:r>
           </w:p>
         </w:tc>
@@ -3948,7 +4018,7 @@
                 <w:rFonts w:ascii="Arial" w:hAnsi="Arial"/>
                 <w:sz w:val="17"/>
               </w:rPr>
-              <w:t>Evaluation of whether a model continues to perform as expected given changes in products, exposures, activities, customers, data relevance or market conditions.</w:t>
+              <w:t>A purpose where an incorrect or misused model output could have a material effect on the entity's financial position, its regulatory obligations, its critical operations, or amounts or entitlements attributable to its customers or beneficiaries.</w:t>
             </w:r>
           </w:p>
         </w:tc>
@@ -3968,7 +4038,7 @@
                 <w:rFonts w:ascii="Arial" w:hAnsi="Arial"/>
                 <w:sz w:val="17"/>
               </w:rPr>
-              <w:t>Independent price verification</w:t>
+              <w:t>Ongoing model monitoring</w:t>
             </w:r>
           </w:p>
         </w:tc>
@@ -3986,7 +4056,7 @@
                 <w:rFonts w:ascii="Arial" w:hAnsi="Arial"/>
                 <w:sz w:val="17"/>
               </w:rPr>
-              <w:t>Verification of valuation inputs and prices by a function independent of the business that originated the position, distinct from validation of the valuation model itself.</w:t>
+              <w:t>Evaluation of whether a model continues to perform as expected given changes in products, exposures, activities, customers, data relevance or market conditions.</w:t>
             </w:r>
           </w:p>
         </w:tc>
@@ -4005,7 +4075,7 @@
                 <w:rFonts w:ascii="Arial" w:hAnsi="Arial"/>
                 <w:sz w:val="17"/>
               </w:rPr>
-              <w:t>Model failure</w:t>
+              <w:t>Independent price verification</w:t>
             </w:r>
           </w:p>
         </w:tc>
@@ -4022,7 +4092,7 @@
                 <w:rFonts w:ascii="Arial" w:hAnsi="Arial"/>
                 <w:sz w:val="17"/>
               </w:rPr>
-              <w:t>An event in which a model produces materially incorrect output, is materially misused, or becomes unavailable, in each case in circumstances affecting a material purpose.</w:t>
+              <w:t>Verification of valuation inputs and prices by a function independent of the business that originated the position, distinct from validation of the valuation model itself.</w:t>
             </w:r>
           </w:p>
         </w:tc>
@@ -4042,7 +4112,7 @@
                 <w:rFonts w:ascii="Arial" w:hAnsi="Arial"/>
                 <w:sz w:val="17"/>
               </w:rPr>
-              <w:t>Artificial intelligence system</w:t>
+              <w:t>Model failure</w:t>
             </w:r>
           </w:p>
         </w:tc>
@@ -4060,7 +4130,7 @@
                 <w:rFonts w:ascii="Arial" w:hAnsi="Arial"/>
                 <w:sz w:val="17"/>
               </w:rPr>
-              <w:t>A machine-based system that infers from inputs how to generate outputs such as predictions, content, recommendations, decisions or actions. An artificial intelligence system that produces quantitative estimates relied upon for a material purpose is a model.</w:t>
+              <w:t>An event in which a model produces materially incorrect output, is materially misused, or becomes unavailable, in each case in circumstances affecting a material purpose.</w:t>
             </w:r>
           </w:p>
         </w:tc>
@@ -4079,6 +4149,43 @@
                 <w:rFonts w:ascii="Arial" w:hAnsi="Arial"/>
                 <w:sz w:val="17"/>
               </w:rPr>
+              <w:t>Artificial intelligence system</w:t>
+            </w:r>
+          </w:p>
+        </w:tc>
+        <w:tc>
+          <w:tcPr>
+            <w:tcW w:type="dxa" w:w="7143"/>
+          </w:tcPr>
+          <w:p>
+            <w:pPr>
+              <w:pStyle w:val="TableText"/>
+            </w:pPr>
+            <w:r>
+              <w:rPr>
+                <w:rFonts w:ascii="Arial" w:hAnsi="Arial"/>
+                <w:sz w:val="17"/>
+              </w:rPr>
+              <w:t>A machine-based system that infers from inputs how to generate outputs such as predictions, content, recommendations, decisions or actions. An artificial intelligence system that produces quantitative estimates relied upon for a material purpose is a model.</w:t>
+            </w:r>
+          </w:p>
+        </w:tc>
+      </w:tr>
+      <w:tr>
+        <w:tc>
+          <w:tcPr>
+            <w:tcW w:type="dxa" w:w="2268"/>
+            <w:shd w:val="clear" w:color="auto" w:fill="F4F6FA"/>
+          </w:tcPr>
+          <w:p>
+            <w:pPr>
+              <w:pStyle w:val="TableText"/>
+            </w:pPr>
+            <w:r>
+              <w:rPr>
+                <w:rFonts w:ascii="Arial" w:hAnsi="Arial"/>
+                <w:sz w:val="17"/>
+              </w:rPr>
               <w:t>Third-party model</w:t>
             </w:r>
           </w:p>
@@ -4086,6 +4193,7 @@
         <w:tc>
           <w:tcPr>
             <w:tcW w:type="dxa" w:w="7143"/>
+            <w:shd w:val="clear" w:color="auto" w:fill="F4F6FA"/>
           </w:tcPr>
           <w:p>
             <w:pPr>
@@ -4123,7 +4231,7 @@
         <w:pStyle w:val="Guidance"/>
       </w:pPr>
       <w:r>
-        <w:t>M13 requires the enterprise model inventory to record at least the following for each model. These are minimum fields; an entity should record whatever further information its framework requires.</w:t>
+        <w:t>M14 requires the enterprise model inventory to record at least the following for each model. These are minimum fields; an entity should record whatever further information its framework requires.</w:t>
       </w:r>
     </w:p>
     <w:tbl>
@@ -5732,7 +5840,7 @@
                 <w:rFonts w:ascii="Arial" w:hAnsi="Arial"/>
                 <w:sz w:val="14"/>
               </w:rPr>
-              <w:t>Model inventory</w:t>
+              <w:t>De minimis and scope relief</w:t>
             </w:r>
           </w:p>
         </w:tc>
@@ -5750,7 +5858,7 @@
                 <w:rFonts w:ascii="Arial" w:hAnsi="Arial"/>
                 <w:sz w:val="14"/>
               </w:rPr>
-              <w:t>Complete, current, controlled enterprise inventory including embedded, third-party and recently decommissioned models, with minimum fields prescribed.</w:t>
+              <w:t>Express de minimis determination at model level, confined to identification, inventory, ownership, classification and reassessment, with prohibited classes, an aggregate test and an anti-disaggregation limb.</w:t>
             </w:r>
           </w:p>
         </w:tc>
@@ -5768,7 +5876,7 @@
                 <w:rFonts w:ascii="Arial" w:hAnsi="Arial"/>
                 <w:sz w:val="14"/>
               </w:rPr>
-              <w:t>Described as common industry practice rather than an expectation.</w:t>
+              <w:t>Models deemed immaterial may attract only identification and monitoring of the conditions under which their use could become material; the guidance also applies mainly above a $30bn entity threshold.</w:t>
             </w:r>
           </w:p>
         </w:tc>
@@ -5786,7 +5894,7 @@
                 <w:rFonts w:ascii="Arial" w:hAnsi="Arial"/>
                 <w:sz w:val="14"/>
               </w:rPr>
-              <w:t>Principle 1.2 requires a model inventory.</w:t>
+              <w:t>Tiering determines control intensity; no separate de minimis category.</w:t>
             </w:r>
           </w:p>
         </w:tc>
@@ -5804,7 +5912,7 @@
                 <w:rFonts w:ascii="Arial" w:hAnsi="Arial"/>
                 <w:sz w:val="14"/>
               </w:rPr>
-              <w:t>Principle 2.1 requires identification and tracking of all models in use or recently decommissioned.</w:t>
+              <w:t>Principle 2.3 scales scope, scale and intensity to model risk, but Principle 2.1 keeps all models within identification.</w:t>
             </w:r>
           </w:p>
         </w:tc>
@@ -5822,7 +5930,7 @@
                 <w:rFonts w:ascii="Arial" w:hAnsi="Arial"/>
                 <w:sz w:val="14"/>
               </w:rPr>
-              <w:t>Model register expected for internal models.</w:t>
+              <w:t>Materiality assessment within the internal model framework; no de minimis category.</w:t>
             </w:r>
           </w:p>
         </w:tc>
@@ -5840,7 +5948,7 @@
                 <w:rFonts w:ascii="Arial" w:hAnsi="Arial"/>
                 <w:sz w:val="14"/>
               </w:rPr>
-              <w:t>Expected for capital models; inventories observed in AI practice.</w:t>
+              <w:t>Risk materiality drives control intensity.</w:t>
             </w:r>
           </w:p>
         </w:tc>
@@ -5876,7 +5984,7 @@
                 <w:rFonts w:ascii="Arial" w:hAnsi="Arial"/>
                 <w:sz w:val="14"/>
               </w:rPr>
-              <w:t>Documentation of AI identified as a sound practice.</w:t>
+              <w:t>Proportionality by use-case materiality.</w:t>
             </w:r>
           </w:p>
         </w:tc>
@@ -5895,7 +6003,7 @@
                 <w:rFonts w:ascii="Arial" w:hAnsi="Arial"/>
                 <w:sz w:val="14"/>
               </w:rPr>
-              <w:t>Risk tiering</w:t>
+              <w:t>Model inventory</w:t>
             </w:r>
           </w:p>
         </w:tc>
@@ -5912,7 +6020,7 @@
                 <w:rFonts w:ascii="Arial" w:hAnsi="Arial"/>
                 <w:sz w:val="14"/>
               </w:rPr>
-              <w:t>Documented tiering on quantitative and qualitative factors, driving validation, monitoring, approval and reporting intensity.</w:t>
+              <w:t>Complete, current, controlled enterprise inventory including embedded, third-party and recently decommissioned models, with minimum fields prescribed.</w:t>
             </w:r>
           </w:p>
         </w:tc>
@@ -5929,7 +6037,7 @@
                 <w:rFonts w:ascii="Arial" w:hAnsi="Arial"/>
                 <w:sz w:val="14"/>
               </w:rPr>
-              <w:t>Model risk framed as inherent risk in the context of materiality, itself a function of exposure and purpose.</w:t>
+              <w:t>Described as common industry practice rather than an expectation.</w:t>
             </w:r>
           </w:p>
         </w:tc>
@@ -5946,7 +6054,7 @@
                 <w:rFonts w:ascii="Arial" w:hAnsi="Arial"/>
                 <w:sz w:val="14"/>
               </w:rPr>
-              <w:t>Principle 1.3 model tiering.</w:t>
+              <w:t>Principle 1.2 requires a model inventory.</w:t>
             </w:r>
           </w:p>
         </w:tc>
@@ -5963,7 +6071,7 @@
                 <w:rFonts w:ascii="Arial" w:hAnsi="Arial"/>
                 <w:sz w:val="14"/>
               </w:rPr>
-              <w:t>Principle 2.2 requires a model risk rating approach assessing key dimensions.</w:t>
+              <w:t>Principle 2.1 requires identification and tracking of all models in use or recently decommissioned.</w:t>
             </w:r>
           </w:p>
         </w:tc>
@@ -5980,7 +6088,7 @@
                 <w:rFonts w:ascii="Arial" w:hAnsi="Arial"/>
                 <w:sz w:val="14"/>
               </w:rPr>
-              <w:t>Materiality assessment within the internal model framework.</w:t>
+              <w:t>Model register expected for internal models.</w:t>
             </w:r>
           </w:p>
         </w:tc>
@@ -5997,7 +6105,7 @@
                 <w:rFonts w:ascii="Arial" w:hAnsi="Arial"/>
                 <w:sz w:val="14"/>
               </w:rPr>
-              <w:t>Risk materiality assessment central to AI control intensity.</w:t>
+              <w:t>Expected for capital models; inventories observed in AI practice.</w:t>
             </w:r>
           </w:p>
         </w:tc>
@@ -6031,7 +6139,7 @@
                 <w:rFonts w:ascii="Arial" w:hAnsi="Arial"/>
                 <w:sz w:val="14"/>
               </w:rPr>
-              <w:t>Materiality and risk assessment at inception and thereafter.</w:t>
+              <w:t>Documentation of AI identified as a sound practice.</w:t>
             </w:r>
           </w:p>
         </w:tc>
@@ -6051,7 +6159,7 @@
                 <w:rFonts w:ascii="Arial" w:hAnsi="Arial"/>
                 <w:sz w:val="14"/>
               </w:rPr>
-              <w:t>Board and senior accountability</w:t>
+              <w:t>Risk tiering</w:t>
             </w:r>
           </w:p>
         </w:tc>
@@ -6069,7 +6177,7 @@
                 <w:rFonts w:ascii="Arial" w:hAnsi="Arial"/>
                 <w:sz w:val="14"/>
               </w:rPr>
-              <w:t>Board approves the framework and appetite; a named senior executive is accountable for the framework; every model has a named owner.</w:t>
+              <w:t>Documented tiering on quantitative and qualitative factors, driving validation, monitoring, approval and reporting intensity.</w:t>
             </w:r>
           </w:p>
         </w:tc>
@@ -6087,7 +6195,7 @@
                 <w:rFonts w:ascii="Arial" w:hAnsi="Arial"/>
                 <w:sz w:val="14"/>
               </w:rPr>
-              <w:t>Roles and responsibilities with defined accountability, including conflicts between development and validation.</w:t>
+              <w:t>Model risk framed as inherent risk in the context of materiality, itself a function of exposure and purpose.</w:t>
             </w:r>
           </w:p>
         </w:tc>
@@ -6105,7 +6213,7 @@
                 <w:rFonts w:ascii="Arial" w:hAnsi="Arial"/>
                 <w:sz w:val="14"/>
               </w:rPr>
-              <w:t>Principle 2.1 Board responsibilities and 2.2 SMF accountability for the framework.</w:t>
+              <w:t>Principle 1.3 model tiering.</w:t>
             </w:r>
           </w:p>
         </w:tc>
@@ -6123,7 +6231,7 @@
                 <w:rFonts w:ascii="Arial" w:hAnsi="Arial"/>
                 <w:sz w:val="14"/>
               </w:rPr>
-              <w:t>Principle 1.1 on reporting structures and resourcing.</w:t>
+              <w:t>Principle 2.2 requires a model risk rating approach assessing key dimensions.</w:t>
             </w:r>
           </w:p>
         </w:tc>
@@ -6141,7 +6249,7 @@
                 <w:rFonts w:ascii="Arial" w:hAnsi="Arial"/>
                 <w:sz w:val="14"/>
               </w:rPr>
-              <w:t>Section 5 identification of management body and senior management.</w:t>
+              <w:t>Materiality assessment within the internal model framework.</w:t>
             </w:r>
           </w:p>
         </w:tc>
@@ -6159,7 +6267,7 @@
                 <w:rFonts w:ascii="Arial" w:hAnsi="Arial"/>
                 <w:sz w:val="14"/>
               </w:rPr>
-              <w:t>Board and senior management oversight in observed AI practice.</w:t>
+              <w:t>Risk materiality assessment central to AI control intensity.</w:t>
             </w:r>
           </w:p>
         </w:tc>
@@ -6177,7 +6285,7 @@
                 <w:rFonts w:ascii="Arial" w:hAnsi="Arial"/>
                 <w:sz w:val="14"/>
               </w:rPr>
-              <w:t>Governance is BCBS 239 Principle 1.</w:t>
+              <w:t>Not addressed.</w:t>
             </w:r>
           </w:p>
         </w:tc>
@@ -6195,7 +6303,7 @@
                 <w:rFonts w:ascii="Arial" w:hAnsi="Arial"/>
                 <w:sz w:val="14"/>
               </w:rPr>
-              <w:t>Sound Practices 1 and 2 on strategic direction, oversight, governance and accountability.</w:t>
+              <w:t>Materiality and risk assessment at inception and thereafter.</w:t>
             </w:r>
           </w:p>
         </w:tc>
@@ -6214,7 +6322,7 @@
                 <w:rFonts w:ascii="Arial" w:hAnsi="Arial"/>
                 <w:sz w:val="14"/>
               </w:rPr>
-              <w:t>Development and conceptual soundness</w:t>
+              <w:t>Board and senior accountability</w:t>
             </w:r>
           </w:p>
         </w:tc>
@@ -6231,7 +6339,7 @@
                 <w:rFonts w:ascii="Arial" w:hAnsi="Arial"/>
                 <w:sz w:val="14"/>
               </w:rPr>
-              <w:t>Documented development standards, conceptual soundness, consideration of alternatives, and recorded limitations for all material models.</w:t>
+              <w:t>Board approves the framework and appetite; a named senior executive is accountable for the framework; every model has a named owner.</w:t>
             </w:r>
           </w:p>
         </w:tc>
@@ -6248,7 +6356,7 @@
                 <w:rFonts w:ascii="Arial" w:hAnsi="Arial"/>
                 <w:sz w:val="14"/>
               </w:rPr>
-              <w:t>Section IV on model development, including purpose statement, user input and testing.</w:t>
+              <w:t>Roles and responsibilities with defined accountability, including conflicts between development and validation.</w:t>
             </w:r>
           </w:p>
         </w:tc>
@@ -6265,7 +6373,7 @@
                 <w:rFonts w:ascii="Arial" w:hAnsi="Arial"/>
                 <w:sz w:val="14"/>
               </w:rPr>
-              <w:t>Principle 3.1 model purpose and design; 3.3 development testing.</w:t>
+              <w:t>Principle 2.1 Board responsibilities and 2.2 SMF accountability for the framework.</w:t>
             </w:r>
           </w:p>
         </w:tc>
@@ -6282,7 +6390,7 @@
                 <w:rFonts w:ascii="Arial" w:hAnsi="Arial"/>
                 <w:sz w:val="14"/>
               </w:rPr>
-              <w:t>Principle 3.3 on development processes with clear standards.</w:t>
+              <w:t>Principle 1.1 on reporting structures and resourcing.</w:t>
             </w:r>
           </w:p>
         </w:tc>
@@ -6299,7 +6407,7 @@
                 <w:rFonts w:ascii="Arial" w:hAnsi="Arial"/>
                 <w:sz w:val="14"/>
               </w:rPr>
-              <w:t>Documentation and data governance sections of the overarching principles chapter.</w:t>
+              <w:t>Section 5 identification of management body and senior management.</w:t>
             </w:r>
           </w:p>
         </w:tc>
@@ -6316,7 +6424,7 @@
                 <w:rFonts w:ascii="Arial" w:hAnsi="Arial"/>
                 <w:sz w:val="14"/>
               </w:rPr>
-              <w:t>Notice 637 for capital models.</w:t>
+              <w:t>Board and senior management oversight in observed AI practice.</w:t>
             </w:r>
           </w:p>
         </w:tc>
@@ -6333,7 +6441,7 @@
                 <w:rFonts w:ascii="Arial" w:hAnsi="Arial"/>
                 <w:sz w:val="14"/>
               </w:rPr>
-              <w:t>Not addressed directly.</w:t>
+              <w:t>Governance is BCBS 239 Principle 1.</w:t>
             </w:r>
           </w:p>
         </w:tc>
@@ -6350,7 +6458,7 @@
                 <w:rFonts w:ascii="Arial" w:hAnsi="Arial"/>
                 <w:sz w:val="14"/>
               </w:rPr>
-              <w:t>Sound Practice 6 on selection.</w:t>
+              <w:t>Sound Practices 1 and 2 on strategic direction, oversight, governance and accountability.</w:t>
             </w:r>
           </w:p>
         </w:tc>
@@ -6370,7 +6478,7 @@
                 <w:rFonts w:ascii="Arial" w:hAnsi="Arial"/>
                 <w:sz w:val="14"/>
               </w:rPr>
-              <w:t>Data</w:t>
+              <w:t>Development and conceptual soundness</w:t>
             </w:r>
           </w:p>
         </w:tc>
@@ -6388,7 +6496,7 @@
                 <w:rFonts w:ascii="Arial" w:hAnsi="Arial"/>
                 <w:sz w:val="14"/>
               </w:rPr>
-              <w:t>Data appropriateness as well as quality, lineage to source, and documented treatment of proxy, external and synthetic data.</w:t>
+              <w:t>Documented development standards, conceptual soundness, consideration of alternatives, and recorded limitations for all material models.</w:t>
             </w:r>
           </w:p>
         </w:tc>
@@ -6406,7 +6514,7 @@
                 <w:rFonts w:ascii="Arial" w:hAnsi="Arial"/>
                 <w:sz w:val="14"/>
               </w:rPr>
-              <w:t>Data quality, relevance and inputs assessed within development testing.</w:t>
+              <w:t>Section IV on model development, including purpose statement, user input and testing.</w:t>
             </w:r>
           </w:p>
         </w:tc>
@@ -6424,7 +6532,7 @@
                 <w:rFonts w:ascii="Arial" w:hAnsi="Arial"/>
                 <w:sz w:val="14"/>
               </w:rPr>
-              <w:t>Principle 3.2 the use of data.</w:t>
+              <w:t>Principle 3.1 model purpose and design; 3.3 development testing.</w:t>
             </w:r>
           </w:p>
         </w:tc>
@@ -6442,7 +6550,7 @@
                 <w:rFonts w:ascii="Arial" w:hAnsi="Arial"/>
                 <w:sz w:val="14"/>
               </w:rPr>
-              <w:t>Principle 3.2 requires data suitable for the intended use.</w:t>
+              <w:t>Principle 3.3 on development processes with clear standards.</w:t>
             </w:r>
           </w:p>
         </w:tc>
@@ -6460,7 +6568,7 @@
                 <w:rFonts w:ascii="Arial" w:hAnsi="Arial"/>
                 <w:sz w:val="14"/>
               </w:rPr>
-              <w:t>Section 3 data governance; separate guide on risk data aggregation and reporting.</w:t>
+              <w:t>Documentation and data governance sections of the overarching principles chapter.</w:t>
             </w:r>
           </w:p>
         </w:tc>
@@ -6478,7 +6586,7 @@
                 <w:rFonts w:ascii="Arial" w:hAnsi="Arial"/>
                 <w:sz w:val="14"/>
               </w:rPr>
-              <w:t>Data quality and representativeness prominent in AI practice.</w:t>
+              <w:t>Notice 637 for capital models.</w:t>
             </w:r>
           </w:p>
         </w:tc>
@@ -6496,7 +6604,7 @@
                 <w:rFonts w:ascii="Arial" w:hAnsi="Arial"/>
                 <w:sz w:val="14"/>
               </w:rPr>
-              <w:t>BCBS 239 sets fourteen principles on risk data aggregation and reporting.</w:t>
+              <w:t>Not addressed directly.</w:t>
             </w:r>
           </w:p>
         </w:tc>
@@ -6514,7 +6622,7 @@
                 <w:rFonts w:ascii="Arial" w:hAnsi="Arial"/>
                 <w:sz w:val="14"/>
               </w:rPr>
-              <w:t>Sound Practice 7 on data governance.</w:t>
+              <w:t>Sound Practice 6 on selection.</w:t>
             </w:r>
           </w:p>
         </w:tc>
@@ -6533,7 +6641,7 @@
                 <w:rFonts w:ascii="Arial" w:hAnsi="Arial"/>
                 <w:sz w:val="14"/>
               </w:rPr>
-              <w:t>Documentation</w:t>
+              <w:t>Data</w:t>
             </w:r>
           </w:p>
         </w:tc>
@@ -6550,7 +6658,7 @@
                 <w:rFonts w:ascii="Arial" w:hAnsi="Arial"/>
                 <w:sz w:val="14"/>
               </w:rPr>
-              <w:t>Reconstruction standard: sufficient for an independent competent person to reproduce material results.</w:t>
+              <w:t>Data appropriateness as well as quality, lineage to source, and documented treatment of proxy, external and synthetic data.</w:t>
             </w:r>
           </w:p>
         </w:tc>
@@ -6567,7 +6675,7 @@
                 <w:rFonts w:ascii="Arial" w:hAnsi="Arial"/>
                 <w:sz w:val="14"/>
               </w:rPr>
-              <w:t>Reduced in 2026 to a statement that adequate documentation helps support model risk management.</w:t>
+              <w:t>Data quality, relevance and inputs assessed within development testing.</w:t>
             </w:r>
           </w:p>
         </w:tc>
@@ -6584,7 +6692,7 @@
                 <w:rFonts w:ascii="Arial" w:hAnsi="Arial"/>
                 <w:sz w:val="14"/>
               </w:rPr>
-              <w:t>Principle 3.5 model development documentation.</w:t>
+              <w:t>Principle 3.2 the use of data.</w:t>
             </w:r>
           </w:p>
         </w:tc>
@@ -6601,7 +6709,7 @@
                 <w:rFonts w:ascii="Arial" w:hAnsi="Arial"/>
                 <w:sz w:val="14"/>
               </w:rPr>
-              <w:t>Principle 3.3 covers documentation standards.</w:t>
+              <w:t>Principle 3.2 requires data suitable for the intended use.</w:t>
             </w:r>
           </w:p>
         </w:tc>
@@ -6618,7 +6726,7 @@
                 <w:rFonts w:ascii="Arial" w:hAnsi="Arial"/>
                 <w:sz w:val="14"/>
               </w:rPr>
-              <w:t>Section 2 documentation of internal models; CRR Article 188 makes it binding.</w:t>
+              <w:t>Section 3 data governance; separate guide on risk data aggregation and reporting.</w:t>
             </w:r>
           </w:p>
         </w:tc>
@@ -6635,7 +6743,7 @@
                 <w:rFonts w:ascii="Arial" w:hAnsi="Arial"/>
                 <w:sz w:val="14"/>
               </w:rPr>
-              <w:t>Required for capital models under Notice 637.</w:t>
+              <w:t>Data quality and representativeness prominent in AI practice.</w:t>
             </w:r>
           </w:p>
         </w:tc>
@@ -6652,7 +6760,7 @@
                 <w:rFonts w:ascii="Arial" w:hAnsi="Arial"/>
                 <w:sz w:val="14"/>
               </w:rPr>
-              <w:t>Not addressed.</w:t>
+              <w:t>BCBS 239 sets fourteen principles on risk data aggregation and reporting.</w:t>
             </w:r>
           </w:p>
         </w:tc>
@@ -6669,7 +6777,7 @@
                 <w:rFonts w:ascii="Arial" w:hAnsi="Arial"/>
                 <w:sz w:val="14"/>
               </w:rPr>
-              <w:t>Documentation identified as a sound practice.</w:t>
+              <w:t>Sound Practice 7 on data governance.</w:t>
             </w:r>
           </w:p>
         </w:tc>
@@ -6689,7 +6797,7 @@
                 <w:rFonts w:ascii="Arial" w:hAnsi="Arial"/>
                 <w:sz w:val="14"/>
               </w:rPr>
-              <w:t>Testing before use</w:t>
+              <w:t>Documentation</w:t>
             </w:r>
           </w:p>
         </w:tc>
@@ -6707,7 +6815,7 @@
                 <w:rFonts w:ascii="Arial" w:hAnsi="Arial"/>
                 <w:sz w:val="14"/>
               </w:rPr>
-              <w:t>Express bar: a model must not be used for a material purpose until tested and residual limitations accepted at an appropriate authority.</w:t>
+              <w:t>Reconstruction standard: sufficient for an independent competent person to reproduce material results.</w:t>
             </w:r>
           </w:p>
         </w:tc>
@@ -6725,7 +6833,7 @@
                 <w:rFonts w:ascii="Arial" w:hAnsi="Arial"/>
                 <w:sz w:val="14"/>
               </w:rPr>
-              <w:t>Validation generally occurs before first use, but use before validation is permitted for urgent business need with compensating controls.</w:t>
+              <w:t>Reduced in 2026 to a statement that adequate documentation helps support model risk management.</w:t>
             </w:r>
           </w:p>
         </w:tc>
@@ -6743,7 +6851,7 @@
                 <w:rFonts w:ascii="Arial" w:hAnsi="Arial"/>
                 <w:sz w:val="14"/>
               </w:rPr>
-              <w:t>Principle 3.3 model development testing.</w:t>
+              <w:t>Principle 3.5 model development documentation.</w:t>
             </w:r>
           </w:p>
         </w:tc>
@@ -6761,7 +6869,7 @@
                 <w:rFonts w:ascii="Arial" w:hAnsi="Arial"/>
                 <w:sz w:val="14"/>
               </w:rPr>
-              <w:t>Within the model review and approval lifecycle stages.</w:t>
+              <w:t>Principle 3.3 covers documentation standards.</w:t>
             </w:r>
           </w:p>
         </w:tc>
@@ -6779,7 +6887,7 @@
                 <w:rFonts w:ascii="Arial" w:hAnsi="Arial"/>
                 <w:sz w:val="14"/>
               </w:rPr>
-              <w:t>Pre-approval assessment by the supervisor for capital models.</w:t>
+              <w:t>Section 2 documentation of internal models; CRR Article 188 makes it binding.</w:t>
             </w:r>
           </w:p>
         </w:tc>
@@ -6797,7 +6905,7 @@
                 <w:rFonts w:ascii="Arial" w:hAnsi="Arial"/>
                 <w:sz w:val="14"/>
               </w:rPr>
-              <w:t>Pre-deployment validation expected for higher-risk AI.</w:t>
+              <w:t>Required for capital models under Notice 637.</w:t>
             </w:r>
           </w:p>
         </w:tc>
@@ -6833,7 +6941,7 @@
                 <w:rFonts w:ascii="Arial" w:hAnsi="Arial"/>
                 <w:sz w:val="14"/>
               </w:rPr>
-              <w:t>Performance assessment proportionate to risk.</w:t>
+              <w:t>Documentation identified as a sound practice.</w:t>
             </w:r>
           </w:p>
         </w:tc>
@@ -6852,7 +6960,7 @@
                 <w:rFonts w:ascii="Arial" w:hAnsi="Arial"/>
                 <w:sz w:val="14"/>
               </w:rPr>
-              <w:t>Independent validation</w:t>
+              <w:t>Testing before use</w:t>
             </w:r>
           </w:p>
         </w:tc>
@@ -6869,7 +6977,7 @@
                 <w:rFonts w:ascii="Arial" w:hAnsi="Arial"/>
                 <w:sz w:val="14"/>
               </w:rPr>
-              <w:t>Independent validation required for material models, with vendor or sponsor validation expressly insufficient.</w:t>
+              <w:t>Express bar: a model must not be used for a material purpose until tested and residual limitations accepted at an appropriate authority.</w:t>
             </w:r>
           </w:p>
         </w:tc>
@@ -6886,7 +6994,7 @@
                 <w:rFonts w:ascii="Arial" w:hAnsi="Arial"/>
                 <w:sz w:val="14"/>
               </w:rPr>
-              <w:t>Quality of validation depends on the rigour of the review rather than on organisational structure — a softening from the 2011 text.</w:t>
+              <w:t>Validation generally occurs before first use, but use before validation is permitted for urgent business need with compensating controls.</w:t>
             </w:r>
           </w:p>
         </w:tc>
@@ -6903,7 +7011,7 @@
                 <w:rFonts w:ascii="Arial" w:hAnsi="Arial"/>
                 <w:sz w:val="14"/>
               </w:rPr>
-              <w:t>Principle 4 independent model validation, with five sub-principles.</w:t>
+              <w:t>Principle 3.3 model development testing.</w:t>
             </w:r>
           </w:p>
         </w:tc>
@@ -6920,7 +7028,7 @@
                 <w:rFonts w:ascii="Arial" w:hAnsi="Arial"/>
                 <w:sz w:val="14"/>
               </w:rPr>
-              <w:t>Principle 3.4 requires a process to independently assess conceptual soundness and performance.</w:t>
+              <w:t>Within the model review and approval lifecycle stages.</w:t>
             </w:r>
           </w:p>
         </w:tc>
@@ -6937,7 +7045,7 @@
                 <w:rFonts w:ascii="Arial" w:hAnsi="Arial"/>
                 <w:sz w:val="14"/>
               </w:rPr>
-              <w:t>Section 6 internal validation; CRR Articles 185 and 188 make validation binding.</w:t>
+              <w:t>Pre-approval assessment by the supervisor for capital models.</w:t>
             </w:r>
           </w:p>
         </w:tc>
@@ -6954,7 +7062,7 @@
                 <w:rFonts w:ascii="Arial" w:hAnsi="Arial"/>
                 <w:sz w:val="14"/>
               </w:rPr>
-              <w:t>Notice 637 paragraphs 2.5 and 2.6 on internal validation and its independent review.</w:t>
+              <w:t>Pre-deployment validation expected for higher-risk AI.</w:t>
             </w:r>
           </w:p>
         </w:tc>
@@ -6988,7 +7096,7 @@
                 <w:rFonts w:ascii="Arial" w:hAnsi="Arial"/>
                 <w:sz w:val="14"/>
               </w:rPr>
-              <w:t>Performance management, with independence left flexible.</w:t>
+              <w:t>Performance assessment proportionate to risk.</w:t>
             </w:r>
           </w:p>
         </w:tc>
@@ -7008,7 +7116,7 @@
                 <w:rFonts w:ascii="Arial" w:hAnsi="Arial"/>
                 <w:sz w:val="14"/>
               </w:rPr>
-              <w:t>Components of validation</w:t>
+              <w:t>Independent validation</w:t>
             </w:r>
           </w:p>
         </w:tc>
@@ -7026,7 +7134,7 @@
                 <w:rFonts w:ascii="Arial" w:hAnsi="Arial"/>
                 <w:sz w:val="14"/>
               </w:rPr>
-              <w:t>Conceptual soundness, outcomes analysis and ongoing model monitoring, with an explicit conclusion on fitness for use.</w:t>
+              <w:t>Independent validation required for material models, with vendor or sponsor validation expressly insufficient.</w:t>
             </w:r>
           </w:p>
         </w:tc>
@@ -7044,7 +7152,7 @@
                 <w:rFonts w:ascii="Arial" w:hAnsi="Arial"/>
                 <w:sz w:val="14"/>
               </w:rPr>
-              <w:t>Conceptual soundness, outcomes analysis, and ongoing model monitoring.</w:t>
+              <w:t>Quality of validation depends on the rigour of the review rather than on organisational structure — a softening from the 2011 text.</w:t>
             </w:r>
           </w:p>
         </w:tc>
@@ -7062,7 +7170,7 @@
                 <w:rFonts w:ascii="Arial" w:hAnsi="Arial"/>
                 <w:sz w:val="14"/>
               </w:rPr>
-              <w:t>Principles 4.2 independent review, 4.3 process verification, 4.4 performance monitoring, 4.5 periodic revalidation.</w:t>
+              <w:t>Principle 4 independent model validation, with five sub-principles.</w:t>
             </w:r>
           </w:p>
         </w:tc>
@@ -7080,7 +7188,7 @@
                 <w:rFonts w:ascii="Arial" w:hAnsi="Arial"/>
                 <w:sz w:val="14"/>
               </w:rPr>
-              <w:t>Conceptual soundness and performance under Principle 3.4.</w:t>
+              <w:t>Principle 3.4 requires a process to independently assess conceptual soundness and performance.</w:t>
             </w:r>
           </w:p>
         </w:tc>
@@ -7098,7 +7206,7 @@
                 <w:rFonts w:ascii="Arial" w:hAnsi="Arial"/>
                 <w:sz w:val="14"/>
               </w:rPr>
-              <w:t>Validation covering methodology, data and performance.</w:t>
+              <w:t>Section 6 internal validation; CRR Articles 185 and 188 make validation binding.</w:t>
             </w:r>
           </w:p>
         </w:tc>
@@ -7116,7 +7224,7 @@
                 <w:rFonts w:ascii="Arial" w:hAnsi="Arial"/>
                 <w:sz w:val="14"/>
               </w:rPr>
-              <w:t>Validation requirements in Section 7 of Notice 637.</w:t>
+              <w:t>Notice 637 paragraphs 2.5 and 2.6 on internal validation and its independent review.</w:t>
             </w:r>
           </w:p>
         </w:tc>
@@ -7152,7 +7260,7 @@
                 <w:rFonts w:ascii="Arial" w:hAnsi="Arial"/>
                 <w:sz w:val="14"/>
               </w:rPr>
-              <w:t>Not addressed.</w:t>
+              <w:t>Performance management, with independence left flexible.</w:t>
             </w:r>
           </w:p>
         </w:tc>
@@ -7171,7 +7279,7 @@
                 <w:rFonts w:ascii="Arial" w:hAnsi="Arial"/>
                 <w:sz w:val="14"/>
               </w:rPr>
-              <w:t>Effective challenge</w:t>
+              <w:t>Components of validation</w:t>
             </w:r>
           </w:p>
         </w:tc>
@@ -7188,7 +7296,7 @@
                 <w:rFonts w:ascii="Arial" w:hAnsi="Arial"/>
                 <w:sz w:val="14"/>
               </w:rPr>
-              <w:t>Express requirement, with an expectation that entities test whether challenge is operating effectively.</w:t>
+              <w:t>Conceptual soundness, outcomes analysis and ongoing model monitoring, with an explicit conclusion on fitness for use.</w:t>
             </w:r>
           </w:p>
         </w:tc>
@@ -7205,7 +7313,7 @@
                 <w:rFonts w:ascii="Arial" w:hAnsi="Arial"/>
                 <w:sz w:val="14"/>
               </w:rPr>
-              <w:t>Retained and reformulated: expertise, sufficient independence, and organisational standing and influence to effect change.</w:t>
+              <w:t>Conceptual soundness, outcomes analysis, and ongoing model monitoring.</w:t>
             </w:r>
           </w:p>
         </w:tc>
@@ -7222,7 +7330,7 @@
                 <w:rFonts w:ascii="Arial" w:hAnsi="Arial"/>
                 <w:sz w:val="14"/>
               </w:rPr>
-              <w:t>Embedded in Principle 4 as ongoing, independent and effective challenge.</w:t>
+              <w:t>Principles 4.2 independent review, 4.3 process verification, 4.4 performance monitoring, 4.5 periodic revalidation.</w:t>
             </w:r>
           </w:p>
         </w:tc>
@@ -7239,7 +7347,7 @@
                 <w:rFonts w:ascii="Arial" w:hAnsi="Arial"/>
                 <w:sz w:val="14"/>
               </w:rPr>
-              <w:t>Implicit in the independent assessment principle.</w:t>
+              <w:t>Conceptual soundness and performance under Principle 3.4.</w:t>
             </w:r>
           </w:p>
         </w:tc>
@@ -7256,7 +7364,7 @@
                 <w:rFonts w:ascii="Arial" w:hAnsi="Arial"/>
                 <w:sz w:val="14"/>
               </w:rPr>
-              <w:t>Internal validation and internal audit principles.</w:t>
+              <w:t>Validation covering methodology, data and performance.</w:t>
             </w:r>
           </w:p>
         </w:tc>
@@ -7273,7 +7381,7 @@
                 <w:rFonts w:ascii="Arial" w:hAnsi="Arial"/>
                 <w:sz w:val="14"/>
               </w:rPr>
-              <w:t>Independent review under Notice 637.</w:t>
+              <w:t>Validation requirements in Section 7 of Notice 637.</w:t>
             </w:r>
           </w:p>
         </w:tc>
@@ -7327,7 +7435,7 @@
                 <w:rFonts w:ascii="Arial" w:hAnsi="Arial"/>
                 <w:sz w:val="14"/>
               </w:rPr>
-              <w:t>Model use and misuse</w:t>
+              <w:t>Effective challenge</w:t>
             </w:r>
           </w:p>
         </w:tc>
@@ -7345,7 +7453,7 @@
                 <w:rFonts w:ascii="Arial" w:hAnsi="Arial"/>
                 <w:sz w:val="14"/>
               </w:rPr>
-              <w:t>Use confined to approved purpose and conditions, with limitations communicated to users rather than merely recorded.</w:t>
+              <w:t>Express requirement, with an expectation that entities test whether challenge is operating effectively.</w:t>
             </w:r>
           </w:p>
         </w:tc>
@@ -7363,7 +7471,7 @@
                 <w:rFonts w:ascii="Arial" w:hAnsi="Arial"/>
                 <w:sz w:val="14"/>
               </w:rPr>
-              <w:t>Recognised that a sound model can carry high model risk if misapplied or misused.</w:t>
+              <w:t>Retained and reformulated: expertise, sufficient independence, and organisational standing and influence to effect change.</w:t>
             </w:r>
           </w:p>
         </w:tc>
@@ -7381,7 +7489,7 @@
                 <w:rFonts w:ascii="Arial" w:hAnsi="Arial"/>
                 <w:sz w:val="14"/>
               </w:rPr>
-              <w:t>Principle 3 covers model use.</w:t>
+              <w:t>Embedded in Principle 4 as ongoing, independent and effective challenge.</w:t>
             </w:r>
           </w:p>
         </w:tc>
@@ -7399,7 +7507,7 @@
                 <w:rFonts w:ascii="Arial" w:hAnsi="Arial"/>
                 <w:sz w:val="14"/>
               </w:rPr>
-              <w:t>Principle 1.3 models should be appropriate for their business purposes.</w:t>
+              <w:t>Implicit in the independent assessment principle.</w:t>
             </w:r>
           </w:p>
         </w:tc>
@@ -7417,7 +7525,7 @@
                 <w:rFonts w:ascii="Arial" w:hAnsi="Arial"/>
                 <w:sz w:val="14"/>
               </w:rPr>
-              <w:t>Credit risk chapter, general topics Section 6 model use; CRR Article 174 use of models is binding.</w:t>
+              <w:t>Internal validation and internal audit principles.</w:t>
             </w:r>
           </w:p>
         </w:tc>
@@ -7435,7 +7543,7 @@
                 <w:rFonts w:ascii="Arial" w:hAnsi="Arial"/>
                 <w:sz w:val="14"/>
               </w:rPr>
-              <w:t>Use test for capital models.</w:t>
+              <w:t>Independent review under Notice 637.</w:t>
             </w:r>
           </w:p>
         </w:tc>
@@ -7471,7 +7579,7 @@
                 <w:rFonts w:ascii="Arial" w:hAnsi="Arial"/>
                 <w:sz w:val="14"/>
               </w:rPr>
-              <w:t>Human oversight sound practice.</w:t>
+              <w:t>Not addressed.</w:t>
             </w:r>
           </w:p>
         </w:tc>
@@ -7490,7 +7598,7 @@
                 <w:rFonts w:ascii="Arial" w:hAnsi="Arial"/>
                 <w:sz w:val="14"/>
               </w:rPr>
-              <w:t>Overlays and expert judgement</w:t>
+              <w:t>Model use and misuse</w:t>
             </w:r>
           </w:p>
         </w:tc>
@@ -7507,7 +7615,7 @@
                 <w:rFonts w:ascii="Arial" w:hAnsi="Arial"/>
                 <w:sz w:val="14"/>
               </w:rPr>
-              <w:t>Governance of basis, quantification, approval, duration and removal, with aggregate reporting of overlays in force.</w:t>
+              <w:t>Use confined to approved purpose and conditions, with limitations communicated to users rather than merely recorded.</w:t>
             </w:r>
           </w:p>
         </w:tc>
@@ -7524,7 +7632,7 @@
                 <w:rFonts w:ascii="Arial" w:hAnsi="Arial"/>
                 <w:sz w:val="14"/>
               </w:rPr>
-              <w:t>Overlays and adjustments referenced within monitoring.</w:t>
+              <w:t>Recognised that a sound model can carry high model risk if misapplied or misused.</w:t>
             </w:r>
           </w:p>
         </w:tc>
@@ -7541,7 +7649,7 @@
                 <w:rFonts w:ascii="Arial" w:hAnsi="Arial"/>
                 <w:sz w:val="14"/>
               </w:rPr>
-              <w:t>Principle 3.4 model adjustments and expert judgement; Principle 5.1 post-model adjustments.</w:t>
+              <w:t>Principle 3 covers model use.</w:t>
             </w:r>
           </w:p>
         </w:tc>
@@ -7558,7 +7666,7 @@
                 <w:rFonts w:ascii="Arial" w:hAnsi="Arial"/>
                 <w:sz w:val="14"/>
               </w:rPr>
-              <w:t>Addressed within model monitoring standards.</w:t>
+              <w:t>Principle 1.3 models should be appropriate for their business purposes.</w:t>
             </w:r>
           </w:p>
         </w:tc>
@@ -7575,7 +7683,7 @@
                 <w:rFonts w:ascii="Arial" w:hAnsi="Arial"/>
                 <w:sz w:val="14"/>
               </w:rPr>
-              <w:t>Margin of conservatism framework for internal models.</w:t>
+              <w:t>Credit risk chapter, general topics Section 6 model use; CRR Article 174 use of models is binding.</w:t>
             </w:r>
           </w:p>
         </w:tc>
@@ -7592,7 +7700,7 @@
                 <w:rFonts w:ascii="Arial" w:hAnsi="Arial"/>
                 <w:sz w:val="14"/>
               </w:rPr>
-              <w:t>Not addressed generally.</w:t>
+              <w:t>Use test for capital models.</w:t>
             </w:r>
           </w:p>
         </w:tc>
@@ -7626,7 +7734,7 @@
                 <w:rFonts w:ascii="Arial" w:hAnsi="Arial"/>
                 <w:sz w:val="14"/>
               </w:rPr>
-              <w:t>Not addressed.</w:t>
+              <w:t>Human oversight sound practice.</w:t>
             </w:r>
           </w:p>
         </w:tc>
@@ -7646,7 +7754,7 @@
                 <w:rFonts w:ascii="Arial" w:hAnsi="Arial"/>
                 <w:sz w:val="14"/>
               </w:rPr>
-              <w:t>Change management</w:t>
+              <w:t>Overlays and expert judgement</w:t>
             </w:r>
           </w:p>
         </w:tc>
@@ -7664,7 +7772,7 @@
                 <w:rFonts w:ascii="Arial" w:hAnsi="Arial"/>
                 <w:sz w:val="14"/>
               </w:rPr>
-              <w:t>Materiality assessment of changes individually and cumulatively, with provider-initiated change treated as an entity change event.</w:t>
+              <w:t>Governance of basis, quantification, approval, duration and removal, with aggregate reporting of overlays in force.</w:t>
             </w:r>
           </w:p>
         </w:tc>
@@ -7682,7 +7790,7 @@
                 <w:rFonts w:ascii="Arial" w:hAnsi="Arial"/>
                 <w:sz w:val="14"/>
               </w:rPr>
-              <w:t>Frequency and scope of model changes inform validation timing.</w:t>
+              <w:t>Overlays and adjustments referenced within monitoring.</w:t>
             </w:r>
           </w:p>
         </w:tc>
@@ -7700,7 +7808,7 @@
                 <w:rFonts w:ascii="Arial" w:hAnsi="Arial"/>
                 <w:sz w:val="14"/>
               </w:rPr>
-              <w:t>Within Principle 3 and Principle 4.5 periodic revalidation.</w:t>
+              <w:t>Principle 3.4 model adjustments and expert judgement; Principle 5.1 post-model adjustments.</w:t>
             </w:r>
           </w:p>
         </w:tc>
@@ -7718,7 +7826,7 @@
                 <w:rFonts w:ascii="Arial" w:hAnsi="Arial"/>
                 <w:sz w:val="14"/>
               </w:rPr>
-              <w:t>Principle 3.5 deployment with quality and change control processes.</w:t>
+              <w:t>Addressed within model monitoring standards.</w:t>
             </w:r>
           </w:p>
         </w:tc>
@@ -7736,7 +7844,7 @@
                 <w:rFonts w:ascii="Arial" w:hAnsi="Arial"/>
                 <w:sz w:val="14"/>
               </w:rPr>
-              <w:t>Section 10 on implementation of a changed or extended model; a detailed model change regime.</w:t>
+              <w:t>Margin of conservatism framework for internal models.</w:t>
             </w:r>
           </w:p>
         </w:tc>
@@ -7754,7 +7862,7 @@
                 <w:rFonts w:ascii="Arial" w:hAnsi="Arial"/>
                 <w:sz w:val="14"/>
               </w:rPr>
-              <w:t>Change control for capital models.</w:t>
+              <w:t>Not addressed generally.</w:t>
             </w:r>
           </w:p>
         </w:tc>
@@ -7790,7 +7898,7 @@
                 <w:rFonts w:ascii="Arial" w:hAnsi="Arial"/>
                 <w:sz w:val="14"/>
               </w:rPr>
-              <w:t>Organisational adaptability sound practice.</w:t>
+              <w:t>Not addressed.</w:t>
             </w:r>
           </w:p>
         </w:tc>
@@ -7809,7 +7917,7 @@
                 <w:rFonts w:ascii="Arial" w:hAnsi="Arial"/>
                 <w:sz w:val="14"/>
               </w:rPr>
-              <w:t>Monitoring and drift</w:t>
+              <w:t>Change management</w:t>
             </w:r>
           </w:p>
         </w:tc>
@@ -7826,7 +7934,7 @@
                 <w:rFonts w:ascii="Arial" w:hAnsi="Arial"/>
                 <w:sz w:val="14"/>
               </w:rPr>
-              <w:t>Tier-based monitoring frequency with pre-set thresholds linked to investigation, restriction, revalidation or withdrawal.</w:t>
+              <w:t>Materiality assessment of changes individually and cumulatively, with provider-initiated change treated as an entity change event.</w:t>
             </w:r>
           </w:p>
         </w:tc>
@@ -7843,7 +7951,7 @@
                 <w:rFonts w:ascii="Arial" w:hAnsi="Arial"/>
                 <w:sz w:val="14"/>
               </w:rPr>
-              <w:t>Ongoing model monitoring as a named validation component.</w:t>
+              <w:t>Frequency and scope of model changes inform validation timing.</w:t>
             </w:r>
           </w:p>
         </w:tc>
@@ -7860,7 +7968,7 @@
                 <w:rFonts w:ascii="Arial" w:hAnsi="Arial"/>
                 <w:sz w:val="14"/>
               </w:rPr>
-              <w:t>Principle 4.4 model performance monitoring.</w:t>
+              <w:t>Within Principle 3 and Principle 4.5 periodic revalidation.</w:t>
             </w:r>
           </w:p>
         </w:tc>
@@ -7877,7 +7985,7 @@
                 <w:rFonts w:ascii="Arial" w:hAnsi="Arial"/>
                 <w:sz w:val="14"/>
               </w:rPr>
-              <w:t>Principle 3.6 standards for model monitoring and decommission.</w:t>
+              <w:t>Principle 3.5 deployment with quality and change control processes.</w:t>
             </w:r>
           </w:p>
         </w:tc>
@@ -7894,7 +8002,7 @@
                 <w:rFonts w:ascii="Arial" w:hAnsi="Arial"/>
                 <w:sz w:val="14"/>
               </w:rPr>
-              <w:t>Within internal validation and model change provisions.</w:t>
+              <w:t>Section 10 on implementation of a changed or extended model; a detailed model change regime.</w:t>
             </w:r>
           </w:p>
         </w:tc>
@@ -7911,7 +8019,7 @@
                 <w:rFonts w:ascii="Arial" w:hAnsi="Arial"/>
                 <w:sz w:val="14"/>
               </w:rPr>
-              <w:t>Post-deployment monitoring in observed AI practice.</w:t>
+              <w:t>Change control for capital models.</w:t>
             </w:r>
           </w:p>
         </w:tc>
@@ -7945,7 +8053,7 @@
                 <w:rFonts w:ascii="Arial" w:hAnsi="Arial"/>
                 <w:sz w:val="14"/>
               </w:rPr>
-              <w:t>Sound Practice 9 performance management.</w:t>
+              <w:t>Organisational adaptability sound practice.</w:t>
             </w:r>
           </w:p>
         </w:tc>
@@ -7965,7 +8073,7 @@
                 <w:rFonts w:ascii="Arial" w:hAnsi="Arial"/>
                 <w:sz w:val="14"/>
               </w:rPr>
-              <w:t>Decommissioning</w:t>
+              <w:t>Monitoring and drift</w:t>
             </w:r>
           </w:p>
         </w:tc>
@@ -7983,7 +8091,7 @@
                 <w:rFonts w:ascii="Arial" w:hAnsi="Arial"/>
                 <w:sz w:val="14"/>
               </w:rPr>
-              <w:t>Managed decommissioning covering downstream models, outputs still in force, records and data disposition.</w:t>
+              <w:t>Tier-based monitoring frequency with pre-set thresholds linked to investigation, restriction, revalidation or withdrawal.</w:t>
             </w:r>
           </w:p>
         </w:tc>
@@ -8001,7 +8109,7 @@
                 <w:rFonts w:ascii="Arial" w:hAnsi="Arial"/>
                 <w:sz w:val="14"/>
               </w:rPr>
-              <w:t>Not separately addressed.</w:t>
+              <w:t>Ongoing model monitoring as a named validation component.</w:t>
             </w:r>
           </w:p>
         </w:tc>
@@ -8019,7 +8127,7 @@
                 <w:rFonts w:ascii="Arial" w:hAnsi="Arial"/>
                 <w:sz w:val="14"/>
               </w:rPr>
-              <w:t>Not separately addressed.</w:t>
+              <w:t>Principle 4.4 model performance monitoring.</w:t>
             </w:r>
           </w:p>
         </w:tc>
@@ -8037,7 +8145,7 @@
                 <w:rFonts w:ascii="Arial" w:hAnsi="Arial"/>
                 <w:sz w:val="14"/>
               </w:rPr>
-              <w:t>Principle 3.6 expressly covers model decommission.</w:t>
+              <w:t>Principle 3.6 standards for model monitoring and decommission.</w:t>
             </w:r>
           </w:p>
         </w:tc>
@@ -8055,7 +8163,7 @@
                 <w:rFonts w:ascii="Arial" w:hAnsi="Arial"/>
                 <w:sz w:val="14"/>
               </w:rPr>
-              <w:t>Not separately addressed.</w:t>
+              <w:t>Within internal validation and model change provisions.</w:t>
             </w:r>
           </w:p>
         </w:tc>
@@ -8073,7 +8181,7 @@
                 <w:rFonts w:ascii="Arial" w:hAnsi="Arial"/>
                 <w:sz w:val="14"/>
               </w:rPr>
-              <w:t>Not addressed.</w:t>
+              <w:t>Post-deployment monitoring in observed AI practice.</w:t>
             </w:r>
           </w:p>
         </w:tc>
@@ -8109,7 +8217,7 @@
                 <w:rFonts w:ascii="Arial" w:hAnsi="Arial"/>
                 <w:sz w:val="14"/>
               </w:rPr>
-              <w:t>Not addressed.</w:t>
+              <w:t>Sound Practice 9 performance management.</w:t>
             </w:r>
           </w:p>
         </w:tc>
@@ -8128,7 +8236,7 @@
                 <w:rFonts w:ascii="Arial" w:hAnsi="Arial"/>
                 <w:sz w:val="14"/>
               </w:rPr>
-              <w:t>Third-party and vendor models</w:t>
+              <w:t>Decommissioning</w:t>
             </w:r>
           </w:p>
         </w:tc>
@@ -8145,7 +8253,7 @@
                 <w:rFonts w:ascii="Arial" w:hAnsi="Arial"/>
                 <w:sz w:val="14"/>
               </w:rPr>
-              <w:t>Full framework applied to third-party models, with usable information rights and compensating controls where information is unavailable.</w:t>
+              <w:t>Managed decommissioning covering downstream models, outputs still in force, records and data disposition.</w:t>
             </w:r>
           </w:p>
         </w:tc>
@@ -8162,7 +8270,7 @@
                 <w:rFonts w:ascii="Arial" w:hAnsi="Arial"/>
                 <w:sz w:val="14"/>
               </w:rPr>
-              <w:t>Section VII on vendor and other third-party products, including validation and ongoing monitoring of vendor models.</w:t>
+              <w:t>Not separately addressed.</w:t>
             </w:r>
           </w:p>
         </w:tc>
@@ -8179,7 +8287,7 @@
                 <w:rFonts w:ascii="Arial" w:hAnsi="Arial"/>
                 <w:sz w:val="14"/>
               </w:rPr>
-              <w:t>Principle 2.6 use of externally developed models and third-party vendor products.</w:t>
+              <w:t>Not separately addressed.</w:t>
             </w:r>
           </w:p>
         </w:tc>
@@ -8196,7 +8304,7 @@
                 <w:rFonts w:ascii="Arial" w:hAnsi="Arial"/>
                 <w:sz w:val="14"/>
               </w:rPr>
-              <w:t>All models in scope regardless of source; B-10 applies to the arrangement.</w:t>
+              <w:t>Principle 3.6 expressly covers model decommission.</w:t>
             </w:r>
           </w:p>
         </w:tc>
@@ -8213,7 +8321,7 @@
                 <w:rFonts w:ascii="Arial" w:hAnsi="Arial"/>
                 <w:sz w:val="14"/>
               </w:rPr>
-              <w:t>Section 11 third-party involvement.</w:t>
+              <w:t>Not separately addressed.</w:t>
             </w:r>
           </w:p>
         </w:tc>
@@ -8230,7 +8338,7 @@
                 <w:rFonts w:ascii="Arial" w:hAnsi="Arial"/>
                 <w:sz w:val="14"/>
               </w:rPr>
-              <w:t>Provider opacity and contingency prominent in AI practice.</w:t>
+              <w:t>Not addressed.</w:t>
             </w:r>
           </w:p>
         </w:tc>
@@ -8247,7 +8355,7 @@
                 <w:rFonts w:ascii="Arial" w:hAnsi="Arial"/>
                 <w:sz w:val="14"/>
               </w:rPr>
-              <w:t>Twelve third-party risk principles covering the full lifecycle.</w:t>
+              <w:t>Not addressed.</w:t>
             </w:r>
           </w:p>
         </w:tc>
@@ -8264,7 +8372,7 @@
                 <w:rFonts w:ascii="Arial" w:hAnsi="Arial"/>
                 <w:sz w:val="14"/>
               </w:rPr>
-              <w:t>Sound Practice 12 third-party AI risk management.</w:t>
+              <w:t>Not addressed.</w:t>
             </w:r>
           </w:p>
         </w:tc>
@@ -8284,7 +8392,7 @@
                 <w:rFonts w:ascii="Arial" w:hAnsi="Arial"/>
                 <w:sz w:val="14"/>
               </w:rPr>
-              <w:t>Concentration and substitutability</w:t>
+              <w:t>Third-party and vendor models</w:t>
             </w:r>
           </w:p>
         </w:tc>
@@ -8302,7 +8410,7 @@
                 <w:rFonts w:ascii="Arial" w:hAnsi="Arial"/>
                 <w:sz w:val="14"/>
               </w:rPr>
-              <w:t>Entity-level concentration assessment, with support for sector-wide monitoring of common model and data dependencies.</w:t>
+              <w:t>Full framework applied to third-party models, with usable information rights and compensating controls where information is unavailable.</w:t>
             </w:r>
           </w:p>
         </w:tc>
@@ -8320,7 +8428,7 @@
                 <w:rFonts w:ascii="Arial" w:hAnsi="Arial"/>
                 <w:sz w:val="14"/>
               </w:rPr>
-              <w:t>Not addressed as a systemic matter.</w:t>
+              <w:t>Section VII on vendor and other third-party products, including validation and ongoing monitoring of vendor models.</w:t>
             </w:r>
           </w:p>
         </w:tc>
@@ -8338,7 +8446,7 @@
                 <w:rFonts w:ascii="Arial" w:hAnsi="Arial"/>
                 <w:sz w:val="14"/>
               </w:rPr>
-              <w:t>Not AI-specific.</w:t>
+              <w:t>Principle 2.6 use of externally developed models and third-party vendor products.</w:t>
             </w:r>
           </w:p>
         </w:tc>
@@ -8356,7 +8464,7 @@
                 <w:rFonts w:ascii="Arial" w:hAnsi="Arial"/>
                 <w:sz w:val="14"/>
               </w:rPr>
-              <w:t>Interconnectedness is a proportionality factor.</w:t>
+              <w:t>All models in scope regardless of source; B-10 applies to the arrangement.</w:t>
             </w:r>
           </w:p>
         </w:tc>
@@ -8374,7 +8482,7 @@
                 <w:rFonts w:ascii="Arial" w:hAnsi="Arial"/>
                 <w:sz w:val="14"/>
               </w:rPr>
-              <w:t>Not addressed as a systemic matter.</w:t>
+              <w:t>Section 11 third-party involvement.</w:t>
             </w:r>
           </w:p>
         </w:tc>
@@ -8392,7 +8500,7 @@
                 <w:rFonts w:ascii="Arial" w:hAnsi="Arial"/>
                 <w:sz w:val="14"/>
               </w:rPr>
-              <w:t>Provider concentration highlighted in AI practice.</w:t>
+              <w:t>Provider opacity and contingency prominent in AI practice.</w:t>
             </w:r>
           </w:p>
         </w:tc>
@@ -8410,7 +8518,7 @@
                 <w:rFonts w:ascii="Arial" w:hAnsi="Arial"/>
                 <w:sz w:val="14"/>
               </w:rPr>
-              <w:t>Concentration addressed in the third-party principles.</w:t>
+              <w:t>Twelve third-party risk principles covering the full lifecycle.</w:t>
             </w:r>
           </w:p>
         </w:tc>
@@ -8428,7 +8536,7 @@
                 <w:rFonts w:ascii="Arial" w:hAnsi="Arial"/>
                 <w:sz w:val="14"/>
               </w:rPr>
-              <w:t>Third-party dependencies and service provider concentration identified as a financial stability vulnerability.</w:t>
+              <w:t>Sound Practice 12 third-party AI risk management.</w:t>
             </w:r>
           </w:p>
         </w:tc>
@@ -8447,7 +8555,7 @@
                 <w:rFonts w:ascii="Arial" w:hAnsi="Arial"/>
                 <w:sz w:val="14"/>
               </w:rPr>
-              <w:t>AI and machine learning models</w:t>
+              <w:t>Concentration and substitutability</w:t>
             </w:r>
           </w:p>
         </w:tc>
@@ -8464,7 +8572,7 @@
                 <w:rFonts w:ascii="Arial" w:hAnsi="Arial"/>
                 <w:sz w:val="14"/>
               </w:rPr>
-              <w:t>AI models within the framework as a model class, with an express boundary rule against the separate AI instrument.</w:t>
+              <w:t>Entity-level concentration assessment, with support for sector-wide monitoring of common model and data dependencies.</w:t>
             </w:r>
           </w:p>
         </w:tc>
@@ -8481,7 +8589,7 @@
                 <w:rFonts w:ascii="Arial" w:hAnsi="Arial"/>
                 <w:sz w:val="14"/>
               </w:rPr>
-              <w:t>Traditional and non-generative, non-agentic AI models in scope; generative and agentic AI expressly excluded.</w:t>
+              <w:t>Not addressed as a systemic matter.</w:t>
             </w:r>
           </w:p>
         </w:tc>
@@ -8498,7 +8606,7 @@
                 <w:rFonts w:ascii="Arial" w:hAnsi="Arial"/>
                 <w:sz w:val="14"/>
               </w:rPr>
-              <w:t>Covered where AI meets the firm's model definition; a 2025 roundtable considered AI and ML in model risk.</w:t>
+              <w:t>Not AI-specific.</w:t>
             </w:r>
           </w:p>
         </w:tc>
@@ -8515,7 +8623,7 @@
                 <w:rFonts w:ascii="Arial" w:hAnsi="Arial"/>
                 <w:sz w:val="14"/>
               </w:rPr>
-              <w:t>Model definition expressly includes AI and machine learning.</w:t>
+              <w:t>Interconnectedness is a proportionality factor.</w:t>
             </w:r>
           </w:p>
         </w:tc>
@@ -8532,7 +8640,7 @@
                 <w:rFonts w:ascii="Arial" w:hAnsi="Arial"/>
                 <w:sz w:val="14"/>
               </w:rPr>
-              <w:t>Section 9 on the use of machine learning techniques in internal models.</w:t>
+              <w:t>Not addressed as a systemic matter.</w:t>
             </w:r>
           </w:p>
         </w:tc>
@@ -8549,7 +8657,7 @@
                 <w:rFonts w:ascii="Arial" w:hAnsi="Arial"/>
                 <w:sz w:val="14"/>
               </w:rPr>
-              <w:t>Detailed observed practice for AI model risk management, including generative AI.</w:t>
+              <w:t>Provider concentration highlighted in AI practice.</w:t>
             </w:r>
           </w:p>
         </w:tc>
@@ -8566,7 +8674,7 @@
                 <w:rFonts w:ascii="Arial" w:hAnsi="Arial"/>
                 <w:sz w:val="14"/>
               </w:rPr>
-              <w:t>Analytical work on digitalisation and an AI/ML newsletter; no dedicated standard.</w:t>
+              <w:t>Concentration addressed in the third-party principles.</w:t>
             </w:r>
           </w:p>
         </w:tc>
@@ -8583,7 +8691,7 @@
                 <w:rFonts w:ascii="Arial" w:hAnsi="Arial"/>
                 <w:sz w:val="14"/>
               </w:rPr>
-              <w:t>Twelve sound practices for AI adoption, expressly not a standard.</w:t>
+              <w:t>Third-party dependencies and service provider concentration identified as a financial stability vulnerability.</w:t>
             </w:r>
           </w:p>
         </w:tc>
@@ -8603,7 +8711,7 @@
                 <w:rFonts w:ascii="Arial" w:hAnsi="Arial"/>
                 <w:sz w:val="14"/>
               </w:rPr>
-              <w:t>Aggregate model risk</w:t>
+              <w:t>AI and machine learning models</w:t>
             </w:r>
           </w:p>
         </w:tc>
@@ -8621,7 +8729,7 @@
                 <w:rFonts w:ascii="Arial" w:hAnsi="Arial"/>
                 <w:sz w:val="14"/>
               </w:rPr>
-              <w:t>Aggregate assessment required and considered in internal capital assessment, with qualitative measures permitted where quantification is not yet feasible.</w:t>
+              <w:t>AI models within the framework as a model class, with an express boundary rule against the separate AI instrument.</w:t>
             </w:r>
           </w:p>
         </w:tc>
@@ -8639,7 +8747,7 @@
                 <w:rFonts w:ascii="Arial" w:hAnsi="Arial"/>
                 <w:sz w:val="14"/>
               </w:rPr>
-              <w:t>Sound practice to assess model risk individually and in aggregate, reflecting interactions, dependencies and reliance on common assumptions, data or methodologies.</w:t>
+              <w:t>Traditional and non-generative, non-agentic AI models in scope; generative and agentic AI expressly excluded.</w:t>
             </w:r>
           </w:p>
         </w:tc>
@@ -8657,7 +8765,7 @@
                 <w:rFonts w:ascii="Arial" w:hAnsi="Arial"/>
                 <w:sz w:val="14"/>
               </w:rPr>
-              <w:t>Principle 2.1 board responsibilities, covering understanding and reporting of model risk in aggregate.</w:t>
+              <w:t>Covered where AI meets the firm's model definition; a 2025 roundtable considered AI and ML in model risk.</w:t>
             </w:r>
           </w:p>
         </w:tc>
@@ -8675,7 +8783,7 @@
                 <w:rFonts w:ascii="Arial" w:hAnsi="Arial"/>
                 <w:sz w:val="14"/>
               </w:rPr>
-              <w:t>Outcome 1 requires model risk to be understood across the enterprise.</w:t>
+              <w:t>Model definition expressly includes AI and machine learning.</w:t>
             </w:r>
           </w:p>
         </w:tc>
@@ -8693,7 +8801,7 @@
                 <w:rFonts w:ascii="Arial" w:hAnsi="Arial"/>
                 <w:sz w:val="14"/>
               </w:rPr>
-              <w:t>Model risk considered in supervisory review.</w:t>
+              <w:t>Section 9 on the use of machine learning techniques in internal models.</w:t>
             </w:r>
           </w:p>
         </w:tc>
@@ -8711,7 +8819,7 @@
                 <w:rFonts w:ascii="Arial" w:hAnsi="Arial"/>
                 <w:sz w:val="14"/>
               </w:rPr>
-              <w:t>Not addressed.</w:t>
+              <w:t>Detailed observed practice for AI model risk management, including generative AI.</w:t>
             </w:r>
           </w:p>
         </w:tc>
@@ -8729,7 +8837,7 @@
                 <w:rFonts w:ascii="Arial" w:hAnsi="Arial"/>
                 <w:sz w:val="14"/>
               </w:rPr>
-              <w:t>Prudent valuation guidance (CAP50) and the Pillar 3 prudent valuation template may bear on aggregate model risk adjustment and disclosure; not confirmed from primary text at the as-of date.</w:t>
+              <w:t>Analytical work on digitalisation and an AI/ML newsletter; no dedicated standard.</w:t>
             </w:r>
           </w:p>
         </w:tc>
@@ -8747,7 +8855,7 @@
                 <w:rFonts w:ascii="Arial" w:hAnsi="Arial"/>
                 <w:sz w:val="14"/>
               </w:rPr>
-              <w:t>Not addressed.</w:t>
+              <w:t>Twelve sound practices for AI adoption, expressly not a standard.</w:t>
             </w:r>
           </w:p>
         </w:tc>
@@ -8766,7 +8874,7 @@
                 <w:rFonts w:ascii="Arial" w:hAnsi="Arial"/>
                 <w:sz w:val="14"/>
               </w:rPr>
-              <w:t>Internal audit and assurance</w:t>
+              <w:t>Aggregate model risk</w:t>
             </w:r>
           </w:p>
         </w:tc>
@@ -8783,7 +8891,7 @@
                 <w:rFonts w:ascii="Arial" w:hAnsi="Arial"/>
                 <w:sz w:val="14"/>
               </w:rPr>
-              <w:t>Periodic independent assessment of framework design and operating effectiveness, including the effectiveness of validation and challenge, reported to the Board Audit Committee.</w:t>
+              <w:t>Aggregate assessment required and considered in internal capital assessment, with qualitative measures permitted where quantification is not yet feasible.</w:t>
             </w:r>
           </w:p>
         </w:tc>
@@ -8800,7 +8908,7 @@
                 <w:rFonts w:ascii="Arial" w:hAnsi="Arial"/>
                 <w:sz w:val="14"/>
               </w:rPr>
-              <w:t>Internal audit evaluates whether model risk management practices are rigorous and effective, rather than duplicating validation.</w:t>
+              <w:t>Sound practice to assess model risk individually and in aggregate, reflecting interactions, dependencies and reliance on common assumptions, data or methodologies.</w:t>
             </w:r>
           </w:p>
         </w:tc>
@@ -8817,7 +8925,7 @@
                 <w:rFonts w:ascii="Arial" w:hAnsi="Arial"/>
                 <w:sz w:val="14"/>
               </w:rPr>
-              <w:t>Principle 2.5 Internal Audit.</w:t>
+              <w:t>Principle 2.1 board responsibilities, covering understanding and reporting of model risk in aggregate.</w:t>
             </w:r>
           </w:p>
         </w:tc>
@@ -8834,7 +8942,7 @@
                 <w:rFonts w:ascii="Arial" w:hAnsi="Arial"/>
                 <w:sz w:val="14"/>
               </w:rPr>
-              <w:t>Addressed within governance expectations.</w:t>
+              <w:t>Outcome 1 requires model risk to be understood across the enterprise.</w:t>
             </w:r>
           </w:p>
         </w:tc>
@@ -8851,7 +8959,7 @@
                 <w:rFonts w:ascii="Arial" w:hAnsi="Arial"/>
                 <w:sz w:val="14"/>
               </w:rPr>
-              <w:t>Section 7 internal audit; CRR Article 191 makes it binding.</w:t>
+              <w:t>Model risk considered in supervisory review.</w:t>
             </w:r>
           </w:p>
         </w:tc>
@@ -8868,7 +8976,7 @@
                 <w:rFonts w:ascii="Arial" w:hAnsi="Arial"/>
                 <w:sz w:val="14"/>
               </w:rPr>
-              <w:t>Independent review under Notice 637.</w:t>
+              <w:t>Not addressed.</w:t>
             </w:r>
           </w:p>
         </w:tc>
@@ -8885,7 +8993,7 @@
                 <w:rFonts w:ascii="Arial" w:hAnsi="Arial"/>
                 <w:sz w:val="14"/>
               </w:rPr>
-              <w:t>Three lines concepts apply generally.</w:t>
+              <w:t>Prudent valuation guidance (CAP50) and the Pillar 3 prudent valuation template may bear on aggregate model risk adjustment and disclosure; not confirmed from primary text at the as-of date.</w:t>
             </w:r>
           </w:p>
         </w:tc>
@@ -8902,7 +9010,7 @@
                 <w:rFonts w:ascii="Arial" w:hAnsi="Arial"/>
                 <w:sz w:val="14"/>
               </w:rPr>
-              <w:t>Governance sound practices.</w:t>
+              <w:t>Not addressed.</w:t>
             </w:r>
           </w:p>
         </w:tc>
@@ -8922,7 +9030,7 @@
                 <w:rFonts w:ascii="Arial" w:hAnsi="Arial"/>
                 <w:sz w:val="14"/>
               </w:rPr>
-              <w:t>Supervisory notification</w:t>
+              <w:t>Internal audit and assurance</w:t>
             </w:r>
           </w:p>
         </w:tc>
@@ -8940,7 +9048,7 @@
                 <w:rFonts w:ascii="Arial" w:hAnsi="Arial"/>
                 <w:sz w:val="14"/>
               </w:rPr>
-              <w:t>Cross-references CPS 230 and CPS 234 rather than creating a separate deadline, with early engagement expected on material model weakness.</w:t>
+              <w:t>Periodic independent assessment of framework design and operating effectiveness, including the effectiveness of validation and challenge, reported to the Board Audit Committee.</w:t>
             </w:r>
           </w:p>
         </w:tc>
@@ -8958,7 +9066,7 @@
                 <w:rFonts w:ascii="Arial" w:hAnsi="Arial"/>
                 <w:sz w:val="14"/>
               </w:rPr>
-              <w:t>No model-specific notification requirement.</w:t>
+              <w:t>Internal audit evaluates whether model risk management practices are rigorous and effective, rather than duplicating validation.</w:t>
             </w:r>
           </w:p>
         </w:tc>
@@ -8976,7 +9084,7 @@
                 <w:rFonts w:ascii="Arial" w:hAnsi="Arial"/>
                 <w:sz w:val="14"/>
               </w:rPr>
-              <w:t>Escalation within the framework; no notification rule.</w:t>
+              <w:t>Principle 2.5 Internal Audit.</w:t>
             </w:r>
           </w:p>
         </w:tc>
@@ -8994,7 +9102,7 @@
                 <w:rFonts w:ascii="Arial" w:hAnsi="Arial"/>
                 <w:sz w:val="14"/>
               </w:rPr>
-              <w:t>Supervisory engagement expected.</w:t>
+              <w:t>Addressed within governance expectations.</w:t>
             </w:r>
           </w:p>
         </w:tc>
@@ -9012,7 +9120,7 @@
                 <w:rFonts w:ascii="Arial" w:hAnsi="Arial"/>
                 <w:sz w:val="14"/>
               </w:rPr>
-              <w:t>Model change approval required from the supervisor for capital models.</w:t>
+              <w:t>Section 7 internal audit; CRR Article 191 makes it binding.</w:t>
             </w:r>
           </w:p>
         </w:tc>
@@ -9030,7 +9138,7 @@
                 <w:rFonts w:ascii="Arial" w:hAnsi="Arial"/>
                 <w:sz w:val="14"/>
               </w:rPr>
-              <w:t>Notification for capital model changes.</w:t>
+              <w:t>Independent review under Notice 637.</w:t>
             </w:r>
           </w:p>
         </w:tc>
@@ -9048,7 +9156,7 @@
                 <w:rFonts w:ascii="Arial" w:hAnsi="Arial"/>
                 <w:sz w:val="14"/>
               </w:rPr>
-              <w:t>Not addressed.</w:t>
+              <w:t>Three lines concepts apply generally.</w:t>
             </w:r>
           </w:p>
         </w:tc>
@@ -9056,6 +9164,161 @@
           <w:tcPr>
             <w:tcW w:type="dxa" w:w="1417"/>
             <w:shd w:val="clear" w:color="auto" w:fill="F4F6FA"/>
+          </w:tcPr>
+          <w:p>
+            <w:pPr>
+              <w:pStyle w:val="TableText"/>
+            </w:pPr>
+            <w:r>
+              <w:rPr>
+                <w:rFonts w:ascii="Arial" w:hAnsi="Arial"/>
+                <w:sz w:val="14"/>
+              </w:rPr>
+              <w:t>Governance sound practices.</w:t>
+            </w:r>
+          </w:p>
+        </w:tc>
+      </w:tr>
+      <w:tr>
+        <w:tc>
+          <w:tcPr>
+            <w:tcW w:type="dxa" w:w="1417"/>
+          </w:tcPr>
+          <w:p>
+            <w:pPr>
+              <w:pStyle w:val="TableText"/>
+            </w:pPr>
+            <w:r>
+              <w:rPr>
+                <w:rFonts w:ascii="Arial" w:hAnsi="Arial"/>
+                <w:sz w:val="14"/>
+              </w:rPr>
+              <w:t>Supervisory notification</w:t>
+            </w:r>
+          </w:p>
+        </w:tc>
+        <w:tc>
+          <w:tcPr>
+            <w:tcW w:type="dxa" w:w="1757"/>
+          </w:tcPr>
+          <w:p>
+            <w:pPr>
+              <w:pStyle w:val="TableText"/>
+            </w:pPr>
+            <w:r>
+              <w:rPr>
+                <w:rFonts w:ascii="Arial" w:hAnsi="Arial"/>
+                <w:sz w:val="14"/>
+              </w:rPr>
+              <w:t>Cross-references CPS 230 and CPS 234 rather than creating a separate deadline, with early engagement expected on material model weakness.</w:t>
+            </w:r>
+          </w:p>
+        </w:tc>
+        <w:tc>
+          <w:tcPr>
+            <w:tcW w:type="dxa" w:w="1701"/>
+          </w:tcPr>
+          <w:p>
+            <w:pPr>
+              <w:pStyle w:val="TableText"/>
+            </w:pPr>
+            <w:r>
+              <w:rPr>
+                <w:rFonts w:ascii="Arial" w:hAnsi="Arial"/>
+                <w:sz w:val="14"/>
+              </w:rPr>
+              <w:t>No model-specific notification requirement.</w:t>
+            </w:r>
+          </w:p>
+        </w:tc>
+        <w:tc>
+          <w:tcPr>
+            <w:tcW w:type="dxa" w:w="1701"/>
+          </w:tcPr>
+          <w:p>
+            <w:pPr>
+              <w:pStyle w:val="TableText"/>
+            </w:pPr>
+            <w:r>
+              <w:rPr>
+                <w:rFonts w:ascii="Arial" w:hAnsi="Arial"/>
+                <w:sz w:val="14"/>
+              </w:rPr>
+              <w:t>Escalation within the framework; no notification rule.</w:t>
+            </w:r>
+          </w:p>
+        </w:tc>
+        <w:tc>
+          <w:tcPr>
+            <w:tcW w:type="dxa" w:w="1701"/>
+          </w:tcPr>
+          <w:p>
+            <w:pPr>
+              <w:pStyle w:val="TableText"/>
+            </w:pPr>
+            <w:r>
+              <w:rPr>
+                <w:rFonts w:ascii="Arial" w:hAnsi="Arial"/>
+                <w:sz w:val="14"/>
+              </w:rPr>
+              <w:t>Supervisory engagement expected.</w:t>
+            </w:r>
+          </w:p>
+        </w:tc>
+        <w:tc>
+          <w:tcPr>
+            <w:tcW w:type="dxa" w:w="1701"/>
+          </w:tcPr>
+          <w:p>
+            <w:pPr>
+              <w:pStyle w:val="TableText"/>
+            </w:pPr>
+            <w:r>
+              <w:rPr>
+                <w:rFonts w:ascii="Arial" w:hAnsi="Arial"/>
+                <w:sz w:val="14"/>
+              </w:rPr>
+              <w:t>Model change approval required from the supervisor for capital models.</w:t>
+            </w:r>
+          </w:p>
+        </w:tc>
+        <w:tc>
+          <w:tcPr>
+            <w:tcW w:type="dxa" w:w="1644"/>
+          </w:tcPr>
+          <w:p>
+            <w:pPr>
+              <w:pStyle w:val="TableText"/>
+            </w:pPr>
+            <w:r>
+              <w:rPr>
+                <w:rFonts w:ascii="Arial" w:hAnsi="Arial"/>
+                <w:sz w:val="14"/>
+              </w:rPr>
+              <w:t>Notification for capital model changes.</w:t>
+            </w:r>
+          </w:p>
+        </w:tc>
+        <w:tc>
+          <w:tcPr>
+            <w:tcW w:type="dxa" w:w="1531"/>
+          </w:tcPr>
+          <w:p>
+            <w:pPr>
+              <w:pStyle w:val="TableText"/>
+            </w:pPr>
+            <w:r>
+              <w:rPr>
+                <w:rFonts w:ascii="Arial" w:hAnsi="Arial"/>
+                <w:sz w:val="14"/>
+              </w:rPr>
+              <w:t>Not addressed.</w:t>
+            </w:r>
+          </w:p>
+        </w:tc>
+        <w:tc>
+          <w:tcPr>
+            <w:tcW w:type="dxa" w:w="1417"/>
           </w:tcPr>
           <w:p>
             <w:pPr>
@@ -13687,7 +13950,7 @@
                 <w:rFonts w:ascii="Arial" w:hAnsi="Arial"/>
                 <w:sz w:val="17"/>
               </w:rPr>
-              <w:t>Simplified compliance for smaller entities</w:t>
+              <w:t>De minimis and simplified compliance</w:t>
             </w:r>
           </w:p>
         </w:tc>
@@ -13704,7 +13967,7 @@
                 <w:rFonts w:ascii="Arial" w:hAnsi="Arial"/>
                 <w:sz w:val="17"/>
               </w:rPr>
-              <w:t>Decide whether a de minimis threshold or a simplified compliance pathway is warranted. As drafted, all requirements apply to every APRA-regulated entity and proportionality operates on control intensity rather than on scope. The OCC has taken the alternative route of confining its guidance to institutions above a size threshold. This is a policy choice for consultation and is not settled in this draft.</w:t>
+              <w:t>Paragraph M05 provides a de minimis exception at model level: a model of no material consequence attracts only identification, inventory, ownership, classification and reassessment. Settle the drafting of the prohibited classes, whether the aggregate test should carry a stated threshold, and the approval authority for a determination. Separately, decide whether an entity-level threshold or simplified pathway is also warranted; the United States has taken that route by confining its guidance to institutions above a size threshold. The entity-level question is not settled in this draft.</w:t>
             </w:r>
           </w:p>
         </w:tc>
@@ -13935,7 +14198,7 @@
                 <w:rFonts w:ascii="Arial" w:hAnsi="Arial"/>
                 <w:sz w:val="17"/>
               </w:rPr>
-              <w:t>M06</w:t>
+              <w:t>M07</w:t>
             </w:r>
           </w:p>
         </w:tc>
@@ -13989,7 +14252,7 @@
                 <w:rFonts w:ascii="Arial" w:hAnsi="Arial"/>
                 <w:sz w:val="17"/>
               </w:rPr>
-              <w:t>M34</w:t>
+              <w:t>M35</w:t>
             </w:r>
           </w:p>
         </w:tc>
@@ -14044,7 +14307,7 @@
                 <w:rFonts w:ascii="Arial" w:hAnsi="Arial"/>
                 <w:sz w:val="17"/>
               </w:rPr>
-              <w:t>M35</w:t>
+              <w:t>M36</w:t>
             </w:r>
           </w:p>
         </w:tc>
@@ -14098,7 +14361,7 @@
                 <w:rFonts w:ascii="Arial" w:hAnsi="Arial"/>
                 <w:sz w:val="17"/>
               </w:rPr>
-              <w:t>M37</w:t>
+              <w:t>M38</w:t>
             </w:r>
           </w:p>
         </w:tc>
@@ -14153,7 +14416,7 @@
                 <w:rFonts w:ascii="Arial" w:hAnsi="Arial"/>
                 <w:sz w:val="17"/>
               </w:rPr>
-              <w:t>M38</w:t>
+              <w:t>M39</w:t>
             </w:r>
           </w:p>
         </w:tc>
@@ -14207,7 +14470,7 @@
                 <w:rFonts w:ascii="Arial" w:hAnsi="Arial"/>
                 <w:sz w:val="17"/>
               </w:rPr>
-              <w:t>M41</w:t>
+              <w:t>M42</w:t>
             </w:r>
           </w:p>
         </w:tc>
@@ -14262,7 +14525,7 @@
                 <w:rFonts w:ascii="Arial" w:hAnsi="Arial"/>
                 <w:sz w:val="17"/>
               </w:rPr>
-              <w:t>M43</w:t>
+              <w:t>M44</w:t>
             </w:r>
           </w:p>
         </w:tc>
@@ -14423,7 +14686,7 @@
                 <w:rFonts w:ascii="Arial" w:hAnsi="Arial"/>
                 <w:sz w:val="17"/>
               </w:rPr>
-              <w:t>M10</w:t>
+              <w:t>M05</w:t>
             </w:r>
           </w:p>
         </w:tc>
@@ -14440,7 +14703,7 @@
                 <w:rFonts w:ascii="Arial" w:hAnsi="Arial"/>
                 <w:sz w:val="17"/>
               </w:rPr>
-              <w:t>Model risk appetite and limits</w:t>
+              <w:t>De minimis models</w:t>
             </w:r>
           </w:p>
         </w:tc>
@@ -14457,7 +14720,7 @@
                 <w:rFonts w:ascii="Arial" w:hAnsi="Arial"/>
                 <w:sz w:val="17"/>
               </w:rPr>
-              <w:t>Comparators require a risk appetite for model risk; requiring it to be measurable is a drafting choice that makes the obligation supervisable.</w:t>
+              <w:t>Each comparator relieves low-consequence models of the full lifecycle while keeping them within identification. The 2026 US guidance states that where models are deemed immaterial, model risk management may consist of identifying those models and monitoring the conditions under which their use may become material. OSFI reaches the same result through Principles 2.1 and 2.3. The aggregate test, the prohibited classes and the anti-disaggregation limb are drafting choices that close the obvious routes to misuse of the exception.</w:t>
             </w:r>
           </w:p>
         </w:tc>
@@ -14477,7 +14740,7 @@
                 <w:rFonts w:ascii="Arial" w:hAnsi="Arial"/>
                 <w:sz w:val="17"/>
               </w:rPr>
-              <w:t>M19</w:t>
+              <w:t>M11</w:t>
             </w:r>
           </w:p>
         </w:tc>
@@ -14495,7 +14758,7 @@
                 <w:rFonts w:ascii="Arial" w:hAnsi="Arial"/>
                 <w:sz w:val="17"/>
               </w:rPr>
-              <w:t>Pre-implementation testing</w:t>
+              <w:t>Model risk appetite and limits</w:t>
             </w:r>
           </w:p>
         </w:tc>
@@ -14513,7 +14776,7 @@
                 <w:rFonts w:ascii="Arial" w:hAnsi="Arial"/>
                 <w:sz w:val="17"/>
               </w:rPr>
-              <w:t>Development testing is universal; expressing it as a bar to use for material purposes makes it an enforceable gate rather than a process expectation.</w:t>
+              <w:t>Comparators require a risk appetite for model risk; requiring it to be measurable is a drafting choice that makes the obligation supervisable.</w:t>
             </w:r>
           </w:p>
         </w:tc>
@@ -14532,7 +14795,7 @@
                 <w:rFonts w:ascii="Arial" w:hAnsi="Arial"/>
                 <w:sz w:val="17"/>
               </w:rPr>
-              <w:t>M34</w:t>
+              <w:t>M20</w:t>
             </w:r>
           </w:p>
         </w:tc>
@@ -14549,7 +14812,7 @@
                 <w:rFonts w:ascii="Arial" w:hAnsi="Arial"/>
                 <w:sz w:val="17"/>
               </w:rPr>
-              <w:t>Boundary with the AI risk management framework</w:t>
+              <w:t>Pre-implementation testing</w:t>
             </w:r>
           </w:p>
         </w:tc>
@@ -14566,7 +14829,7 @@
                 <w:rFonts w:ascii="Arial" w:hAnsi="Arial"/>
                 <w:sz w:val="17"/>
               </w:rPr>
-              <w:t>No comparator operates parallel model risk and AI risk instruments, so the boundary rule is an APRA drafting choice required by the proposed two-instrument architecture.</w:t>
+              <w:t>Development testing is universal; expressing it as a bar to use for material purposes makes it an enforceable gate rather than a process expectation.</w:t>
             </w:r>
           </w:p>
         </w:tc>
@@ -14586,7 +14849,7 @@
                 <w:rFonts w:ascii="Arial" w:hAnsi="Arial"/>
                 <w:sz w:val="17"/>
               </w:rPr>
-              <w:t>M38</w:t>
+              <w:t>M35</w:t>
             </w:r>
           </w:p>
         </w:tc>
@@ -14604,7 +14867,7 @@
                 <w:rFonts w:ascii="Arial" w:hAnsi="Arial"/>
                 <w:sz w:val="17"/>
               </w:rPr>
-              <w:t>Models used by RSE licensees</w:t>
+              <w:t>Boundary with the AI risk management framework</w:t>
             </w:r>
           </w:p>
         </w:tc>
@@ -14612,6 +14875,59 @@
           <w:tcPr>
             <w:tcW w:type="dxa" w:w="5953"/>
             <w:shd w:val="clear" w:color="auto" w:fill="F4F6FA"/>
+          </w:tcPr>
+          <w:p>
+            <w:pPr>
+              <w:pStyle w:val="TableText"/>
+            </w:pPr>
+            <w:r>
+              <w:rPr>
+                <w:rFonts w:ascii="Arial" w:hAnsi="Arial"/>
+                <w:sz w:val="17"/>
+              </w:rPr>
+              <w:t>No comparator operates parallel model risk and AI risk instruments, so the boundary rule is an APRA drafting choice required by the proposed two-instrument architecture.</w:t>
+            </w:r>
+          </w:p>
+        </w:tc>
+      </w:tr>
+      <w:tr>
+        <w:tc>
+          <w:tcPr>
+            <w:tcW w:type="dxa" w:w="850"/>
+          </w:tcPr>
+          <w:p>
+            <w:pPr>
+              <w:pStyle w:val="TableText"/>
+            </w:pPr>
+            <w:r>
+              <w:rPr>
+                <w:rFonts w:ascii="Arial" w:hAnsi="Arial"/>
+                <w:sz w:val="17"/>
+              </w:rPr>
+              <w:t>M39</w:t>
+            </w:r>
+          </w:p>
+        </w:tc>
+        <w:tc>
+          <w:tcPr>
+            <w:tcW w:type="dxa" w:w="2608"/>
+          </w:tcPr>
+          <w:p>
+            <w:pPr>
+              <w:pStyle w:val="TableText"/>
+            </w:pPr>
+            <w:r>
+              <w:rPr>
+                <w:rFonts w:ascii="Arial" w:hAnsi="Arial"/>
+                <w:sz w:val="17"/>
+              </w:rPr>
+              <w:t>Models used by RSE licensees</w:t>
+            </w:r>
+          </w:p>
+        </w:tc>
+        <w:tc>
+          <w:tcPr>
+            <w:tcW w:type="dxa" w:w="5953"/>
           </w:tcPr>
           <w:p>
             <w:pPr>

--- a/CPS_XXXX_Model_Risk_Management.docx
+++ b/CPS_XXXX_Model_Risk_Management.docx
@@ -2231,7 +2231,7 @@
         <w:rPr>
           <w:b/>
         </w:rPr>
-        <w:t>M22. Validation of a model must address conceptual soundness, ongoing model monitoring, and outcomes analysis comparing model outputs with corresponding actual outcomes to the extent those outcomes are observable and sufficient for the purpose, and must reach an explicit conclusion on the model's fitness for its intended use together with any conditions or limitations. Where outcomes are not observable, the entity must apply alternative evidence of performance, including benchmarking, sensitivity analysis and assessment of assumptions.</w:t>
+        <w:t>M22. Validation of a model must address conceptual soundness, outcomes analysis comparing model outputs with corresponding actual outcomes to the extent those outcomes are observable and sufficient for the purpose, and ongoing model monitoring, and must reach an explicit conclusion on the model's fitness for its intended use together with any conditions or limitations. Where outcomes are not observable, the entity must apply alternative evidence of performance, including benchmarking, sensitivity analysis and assessment of assumptions.</w:t>
       </w:r>
     </w:p>
     <w:p>
@@ -2239,7 +2239,7 @@
         <w:pStyle w:val="Guidance"/>
       </w:pPr>
       <w:r>
-        <w:t>These three elements are complementary and none is sufficient alone. Conceptual soundness alone cannot detect deterioration; outcomes analysis alone cannot explain it.</w:t>
+        <w:t>These three components are complementary and none is sufficient alone. Conceptual soundness alone cannot detect deterioration; outcomes analysis alone cannot explain it.</w:t>
       </w:r>
     </w:p>
     <w:p>
@@ -2293,7 +2293,7 @@
         <w:pStyle w:val="Guidance"/>
       </w:pPr>
       <w:r>
-        <w:t>Effective challenge depends on three things together: the challenger must know enough to find the problem, must be senior and independent enough for the finding to carry weight, and must be rewarded for raising it rather than for clearing models. Removing any one of the three defeats the control.</w:t>
+        <w:t>The three attributes operate together: expertise to identify the limitation, sufficient independence to reach an objective view of it, and the organisational standing and influence to have it acted on. Removing any one defeats the control while leaving its documentation intact. Incentives are a practical condition of the third attribute: a challenger whose workload, progression or remuneration depends on models being approved will not exercise influence for long.</w:t>
       </w:r>
     </w:p>
     <w:p>
@@ -2979,7 +2979,7 @@
         <w:rPr>
           <w:b/>
         </w:rPr>
-        <w:t>M36. An APRA-regulated entity that uses a model to determine a regulatory capital requirement must satisfy the requirements of the applicable prudential standard for that model in addition to this Prudential Standard, must not change an approved model without APRA's approval where the applicable standard so requires, and must ensure the model is used in the entity's internal risk management.</w:t>
+        <w:t>M36. An APRA-regulated entity that uses a model to determine a regulatory capital requirement must satisfy the requirements of the applicable prudential standard for that model in addition to this Prudential Standard, must not change an approved model without APRA's approval where the applicable prudential standard requires that approval, and must ensure the model is used in the entity's internal risk management to the extent the applicable prudential standard so requires.</w:t>
       </w:r>
     </w:p>
     <w:p>
@@ -3574,7 +3574,7 @@
                 <w:rFonts w:ascii="Arial" w:hAnsi="Arial"/>
                 <w:sz w:val="17"/>
               </w:rPr>
-              <w:t>A quantitative method, system or approach that applies statistical, economic, financial, actuarial or mathematical theories, techniques or assumptions to process input data into quantitative estimates. A model comprises an information input component, a processing component and a reporting component.</w:t>
+              <w:t>A quantitative method, system or approach that applies statistical, economic, financial, actuarial or mathematical theories, techniques or assumptions to process input data into quantitative estimates.</w:t>
             </w:r>
           </w:p>
         </w:tc>
@@ -3648,7 +3648,7 @@
                 <w:rFonts w:ascii="Arial" w:hAnsi="Arial"/>
                 <w:sz w:val="17"/>
               </w:rPr>
-              <w:t>A model whose failure or misuse could have a non-negligible effect on the entity's financial position, regulatory obligations, customers, beneficiaries or critical operations.</w:t>
+              <w:t>A model that is used for a material purpose, or whose failure or misuse could otherwise have a material effect on the entity's financial position, its regulatory obligations, its critical operations, or amounts or entitlements attributable to its customers or beneficiaries.</w:t>
             </w:r>
           </w:p>
         </w:tc>
@@ -12311,7 +12311,7 @@
                 <w:rFonts w:ascii="Arial" w:hAnsi="Arial"/>
                 <w:sz w:val="14"/>
               </w:rPr>
-              <w:t>APRA-CPS220</w:t>
+              <w:t>APRA-CPS001</w:t>
             </w:r>
           </w:p>
         </w:tc>
@@ -12345,7 +12345,7 @@
                 <w:rFonts w:ascii="Arial" w:hAnsi="Arial"/>
                 <w:sz w:val="14"/>
               </w:rPr>
-              <w:t>Prudential Standard CPS 220 Risk Management</w:t>
+              <w:t>Prudential Standard CPS 001 Defined terms</w:t>
             </w:r>
           </w:p>
         </w:tc>
@@ -12362,7 +12362,7 @@
                 <w:rFonts w:ascii="Arial" w:hAnsi="Arial"/>
                 <w:sz w:val="14"/>
               </w:rPr>
-              <w:t>Commenced 1 Jul 2019</w:t>
+              <w:t>In force; commencement not separately verified</w:t>
             </w:r>
           </w:p>
         </w:tc>
@@ -12379,7 +12379,7 @@
                 <w:rFonts w:ascii="Arial" w:hAnsi="Arial"/>
                 <w:sz w:val="14"/>
               </w:rPr>
-              <w:t>Binding cross-industry prudential standard.</w:t>
+              <w:t>Binding prudential standard.</w:t>
             </w:r>
           </w:p>
         </w:tc>
@@ -12396,7 +12396,7 @@
                 <w:rFonts w:ascii="Arial" w:hAnsi="Arial"/>
                 <w:sz w:val="14"/>
               </w:rPr>
-              <w:t>https://www.apra.gov.au/standards/cps-220</w:t>
+              <w:t>https://www.apra.gov.au/standards/cps-001</w:t>
             </w:r>
           </w:p>
         </w:tc>
@@ -12416,7 +12416,7 @@
                 <w:rFonts w:ascii="Arial" w:hAnsi="Arial"/>
                 <w:sz w:val="14"/>
               </w:rPr>
-              <w:t>APRA-SPS220</w:t>
+              <w:t>APRA-CPS220</w:t>
             </w:r>
           </w:p>
         </w:tc>
@@ -12452,7 +12452,7 @@
                 <w:rFonts w:ascii="Arial" w:hAnsi="Arial"/>
                 <w:sz w:val="14"/>
               </w:rPr>
-              <w:t>Prudential Standard SPS 220 Risk Management</w:t>
+              <w:t>Prudential Standard CPS 220 Risk Management</w:t>
             </w:r>
           </w:p>
         </w:tc>
@@ -12470,7 +12470,7 @@
                 <w:rFonts w:ascii="Arial" w:hAnsi="Arial"/>
                 <w:sz w:val="14"/>
               </w:rPr>
-              <w:t>Commenced 1 Jan 2023</w:t>
+              <w:t>Commenced 1 Jul 2019</w:t>
             </w:r>
           </w:p>
         </w:tc>
@@ -12488,7 +12488,7 @@
                 <w:rFonts w:ascii="Arial" w:hAnsi="Arial"/>
                 <w:sz w:val="14"/>
               </w:rPr>
-              <w:t>Binding prudential standard.</w:t>
+              <w:t>Binding cross-industry prudential standard.</w:t>
             </w:r>
           </w:p>
         </w:tc>
@@ -12506,7 +12506,7 @@
                 <w:rFonts w:ascii="Arial" w:hAnsi="Arial"/>
                 <w:sz w:val="14"/>
               </w:rPr>
-              <w:t>https://www.apra.gov.au/standards/sps-220</w:t>
+              <w:t>https://www.apra.gov.au/standards/cps-220</w:t>
             </w:r>
           </w:p>
         </w:tc>
@@ -12525,7 +12525,7 @@
                 <w:rFonts w:ascii="Arial" w:hAnsi="Arial"/>
                 <w:sz w:val="14"/>
               </w:rPr>
-              <w:t>APRA-CPS230</w:t>
+              <w:t>APRA-SPS220</w:t>
             </w:r>
           </w:p>
         </w:tc>
@@ -12559,7 +12559,7 @@
                 <w:rFonts w:ascii="Arial" w:hAnsi="Arial"/>
                 <w:sz w:val="14"/>
               </w:rPr>
-              <w:t>Prudential Standard CPS 230 Operational Risk Management</w:t>
+              <w:t>Prudential Standard SPS 220 Risk Management</w:t>
             </w:r>
           </w:p>
         </w:tc>
@@ -12576,7 +12576,7 @@
                 <w:rFonts w:ascii="Arial" w:hAnsi="Arial"/>
                 <w:sz w:val="14"/>
               </w:rPr>
-              <w:t>Determined 23 Apr 2026; commences 1 Jul 2026</w:t>
+              <w:t>Commenced 1 Jan 2023</w:t>
             </w:r>
           </w:p>
         </w:tc>
@@ -12593,7 +12593,7 @@
                 <w:rFonts w:ascii="Arial" w:hAnsi="Arial"/>
                 <w:sz w:val="14"/>
               </w:rPr>
-              <w:t>Binding cross-industry prudential standard. The current determination revokes and replaces the 2023 determination, under which CPS 230 commenced on 1 July 2025.</w:t>
+              <w:t>Binding prudential standard.</w:t>
             </w:r>
           </w:p>
         </w:tc>
@@ -12610,7 +12610,7 @@
                 <w:rFonts w:ascii="Arial" w:hAnsi="Arial"/>
                 <w:sz w:val="14"/>
               </w:rPr>
-              <w:t>https://www.apra.gov.au/standards/cps-230</w:t>
+              <w:t>https://www.apra.gov.au/standards/sps-220</w:t>
             </w:r>
           </w:p>
         </w:tc>
@@ -12630,7 +12630,7 @@
                 <w:rFonts w:ascii="Arial" w:hAnsi="Arial"/>
                 <w:sz w:val="14"/>
               </w:rPr>
-              <w:t>APRA-CPS234</w:t>
+              <w:t>APRA-CPS230</w:t>
             </w:r>
           </w:p>
         </w:tc>
@@ -12666,7 +12666,7 @@
                 <w:rFonts w:ascii="Arial" w:hAnsi="Arial"/>
                 <w:sz w:val="14"/>
               </w:rPr>
-              <w:t>Prudential Standard CPS 234 Information Security</w:t>
+              <w:t>Prudential Standard CPS 230 Operational Risk Management</w:t>
             </w:r>
           </w:p>
         </w:tc>
@@ -12684,7 +12684,7 @@
                 <w:rFonts w:ascii="Arial" w:hAnsi="Arial"/>
                 <w:sz w:val="14"/>
               </w:rPr>
-              <w:t>Commenced 1 Jul 2019</w:t>
+              <w:t>Determined 23 Apr 2026; commences 1 Jul 2026</w:t>
             </w:r>
           </w:p>
         </w:tc>
@@ -12702,7 +12702,7 @@
                 <w:rFonts w:ascii="Arial" w:hAnsi="Arial"/>
                 <w:sz w:val="14"/>
               </w:rPr>
-              <w:t>Binding cross-industry prudential standard.</w:t>
+              <w:t>Binding cross-industry prudential standard. The current determination revokes and replaces the 2023 determination, under which CPS 230 commenced on 1 July 2025.</w:t>
             </w:r>
           </w:p>
         </w:tc>
@@ -12720,7 +12720,7 @@
                 <w:rFonts w:ascii="Arial" w:hAnsi="Arial"/>
                 <w:sz w:val="14"/>
               </w:rPr>
-              <w:t>https://www.apra.gov.au/standards/cps-234</w:t>
+              <w:t>https://www.apra.gov.au/standards/cps-230</w:t>
             </w:r>
           </w:p>
         </w:tc>
@@ -12739,7 +12739,7 @@
                 <w:rFonts w:ascii="Arial" w:hAnsi="Arial"/>
                 <w:sz w:val="14"/>
               </w:rPr>
-              <w:t>APRA-CPG235</w:t>
+              <w:t>APRA-CPS234</w:t>
             </w:r>
           </w:p>
         </w:tc>
@@ -12773,7 +12773,7 @@
                 <w:rFonts w:ascii="Arial" w:hAnsi="Arial"/>
                 <w:sz w:val="14"/>
               </w:rPr>
-              <w:t>Prudential Practice Guide CPG 235 Managing Data Risk</w:t>
+              <w:t>Prudential Standard CPS 234 Information Security</w:t>
             </w:r>
           </w:p>
         </w:tc>
@@ -12790,7 +12790,7 @@
                 <w:rFonts w:ascii="Arial" w:hAnsi="Arial"/>
                 <w:sz w:val="14"/>
               </w:rPr>
-              <w:t>Sep 2013</w:t>
+              <w:t>Commenced 1 Jul 2019</w:t>
             </w:r>
           </w:p>
         </w:tc>
@@ -12807,7 +12807,7 @@
                 <w:rFonts w:ascii="Arial" w:hAnsi="Arial"/>
                 <w:sz w:val="14"/>
               </w:rPr>
-              <w:t>Prudential practice guide. Non-enforceable guidance.</w:t>
+              <w:t>Binding cross-industry prudential standard.</w:t>
             </w:r>
           </w:p>
         </w:tc>
@@ -12824,7 +12824,7 @@
                 <w:rFonts w:ascii="Arial" w:hAnsi="Arial"/>
                 <w:sz w:val="14"/>
               </w:rPr>
-              <w:t>https://www.apra.gov.au/system/files/Prudential-Practice-Guide-CPG-235-Managing-Data-Risk_1.pdf</w:t>
+              <w:t>https://www.apra.gov.au/standards/cps-234</w:t>
             </w:r>
           </w:p>
         </w:tc>
@@ -12844,7 +12844,7 @@
                 <w:rFonts w:ascii="Arial" w:hAnsi="Arial"/>
                 <w:sz w:val="14"/>
               </w:rPr>
-              <w:t>APRA-APS113</w:t>
+              <w:t>APRA-CPG235</w:t>
             </w:r>
           </w:p>
         </w:tc>
@@ -12880,7 +12880,7 @@
                 <w:rFonts w:ascii="Arial" w:hAnsi="Arial"/>
                 <w:sz w:val="14"/>
               </w:rPr>
-              <w:t>Prudential Standard APS 113 Capital Adequacy: Internal Ratings-based Approach to Credit Risk</w:t>
+              <w:t>Prudential Practice Guide CPG 235 Managing Data Risk</w:t>
             </w:r>
           </w:p>
         </w:tc>
@@ -12898,7 +12898,7 @@
                 <w:rFonts w:ascii="Arial" w:hAnsi="Arial"/>
                 <w:sz w:val="14"/>
               </w:rPr>
-              <w:t>Released 4 Jun 2026; commenced 30 Jun 2026</w:t>
+              <w:t>Sep 2013</w:t>
             </w:r>
           </w:p>
         </w:tc>
@@ -12916,7 +12916,7 @@
                 <w:rFonts w:ascii="Arial" w:hAnsi="Arial"/>
                 <w:sz w:val="14"/>
               </w:rPr>
-              <w:t>Binding prudential standard.</w:t>
+              <w:t>Prudential practice guide. Non-enforceable guidance.</w:t>
             </w:r>
           </w:p>
         </w:tc>
@@ -12934,7 +12934,7 @@
                 <w:rFonts w:ascii="Arial" w:hAnsi="Arial"/>
                 <w:sz w:val="14"/>
               </w:rPr>
-              <w:t>https://www.apra.gov.au/standards/aps-113</w:t>
+              <w:t>https://www.apra.gov.au/system/files/Prudential-Practice-Guide-CPG-235-Managing-Data-Risk_1.pdf</w:t>
             </w:r>
           </w:p>
         </w:tc>
@@ -12953,7 +12953,7 @@
                 <w:rFonts w:ascii="Arial" w:hAnsi="Arial"/>
                 <w:sz w:val="14"/>
               </w:rPr>
-              <w:t>APRA-CPS320</w:t>
+              <w:t>APRA-APS113</w:t>
             </w:r>
           </w:p>
         </w:tc>
@@ -12987,7 +12987,7 @@
                 <w:rFonts w:ascii="Arial" w:hAnsi="Arial"/>
                 <w:sz w:val="14"/>
               </w:rPr>
-              <w:t>Prudential Standard CPS 320 Actuarial and Related Matters</w:t>
+              <w:t>Prudential Standard APS 113 Capital Adequacy: Internal Ratings-based Approach to Credit Risk</w:t>
             </w:r>
           </w:p>
         </w:tc>
@@ -13004,7 +13004,7 @@
                 <w:rFonts w:ascii="Arial" w:hAnsi="Arial"/>
                 <w:sz w:val="14"/>
               </w:rPr>
-              <w:t>Determined 29 Apr 2026; commenced 1 Jul 2026</w:t>
+              <w:t>Released 4 Jun 2026; commenced 30 Jun 2026</w:t>
             </w:r>
           </w:p>
         </w:tc>
@@ -13038,7 +13038,7 @@
                 <w:rFonts w:ascii="Arial" w:hAnsi="Arial"/>
                 <w:sz w:val="14"/>
               </w:rPr>
-              <w:t>https://www.apra.gov.au/standards/cps-320</w:t>
+              <w:t>https://www.apra.gov.au/standards/aps-113</w:t>
             </w:r>
           </w:p>
         </w:tc>
@@ -13058,7 +13058,7 @@
                 <w:rFonts w:ascii="Arial" w:hAnsi="Arial"/>
                 <w:sz w:val="14"/>
               </w:rPr>
-              <w:t>APRA-SPS530</w:t>
+              <w:t>APRA-CPS320</w:t>
             </w:r>
           </w:p>
         </w:tc>
@@ -13094,7 +13094,7 @@
                 <w:rFonts w:ascii="Arial" w:hAnsi="Arial"/>
                 <w:sz w:val="14"/>
               </w:rPr>
-              <w:t>Prudential Standard SPS 530 Investment Governance</w:t>
+              <w:t>Prudential Standard CPS 320 Actuarial and Related Matters</w:t>
             </w:r>
           </w:p>
         </w:tc>
@@ -13112,7 +13112,7 @@
                 <w:rFonts w:ascii="Arial" w:hAnsi="Arial"/>
                 <w:sz w:val="14"/>
               </w:rPr>
-              <w:t>Commenced 1 Jan 2023</w:t>
+              <w:t>Determined 29 Apr 2026; commenced 1 Jul 2026</w:t>
             </w:r>
           </w:p>
         </w:tc>
@@ -13148,7 +13148,7 @@
                 <w:rFonts w:ascii="Arial" w:hAnsi="Arial"/>
                 <w:sz w:val="14"/>
               </w:rPr>
-              <w:t>https://www.apra.gov.au/standards/sps-530</w:t>
+              <w:t>https://www.apra.gov.au/standards/cps-320</w:t>
             </w:r>
           </w:p>
         </w:tc>
@@ -13167,7 +13167,7 @@
                 <w:rFonts w:ascii="Arial" w:hAnsi="Arial"/>
                 <w:sz w:val="14"/>
               </w:rPr>
-              <w:t>APRA-HPS110</w:t>
+              <w:t>APRA-SPS530</w:t>
             </w:r>
           </w:p>
         </w:tc>
@@ -13201,7 +13201,7 @@
                 <w:rFonts w:ascii="Arial" w:hAnsi="Arial"/>
                 <w:sz w:val="14"/>
               </w:rPr>
-              <w:t>Prudential Standard HPS 110 Capital Adequacy (private health insurance)</w:t>
+              <w:t>Prudential Standard SPS 530 Investment Governance</w:t>
             </w:r>
           </w:p>
         </w:tc>
@@ -13218,7 +13218,7 @@
                 <w:rFonts w:ascii="Arial" w:hAnsi="Arial"/>
                 <w:sz w:val="14"/>
               </w:rPr>
-              <w:t>In force; commencement not separately verified</w:t>
+              <w:t>Commenced 1 Jan 2023</w:t>
             </w:r>
           </w:p>
         </w:tc>
@@ -13252,7 +13252,7 @@
                 <w:rFonts w:ascii="Arial" w:hAnsi="Arial"/>
                 <w:sz w:val="14"/>
               </w:rPr>
-              <w:t>https://www.apra.gov.au/standards/hps-110</w:t>
+              <w:t>https://www.apra.gov.au/standards/sps-530</w:t>
             </w:r>
           </w:p>
         </w:tc>
@@ -13272,7 +13272,7 @@
                 <w:rFonts w:ascii="Arial" w:hAnsi="Arial"/>
                 <w:sz w:val="14"/>
               </w:rPr>
-              <w:t>APRA-SPS114</w:t>
+              <w:t>APRA-HPS110</w:t>
             </w:r>
           </w:p>
         </w:tc>
@@ -13308,7 +13308,7 @@
                 <w:rFonts w:ascii="Arial" w:hAnsi="Arial"/>
                 <w:sz w:val="14"/>
               </w:rPr>
-              <w:t>Prudential Standard SPS 114 Operational Risk Financial Requirement</w:t>
+              <w:t>Prudential Standard HPS 110 Capital Adequacy (private health insurance)</w:t>
             </w:r>
           </w:p>
         </w:tc>
@@ -13362,7 +13362,7 @@
                 <w:rFonts w:ascii="Arial" w:hAnsi="Arial"/>
                 <w:sz w:val="14"/>
               </w:rPr>
-              <w:t>https://www.apra.gov.au/standards/sps-114</w:t>
+              <w:t>https://www.apra.gov.au/standards/hps-110</w:t>
             </w:r>
           </w:p>
         </w:tc>
@@ -13381,6 +13381,111 @@
                 <w:rFonts w:ascii="Arial" w:hAnsi="Arial"/>
                 <w:sz w:val="14"/>
               </w:rPr>
+              <w:t>APRA-SPS114</w:t>
+            </w:r>
+          </w:p>
+        </w:tc>
+        <w:tc>
+          <w:tcPr>
+            <w:tcW w:type="dxa" w:w="850"/>
+          </w:tcPr>
+          <w:p>
+            <w:pPr>
+              <w:pStyle w:val="TableText"/>
+            </w:pPr>
+            <w:r>
+              <w:rPr>
+                <w:rFonts w:ascii="Arial" w:hAnsi="Arial"/>
+                <w:sz w:val="14"/>
+              </w:rPr>
+              <w:t>APRA</w:t>
+            </w:r>
+          </w:p>
+        </w:tc>
+        <w:tc>
+          <w:tcPr>
+            <w:tcW w:type="dxa" w:w="2494"/>
+          </w:tcPr>
+          <w:p>
+            <w:pPr>
+              <w:pStyle w:val="TableText"/>
+            </w:pPr>
+            <w:r>
+              <w:rPr>
+                <w:rFonts w:ascii="Arial" w:hAnsi="Arial"/>
+                <w:sz w:val="14"/>
+              </w:rPr>
+              <w:t>Prudential Standard SPS 114 Operational Risk Financial Requirement</w:t>
+            </w:r>
+          </w:p>
+        </w:tc>
+        <w:tc>
+          <w:tcPr>
+            <w:tcW w:type="dxa" w:w="1304"/>
+          </w:tcPr>
+          <w:p>
+            <w:pPr>
+              <w:pStyle w:val="TableText"/>
+            </w:pPr>
+            <w:r>
+              <w:rPr>
+                <w:rFonts w:ascii="Arial" w:hAnsi="Arial"/>
+                <w:sz w:val="14"/>
+              </w:rPr>
+              <w:t>In force; commencement not separately verified</w:t>
+            </w:r>
+          </w:p>
+        </w:tc>
+        <w:tc>
+          <w:tcPr>
+            <w:tcW w:type="dxa" w:w="1701"/>
+          </w:tcPr>
+          <w:p>
+            <w:pPr>
+              <w:pStyle w:val="TableText"/>
+            </w:pPr>
+            <w:r>
+              <w:rPr>
+                <w:rFonts w:ascii="Arial" w:hAnsi="Arial"/>
+                <w:sz w:val="14"/>
+              </w:rPr>
+              <w:t>Binding prudential standard.</w:t>
+            </w:r>
+          </w:p>
+        </w:tc>
+        <w:tc>
+          <w:tcPr>
+            <w:tcW w:type="dxa" w:w="1984"/>
+          </w:tcPr>
+          <w:p>
+            <w:pPr>
+              <w:pStyle w:val="TableText"/>
+            </w:pPr>
+            <w:r>
+              <w:rPr>
+                <w:rFonts w:ascii="Arial" w:hAnsi="Arial"/>
+                <w:sz w:val="14"/>
+              </w:rPr>
+              <w:t>https://www.apra.gov.au/standards/sps-114</w:t>
+            </w:r>
+          </w:p>
+        </w:tc>
+      </w:tr>
+      <w:tr>
+        <w:tc>
+          <w:tcPr>
+            <w:tcW w:type="dxa" w:w="1077"/>
+            <w:shd w:val="clear" w:color="auto" w:fill="F4F6FA"/>
+          </w:tcPr>
+          <w:p>
+            <w:pPr>
+              <w:pStyle w:val="TableText"/>
+            </w:pPr>
+            <w:r>
+              <w:rPr>
+                <w:rFonts w:ascii="Arial" w:hAnsi="Arial"/>
+                <w:sz w:val="14"/>
+              </w:rPr>
               <w:t>APRA-SPS515</w:t>
             </w:r>
           </w:p>
@@ -13388,6 +13493,7 @@
         <w:tc>
           <w:tcPr>
             <w:tcW w:type="dxa" w:w="850"/>
+            <w:shd w:val="clear" w:color="auto" w:fill="F4F6FA"/>
           </w:tcPr>
           <w:p>
             <w:pPr>
@@ -13405,6 +13511,7 @@
         <w:tc>
           <w:tcPr>
             <w:tcW w:type="dxa" w:w="2494"/>
+            <w:shd w:val="clear" w:color="auto" w:fill="F4F6FA"/>
           </w:tcPr>
           <w:p>
             <w:pPr>
@@ -13422,6 +13529,7 @@
         <w:tc>
           <w:tcPr>
             <w:tcW w:type="dxa" w:w="1304"/>
+            <w:shd w:val="clear" w:color="auto" w:fill="F4F6FA"/>
           </w:tcPr>
           <w:p>
             <w:pPr>
@@ -13439,6 +13547,7 @@
         <w:tc>
           <w:tcPr>
             <w:tcW w:type="dxa" w:w="1701"/>
+            <w:shd w:val="clear" w:color="auto" w:fill="F4F6FA"/>
           </w:tcPr>
           <w:p>
             <w:pPr>
@@ -13456,6 +13565,7 @@
         <w:tc>
           <w:tcPr>
             <w:tcW w:type="dxa" w:w="1984"/>
+            <w:shd w:val="clear" w:color="auto" w:fill="F4F6FA"/>
           </w:tcPr>
           <w:p>
             <w:pPr>
@@ -13783,7 +13893,7 @@
                 <w:rFonts w:ascii="Arial" w:hAnsi="Arial"/>
                 <w:sz w:val="17"/>
               </w:rPr>
-              <w:t>Confirm the model classes named for RSE licensees and the interaction with SPS 530 and SPS 515.</w:t>
+              <w:t>Confirm the model classes named for RSE licensees and the interaction with SPS 530, SPS 515 and SPS 114, the last of which governs the operational risk financial requirement that paragraph M41 refers to.</w:t>
             </w:r>
           </w:p>
         </w:tc>
@@ -13893,7 +14003,7 @@
                 <w:rFonts w:ascii="Arial" w:hAnsi="Arial"/>
                 <w:sz w:val="17"/>
               </w:rPr>
-              <w:t>Settle the powers to require information, restriction of model use, independent review or remediation, and ensure procedural fairness.</w:t>
+              <w:t>Settle the powers to require information, restriction of model use, independent review or remediation, and ensure procedural fairness. Paragraph A5 confers the adjustment and exclusion power and the Interpretation section requires every power under this Prudential Standard to be exercised in writing; the procedural requirements attaching to each need settlement.</w:t>
             </w:r>
           </w:p>
         </w:tc>

--- a/CPS_XXXX_Model_Risk_Management.docx
+++ b/CPS_XXXX_Model_Risk_Management.docx
@@ -913,7 +913,7 @@
         <w:pStyle w:val="ContentsItem"/>
       </w:pPr>
       <w:r>
-        <w:t>24. Actuarial and insurance models  (M38)</w:t>
+        <w:t>23A. Expected credit loss and provisioning models  (M38)</w:t>
       </w:r>
     </w:p>
     <w:p>
@@ -921,7 +921,7 @@
         <w:pStyle w:val="ContentsItem"/>
       </w:pPr>
       <w:r>
-        <w:t>25. Superannuation models  (M39)</w:t>
+        <w:t>24. Actuarial and insurance models  (M39)</w:t>
       </w:r>
     </w:p>
     <w:p>
@@ -929,7 +929,15 @@
         <w:pStyle w:val="ContentsItem"/>
       </w:pPr>
       <w:r>
-        <w:t>26. Stress testing and scenario models  (M40)</w:t>
+        <w:t>25. Superannuation models  (M40)</w:t>
+      </w:r>
+    </w:p>
+    <w:p>
+      <w:pPr>
+        <w:pStyle w:val="ContentsItem"/>
+      </w:pPr>
+      <w:r>
+        <w:t>26. Stress testing and scenario models  (M41)</w:t>
       </w:r>
     </w:p>
     <w:p>
@@ -945,7 +953,7 @@
         <w:pStyle w:val="ContentsItem"/>
       </w:pPr>
       <w:r>
-        <w:t>27. Aggregate model risk  (M41)</w:t>
+        <w:t>27. Aggregate model risk  (M42)</w:t>
       </w:r>
     </w:p>
     <w:p>
@@ -953,7 +961,7 @@
         <w:pStyle w:val="ContentsItem"/>
       </w:pPr>
       <w:r>
-        <w:t>28. Records  (M42)</w:t>
+        <w:t>28. Records  (M43)</w:t>
       </w:r>
     </w:p>
     <w:p>
@@ -961,7 +969,7 @@
         <w:pStyle w:val="ContentsItem"/>
       </w:pPr>
       <w:r>
-        <w:t>29. Assurance  (M43)</w:t>
+        <w:t>29. Assurance  (M44)</w:t>
       </w:r>
     </w:p>
     <w:p>
@@ -969,7 +977,7 @@
         <w:pStyle w:val="ContentsItem"/>
       </w:pPr>
       <w:r>
-        <w:t>30. APRA engagement  (M44)</w:t>
+        <w:t>30. APRA engagement  (M45)</w:t>
       </w:r>
     </w:p>
     <w:p>
@@ -1023,6 +1031,14 @@
       </w:pPr>
       <w:r>
         <w:t>Annex F — Matters requiring legal and policy settlement</w:t>
+      </w:r>
+    </w:p>
+    <w:p>
+      <w:pPr>
+        <w:pStyle w:val="ContentsHead"/>
+      </w:pPr>
+      <w:r>
+        <w:t>Annex G — Expected credit loss models: review focus areas</w:t>
       </w:r>
     </w:p>
     <w:p>
@@ -2574,7 +2590,7 @@
         <w:rPr>
           <w:i/>
         </w:rPr>
-        <w:t>→ Guidance: CPG XXXX paragraphs 85–87.</w:t>
+        <w:t>→ Guidance: CPG XXXX paragraphs 85–87, 123–125.</w:t>
       </w:r>
     </w:p>
     <w:p>
@@ -3068,7 +3084,7 @@
         <w:pStyle w:val="Heading2"/>
       </w:pPr>
       <w:r>
-        <w:t>24. Actuarial and insurance models</w:t>
+        <w:t>23A. Expected credit loss and provisioning models</w:t>
       </w:r>
     </w:p>
     <w:p>
@@ -3076,7 +3092,7 @@
         <w:pStyle w:val="Heading3"/>
       </w:pPr>
       <w:r>
-        <w:t>M38 — Actuarial, reserving and insurance liability models</w:t>
+        <w:t>M38 — Expected credit loss and provisioning models</w:t>
       </w:r>
     </w:p>
     <w:p>
@@ -3087,7 +3103,77 @@
         <w:rPr>
           <w:b/>
         </w:rPr>
-        <w:t>M38. An APRA-regulated insurer, including a private health insurer, must apply this Prudential Standard to models used to determine insurance liabilities, including deferred claims liabilities and, for a private health insurer, amounts arising under the risk equalisation arrangements, and to models used to determine premiums, reinsurance recoveries and capital, and must ensure that the role of the Appointed Actuary and this Prudential Standard's validation requirements operate together without gaps in independent review. Independent review performed under CPS 320 and the sectoral actuarial standards may satisfy the independent validation requirement for an actuarial model to the extent the reviewer was not responsible for developing the model or setting its assumptions, and the insurer must identify and separately address any element not so covered.</w:t>
+        <w:t>M38. An APRA-regulated entity must apply this Prudential Standard to models used to assess and measure expected credit losses and to determine provisions, and must govern the judgement-based adjustments, overlays and post-model adjustments applied to modelled expected credit losses, and the assumptions and scenarios on which those models depend, with the same discipline as the models themselves.</w:t>
+      </w:r>
+    </w:p>
+    <w:p>
+      <w:pPr>
+        <w:pStyle w:val="Guidance"/>
+      </w:pPr>
+      <w:r>
+        <w:t>APS 220 already requires an ADI to have sound policies and processes in place to appropriately validate models used to assess and measure expected credit losses. This Prudential Standard supplies the model risk discipline that requirement assumes: what validation consists of, who may perform it, how often, and what happens when it finds something. It does not displace APS 220, and where the two overlap the more specific requirement in APS 220 prevails.</w:t>
+      </w:r>
+    </w:p>
+    <w:p>
+      <w:pPr>
+        <w:pStyle w:val="Guidance"/>
+      </w:pPr>
+      <w:r>
+        <w:t>Expected credit loss models sit at the point where model risk becomes reported financial risk. The output is the provision itself rather than an input to a decision a person subsequently makes, and an error is realised directly in the financial statements and in regulatory capital.</w:t>
+      </w:r>
+    </w:p>
+    <w:p>
+      <w:pPr>
+        <w:pStyle w:val="Guidance"/>
+      </w:pPr>
+      <w:r>
+        <w:t>Judgement-based adjustments are the distinguishing feature of expected credit loss estimation in practice, and are frequently the largest single driver of the reported number. Overlays are therefore governed by this Prudential Standard as a matter of substance, not merely of documentation: their basis, quantification, approval, duration, monitoring and the conditions for their removal must be recorded, and their aggregate size and direction reported.</w:t>
+      </w:r>
+    </w:p>
+    <w:p>
+      <w:pPr>
+        <w:pStyle w:val="Guidance"/>
+      </w:pPr>
+      <w:r>
+        <w:t>Where an entity is not an ADI but determines credit loss provisions on a modelled basis, this paragraph applies to those models in the same way.</w:t>
+      </w:r>
+    </w:p>
+    <w:p>
+      <w:pPr>
+        <w:pStyle w:val="CrossRef"/>
+      </w:pPr>
+      <w:r>
+        <w:rPr>
+          <w:i/>
+        </w:rPr>
+        <w:t>→ Guidance: CPG XXXX paragraphs 120–131.</w:t>
+      </w:r>
+    </w:p>
+    <w:p>
+      <w:pPr>
+        <w:pStyle w:val="Heading2"/>
+      </w:pPr>
+      <w:r>
+        <w:t>24. Actuarial and insurance models</w:t>
+      </w:r>
+    </w:p>
+    <w:p>
+      <w:pPr>
+        <w:pStyle w:val="Heading3"/>
+      </w:pPr>
+      <w:r>
+        <w:t>M39 — Actuarial, reserving and insurance liability models</w:t>
+      </w:r>
+    </w:p>
+    <w:p>
+      <w:pPr>
+        <w:pStyle w:val="Requirement"/>
+      </w:pPr>
+      <w:r>
+        <w:rPr>
+          <w:b/>
+        </w:rPr>
+        <w:t>M39. An APRA-regulated insurer, including a private health insurer, must apply this Prudential Standard to models used to determine insurance liabilities, including deferred claims liabilities and, for a private health insurer, amounts arising under the risk equalisation arrangements, and to models used to determine premiums, reinsurance recoveries and capital, and must ensure that the role of the Appointed Actuary and this Prudential Standard's validation requirements operate together without gaps in independent review. Independent review performed under CPS 320 and the sectoral actuarial standards may satisfy the independent validation requirement for an actuarial model to the extent the reviewer was not responsible for developing the model or setting its assumptions, and the insurer must identify and separately address any element not so covered.</w:t>
       </w:r>
     </w:p>
     <w:p>
@@ -3130,7 +3216,7 @@
         <w:pStyle w:val="Heading3"/>
       </w:pPr>
       <w:r>
-        <w:t>M39 — Models used by RSE licensees</w:t>
+        <w:t>M40 — Models used by RSE licensees</w:t>
       </w:r>
     </w:p>
     <w:p>
@@ -3141,7 +3227,7 @@
         <w:rPr>
           <w:b/>
         </w:rPr>
-        <w:t>M39. An RSE licensee must apply this Prudential Standard to models used in investment strategy, asset valuation, liquidity management, insurance in superannuation, fee and cost determination, unit pricing and member outcomes assessment.</w:t>
+        <w:t>M40. An RSE licensee must apply this Prudential Standard to models used in investment strategy, asset valuation, liquidity management, insurance in superannuation, fee and cost determination, unit pricing and member outcomes assessment.</w:t>
       </w:r>
     </w:p>
     <w:p>
@@ -3168,7 +3254,7 @@
         <w:rPr>
           <w:i/>
         </w:rPr>
-        <w:t>→ Guidance: CPG XXXX paragraphs 116–117.</w:t>
+        <w:t>→ Guidance: CPG XXXX paragraphs 116–117, 126–127.</w:t>
       </w:r>
     </w:p>
     <w:p>
@@ -3184,7 +3270,7 @@
         <w:pStyle w:val="Heading3"/>
       </w:pPr>
       <w:r>
-        <w:t>M40 — Stress testing, scenario and capital planning models</w:t>
+        <w:t>M41 — Stress testing, scenario and capital planning models</w:t>
       </w:r>
     </w:p>
     <w:p>
@@ -3195,7 +3281,7 @@
         <w:rPr>
           <w:b/>
         </w:rPr>
-        <w:t>M40. An APRA-regulated entity must apply this Prudential Standard to models used for stress testing, scenario analysis and capital planning, and must ensure that the limitations of those models are made explicit to those relying on their results.</w:t>
+        <w:t>M41. An APRA-regulated entity must apply this Prudential Standard to models used for stress testing, scenario analysis and capital planning, and must ensure that the limitations of those models are made explicit to those relying on their results.</w:t>
       </w:r>
     </w:p>
     <w:p>
@@ -3246,7 +3332,7 @@
         <w:pStyle w:val="Heading3"/>
       </w:pPr>
       <w:r>
-        <w:t>M41 — Aggregate assessment of model risk</w:t>
+        <w:t>M42 — Aggregate assessment of model risk</w:t>
       </w:r>
     </w:p>
     <w:p>
@@ -3257,7 +3343,7 @@
         <w:rPr>
           <w:b/>
         </w:rPr>
-        <w:t>M41. An APRA-regulated entity must assess model risk in aggregate across its model portfolio, must consider the effect of that aggregate risk in its internal capital adequacy assessment or, for an RSE licensee, in the assessment of operational risk that informs the operational risk financial requirement target amount determined under SPS 114, and must be able to explain the basis and limitations of the assessment.</w:t>
+        <w:t>M42. An APRA-regulated entity must assess model risk in aggregate across its model portfolio, must consider the effect of that aggregate risk in its internal capital adequacy assessment or, for an RSE licensee, in the assessment of operational risk that informs the operational risk financial requirement target amount determined under SPS 114, and must be able to explain the basis and limitations of the assessment.</w:t>
       </w:r>
     </w:p>
     <w:p>
@@ -3284,7 +3370,7 @@
         <w:rPr>
           <w:i/>
         </w:rPr>
-        <w:t>→ Guidance: CPG XXXX paragraphs 47, 120–122.</w:t>
+        <w:t>→ Guidance: CPG XXXX paragraphs 47, 135–137.</w:t>
       </w:r>
     </w:p>
     <w:p>
@@ -3300,7 +3386,7 @@
         <w:pStyle w:val="Heading3"/>
       </w:pPr>
       <w:r>
-        <w:t>M42 — Records and reconstructability</w:t>
+        <w:t>M43 — Records and reconstructability</w:t>
       </w:r>
     </w:p>
     <w:p>
@@ -3311,7 +3397,7 @@
         <w:rPr>
           <w:b/>
         </w:rPr>
-        <w:t>M42. An APRA-regulated entity must retain records sufficient to reconstruct, for a material model, what it produced, on what data and version, on what basis it was approved, how it performed, what limitations applied and what adjustments were made.</w:t>
+        <w:t>M43. An APRA-regulated entity must retain records sufficient to reconstruct, for a material model, what it produced, on what data and version, on what basis it was approved, how it performed, what limitations applied and what adjustments were made.</w:t>
       </w:r>
     </w:p>
     <w:p>
@@ -3338,7 +3424,7 @@
         <w:rPr>
           <w:i/>
         </w:rPr>
-        <w:t>→ Guidance: CPG XXXX paragraphs 123–124.</w:t>
+        <w:t>→ Guidance: CPG XXXX paragraphs 138–139.</w:t>
       </w:r>
     </w:p>
     <w:p>
@@ -3354,7 +3440,7 @@
         <w:pStyle w:val="Heading3"/>
       </w:pPr>
       <w:r>
-        <w:t>M43 — Internal audit and independent assurance</w:t>
+        <w:t>M44 — Internal audit and independent assurance</w:t>
       </w:r>
     </w:p>
     <w:p>
@@ -3365,7 +3451,7 @@
         <w:rPr>
           <w:b/>
         </w:rPr>
-        <w:t>M43. An APRA-regulated entity must ensure that internal audit, or another independent function with equivalent standing, periodically assesses the design and operating effectiveness of the model risk management framework, including the effectiveness of validation and of challenge, and reports the results to the Board Audit Committee.</w:t>
+        <w:t>M44. An APRA-regulated entity must ensure that internal audit, or another independent function with equivalent standing, periodically assesses the design and operating effectiveness of the model risk management framework, including the effectiveness of validation and of challenge, and reports the results to the Board Audit Committee.</w:t>
       </w:r>
     </w:p>
     <w:p>
@@ -3392,7 +3478,7 @@
         <w:rPr>
           <w:i/>
         </w:rPr>
-        <w:t>→ Guidance: CPG XXXX paragraphs 74, 125–126.</w:t>
+        <w:t>→ Guidance: CPG XXXX paragraphs 74, 140–141.</w:t>
       </w:r>
     </w:p>
     <w:p>
@@ -3408,7 +3494,7 @@
         <w:pStyle w:val="Heading3"/>
       </w:pPr>
       <w:r>
-        <w:t>M44 — Notification and provision of information to APRA</w:t>
+        <w:t>M45 — Notification and provision of information to APRA</w:t>
       </w:r>
     </w:p>
     <w:p>
@@ -3419,7 +3505,7 @@
         <w:rPr>
           <w:b/>
         </w:rPr>
-        <w:t>M44. An APRA-regulated entity must notify APRA as soon as practicable, and within the timeframe applicable under CPS 230 or CPS 234 where the event also falls within those standards, of a model failure or model risk event that has, or is likely to have, a material impact on its financial position, on amounts credited to or debited from the accounts of its customers or beneficiaries, on its regulatory reporting or on its ability to meet its prudential obligations, and must provide APRA with information relating to its models and model risk management where APRA requires it in writing.</w:t>
+        <w:t>M45. An APRA-regulated entity must notify APRA as soon as practicable, and within the timeframe applicable under CPS 230 or CPS 234 where the event also falls within those standards, of a model failure or model risk event that has, or is likely to have, a material impact on its financial position, on amounts credited to or debited from the accounts of its customers or beneficiaries, on its regulatory reporting or on its ability to meet its prudential obligations, and must provide APRA with information relating to its models and model risk management where APRA requires it in writing. Where APRA requires an entity to appoint an independent party to review and report to APRA on an aspect of its model risk management, including its provisioning practices, the entity must support that review and provide the reviewer with access to the models, data, documentation, systems and personnel the review requires.</w:t>
       </w:r>
     </w:p>
     <w:p>
@@ -3446,7 +3532,7 @@
         <w:rPr>
           <w:i/>
         </w:rPr>
-        <w:t>→ Guidance: CPG XXXX paragraphs 127–128.</w:t>
+        <w:t>→ Guidance: CPG XXXX paragraphs 130–134, 142–143.</w:t>
       </w:r>
     </w:p>
     <w:p>
@@ -8874,7 +8960,7 @@
                 <w:rFonts w:ascii="Arial" w:hAnsi="Arial"/>
                 <w:sz w:val="14"/>
               </w:rPr>
-              <w:t>Aggregate model risk</w:t>
+              <w:t>Expected credit loss and provisioning models</w:t>
             </w:r>
           </w:p>
         </w:tc>
@@ -8891,7 +8977,7 @@
                 <w:rFonts w:ascii="Arial" w:hAnsi="Arial"/>
                 <w:sz w:val="14"/>
               </w:rPr>
-              <w:t>Aggregate assessment required and considered in internal capital assessment, with qualitative measures permitted where quantification is not yet feasible.</w:t>
+              <w:t>Express requirement that ECL and provisioning models are within the model risk framework, with judgement-based adjustments, overlays, assumptions and scenarios governed with the same discipline as the models, and a set of review focus areas in Annex G.</w:t>
             </w:r>
           </w:p>
         </w:tc>
@@ -8908,7 +8994,7 @@
                 <w:rFonts w:ascii="Arial" w:hAnsi="Arial"/>
                 <w:sz w:val="14"/>
               </w:rPr>
-              <w:t>Sound practice to assess model risk individually and in aggregate, reflecting interactions, dependencies and reliance on common assumptions, data or methodologies.</w:t>
+              <w:t>Not addressed as a distinct model class in the model risk guidance; ECL sits in the accounting and credit supervision streams.</w:t>
             </w:r>
           </w:p>
         </w:tc>
@@ -8925,7 +9011,7 @@
                 <w:rFonts w:ascii="Arial" w:hAnsi="Arial"/>
                 <w:sz w:val="14"/>
               </w:rPr>
-              <w:t>Principle 2.1 board responsibilities, covering understanding and reporting of model risk in aggregate.</w:t>
+              <w:t>Covered where an ECL model falls within the firm's model definition; no dedicated ECL provision in SS1/23.</w:t>
             </w:r>
           </w:p>
         </w:tc>
@@ -8942,7 +9028,7 @@
                 <w:rFonts w:ascii="Arial" w:hAnsi="Arial"/>
                 <w:sz w:val="14"/>
               </w:rPr>
-              <w:t>Outcome 1 requires model risk to be understood across the enterprise.</w:t>
+              <w:t>Covered by the general model definition; no dedicated ECL principle.</w:t>
             </w:r>
           </w:p>
         </w:tc>
@@ -8959,7 +9045,7 @@
                 <w:rFonts w:ascii="Arial" w:hAnsi="Arial"/>
                 <w:sz w:val="14"/>
               </w:rPr>
-              <w:t>Model risk considered in supervisory review.</w:t>
+              <w:t>IFRS 9 ECL models fall within the internal models and credit risk supervisory frameworks; no dedicated chapter in the internal models guide.</w:t>
             </w:r>
           </w:p>
         </w:tc>
@@ -8976,7 +9062,7 @@
                 <w:rFonts w:ascii="Arial" w:hAnsi="Arial"/>
                 <w:sz w:val="14"/>
               </w:rPr>
-              <w:t>Not addressed.</w:t>
+              <w:t>Not addressed as a distinct model class.</w:t>
             </w:r>
           </w:p>
         </w:tc>
@@ -8993,7 +9079,7 @@
                 <w:rFonts w:ascii="Arial" w:hAnsi="Arial"/>
                 <w:sz w:val="14"/>
               </w:rPr>
-              <w:t>Prudent valuation guidance (CAP50) and the Pillar 3 prudent valuation template may bear on aggregate model risk adjustment and disclosure; not confirmed from primary text at the as-of date.</w:t>
+              <w:t>Dedicated guidance: eleven principles on credit risk and accounting for expected credit losses, including Principle 5 on ECL model validation and Principles 9 to 11 on supervisory evaluation.</w:t>
             </w:r>
           </w:p>
         </w:tc>
@@ -9030,7 +9116,7 @@
                 <w:rFonts w:ascii="Arial" w:hAnsi="Arial"/>
                 <w:sz w:val="14"/>
               </w:rPr>
-              <w:t>Internal audit and assurance</w:t>
+              <w:t>Aggregate model risk</w:t>
             </w:r>
           </w:p>
         </w:tc>
@@ -9048,7 +9134,7 @@
                 <w:rFonts w:ascii="Arial" w:hAnsi="Arial"/>
                 <w:sz w:val="14"/>
               </w:rPr>
-              <w:t>Periodic independent assessment of framework design and operating effectiveness, including the effectiveness of validation and challenge, reported to the Board Audit Committee.</w:t>
+              <w:t>Aggregate assessment required and considered in internal capital assessment, with qualitative measures permitted where quantification is not yet feasible.</w:t>
             </w:r>
           </w:p>
         </w:tc>
@@ -9066,7 +9152,7 @@
                 <w:rFonts w:ascii="Arial" w:hAnsi="Arial"/>
                 <w:sz w:val="14"/>
               </w:rPr>
-              <w:t>Internal audit evaluates whether model risk management practices are rigorous and effective, rather than duplicating validation.</w:t>
+              <w:t>Sound practice to assess model risk individually and in aggregate, reflecting interactions, dependencies and reliance on common assumptions, data or methodologies.</w:t>
             </w:r>
           </w:p>
         </w:tc>
@@ -9084,7 +9170,7 @@
                 <w:rFonts w:ascii="Arial" w:hAnsi="Arial"/>
                 <w:sz w:val="14"/>
               </w:rPr>
-              <w:t>Principle 2.5 Internal Audit.</w:t>
+              <w:t>Principle 2.1 board responsibilities, covering understanding and reporting of model risk in aggregate.</w:t>
             </w:r>
           </w:p>
         </w:tc>
@@ -9102,7 +9188,7 @@
                 <w:rFonts w:ascii="Arial" w:hAnsi="Arial"/>
                 <w:sz w:val="14"/>
               </w:rPr>
-              <w:t>Addressed within governance expectations.</w:t>
+              <w:t>Outcome 1 requires model risk to be understood across the enterprise.</w:t>
             </w:r>
           </w:p>
         </w:tc>
@@ -9120,7 +9206,7 @@
                 <w:rFonts w:ascii="Arial" w:hAnsi="Arial"/>
                 <w:sz w:val="14"/>
               </w:rPr>
-              <w:t>Section 7 internal audit; CRR Article 191 makes it binding.</w:t>
+              <w:t>Model risk considered in supervisory review.</w:t>
             </w:r>
           </w:p>
         </w:tc>
@@ -9138,7 +9224,7 @@
                 <w:rFonts w:ascii="Arial" w:hAnsi="Arial"/>
                 <w:sz w:val="14"/>
               </w:rPr>
-              <w:t>Independent review under Notice 637.</w:t>
+              <w:t>Not addressed.</w:t>
             </w:r>
           </w:p>
         </w:tc>
@@ -9156,7 +9242,7 @@
                 <w:rFonts w:ascii="Arial" w:hAnsi="Arial"/>
                 <w:sz w:val="14"/>
               </w:rPr>
-              <w:t>Three lines concepts apply generally.</w:t>
+              <w:t>Prudent valuation guidance (CAP50) and the Pillar 3 prudent valuation template may bear on aggregate model risk adjustment and disclosure; not confirmed from primary text at the as-of date.</w:t>
             </w:r>
           </w:p>
         </w:tc>
@@ -9174,7 +9260,7 @@
                 <w:rFonts w:ascii="Arial" w:hAnsi="Arial"/>
                 <w:sz w:val="14"/>
               </w:rPr>
-              <w:t>Governance sound practices.</w:t>
+              <w:t>Not addressed.</w:t>
             </w:r>
           </w:p>
         </w:tc>
@@ -9193,6 +9279,162 @@
                 <w:rFonts w:ascii="Arial" w:hAnsi="Arial"/>
                 <w:sz w:val="14"/>
               </w:rPr>
+              <w:t>Internal audit and assurance</w:t>
+            </w:r>
+          </w:p>
+        </w:tc>
+        <w:tc>
+          <w:tcPr>
+            <w:tcW w:type="dxa" w:w="1757"/>
+          </w:tcPr>
+          <w:p>
+            <w:pPr>
+              <w:pStyle w:val="TableText"/>
+            </w:pPr>
+            <w:r>
+              <w:rPr>
+                <w:rFonts w:ascii="Arial" w:hAnsi="Arial"/>
+                <w:sz w:val="14"/>
+              </w:rPr>
+              <w:t>Periodic independent assessment of framework design and operating effectiveness, including the effectiveness of validation and challenge, reported to the Board Audit Committee.</w:t>
+            </w:r>
+          </w:p>
+        </w:tc>
+        <w:tc>
+          <w:tcPr>
+            <w:tcW w:type="dxa" w:w="1701"/>
+          </w:tcPr>
+          <w:p>
+            <w:pPr>
+              <w:pStyle w:val="TableText"/>
+            </w:pPr>
+            <w:r>
+              <w:rPr>
+                <w:rFonts w:ascii="Arial" w:hAnsi="Arial"/>
+                <w:sz w:val="14"/>
+              </w:rPr>
+              <w:t>Internal audit evaluates whether model risk management practices are rigorous and effective, rather than duplicating validation.</w:t>
+            </w:r>
+          </w:p>
+        </w:tc>
+        <w:tc>
+          <w:tcPr>
+            <w:tcW w:type="dxa" w:w="1701"/>
+          </w:tcPr>
+          <w:p>
+            <w:pPr>
+              <w:pStyle w:val="TableText"/>
+            </w:pPr>
+            <w:r>
+              <w:rPr>
+                <w:rFonts w:ascii="Arial" w:hAnsi="Arial"/>
+                <w:sz w:val="14"/>
+              </w:rPr>
+              <w:t>Principle 2.5 Internal Audit.</w:t>
+            </w:r>
+          </w:p>
+        </w:tc>
+        <w:tc>
+          <w:tcPr>
+            <w:tcW w:type="dxa" w:w="1701"/>
+          </w:tcPr>
+          <w:p>
+            <w:pPr>
+              <w:pStyle w:val="TableText"/>
+            </w:pPr>
+            <w:r>
+              <w:rPr>
+                <w:rFonts w:ascii="Arial" w:hAnsi="Arial"/>
+                <w:sz w:val="14"/>
+              </w:rPr>
+              <w:t>Addressed within governance expectations.</w:t>
+            </w:r>
+          </w:p>
+        </w:tc>
+        <w:tc>
+          <w:tcPr>
+            <w:tcW w:type="dxa" w:w="1701"/>
+          </w:tcPr>
+          <w:p>
+            <w:pPr>
+              <w:pStyle w:val="TableText"/>
+            </w:pPr>
+            <w:r>
+              <w:rPr>
+                <w:rFonts w:ascii="Arial" w:hAnsi="Arial"/>
+                <w:sz w:val="14"/>
+              </w:rPr>
+              <w:t>Section 7 internal audit; CRR Article 191 makes it binding.</w:t>
+            </w:r>
+          </w:p>
+        </w:tc>
+        <w:tc>
+          <w:tcPr>
+            <w:tcW w:type="dxa" w:w="1644"/>
+          </w:tcPr>
+          <w:p>
+            <w:pPr>
+              <w:pStyle w:val="TableText"/>
+            </w:pPr>
+            <w:r>
+              <w:rPr>
+                <w:rFonts w:ascii="Arial" w:hAnsi="Arial"/>
+                <w:sz w:val="14"/>
+              </w:rPr>
+              <w:t>Independent review under Notice 637.</w:t>
+            </w:r>
+          </w:p>
+        </w:tc>
+        <w:tc>
+          <w:tcPr>
+            <w:tcW w:type="dxa" w:w="1531"/>
+          </w:tcPr>
+          <w:p>
+            <w:pPr>
+              <w:pStyle w:val="TableText"/>
+            </w:pPr>
+            <w:r>
+              <w:rPr>
+                <w:rFonts w:ascii="Arial" w:hAnsi="Arial"/>
+                <w:sz w:val="14"/>
+              </w:rPr>
+              <w:t>Three lines concepts apply generally.</w:t>
+            </w:r>
+          </w:p>
+        </w:tc>
+        <w:tc>
+          <w:tcPr>
+            <w:tcW w:type="dxa" w:w="1417"/>
+          </w:tcPr>
+          <w:p>
+            <w:pPr>
+              <w:pStyle w:val="TableText"/>
+            </w:pPr>
+            <w:r>
+              <w:rPr>
+                <w:rFonts w:ascii="Arial" w:hAnsi="Arial"/>
+                <w:sz w:val="14"/>
+              </w:rPr>
+              <w:t>Governance sound practices.</w:t>
+            </w:r>
+          </w:p>
+        </w:tc>
+      </w:tr>
+      <w:tr>
+        <w:tc>
+          <w:tcPr>
+            <w:tcW w:type="dxa" w:w="1417"/>
+            <w:shd w:val="clear" w:color="auto" w:fill="F4F6FA"/>
+          </w:tcPr>
+          <w:p>
+            <w:pPr>
+              <w:pStyle w:val="TableText"/>
+            </w:pPr>
+            <w:r>
+              <w:rPr>
+                <w:rFonts w:ascii="Arial" w:hAnsi="Arial"/>
+                <w:sz w:val="14"/>
+              </w:rPr>
               <w:t>Supervisory notification</w:t>
             </w:r>
           </w:p>
@@ -9200,6 +9442,7 @@
         <w:tc>
           <w:tcPr>
             <w:tcW w:type="dxa" w:w="1757"/>
+            <w:shd w:val="clear" w:color="auto" w:fill="F4F6FA"/>
           </w:tcPr>
           <w:p>
             <w:pPr>
@@ -9217,6 +9460,7 @@
         <w:tc>
           <w:tcPr>
             <w:tcW w:type="dxa" w:w="1701"/>
+            <w:shd w:val="clear" w:color="auto" w:fill="F4F6FA"/>
           </w:tcPr>
           <w:p>
             <w:pPr>
@@ -9234,6 +9478,7 @@
         <w:tc>
           <w:tcPr>
             <w:tcW w:type="dxa" w:w="1701"/>
+            <w:shd w:val="clear" w:color="auto" w:fill="F4F6FA"/>
           </w:tcPr>
           <w:p>
             <w:pPr>
@@ -9251,6 +9496,7 @@
         <w:tc>
           <w:tcPr>
             <w:tcW w:type="dxa" w:w="1701"/>
+            <w:shd w:val="clear" w:color="auto" w:fill="F4F6FA"/>
           </w:tcPr>
           <w:p>
             <w:pPr>
@@ -9268,6 +9514,7 @@
         <w:tc>
           <w:tcPr>
             <w:tcW w:type="dxa" w:w="1701"/>
+            <w:shd w:val="clear" w:color="auto" w:fill="F4F6FA"/>
           </w:tcPr>
           <w:p>
             <w:pPr>
@@ -9285,6 +9532,7 @@
         <w:tc>
           <w:tcPr>
             <w:tcW w:type="dxa" w:w="1644"/>
+            <w:shd w:val="clear" w:color="auto" w:fill="F4F6FA"/>
           </w:tcPr>
           <w:p>
             <w:pPr>
@@ -9302,6 +9550,7 @@
         <w:tc>
           <w:tcPr>
             <w:tcW w:type="dxa" w:w="1531"/>
+            <w:shd w:val="clear" w:color="auto" w:fill="F4F6FA"/>
           </w:tcPr>
           <w:p>
             <w:pPr>
@@ -9319,6 +9568,7 @@
         <w:tc>
           <w:tcPr>
             <w:tcW w:type="dxa" w:w="1417"/>
+            <w:shd w:val="clear" w:color="auto" w:fill="F4F6FA"/>
           </w:tcPr>
           <w:p>
             <w:pPr>
@@ -12311,7 +12561,7 @@
                 <w:rFonts w:ascii="Arial" w:hAnsi="Arial"/>
                 <w:sz w:val="14"/>
               </w:rPr>
-              <w:t>APRA-CPS001</w:t>
+              <w:t>BCBS-ECL-2015</w:t>
             </w:r>
           </w:p>
         </w:tc>
@@ -12328,7 +12578,7 @@
                 <w:rFonts w:ascii="Arial" w:hAnsi="Arial"/>
                 <w:sz w:val="14"/>
               </w:rPr>
-              <w:t>APRA</w:t>
+              <w:t>BCBS</w:t>
             </w:r>
           </w:p>
         </w:tc>
@@ -12345,7 +12595,7 @@
                 <w:rFonts w:ascii="Arial" w:hAnsi="Arial"/>
                 <w:sz w:val="14"/>
               </w:rPr>
-              <w:t>Prudential Standard CPS 001 Defined terms</w:t>
+              <w:t>Guidance on credit risk and accounting for expected credit losses (BCBS d350)</w:t>
             </w:r>
           </w:p>
         </w:tc>
@@ -12362,7 +12612,7 @@
                 <w:rFonts w:ascii="Arial" w:hAnsi="Arial"/>
                 <w:sz w:val="14"/>
               </w:rPr>
-              <w:t>In force; commencement not separately verified</w:t>
+              <w:t>18 Dec 2015</w:t>
             </w:r>
           </w:p>
         </w:tc>
@@ -12379,7 +12629,7 @@
                 <w:rFonts w:ascii="Arial" w:hAnsi="Arial"/>
                 <w:sz w:val="14"/>
               </w:rPr>
-              <w:t>Binding prudential standard.</w:t>
+              <w:t>BIS-classified Guidelines. Supervisory guidance intended not to contradict applicable accounting standards. Domestic effect depends on implementation; in Australia APG 220 directs ADIs to have regard to it.</w:t>
             </w:r>
           </w:p>
         </w:tc>
@@ -12396,7 +12646,7 @@
                 <w:rFonts w:ascii="Arial" w:hAnsi="Arial"/>
                 <w:sz w:val="14"/>
               </w:rPr>
-              <w:t>https://www.apra.gov.au/standards/cps-001</w:t>
+              <w:t>https://www.bis.org/bcbs/publ/d350.htm</w:t>
             </w:r>
           </w:p>
         </w:tc>
@@ -12416,7 +12666,7 @@
                 <w:rFonts w:ascii="Arial" w:hAnsi="Arial"/>
                 <w:sz w:val="14"/>
               </w:rPr>
-              <w:t>APRA-CPS220</w:t>
+              <w:t>BCBS-CR-NL-2023</w:t>
             </w:r>
           </w:p>
         </w:tc>
@@ -12434,7 +12684,7 @@
                 <w:rFonts w:ascii="Arial" w:hAnsi="Arial"/>
                 <w:sz w:val="14"/>
               </w:rPr>
-              <w:t>APRA</w:t>
+              <w:t>BCBS</w:t>
             </w:r>
           </w:p>
         </w:tc>
@@ -12452,7 +12702,7 @@
                 <w:rFonts w:ascii="Arial" w:hAnsi="Arial"/>
                 <w:sz w:val="14"/>
               </w:rPr>
-              <w:t>Prudential Standard CPS 220 Risk Management</w:t>
+              <w:t>Newsletter on credit risk issues (bcbs_nl32)</w:t>
             </w:r>
           </w:p>
         </w:tc>
@@ -12470,7 +12720,7 @@
                 <w:rFonts w:ascii="Arial" w:hAnsi="Arial"/>
                 <w:sz w:val="14"/>
               </w:rPr>
-              <w:t>Commenced 1 Jul 2019</w:t>
+              <w:t>4 Jul 2023</w:t>
             </w:r>
           </w:p>
         </w:tc>
@@ -12488,7 +12738,7 @@
                 <w:rFonts w:ascii="Arial" w:hAnsi="Arial"/>
                 <w:sz w:val="14"/>
               </w:rPr>
-              <w:t>Binding cross-industry prudential standard.</w:t>
+              <w:t>Supervisory newsletter. Not a standard and not binding.</w:t>
             </w:r>
           </w:p>
         </w:tc>
@@ -12506,7 +12756,7 @@
                 <w:rFonts w:ascii="Arial" w:hAnsi="Arial"/>
                 <w:sz w:val="14"/>
               </w:rPr>
-              <w:t>https://www.apra.gov.au/standards/cps-220</w:t>
+              <w:t>https://www.bis.org/publ/bcbs_nl32.htm</w:t>
             </w:r>
           </w:p>
         </w:tc>
@@ -12525,7 +12775,7 @@
                 <w:rFonts w:ascii="Arial" w:hAnsi="Arial"/>
                 <w:sz w:val="14"/>
               </w:rPr>
-              <w:t>APRA-SPS220</w:t>
+              <w:t>APRA-APS220</w:t>
             </w:r>
           </w:p>
         </w:tc>
@@ -12559,7 +12809,7 @@
                 <w:rFonts w:ascii="Arial" w:hAnsi="Arial"/>
                 <w:sz w:val="14"/>
               </w:rPr>
-              <w:t>Prudential Standard SPS 220 Risk Management</w:t>
+              <w:t>Prudential Standard APS 220 Credit Risk Management</w:t>
             </w:r>
           </w:p>
         </w:tc>
@@ -12610,7 +12860,7 @@
                 <w:rFonts w:ascii="Arial" w:hAnsi="Arial"/>
                 <w:sz w:val="14"/>
               </w:rPr>
-              <w:t>https://www.apra.gov.au/standards/sps-220</w:t>
+              <w:t>https://www.apra.gov.au/standards/aps-220</w:t>
             </w:r>
           </w:p>
         </w:tc>
@@ -12630,7 +12880,7 @@
                 <w:rFonts w:ascii="Arial" w:hAnsi="Arial"/>
                 <w:sz w:val="14"/>
               </w:rPr>
-              <w:t>APRA-CPS230</w:t>
+              <w:t>APRA-APG220</w:t>
             </w:r>
           </w:p>
         </w:tc>
@@ -12666,7 +12916,7 @@
                 <w:rFonts w:ascii="Arial" w:hAnsi="Arial"/>
                 <w:sz w:val="14"/>
               </w:rPr>
-              <w:t>Prudential Standard CPS 230 Operational Risk Management</w:t>
+              <w:t>Prudential Practice Guide APG 220 Credit Risk Management</w:t>
             </w:r>
           </w:p>
         </w:tc>
@@ -12684,7 +12934,7 @@
                 <w:rFonts w:ascii="Arial" w:hAnsi="Arial"/>
                 <w:sz w:val="14"/>
               </w:rPr>
-              <w:t>Determined 23 Apr 2026; commences 1 Jul 2026</w:t>
+              <w:t>Current</w:t>
             </w:r>
           </w:p>
         </w:tc>
@@ -12702,7 +12952,7 @@
                 <w:rFonts w:ascii="Arial" w:hAnsi="Arial"/>
                 <w:sz w:val="14"/>
               </w:rPr>
-              <w:t>Binding cross-industry prudential standard. The current determination revokes and replaces the 2023 determination, under which CPS 230 commenced on 1 July 2025.</w:t>
+              <w:t>Prudential practice guide. Non-enforceable guidance.</w:t>
             </w:r>
           </w:p>
         </w:tc>
@@ -12720,7 +12970,7 @@
                 <w:rFonts w:ascii="Arial" w:hAnsi="Arial"/>
                 <w:sz w:val="14"/>
               </w:rPr>
-              <w:t>https://www.apra.gov.au/standards/cps-230</w:t>
+              <w:t>https://www.apra.gov.au/practice-guides/apg-220</w:t>
             </w:r>
           </w:p>
         </w:tc>
@@ -12739,7 +12989,7 @@
                 <w:rFonts w:ascii="Arial" w:hAnsi="Arial"/>
                 <w:sz w:val="14"/>
               </w:rPr>
-              <w:t>APRA-CPS234</w:t>
+              <w:t>APRA-PROV-2023</w:t>
             </w:r>
           </w:p>
         </w:tc>
@@ -12773,7 +13023,7 @@
                 <w:rFonts w:ascii="Arial" w:hAnsi="Arial"/>
                 <w:sz w:val="14"/>
               </w:rPr>
-              <w:t>Prudential Standard CPS 234 Information Security</w:t>
+              <w:t>Letter — Credit risk provisioning practices for locally incorporated authorised deposit-taking institutions</w:t>
             </w:r>
           </w:p>
         </w:tc>
@@ -12790,7 +13040,7 @@
                 <w:rFonts w:ascii="Arial" w:hAnsi="Arial"/>
                 <w:sz w:val="14"/>
               </w:rPr>
-              <w:t>Commenced 1 Jul 2019</w:t>
+              <w:t>19 Oct 2023</w:t>
             </w:r>
           </w:p>
         </w:tc>
@@ -12807,7 +13057,7 @@
                 <w:rFonts w:ascii="Arial" w:hAnsi="Arial"/>
                 <w:sz w:val="14"/>
               </w:rPr>
-              <w:t>Binding cross-industry prudential standard.</w:t>
+              <w:t>Letter to industry. Supervisory observations and expectations; not a prudential standard.</w:t>
             </w:r>
           </w:p>
         </w:tc>
@@ -12824,7 +13074,7 @@
                 <w:rFonts w:ascii="Arial" w:hAnsi="Arial"/>
                 <w:sz w:val="14"/>
               </w:rPr>
-              <w:t>https://www.apra.gov.au/standards/cps-234</w:t>
+              <w:t>https://www.apra.gov.au/credit-risk-provisioning-practices-for-locally-incorporated-authorised-deposit-taking-institutions</w:t>
             </w:r>
           </w:p>
         </w:tc>
@@ -12844,7 +13094,7 @@
                 <w:rFonts w:ascii="Arial" w:hAnsi="Arial"/>
                 <w:sz w:val="14"/>
               </w:rPr>
-              <w:t>APRA-CPG235</w:t>
+              <w:t>AASB-9</w:t>
             </w:r>
           </w:p>
         </w:tc>
@@ -12862,7 +13112,7 @@
                 <w:rFonts w:ascii="Arial" w:hAnsi="Arial"/>
                 <w:sz w:val="14"/>
               </w:rPr>
-              <w:t>APRA</w:t>
+              <w:t>AASB</w:t>
             </w:r>
           </w:p>
         </w:tc>
@@ -12880,7 +13130,7 @@
                 <w:rFonts w:ascii="Arial" w:hAnsi="Arial"/>
                 <w:sz w:val="14"/>
               </w:rPr>
-              <w:t>Prudential Practice Guide CPG 235 Managing Data Risk</w:t>
+              <w:t>AASB 9 Financial Instruments</w:t>
             </w:r>
           </w:p>
         </w:tc>
@@ -12898,7 +13148,7 @@
                 <w:rFonts w:ascii="Arial" w:hAnsi="Arial"/>
                 <w:sz w:val="14"/>
               </w:rPr>
-              <w:t>Sep 2013</w:t>
+              <w:t>As amended</w:t>
             </w:r>
           </w:p>
         </w:tc>
@@ -12916,7 +13166,7 @@
                 <w:rFonts w:ascii="Arial" w:hAnsi="Arial"/>
                 <w:sz w:val="14"/>
               </w:rPr>
-              <w:t>Prudential practice guide. Non-enforceable guidance.</w:t>
+              <w:t>Australian Accounting Standard. Binding for financial reporting purposes under the Corporations Act; not a prudential instrument.</w:t>
             </w:r>
           </w:p>
         </w:tc>
@@ -12934,7 +13184,7 @@
                 <w:rFonts w:ascii="Arial" w:hAnsi="Arial"/>
                 <w:sz w:val="14"/>
               </w:rPr>
-              <w:t>https://www.apra.gov.au/system/files/Prudential-Practice-Guide-CPG-235-Managing-Data-Risk_1.pdf</w:t>
+              <w:t>https://www.aasb.gov.au/pronouncements/accounting-standards/</w:t>
             </w:r>
           </w:p>
         </w:tc>
@@ -12953,7 +13203,7 @@
                 <w:rFonts w:ascii="Arial" w:hAnsi="Arial"/>
                 <w:sz w:val="14"/>
               </w:rPr>
-              <w:t>APRA-APS113</w:t>
+              <w:t>APRA-CPG110</w:t>
             </w:r>
           </w:p>
         </w:tc>
@@ -12987,7 +13237,7 @@
                 <w:rFonts w:ascii="Arial" w:hAnsi="Arial"/>
                 <w:sz w:val="14"/>
               </w:rPr>
-              <w:t>Prudential Standard APS 113 Capital Adequacy: Internal Ratings-based Approach to Credit Risk</w:t>
+              <w:t>Prudential Practice Guide CPG 110 Internal Capital Adequacy Assessment Process and Supervisory Review</w:t>
             </w:r>
           </w:p>
         </w:tc>
@@ -13004,7 +13254,7 @@
                 <w:rFonts w:ascii="Arial" w:hAnsi="Arial"/>
                 <w:sz w:val="14"/>
               </w:rPr>
-              <w:t>Released 4 Jun 2026; commenced 30 Jun 2026</w:t>
+              <w:t>Current</w:t>
             </w:r>
           </w:p>
         </w:tc>
@@ -13021,7 +13271,7 @@
                 <w:rFonts w:ascii="Arial" w:hAnsi="Arial"/>
                 <w:sz w:val="14"/>
               </w:rPr>
-              <w:t>Binding prudential standard.</w:t>
+              <w:t>Prudential practice guide. Non-enforceable guidance.</w:t>
             </w:r>
           </w:p>
         </w:tc>
@@ -13038,7 +13288,7 @@
                 <w:rFonts w:ascii="Arial" w:hAnsi="Arial"/>
                 <w:sz w:val="14"/>
               </w:rPr>
-              <w:t>https://www.apra.gov.au/standards/aps-113</w:t>
+              <w:t>https://www.apra.gov.au/practice-guides/cpg-110</w:t>
             </w:r>
           </w:p>
         </w:tc>
@@ -13058,7 +13308,7 @@
                 <w:rFonts w:ascii="Arial" w:hAnsi="Arial"/>
                 <w:sz w:val="14"/>
               </w:rPr>
-              <w:t>APRA-CPS320</w:t>
+              <w:t>APRA-CPS001</w:t>
             </w:r>
           </w:p>
         </w:tc>
@@ -13094,7 +13344,7 @@
                 <w:rFonts w:ascii="Arial" w:hAnsi="Arial"/>
                 <w:sz w:val="14"/>
               </w:rPr>
-              <w:t>Prudential Standard CPS 320 Actuarial and Related Matters</w:t>
+              <w:t>Prudential Standard CPS 001 Defined terms</w:t>
             </w:r>
           </w:p>
         </w:tc>
@@ -13112,7 +13362,7 @@
                 <w:rFonts w:ascii="Arial" w:hAnsi="Arial"/>
                 <w:sz w:val="14"/>
               </w:rPr>
-              <w:t>Determined 29 Apr 2026; commenced 1 Jul 2026</w:t>
+              <w:t>In force; commencement not separately verified</w:t>
             </w:r>
           </w:p>
         </w:tc>
@@ -13148,7 +13398,7 @@
                 <w:rFonts w:ascii="Arial" w:hAnsi="Arial"/>
                 <w:sz w:val="14"/>
               </w:rPr>
-              <w:t>https://www.apra.gov.au/standards/cps-320</w:t>
+              <w:t>https://www.apra.gov.au/standards/cps-001</w:t>
             </w:r>
           </w:p>
         </w:tc>
@@ -13167,7 +13417,7 @@
                 <w:rFonts w:ascii="Arial" w:hAnsi="Arial"/>
                 <w:sz w:val="14"/>
               </w:rPr>
-              <w:t>APRA-SPS530</w:t>
+              <w:t>APRA-CPS220</w:t>
             </w:r>
           </w:p>
         </w:tc>
@@ -13201,7 +13451,7 @@
                 <w:rFonts w:ascii="Arial" w:hAnsi="Arial"/>
                 <w:sz w:val="14"/>
               </w:rPr>
-              <w:t>Prudential Standard SPS 530 Investment Governance</w:t>
+              <w:t>Prudential Standard CPS 220 Risk Management</w:t>
             </w:r>
           </w:p>
         </w:tc>
@@ -13218,7 +13468,7 @@
                 <w:rFonts w:ascii="Arial" w:hAnsi="Arial"/>
                 <w:sz w:val="14"/>
               </w:rPr>
-              <w:t>Commenced 1 Jan 2023</w:t>
+              <w:t>Commenced 1 Jul 2019</w:t>
             </w:r>
           </w:p>
         </w:tc>
@@ -13235,7 +13485,7 @@
                 <w:rFonts w:ascii="Arial" w:hAnsi="Arial"/>
                 <w:sz w:val="14"/>
               </w:rPr>
-              <w:t>Binding prudential standard.</w:t>
+              <w:t>Binding cross-industry prudential standard.</w:t>
             </w:r>
           </w:p>
         </w:tc>
@@ -13252,7 +13502,7 @@
                 <w:rFonts w:ascii="Arial" w:hAnsi="Arial"/>
                 <w:sz w:val="14"/>
               </w:rPr>
-              <w:t>https://www.apra.gov.au/standards/sps-530</w:t>
+              <w:t>https://www.apra.gov.au/standards/cps-220</w:t>
             </w:r>
           </w:p>
         </w:tc>
@@ -13272,7 +13522,7 @@
                 <w:rFonts w:ascii="Arial" w:hAnsi="Arial"/>
                 <w:sz w:val="14"/>
               </w:rPr>
-              <w:t>APRA-HPS110</w:t>
+              <w:t>APRA-SPS220</w:t>
             </w:r>
           </w:p>
         </w:tc>
@@ -13308,7 +13558,7 @@
                 <w:rFonts w:ascii="Arial" w:hAnsi="Arial"/>
                 <w:sz w:val="14"/>
               </w:rPr>
-              <w:t>Prudential Standard HPS 110 Capital Adequacy (private health insurance)</w:t>
+              <w:t>Prudential Standard SPS 220 Risk Management</w:t>
             </w:r>
           </w:p>
         </w:tc>
@@ -13326,7 +13576,7 @@
                 <w:rFonts w:ascii="Arial" w:hAnsi="Arial"/>
                 <w:sz w:val="14"/>
               </w:rPr>
-              <w:t>In force; commencement not separately verified</w:t>
+              <w:t>Commenced 1 Jan 2023</w:t>
             </w:r>
           </w:p>
         </w:tc>
@@ -13362,7 +13612,7 @@
                 <w:rFonts w:ascii="Arial" w:hAnsi="Arial"/>
                 <w:sz w:val="14"/>
               </w:rPr>
-              <w:t>https://www.apra.gov.au/standards/hps-110</w:t>
+              <w:t>https://www.apra.gov.au/standards/sps-220</w:t>
             </w:r>
           </w:p>
         </w:tc>
@@ -13381,7 +13631,7 @@
                 <w:rFonts w:ascii="Arial" w:hAnsi="Arial"/>
                 <w:sz w:val="14"/>
               </w:rPr>
-              <w:t>APRA-SPS114</w:t>
+              <w:t>APRA-CPS230</w:t>
             </w:r>
           </w:p>
         </w:tc>
@@ -13415,7 +13665,7 @@
                 <w:rFonts w:ascii="Arial" w:hAnsi="Arial"/>
                 <w:sz w:val="14"/>
               </w:rPr>
-              <w:t>Prudential Standard SPS 114 Operational Risk Financial Requirement</w:t>
+              <w:t>Prudential Standard CPS 230 Operational Risk Management</w:t>
             </w:r>
           </w:p>
         </w:tc>
@@ -13432,7 +13682,7 @@
                 <w:rFonts w:ascii="Arial" w:hAnsi="Arial"/>
                 <w:sz w:val="14"/>
               </w:rPr>
-              <w:t>In force; commencement not separately verified</w:t>
+              <w:t>Determined 23 Apr 2026; commences 1 Jul 2026</w:t>
             </w:r>
           </w:p>
         </w:tc>
@@ -13449,7 +13699,7 @@
                 <w:rFonts w:ascii="Arial" w:hAnsi="Arial"/>
                 <w:sz w:val="14"/>
               </w:rPr>
-              <w:t>Binding prudential standard.</w:t>
+              <w:t>Binding cross-industry prudential standard. The current determination revokes and replaces the 2023 determination, under which CPS 230 commenced on 1 July 2025.</w:t>
             </w:r>
           </w:p>
         </w:tc>
@@ -13466,7 +13716,7 @@
                 <w:rFonts w:ascii="Arial" w:hAnsi="Arial"/>
                 <w:sz w:val="14"/>
               </w:rPr>
-              <w:t>https://www.apra.gov.au/standards/sps-114</w:t>
+              <w:t>https://www.apra.gov.au/standards/cps-230</w:t>
             </w:r>
           </w:p>
         </w:tc>
@@ -13486,7 +13736,7 @@
                 <w:rFonts w:ascii="Arial" w:hAnsi="Arial"/>
                 <w:sz w:val="14"/>
               </w:rPr>
-              <w:t>APRA-SPS515</w:t>
+              <w:t>APRA-CPS234</w:t>
             </w:r>
           </w:p>
         </w:tc>
@@ -13522,7 +13772,7 @@
                 <w:rFonts w:ascii="Arial" w:hAnsi="Arial"/>
                 <w:sz w:val="14"/>
               </w:rPr>
-              <w:t>Prudential Standard SPS 515 Strategic Planning and Member Outcomes</w:t>
+              <w:t>Prudential Standard CPS 234 Information Security</w:t>
             </w:r>
           </w:p>
         </w:tc>
@@ -13540,7 +13790,7 @@
                 <w:rFonts w:ascii="Arial" w:hAnsi="Arial"/>
                 <w:sz w:val="14"/>
               </w:rPr>
-              <w:t>In force; commencement not separately verified</w:t>
+              <w:t>Commenced 1 Jul 2019</w:t>
             </w:r>
           </w:p>
         </w:tc>
@@ -13558,7 +13808,7 @@
                 <w:rFonts w:ascii="Arial" w:hAnsi="Arial"/>
                 <w:sz w:val="14"/>
               </w:rPr>
-              <w:t>Binding prudential standard.</w:t>
+              <w:t>Binding cross-industry prudential standard.</w:t>
             </w:r>
           </w:p>
         </w:tc>
@@ -13566,6 +13816,752 @@
           <w:tcPr>
             <w:tcW w:type="dxa" w:w="1984"/>
             <w:shd w:val="clear" w:color="auto" w:fill="F4F6FA"/>
+          </w:tcPr>
+          <w:p>
+            <w:pPr>
+              <w:pStyle w:val="TableText"/>
+            </w:pPr>
+            <w:r>
+              <w:rPr>
+                <w:rFonts w:ascii="Arial" w:hAnsi="Arial"/>
+                <w:sz w:val="14"/>
+              </w:rPr>
+              <w:t>https://www.apra.gov.au/standards/cps-234</w:t>
+            </w:r>
+          </w:p>
+        </w:tc>
+      </w:tr>
+      <w:tr>
+        <w:tc>
+          <w:tcPr>
+            <w:tcW w:type="dxa" w:w="1077"/>
+          </w:tcPr>
+          <w:p>
+            <w:pPr>
+              <w:pStyle w:val="TableText"/>
+            </w:pPr>
+            <w:r>
+              <w:rPr>
+                <w:rFonts w:ascii="Arial" w:hAnsi="Arial"/>
+                <w:sz w:val="14"/>
+              </w:rPr>
+              <w:t>APRA-CPG235</w:t>
+            </w:r>
+          </w:p>
+        </w:tc>
+        <w:tc>
+          <w:tcPr>
+            <w:tcW w:type="dxa" w:w="850"/>
+          </w:tcPr>
+          <w:p>
+            <w:pPr>
+              <w:pStyle w:val="TableText"/>
+            </w:pPr>
+            <w:r>
+              <w:rPr>
+                <w:rFonts w:ascii="Arial" w:hAnsi="Arial"/>
+                <w:sz w:val="14"/>
+              </w:rPr>
+              <w:t>APRA</w:t>
+            </w:r>
+          </w:p>
+        </w:tc>
+        <w:tc>
+          <w:tcPr>
+            <w:tcW w:type="dxa" w:w="2494"/>
+          </w:tcPr>
+          <w:p>
+            <w:pPr>
+              <w:pStyle w:val="TableText"/>
+            </w:pPr>
+            <w:r>
+              <w:rPr>
+                <w:rFonts w:ascii="Arial" w:hAnsi="Arial"/>
+                <w:sz w:val="14"/>
+              </w:rPr>
+              <w:t>Prudential Practice Guide CPG 235 Managing Data Risk</w:t>
+            </w:r>
+          </w:p>
+        </w:tc>
+        <w:tc>
+          <w:tcPr>
+            <w:tcW w:type="dxa" w:w="1304"/>
+          </w:tcPr>
+          <w:p>
+            <w:pPr>
+              <w:pStyle w:val="TableText"/>
+            </w:pPr>
+            <w:r>
+              <w:rPr>
+                <w:rFonts w:ascii="Arial" w:hAnsi="Arial"/>
+                <w:sz w:val="14"/>
+              </w:rPr>
+              <w:t>Sep 2013</w:t>
+            </w:r>
+          </w:p>
+        </w:tc>
+        <w:tc>
+          <w:tcPr>
+            <w:tcW w:type="dxa" w:w="1701"/>
+          </w:tcPr>
+          <w:p>
+            <w:pPr>
+              <w:pStyle w:val="TableText"/>
+            </w:pPr>
+            <w:r>
+              <w:rPr>
+                <w:rFonts w:ascii="Arial" w:hAnsi="Arial"/>
+                <w:sz w:val="14"/>
+              </w:rPr>
+              <w:t>Prudential practice guide. Non-enforceable guidance.</w:t>
+            </w:r>
+          </w:p>
+        </w:tc>
+        <w:tc>
+          <w:tcPr>
+            <w:tcW w:type="dxa" w:w="1984"/>
+          </w:tcPr>
+          <w:p>
+            <w:pPr>
+              <w:pStyle w:val="TableText"/>
+            </w:pPr>
+            <w:r>
+              <w:rPr>
+                <w:rFonts w:ascii="Arial" w:hAnsi="Arial"/>
+                <w:sz w:val="14"/>
+              </w:rPr>
+              <w:t>https://www.apra.gov.au/system/files/Prudential-Practice-Guide-CPG-235-Managing-Data-Risk_1.pdf</w:t>
+            </w:r>
+          </w:p>
+        </w:tc>
+      </w:tr>
+      <w:tr>
+        <w:tc>
+          <w:tcPr>
+            <w:tcW w:type="dxa" w:w="1077"/>
+            <w:shd w:val="clear" w:color="auto" w:fill="F4F6FA"/>
+          </w:tcPr>
+          <w:p>
+            <w:pPr>
+              <w:pStyle w:val="TableText"/>
+            </w:pPr>
+            <w:r>
+              <w:rPr>
+                <w:rFonts w:ascii="Arial" w:hAnsi="Arial"/>
+                <w:sz w:val="14"/>
+              </w:rPr>
+              <w:t>APRA-APS113</w:t>
+            </w:r>
+          </w:p>
+        </w:tc>
+        <w:tc>
+          <w:tcPr>
+            <w:tcW w:type="dxa" w:w="850"/>
+            <w:shd w:val="clear" w:color="auto" w:fill="F4F6FA"/>
+          </w:tcPr>
+          <w:p>
+            <w:pPr>
+              <w:pStyle w:val="TableText"/>
+            </w:pPr>
+            <w:r>
+              <w:rPr>
+                <w:rFonts w:ascii="Arial" w:hAnsi="Arial"/>
+                <w:sz w:val="14"/>
+              </w:rPr>
+              <w:t>APRA</w:t>
+            </w:r>
+          </w:p>
+        </w:tc>
+        <w:tc>
+          <w:tcPr>
+            <w:tcW w:type="dxa" w:w="2494"/>
+            <w:shd w:val="clear" w:color="auto" w:fill="F4F6FA"/>
+          </w:tcPr>
+          <w:p>
+            <w:pPr>
+              <w:pStyle w:val="TableText"/>
+            </w:pPr>
+            <w:r>
+              <w:rPr>
+                <w:rFonts w:ascii="Arial" w:hAnsi="Arial"/>
+                <w:sz w:val="14"/>
+              </w:rPr>
+              <w:t>Prudential Standard APS 113 Capital Adequacy: Internal Ratings-based Approach to Credit Risk</w:t>
+            </w:r>
+          </w:p>
+        </w:tc>
+        <w:tc>
+          <w:tcPr>
+            <w:tcW w:type="dxa" w:w="1304"/>
+            <w:shd w:val="clear" w:color="auto" w:fill="F4F6FA"/>
+          </w:tcPr>
+          <w:p>
+            <w:pPr>
+              <w:pStyle w:val="TableText"/>
+            </w:pPr>
+            <w:r>
+              <w:rPr>
+                <w:rFonts w:ascii="Arial" w:hAnsi="Arial"/>
+                <w:sz w:val="14"/>
+              </w:rPr>
+              <w:t>Released 4 Jun 2026; commenced 30 Jun 2026</w:t>
+            </w:r>
+          </w:p>
+        </w:tc>
+        <w:tc>
+          <w:tcPr>
+            <w:tcW w:type="dxa" w:w="1701"/>
+            <w:shd w:val="clear" w:color="auto" w:fill="F4F6FA"/>
+          </w:tcPr>
+          <w:p>
+            <w:pPr>
+              <w:pStyle w:val="TableText"/>
+            </w:pPr>
+            <w:r>
+              <w:rPr>
+                <w:rFonts w:ascii="Arial" w:hAnsi="Arial"/>
+                <w:sz w:val="14"/>
+              </w:rPr>
+              <w:t>Binding prudential standard.</w:t>
+            </w:r>
+          </w:p>
+        </w:tc>
+        <w:tc>
+          <w:tcPr>
+            <w:tcW w:type="dxa" w:w="1984"/>
+            <w:shd w:val="clear" w:color="auto" w:fill="F4F6FA"/>
+          </w:tcPr>
+          <w:p>
+            <w:pPr>
+              <w:pStyle w:val="TableText"/>
+            </w:pPr>
+            <w:r>
+              <w:rPr>
+                <w:rFonts w:ascii="Arial" w:hAnsi="Arial"/>
+                <w:sz w:val="14"/>
+              </w:rPr>
+              <w:t>https://www.apra.gov.au/standards/aps-113</w:t>
+            </w:r>
+          </w:p>
+        </w:tc>
+      </w:tr>
+      <w:tr>
+        <w:tc>
+          <w:tcPr>
+            <w:tcW w:type="dxa" w:w="1077"/>
+          </w:tcPr>
+          <w:p>
+            <w:pPr>
+              <w:pStyle w:val="TableText"/>
+            </w:pPr>
+            <w:r>
+              <w:rPr>
+                <w:rFonts w:ascii="Arial" w:hAnsi="Arial"/>
+                <w:sz w:val="14"/>
+              </w:rPr>
+              <w:t>APRA-CPS320</w:t>
+            </w:r>
+          </w:p>
+        </w:tc>
+        <w:tc>
+          <w:tcPr>
+            <w:tcW w:type="dxa" w:w="850"/>
+          </w:tcPr>
+          <w:p>
+            <w:pPr>
+              <w:pStyle w:val="TableText"/>
+            </w:pPr>
+            <w:r>
+              <w:rPr>
+                <w:rFonts w:ascii="Arial" w:hAnsi="Arial"/>
+                <w:sz w:val="14"/>
+              </w:rPr>
+              <w:t>APRA</w:t>
+            </w:r>
+          </w:p>
+        </w:tc>
+        <w:tc>
+          <w:tcPr>
+            <w:tcW w:type="dxa" w:w="2494"/>
+          </w:tcPr>
+          <w:p>
+            <w:pPr>
+              <w:pStyle w:val="TableText"/>
+            </w:pPr>
+            <w:r>
+              <w:rPr>
+                <w:rFonts w:ascii="Arial" w:hAnsi="Arial"/>
+                <w:sz w:val="14"/>
+              </w:rPr>
+              <w:t>Prudential Standard CPS 320 Actuarial and Related Matters</w:t>
+            </w:r>
+          </w:p>
+        </w:tc>
+        <w:tc>
+          <w:tcPr>
+            <w:tcW w:type="dxa" w:w="1304"/>
+          </w:tcPr>
+          <w:p>
+            <w:pPr>
+              <w:pStyle w:val="TableText"/>
+            </w:pPr>
+            <w:r>
+              <w:rPr>
+                <w:rFonts w:ascii="Arial" w:hAnsi="Arial"/>
+                <w:sz w:val="14"/>
+              </w:rPr>
+              <w:t>Determined 29 Apr 2026; commenced 1 Jul 2026</w:t>
+            </w:r>
+          </w:p>
+        </w:tc>
+        <w:tc>
+          <w:tcPr>
+            <w:tcW w:type="dxa" w:w="1701"/>
+          </w:tcPr>
+          <w:p>
+            <w:pPr>
+              <w:pStyle w:val="TableText"/>
+            </w:pPr>
+            <w:r>
+              <w:rPr>
+                <w:rFonts w:ascii="Arial" w:hAnsi="Arial"/>
+                <w:sz w:val="14"/>
+              </w:rPr>
+              <w:t>Binding prudential standard.</w:t>
+            </w:r>
+          </w:p>
+        </w:tc>
+        <w:tc>
+          <w:tcPr>
+            <w:tcW w:type="dxa" w:w="1984"/>
+          </w:tcPr>
+          <w:p>
+            <w:pPr>
+              <w:pStyle w:val="TableText"/>
+            </w:pPr>
+            <w:r>
+              <w:rPr>
+                <w:rFonts w:ascii="Arial" w:hAnsi="Arial"/>
+                <w:sz w:val="14"/>
+              </w:rPr>
+              <w:t>https://www.apra.gov.au/standards/cps-320</w:t>
+            </w:r>
+          </w:p>
+        </w:tc>
+      </w:tr>
+      <w:tr>
+        <w:tc>
+          <w:tcPr>
+            <w:tcW w:type="dxa" w:w="1077"/>
+            <w:shd w:val="clear" w:color="auto" w:fill="F4F6FA"/>
+          </w:tcPr>
+          <w:p>
+            <w:pPr>
+              <w:pStyle w:val="TableText"/>
+            </w:pPr>
+            <w:r>
+              <w:rPr>
+                <w:rFonts w:ascii="Arial" w:hAnsi="Arial"/>
+                <w:sz w:val="14"/>
+              </w:rPr>
+              <w:t>APRA-SPS530</w:t>
+            </w:r>
+          </w:p>
+        </w:tc>
+        <w:tc>
+          <w:tcPr>
+            <w:tcW w:type="dxa" w:w="850"/>
+            <w:shd w:val="clear" w:color="auto" w:fill="F4F6FA"/>
+          </w:tcPr>
+          <w:p>
+            <w:pPr>
+              <w:pStyle w:val="TableText"/>
+            </w:pPr>
+            <w:r>
+              <w:rPr>
+                <w:rFonts w:ascii="Arial" w:hAnsi="Arial"/>
+                <w:sz w:val="14"/>
+              </w:rPr>
+              <w:t>APRA</w:t>
+            </w:r>
+          </w:p>
+        </w:tc>
+        <w:tc>
+          <w:tcPr>
+            <w:tcW w:type="dxa" w:w="2494"/>
+            <w:shd w:val="clear" w:color="auto" w:fill="F4F6FA"/>
+          </w:tcPr>
+          <w:p>
+            <w:pPr>
+              <w:pStyle w:val="TableText"/>
+            </w:pPr>
+            <w:r>
+              <w:rPr>
+                <w:rFonts w:ascii="Arial" w:hAnsi="Arial"/>
+                <w:sz w:val="14"/>
+              </w:rPr>
+              <w:t>Prudential Standard SPS 530 Investment Governance</w:t>
+            </w:r>
+          </w:p>
+        </w:tc>
+        <w:tc>
+          <w:tcPr>
+            <w:tcW w:type="dxa" w:w="1304"/>
+            <w:shd w:val="clear" w:color="auto" w:fill="F4F6FA"/>
+          </w:tcPr>
+          <w:p>
+            <w:pPr>
+              <w:pStyle w:val="TableText"/>
+            </w:pPr>
+            <w:r>
+              <w:rPr>
+                <w:rFonts w:ascii="Arial" w:hAnsi="Arial"/>
+                <w:sz w:val="14"/>
+              </w:rPr>
+              <w:t>Commenced 1 Jan 2023</w:t>
+            </w:r>
+          </w:p>
+        </w:tc>
+        <w:tc>
+          <w:tcPr>
+            <w:tcW w:type="dxa" w:w="1701"/>
+            <w:shd w:val="clear" w:color="auto" w:fill="F4F6FA"/>
+          </w:tcPr>
+          <w:p>
+            <w:pPr>
+              <w:pStyle w:val="TableText"/>
+            </w:pPr>
+            <w:r>
+              <w:rPr>
+                <w:rFonts w:ascii="Arial" w:hAnsi="Arial"/>
+                <w:sz w:val="14"/>
+              </w:rPr>
+              <w:t>Binding prudential standard.</w:t>
+            </w:r>
+          </w:p>
+        </w:tc>
+        <w:tc>
+          <w:tcPr>
+            <w:tcW w:type="dxa" w:w="1984"/>
+            <w:shd w:val="clear" w:color="auto" w:fill="F4F6FA"/>
+          </w:tcPr>
+          <w:p>
+            <w:pPr>
+              <w:pStyle w:val="TableText"/>
+            </w:pPr>
+            <w:r>
+              <w:rPr>
+                <w:rFonts w:ascii="Arial" w:hAnsi="Arial"/>
+                <w:sz w:val="14"/>
+              </w:rPr>
+              <w:t>https://www.apra.gov.au/standards/sps-530</w:t>
+            </w:r>
+          </w:p>
+        </w:tc>
+      </w:tr>
+      <w:tr>
+        <w:tc>
+          <w:tcPr>
+            <w:tcW w:type="dxa" w:w="1077"/>
+          </w:tcPr>
+          <w:p>
+            <w:pPr>
+              <w:pStyle w:val="TableText"/>
+            </w:pPr>
+            <w:r>
+              <w:rPr>
+                <w:rFonts w:ascii="Arial" w:hAnsi="Arial"/>
+                <w:sz w:val="14"/>
+              </w:rPr>
+              <w:t>APRA-HPS110</w:t>
+            </w:r>
+          </w:p>
+        </w:tc>
+        <w:tc>
+          <w:tcPr>
+            <w:tcW w:type="dxa" w:w="850"/>
+          </w:tcPr>
+          <w:p>
+            <w:pPr>
+              <w:pStyle w:val="TableText"/>
+            </w:pPr>
+            <w:r>
+              <w:rPr>
+                <w:rFonts w:ascii="Arial" w:hAnsi="Arial"/>
+                <w:sz w:val="14"/>
+              </w:rPr>
+              <w:t>APRA</w:t>
+            </w:r>
+          </w:p>
+        </w:tc>
+        <w:tc>
+          <w:tcPr>
+            <w:tcW w:type="dxa" w:w="2494"/>
+          </w:tcPr>
+          <w:p>
+            <w:pPr>
+              <w:pStyle w:val="TableText"/>
+            </w:pPr>
+            <w:r>
+              <w:rPr>
+                <w:rFonts w:ascii="Arial" w:hAnsi="Arial"/>
+                <w:sz w:val="14"/>
+              </w:rPr>
+              <w:t>Prudential Standard HPS 110 Capital Adequacy (private health insurance)</w:t>
+            </w:r>
+          </w:p>
+        </w:tc>
+        <w:tc>
+          <w:tcPr>
+            <w:tcW w:type="dxa" w:w="1304"/>
+          </w:tcPr>
+          <w:p>
+            <w:pPr>
+              <w:pStyle w:val="TableText"/>
+            </w:pPr>
+            <w:r>
+              <w:rPr>
+                <w:rFonts w:ascii="Arial" w:hAnsi="Arial"/>
+                <w:sz w:val="14"/>
+              </w:rPr>
+              <w:t>In force; commencement not separately verified</w:t>
+            </w:r>
+          </w:p>
+        </w:tc>
+        <w:tc>
+          <w:tcPr>
+            <w:tcW w:type="dxa" w:w="1701"/>
+          </w:tcPr>
+          <w:p>
+            <w:pPr>
+              <w:pStyle w:val="TableText"/>
+            </w:pPr>
+            <w:r>
+              <w:rPr>
+                <w:rFonts w:ascii="Arial" w:hAnsi="Arial"/>
+                <w:sz w:val="14"/>
+              </w:rPr>
+              <w:t>Binding prudential standard.</w:t>
+            </w:r>
+          </w:p>
+        </w:tc>
+        <w:tc>
+          <w:tcPr>
+            <w:tcW w:type="dxa" w:w="1984"/>
+          </w:tcPr>
+          <w:p>
+            <w:pPr>
+              <w:pStyle w:val="TableText"/>
+            </w:pPr>
+            <w:r>
+              <w:rPr>
+                <w:rFonts w:ascii="Arial" w:hAnsi="Arial"/>
+                <w:sz w:val="14"/>
+              </w:rPr>
+              <w:t>https://www.apra.gov.au/standards/hps-110</w:t>
+            </w:r>
+          </w:p>
+        </w:tc>
+      </w:tr>
+      <w:tr>
+        <w:tc>
+          <w:tcPr>
+            <w:tcW w:type="dxa" w:w="1077"/>
+            <w:shd w:val="clear" w:color="auto" w:fill="F4F6FA"/>
+          </w:tcPr>
+          <w:p>
+            <w:pPr>
+              <w:pStyle w:val="TableText"/>
+            </w:pPr>
+            <w:r>
+              <w:rPr>
+                <w:rFonts w:ascii="Arial" w:hAnsi="Arial"/>
+                <w:sz w:val="14"/>
+              </w:rPr>
+              <w:t>APRA-SPS114</w:t>
+            </w:r>
+          </w:p>
+        </w:tc>
+        <w:tc>
+          <w:tcPr>
+            <w:tcW w:type="dxa" w:w="850"/>
+            <w:shd w:val="clear" w:color="auto" w:fill="F4F6FA"/>
+          </w:tcPr>
+          <w:p>
+            <w:pPr>
+              <w:pStyle w:val="TableText"/>
+            </w:pPr>
+            <w:r>
+              <w:rPr>
+                <w:rFonts w:ascii="Arial" w:hAnsi="Arial"/>
+                <w:sz w:val="14"/>
+              </w:rPr>
+              <w:t>APRA</w:t>
+            </w:r>
+          </w:p>
+        </w:tc>
+        <w:tc>
+          <w:tcPr>
+            <w:tcW w:type="dxa" w:w="2494"/>
+            <w:shd w:val="clear" w:color="auto" w:fill="F4F6FA"/>
+          </w:tcPr>
+          <w:p>
+            <w:pPr>
+              <w:pStyle w:val="TableText"/>
+            </w:pPr>
+            <w:r>
+              <w:rPr>
+                <w:rFonts w:ascii="Arial" w:hAnsi="Arial"/>
+                <w:sz w:val="14"/>
+              </w:rPr>
+              <w:t>Prudential Standard SPS 114 Operational Risk Financial Requirement</w:t>
+            </w:r>
+          </w:p>
+        </w:tc>
+        <w:tc>
+          <w:tcPr>
+            <w:tcW w:type="dxa" w:w="1304"/>
+            <w:shd w:val="clear" w:color="auto" w:fill="F4F6FA"/>
+          </w:tcPr>
+          <w:p>
+            <w:pPr>
+              <w:pStyle w:val="TableText"/>
+            </w:pPr>
+            <w:r>
+              <w:rPr>
+                <w:rFonts w:ascii="Arial" w:hAnsi="Arial"/>
+                <w:sz w:val="14"/>
+              </w:rPr>
+              <w:t>In force; commencement not separately verified</w:t>
+            </w:r>
+          </w:p>
+        </w:tc>
+        <w:tc>
+          <w:tcPr>
+            <w:tcW w:type="dxa" w:w="1701"/>
+            <w:shd w:val="clear" w:color="auto" w:fill="F4F6FA"/>
+          </w:tcPr>
+          <w:p>
+            <w:pPr>
+              <w:pStyle w:val="TableText"/>
+            </w:pPr>
+            <w:r>
+              <w:rPr>
+                <w:rFonts w:ascii="Arial" w:hAnsi="Arial"/>
+                <w:sz w:val="14"/>
+              </w:rPr>
+              <w:t>Binding prudential standard.</w:t>
+            </w:r>
+          </w:p>
+        </w:tc>
+        <w:tc>
+          <w:tcPr>
+            <w:tcW w:type="dxa" w:w="1984"/>
+            <w:shd w:val="clear" w:color="auto" w:fill="F4F6FA"/>
+          </w:tcPr>
+          <w:p>
+            <w:pPr>
+              <w:pStyle w:val="TableText"/>
+            </w:pPr>
+            <w:r>
+              <w:rPr>
+                <w:rFonts w:ascii="Arial" w:hAnsi="Arial"/>
+                <w:sz w:val="14"/>
+              </w:rPr>
+              <w:t>https://www.apra.gov.au/standards/sps-114</w:t>
+            </w:r>
+          </w:p>
+        </w:tc>
+      </w:tr>
+      <w:tr>
+        <w:tc>
+          <w:tcPr>
+            <w:tcW w:type="dxa" w:w="1077"/>
+          </w:tcPr>
+          <w:p>
+            <w:pPr>
+              <w:pStyle w:val="TableText"/>
+            </w:pPr>
+            <w:r>
+              <w:rPr>
+                <w:rFonts w:ascii="Arial" w:hAnsi="Arial"/>
+                <w:sz w:val="14"/>
+              </w:rPr>
+              <w:t>APRA-SPS515</w:t>
+            </w:r>
+          </w:p>
+        </w:tc>
+        <w:tc>
+          <w:tcPr>
+            <w:tcW w:type="dxa" w:w="850"/>
+          </w:tcPr>
+          <w:p>
+            <w:pPr>
+              <w:pStyle w:val="TableText"/>
+            </w:pPr>
+            <w:r>
+              <w:rPr>
+                <w:rFonts w:ascii="Arial" w:hAnsi="Arial"/>
+                <w:sz w:val="14"/>
+              </w:rPr>
+              <w:t>APRA</w:t>
+            </w:r>
+          </w:p>
+        </w:tc>
+        <w:tc>
+          <w:tcPr>
+            <w:tcW w:type="dxa" w:w="2494"/>
+          </w:tcPr>
+          <w:p>
+            <w:pPr>
+              <w:pStyle w:val="TableText"/>
+            </w:pPr>
+            <w:r>
+              <w:rPr>
+                <w:rFonts w:ascii="Arial" w:hAnsi="Arial"/>
+                <w:sz w:val="14"/>
+              </w:rPr>
+              <w:t>Prudential Standard SPS 515 Strategic Planning and Member Outcomes</w:t>
+            </w:r>
+          </w:p>
+        </w:tc>
+        <w:tc>
+          <w:tcPr>
+            <w:tcW w:type="dxa" w:w="1304"/>
+          </w:tcPr>
+          <w:p>
+            <w:pPr>
+              <w:pStyle w:val="TableText"/>
+            </w:pPr>
+            <w:r>
+              <w:rPr>
+                <w:rFonts w:ascii="Arial" w:hAnsi="Arial"/>
+                <w:sz w:val="14"/>
+              </w:rPr>
+              <w:t>In force; commencement not separately verified</w:t>
+            </w:r>
+          </w:p>
+        </w:tc>
+        <w:tc>
+          <w:tcPr>
+            <w:tcW w:type="dxa" w:w="1701"/>
+          </w:tcPr>
+          <w:p>
+            <w:pPr>
+              <w:pStyle w:val="TableText"/>
+            </w:pPr>
+            <w:r>
+              <w:rPr>
+                <w:rFonts w:ascii="Arial" w:hAnsi="Arial"/>
+                <w:sz w:val="14"/>
+              </w:rPr>
+              <w:t>Binding prudential standard.</w:t>
+            </w:r>
+          </w:p>
+        </w:tc>
+        <w:tc>
+          <w:tcPr>
+            <w:tcW w:type="dxa" w:w="1984"/>
           </w:tcPr>
           <w:p>
             <w:pPr>
@@ -13893,7 +14889,7 @@
                 <w:rFonts w:ascii="Arial" w:hAnsi="Arial"/>
                 <w:sz w:val="17"/>
               </w:rPr>
-              <w:t>Confirm the model classes named for RSE licensees and the interaction with SPS 530, SPS 515 and SPS 114, the last of which governs the operational risk financial requirement that paragraph M41 refers to.</w:t>
+              <w:t>Confirm the model classes named for RSE licensees and the interaction with SPS 530, SPS 515 and SPS 114, the last of which governs the operational risk financial requirement that paragraph M42 refers to.</w:t>
             </w:r>
           </w:p>
         </w:tc>
@@ -14471,7 +15467,7 @@
                 <w:rFonts w:ascii="Arial" w:hAnsi="Arial"/>
                 <w:sz w:val="17"/>
               </w:rPr>
-              <w:t>M38</w:t>
+              <w:t>M39</w:t>
             </w:r>
           </w:p>
         </w:tc>
@@ -14526,7 +15522,7 @@
                 <w:rFonts w:ascii="Arial" w:hAnsi="Arial"/>
                 <w:sz w:val="17"/>
               </w:rPr>
-              <w:t>M39</w:t>
+              <w:t>M40</w:t>
             </w:r>
           </w:p>
         </w:tc>
@@ -14580,7 +15576,7 @@
                 <w:rFonts w:ascii="Arial" w:hAnsi="Arial"/>
                 <w:sz w:val="17"/>
               </w:rPr>
-              <w:t>M42</w:t>
+              <w:t>M43</w:t>
             </w:r>
           </w:p>
         </w:tc>
@@ -14635,7 +15631,7 @@
                 <w:rFonts w:ascii="Arial" w:hAnsi="Arial"/>
                 <w:sz w:val="17"/>
               </w:rPr>
-              <w:t>M44</w:t>
+              <w:t>M45</w:t>
             </w:r>
           </w:p>
         </w:tc>
@@ -15014,7 +16010,7 @@
                 <w:rFonts w:ascii="Arial" w:hAnsi="Arial"/>
                 <w:sz w:val="17"/>
               </w:rPr>
-              <w:t>M39</w:t>
+              <w:t>M40</w:t>
             </w:r>
           </w:p>
         </w:tc>
@@ -15049,6 +16045,1391 @@
                 <w:sz w:val="17"/>
               </w:rPr>
               <w:t>No comparator addresses superannuation model risk; cross-industry application to RSE licensees requires the standard to name the model classes that matter in that sector.</w:t>
+            </w:r>
+          </w:p>
+        </w:tc>
+      </w:tr>
+    </w:tbl>
+    <w:p>
+      <w:pPr>
+        <w:pStyle w:val="DocMeta"/>
+      </w:pPr>
+      <w:r>
+        <w:br w:type="page"/>
+      </w:r>
+    </w:p>
+    <w:p>
+      <w:pPr>
+        <w:pStyle w:val="Heading1"/>
+      </w:pPr>
+      <w:r>
+        <w:t>Annex G — Expected credit loss models: review focus areas</w:t>
+      </w:r>
+    </w:p>
+    <w:p>
+      <w:pPr>
+        <w:pStyle w:val="Guidance"/>
+      </w:pPr>
+      <w:r>
+        <w:t>This Annex sets out the focus areas APRA would expect a review of an entity's expected credit loss models to cover. It is drawn from APRA's published observations on provisioning practice, from the expected credit loss provisions of APS 220, and from the Basel guidance that APG 220 directs ADIs to have regard to.</w:t>
+      </w:r>
+    </w:p>
+    <w:tbl>
+      <w:tblPr>
+        <w:tblW w:type="auto" w:w="0"/>
+        <w:tblLook w:firstColumn="1" w:firstRow="1" w:lastColumn="0" w:lastRow="0" w:noHBand="0" w:noVBand="1" w:val="04A0"/>
+        <w:tblBorders>
+          <w:top w:val="single" w:sz="4" w:space="0" w:color="C7D0DF"/>
+          <w:left w:val="single" w:sz="4" w:space="0" w:color="C7D0DF"/>
+          <w:bottom w:val="single" w:sz="4" w:space="0" w:color="C7D0DF"/>
+          <w:right w:val="single" w:sz="4" w:space="0" w:color="C7D0DF"/>
+          <w:insideH w:val="single" w:sz="4" w:space="0" w:color="C7D0DF"/>
+          <w:insideV w:val="single" w:sz="4" w:space="0" w:color="C7D0DF"/>
+        </w:tblBorders>
+        <w:tblCellMar>
+          <w:top w:w="90" w:type="dxa"/>
+          <w:left w:w="140" w:type="dxa"/>
+          <w:bottom w:w="90" w:type="dxa"/>
+          <w:right w:w="140" w:type="dxa"/>
+        </w:tblCellMar>
+      </w:tblPr>
+      <w:tblGrid>
+        <w:gridCol w:w="9412"/>
+      </w:tblGrid>
+      <w:tr>
+        <w:tc>
+          <w:tcPr>
+            <w:tcW w:type="dxa" w:w="9411"/>
+            <w:shd w:val="clear" w:color="auto" w:fill="EEF2F8"/>
+          </w:tcPr>
+          <w:p>
+            <w:pPr/>
+            <w:r>
+              <w:rPr>
+                <w:rFonts w:ascii="Arial" w:hAnsi="Arial"/>
+                <w:b/>
+                <w:color w:val="1B335F"/>
+                <w:sz w:val="19"/>
+              </w:rPr>
+              <w:t>Special purpose engagements under APS 220</w:t>
+            </w:r>
+          </w:p>
+          <w:p>
+            <w:pPr/>
+            <w:r>
+              <w:rPr>
+                <w:rFonts w:ascii="Arial" w:hAnsi="Arial"/>
+                <w:sz w:val="19"/>
+              </w:rPr>
+              <w:t>APS 220 provides, under the heading Special purpose engagements: “APRA may require an ADI to appoint an independent party to review and provide a report to APRA on all or a particular aspect of the ADI's credit risk management, including provisioning practices. APRA may, however, request such a report without prior consultation with an ADI. APRA may set the terms of the review and at the ADI's expense.”  A review of expected credit loss models along the lines set out in this Annex is the kind of engagement that provision contemplates, and APRA may commission one on that basis. The terms of the review would be set by APRA and the report provided to APRA.</w:t>
+            </w:r>
+          </w:p>
+        </w:tc>
+      </w:tr>
+    </w:tbl>
+    <w:p>
+      <w:pPr>
+        <w:pStyle w:val="DocMeta"/>
+      </w:pPr>
+    </w:p>
+    <w:p>
+      <w:pPr>
+        <w:pStyle w:val="Heading2"/>
+      </w:pPr>
+      <w:r>
+        <w:t>Focus areas</w:t>
+      </w:r>
+    </w:p>
+    <w:tbl>
+      <w:tblPr>
+        <w:tblW w:type="auto" w:w="0"/>
+        <w:jc w:val="center"/>
+        <w:tblLook w:firstColumn="1" w:firstRow="1" w:lastColumn="0" w:lastRow="0" w:noHBand="0" w:noVBand="1" w:val="04A0"/>
+        <w:tblBorders>
+          <w:top w:val="single" w:sz="4" w:space="0" w:color="B7C3D6"/>
+          <w:left w:val="single" w:sz="4" w:space="0" w:color="B7C3D6"/>
+          <w:bottom w:val="single" w:sz="4" w:space="0" w:color="B7C3D6"/>
+          <w:right w:val="single" w:sz="4" w:space="0" w:color="B7C3D6"/>
+          <w:insideH w:val="single" w:sz="4" w:space="0" w:color="B7C3D6"/>
+          <w:insideV w:val="single" w:sz="4" w:space="0" w:color="B7C3D6"/>
+        </w:tblBorders>
+        <w:tblLayout w:type="fixed"/>
+        <w:tblCellMar>
+          <w:top w:w="60" w:type="dxa"/>
+          <w:left w:w="110" w:type="dxa"/>
+          <w:bottom w:w="60" w:type="dxa"/>
+          <w:right w:w="110" w:type="dxa"/>
+        </w:tblCellMar>
+      </w:tblPr>
+      <w:tblGrid>
+        <w:gridCol w:w="3137"/>
+        <w:gridCol w:w="3137"/>
+        <w:gridCol w:w="3137"/>
+      </w:tblGrid>
+      <w:tr>
+        <w:trPr>
+          <w:tblHeader w:val="true"/>
+        </w:trPr>
+        <w:tc>
+          <w:tcPr>
+            <w:tcW w:type="dxa" w:w="2268"/>
+            <w:shd w:val="clear" w:color="auto" w:fill="1B335F"/>
+          </w:tcPr>
+          <w:p>
+            <w:pPr>
+              <w:pStyle w:val="TableHead"/>
+            </w:pPr>
+            <w:r>
+              <w:rPr>
+                <w:rFonts w:ascii="Arial" w:hAnsi="Arial"/>
+                <w:b/>
+                <w:color w:val="FFFFFF"/>
+                <w:sz w:val="16"/>
+              </w:rPr>
+              <w:t>Focus area</w:t>
+            </w:r>
+          </w:p>
+        </w:tc>
+        <w:tc>
+          <w:tcPr>
+            <w:tcW w:type="dxa" w:w="3628"/>
+            <w:shd w:val="clear" w:color="auto" w:fill="1B335F"/>
+          </w:tcPr>
+          <w:p>
+            <w:pPr>
+              <w:pStyle w:val="TableHead"/>
+            </w:pPr>
+            <w:r>
+              <w:rPr>
+                <w:rFonts w:ascii="Arial" w:hAnsi="Arial"/>
+                <w:b/>
+                <w:color w:val="FFFFFF"/>
+                <w:sz w:val="16"/>
+              </w:rPr>
+              <w:t>What a review would test</w:t>
+            </w:r>
+          </w:p>
+        </w:tc>
+        <w:tc>
+          <w:tcPr>
+            <w:tcW w:type="dxa" w:w="3515"/>
+            <w:shd w:val="clear" w:color="auto" w:fill="1B335F"/>
+          </w:tcPr>
+          <w:p>
+            <w:pPr>
+              <w:pStyle w:val="TableHead"/>
+            </w:pPr>
+            <w:r>
+              <w:rPr>
+                <w:rFonts w:ascii="Arial" w:hAnsi="Arial"/>
+                <w:b/>
+                <w:color w:val="FFFFFF"/>
+                <w:sz w:val="16"/>
+              </w:rPr>
+              <w:t>Evidence ordinarily expected</w:t>
+            </w:r>
+          </w:p>
+        </w:tc>
+      </w:tr>
+      <w:tr>
+        <w:tc>
+          <w:tcPr>
+            <w:tcW w:type="dxa" w:w="2268"/>
+          </w:tcPr>
+          <w:p>
+            <w:pPr>
+              <w:pStyle w:val="TableText"/>
+            </w:pPr>
+            <w:r>
+              <w:rPr>
+                <w:rFonts w:ascii="Arial" w:hAnsi="Arial"/>
+                <w:sz w:val="16"/>
+              </w:rPr>
+              <w:t>1. Model risk framework coverage</w:t>
+            </w:r>
+          </w:p>
+        </w:tc>
+        <w:tc>
+          <w:tcPr>
+            <w:tcW w:type="dxa" w:w="3628"/>
+          </w:tcPr>
+          <w:p>
+            <w:pPr>
+              <w:pStyle w:val="TableText"/>
+            </w:pPr>
+            <w:r>
+              <w:rPr>
+                <w:rFonts w:ascii="Arial" w:hAnsi="Arial"/>
+                <w:sz w:val="16"/>
+              </w:rPr>
+              <w:t>Whether expected credit loss models are within the entity's model risk framework in substance and not only on the register — tiered, owned, validated and monitored on the same basis as other models of equivalent consequence.</w:t>
+            </w:r>
+          </w:p>
+        </w:tc>
+        <w:tc>
+          <w:tcPr>
+            <w:tcW w:type="dxa" w:w="3515"/>
+          </w:tcPr>
+          <w:p>
+            <w:pPr>
+              <w:pStyle w:val="TableText"/>
+            </w:pPr>
+            <w:r>
+              <w:rPr>
+                <w:rFonts w:ascii="Arial" w:hAnsi="Arial"/>
+                <w:sz w:val="16"/>
+              </w:rPr>
+              <w:t>Inventory entries with tier and owner; validation status and dates; evidence that ECL models are not carved out of framework reporting.</w:t>
+            </w:r>
+          </w:p>
+        </w:tc>
+      </w:tr>
+      <w:tr>
+        <w:tc>
+          <w:tcPr>
+            <w:tcW w:type="dxa" w:w="2268"/>
+            <w:shd w:val="clear" w:color="auto" w:fill="F4F6FA"/>
+          </w:tcPr>
+          <w:p>
+            <w:pPr>
+              <w:pStyle w:val="TableText"/>
+            </w:pPr>
+            <w:r>
+              <w:rPr>
+                <w:rFonts w:ascii="Arial" w:hAnsi="Arial"/>
+                <w:sz w:val="16"/>
+              </w:rPr>
+              <w:t>2. Validation of ECL models</w:t>
+            </w:r>
+          </w:p>
+        </w:tc>
+        <w:tc>
+          <w:tcPr>
+            <w:tcW w:type="dxa" w:w="3628"/>
+            <w:shd w:val="clear" w:color="auto" w:fill="F4F6FA"/>
+          </w:tcPr>
+          <w:p>
+            <w:pPr>
+              <w:pStyle w:val="TableText"/>
+            </w:pPr>
+            <w:r>
+              <w:rPr>
+                <w:rFonts w:ascii="Arial" w:hAnsi="Arial"/>
+                <w:sz w:val="16"/>
+              </w:rPr>
+              <w:t>Whether validation addresses conceptual soundness, outcomes analysis and ongoing monitoring, is performed by persons independent of development and of the provisioning outcome, and reaches an explicit conclusion on fitness for use.</w:t>
+            </w:r>
+          </w:p>
+        </w:tc>
+        <w:tc>
+          <w:tcPr>
+            <w:tcW w:type="dxa" w:w="3515"/>
+            <w:shd w:val="clear" w:color="auto" w:fill="F4F6FA"/>
+          </w:tcPr>
+          <w:p>
+            <w:pPr>
+              <w:pStyle w:val="TableText"/>
+            </w:pPr>
+            <w:r>
+              <w:rPr>
+                <w:rFonts w:ascii="Arial" w:hAnsi="Arial"/>
+                <w:sz w:val="16"/>
+              </w:rPr>
+              <w:t>Validation reports with conclusions and conditions; independence assessment; findings register with severity, owner and closure evidence.</w:t>
+            </w:r>
+          </w:p>
+        </w:tc>
+      </w:tr>
+      <w:tr>
+        <w:tc>
+          <w:tcPr>
+            <w:tcW w:type="dxa" w:w="2268"/>
+          </w:tcPr>
+          <w:p>
+            <w:pPr>
+              <w:pStyle w:val="TableText"/>
+            </w:pPr>
+            <w:r>
+              <w:rPr>
+                <w:rFonts w:ascii="Arial" w:hAnsi="Arial"/>
+                <w:sz w:val="16"/>
+              </w:rPr>
+              <w:t>3. Judgement-based adjustments and overlays</w:t>
+            </w:r>
+          </w:p>
+        </w:tc>
+        <w:tc>
+          <w:tcPr>
+            <w:tcW w:type="dxa" w:w="3628"/>
+          </w:tcPr>
+          <w:p>
+            <w:pPr>
+              <w:pStyle w:val="TableText"/>
+            </w:pPr>
+            <w:r>
+              <w:rPr>
+                <w:rFonts w:ascii="Arial" w:hAnsi="Arial"/>
+                <w:sz w:val="16"/>
+              </w:rPr>
+              <w:t>Whether the basis, quantification, approval, duration and removal conditions of each overlay are documented; whether overlays are monitored; and whether persistent same-direction adjustment has triggered redevelopment rather than repetition.</w:t>
+            </w:r>
+          </w:p>
+        </w:tc>
+        <w:tc>
+          <w:tcPr>
+            <w:tcW w:type="dxa" w:w="3515"/>
+          </w:tcPr>
+          <w:p>
+            <w:pPr>
+              <w:pStyle w:val="TableText"/>
+            </w:pPr>
+            <w:r>
+              <w:rPr>
+                <w:rFonts w:ascii="Arial" w:hAnsi="Arial"/>
+                <w:sz w:val="16"/>
+              </w:rPr>
+              <w:t>Overlay register with quantification and approver; period-on-period movement and direction; supporting analysis; senior management oversight records; redevelopment plans.</w:t>
+            </w:r>
+          </w:p>
+        </w:tc>
+      </w:tr>
+      <w:tr>
+        <w:tc>
+          <w:tcPr>
+            <w:tcW w:type="dxa" w:w="2268"/>
+            <w:shd w:val="clear" w:color="auto" w:fill="F4F6FA"/>
+          </w:tcPr>
+          <w:p>
+            <w:pPr>
+              <w:pStyle w:val="TableText"/>
+            </w:pPr>
+            <w:r>
+              <w:rPr>
+                <w:rFonts w:ascii="Arial" w:hAnsi="Arial"/>
+                <w:sz w:val="16"/>
+              </w:rPr>
+              <w:t>4. Aggregate effect of adjustments</w:t>
+            </w:r>
+          </w:p>
+        </w:tc>
+        <w:tc>
+          <w:tcPr>
+            <w:tcW w:type="dxa" w:w="3628"/>
+            <w:shd w:val="clear" w:color="auto" w:fill="F4F6FA"/>
+          </w:tcPr>
+          <w:p>
+            <w:pPr>
+              <w:pStyle w:val="TableText"/>
+            </w:pPr>
+            <w:r>
+              <w:rPr>
+                <w:rFonts w:ascii="Arial" w:hAnsi="Arial"/>
+                <w:sz w:val="16"/>
+              </w:rPr>
+              <w:t>Whether the entity reports the aggregate size and direction of overlays against the modelled result, so the Board can see how much of the provision is model output and how much is judgement.</w:t>
+            </w:r>
+          </w:p>
+        </w:tc>
+        <w:tc>
+          <w:tcPr>
+            <w:tcW w:type="dxa" w:w="3515"/>
+            <w:shd w:val="clear" w:color="auto" w:fill="F4F6FA"/>
+          </w:tcPr>
+          <w:p>
+            <w:pPr>
+              <w:pStyle w:val="TableText"/>
+            </w:pPr>
+            <w:r>
+              <w:rPr>
+                <w:rFonts w:ascii="Arial" w:hAnsi="Arial"/>
+                <w:sz w:val="16"/>
+              </w:rPr>
+              <w:t>Board and committee reporting showing modelled result, adjustments and final provision as separate figures over time.</w:t>
+            </w:r>
+          </w:p>
+        </w:tc>
+      </w:tr>
+      <w:tr>
+        <w:tc>
+          <w:tcPr>
+            <w:tcW w:type="dxa" w:w="2268"/>
+          </w:tcPr>
+          <w:p>
+            <w:pPr>
+              <w:pStyle w:val="TableText"/>
+            </w:pPr>
+            <w:r>
+              <w:rPr>
+                <w:rFonts w:ascii="Arial" w:hAnsi="Arial"/>
+                <w:sz w:val="16"/>
+              </w:rPr>
+              <w:t>5. Forward-looking information and scenarios</w:t>
+            </w:r>
+          </w:p>
+        </w:tc>
+        <w:tc>
+          <w:tcPr>
+            <w:tcW w:type="dxa" w:w="3628"/>
+          </w:tcPr>
+          <w:p>
+            <w:pPr>
+              <w:pStyle w:val="TableText"/>
+            </w:pPr>
+            <w:r>
+              <w:rPr>
+                <w:rFonts w:ascii="Arial" w:hAnsi="Arial"/>
+                <w:sz w:val="16"/>
+              </w:rPr>
+              <w:t>Whether macroeconomic scenarios, their weights and the process for setting them are governed, documented and challenged; and whether the scenario set remains reasonable and supportable in current conditions.</w:t>
+            </w:r>
+          </w:p>
+        </w:tc>
+        <w:tc>
+          <w:tcPr>
+            <w:tcW w:type="dxa" w:w="3515"/>
+          </w:tcPr>
+          <w:p>
+            <w:pPr>
+              <w:pStyle w:val="TableText"/>
+            </w:pPr>
+            <w:r>
+              <w:rPr>
+                <w:rFonts w:ascii="Arial" w:hAnsi="Arial"/>
+                <w:sz w:val="16"/>
+              </w:rPr>
+              <w:t>Scenario governance papers; weighting rationale and approvals; challenge records; back-testing of prior scenario judgements.</w:t>
+            </w:r>
+          </w:p>
+        </w:tc>
+      </w:tr>
+      <w:tr>
+        <w:tc>
+          <w:tcPr>
+            <w:tcW w:type="dxa" w:w="2268"/>
+            <w:shd w:val="clear" w:color="auto" w:fill="F4F6FA"/>
+          </w:tcPr>
+          <w:p>
+            <w:pPr>
+              <w:pStyle w:val="TableText"/>
+            </w:pPr>
+            <w:r>
+              <w:rPr>
+                <w:rFonts w:ascii="Arial" w:hAnsi="Arial"/>
+                <w:sz w:val="16"/>
+              </w:rPr>
+              <w:t>6. Sensitivity analysis</w:t>
+            </w:r>
+          </w:p>
+        </w:tc>
+        <w:tc>
+          <w:tcPr>
+            <w:tcW w:type="dxa" w:w="3628"/>
+            <w:shd w:val="clear" w:color="auto" w:fill="F4F6FA"/>
+          </w:tcPr>
+          <w:p>
+            <w:pPr>
+              <w:pStyle w:val="TableText"/>
+            </w:pPr>
+            <w:r>
+              <w:rPr>
+                <w:rFonts w:ascii="Arial" w:hAnsi="Arial"/>
+                <w:sz w:val="16"/>
+              </w:rPr>
+              <w:t>Whether comprehensive sensitivity analysis is performed regularly and timely across portfolios and segments, and whether its results reach the Board in a form that supports a provisioning decision.</w:t>
+            </w:r>
+          </w:p>
+        </w:tc>
+        <w:tc>
+          <w:tcPr>
+            <w:tcW w:type="dxa" w:w="3515"/>
+            <w:shd w:val="clear" w:color="auto" w:fill="F4F6FA"/>
+          </w:tcPr>
+          <w:p>
+            <w:pPr>
+              <w:pStyle w:val="TableText"/>
+            </w:pPr>
+            <w:r>
+              <w:rPr>
+                <w:rFonts w:ascii="Arial" w:hAnsi="Arial"/>
+                <w:sz w:val="16"/>
+              </w:rPr>
+              <w:t>Sensitivity analysis by segment, industry and geography; frequency evidence; the reporting in which results were presented; linkage to ICAAP and risk appetite review.</w:t>
+            </w:r>
+          </w:p>
+        </w:tc>
+      </w:tr>
+      <w:tr>
+        <w:tc>
+          <w:tcPr>
+            <w:tcW w:type="dxa" w:w="2268"/>
+          </w:tcPr>
+          <w:p>
+            <w:pPr>
+              <w:pStyle w:val="TableText"/>
+            </w:pPr>
+            <w:r>
+              <w:rPr>
+                <w:rFonts w:ascii="Arial" w:hAnsi="Arial"/>
+                <w:sz w:val="16"/>
+              </w:rPr>
+              <w:t>7. Staging and significant increase in credit risk</w:t>
+            </w:r>
+          </w:p>
+        </w:tc>
+        <w:tc>
+          <w:tcPr>
+            <w:tcW w:type="dxa" w:w="3628"/>
+          </w:tcPr>
+          <w:p>
+            <w:pPr>
+              <w:pStyle w:val="TableText"/>
+            </w:pPr>
+            <w:r>
+              <w:rPr>
+                <w:rFonts w:ascii="Arial" w:hAnsi="Arial"/>
+                <w:sz w:val="16"/>
+              </w:rPr>
+              <w:t>Whether the indicators used to transfer exposures into Stage 2 are validated as models in their own right, whether they operate for vulnerable sectors, and what the provision would be under alternative reasonable staging criteria.</w:t>
+            </w:r>
+          </w:p>
+        </w:tc>
+        <w:tc>
+          <w:tcPr>
+            <w:tcW w:type="dxa" w:w="3515"/>
+          </w:tcPr>
+          <w:p>
+            <w:pPr>
+              <w:pStyle w:val="TableText"/>
+            </w:pPr>
+            <w:r>
+              <w:rPr>
+                <w:rFonts w:ascii="Arial" w:hAnsi="Arial"/>
+                <w:sz w:val="16"/>
+              </w:rPr>
+              <w:t>Staging criteria and their validation; transfer volumes and triggers; sector-level staging outcomes; sensitivity of the provision to staging thresholds.</w:t>
+            </w:r>
+          </w:p>
+        </w:tc>
+      </w:tr>
+      <w:tr>
+        <w:tc>
+          <w:tcPr>
+            <w:tcW w:type="dxa" w:w="2268"/>
+            <w:shd w:val="clear" w:color="auto" w:fill="F4F6FA"/>
+          </w:tcPr>
+          <w:p>
+            <w:pPr>
+              <w:pStyle w:val="TableText"/>
+            </w:pPr>
+            <w:r>
+              <w:rPr>
+                <w:rFonts w:ascii="Arial" w:hAnsi="Arial"/>
+                <w:sz w:val="16"/>
+              </w:rPr>
+              <w:t>8. Segmentation and vulnerable sectors</w:t>
+            </w:r>
+          </w:p>
+        </w:tc>
+        <w:tc>
+          <w:tcPr>
+            <w:tcW w:type="dxa" w:w="3628"/>
+            <w:shd w:val="clear" w:color="auto" w:fill="F4F6FA"/>
+          </w:tcPr>
+          <w:p>
+            <w:pPr>
+              <w:pStyle w:val="TableText"/>
+            </w:pPr>
+            <w:r>
+              <w:rPr>
+                <w:rFonts w:ascii="Arial" w:hAnsi="Arial"/>
+                <w:sz w:val="16"/>
+              </w:rPr>
+              <w:t>Whether segmentation is granular enough for the portfolio's risk profile, whether collective assessment groupings share genuine credit risk characteristics, and whether emerging sectoral risk is identified systematically rather than manually.</w:t>
+            </w:r>
+          </w:p>
+        </w:tc>
+        <w:tc>
+          <w:tcPr>
+            <w:tcW w:type="dxa" w:w="3515"/>
+            <w:shd w:val="clear" w:color="auto" w:fill="F4F6FA"/>
+          </w:tcPr>
+          <w:p>
+            <w:pPr>
+              <w:pStyle w:val="TableText"/>
+            </w:pPr>
+            <w:r>
+              <w:rPr>
+                <w:rFonts w:ascii="Arial" w:hAnsi="Arial"/>
+                <w:sz w:val="16"/>
+              </w:rPr>
+              <w:t>Segmentation design and review; grouping rationale; systematic identification processes for vulnerable sectors; evidence sectoral risk reaches loss estimates.</w:t>
+            </w:r>
+          </w:p>
+        </w:tc>
+      </w:tr>
+      <w:tr>
+        <w:tc>
+          <w:tcPr>
+            <w:tcW w:type="dxa" w:w="2268"/>
+          </w:tcPr>
+          <w:p>
+            <w:pPr>
+              <w:pStyle w:val="TableText"/>
+            </w:pPr>
+            <w:r>
+              <w:rPr>
+                <w:rFonts w:ascii="Arial" w:hAnsi="Arial"/>
+                <w:sz w:val="16"/>
+              </w:rPr>
+              <w:t>9. Data</w:t>
+            </w:r>
+          </w:p>
+        </w:tc>
+        <w:tc>
+          <w:tcPr>
+            <w:tcW w:type="dxa" w:w="3628"/>
+          </w:tcPr>
+          <w:p>
+            <w:pPr>
+              <w:pStyle w:val="TableText"/>
+            </w:pPr>
+            <w:r>
+              <w:rPr>
+                <w:rFonts w:ascii="Arial" w:hAnsi="Arial"/>
+                <w:sz w:val="16"/>
+              </w:rPr>
+              <w:t>Whether the data used to develop, calibrate and run ECL models is appropriate, complete and traceable to source, and whether known data limitations are the reason for overlays that could instead be resolved.</w:t>
+            </w:r>
+          </w:p>
+        </w:tc>
+        <w:tc>
+          <w:tcPr>
+            <w:tcW w:type="dxa" w:w="3515"/>
+          </w:tcPr>
+          <w:p>
+            <w:pPr>
+              <w:pStyle w:val="TableText"/>
+            </w:pPr>
+            <w:r>
+              <w:rPr>
+                <w:rFonts w:ascii="Arial" w:hAnsi="Arial"/>
+                <w:sz w:val="16"/>
+              </w:rPr>
+              <w:t>Data lineage; quality metrics; documented limitations; the link between identified data gaps and adjustments made in their place.</w:t>
+            </w:r>
+          </w:p>
+        </w:tc>
+      </w:tr>
+      <w:tr>
+        <w:tc>
+          <w:tcPr>
+            <w:tcW w:type="dxa" w:w="2268"/>
+            <w:shd w:val="clear" w:color="auto" w:fill="F4F6FA"/>
+          </w:tcPr>
+          <w:p>
+            <w:pPr>
+              <w:pStyle w:val="TableText"/>
+            </w:pPr>
+            <w:r>
+              <w:rPr>
+                <w:rFonts w:ascii="Arial" w:hAnsi="Arial"/>
+                <w:sz w:val="16"/>
+              </w:rPr>
+              <w:t>10. Governance, accountability and reporting</w:t>
+            </w:r>
+          </w:p>
+        </w:tc>
+        <w:tc>
+          <w:tcPr>
+            <w:tcW w:type="dxa" w:w="3628"/>
+            <w:shd w:val="clear" w:color="auto" w:fill="F4F6FA"/>
+          </w:tcPr>
+          <w:p>
+            <w:pPr>
+              <w:pStyle w:val="TableText"/>
+            </w:pPr>
+            <w:r>
+              <w:rPr>
+                <w:rFonts w:ascii="Arial" w:hAnsi="Arial"/>
+                <w:sz w:val="16"/>
+              </w:rPr>
+              <w:t>Whether accountability for the provision is clear, whether the Board receives information sufficient to challenge it, and whether the entity's own committees have exercised that challenge.</w:t>
+            </w:r>
+          </w:p>
+        </w:tc>
+        <w:tc>
+          <w:tcPr>
+            <w:tcW w:type="dxa" w:w="3515"/>
+            <w:shd w:val="clear" w:color="auto" w:fill="F4F6FA"/>
+          </w:tcPr>
+          <w:p>
+            <w:pPr>
+              <w:pStyle w:val="TableText"/>
+            </w:pPr>
+            <w:r>
+              <w:rPr>
+                <w:rFonts w:ascii="Arial" w:hAnsi="Arial"/>
+                <w:sz w:val="16"/>
+              </w:rPr>
+              <w:t>Accountability map; Board and committee papers and minutes showing challenge; escalation of model performance issues.</w:t>
+            </w:r>
+          </w:p>
+        </w:tc>
+      </w:tr>
+      <w:tr>
+        <w:tc>
+          <w:tcPr>
+            <w:tcW w:type="dxa" w:w="2268"/>
+          </w:tcPr>
+          <w:p>
+            <w:pPr>
+              <w:pStyle w:val="TableText"/>
+            </w:pPr>
+            <w:r>
+              <w:rPr>
+                <w:rFonts w:ascii="Arial" w:hAnsi="Arial"/>
+                <w:sz w:val="16"/>
+              </w:rPr>
+              <w:t>11. Interaction with regulatory capital and reporting</w:t>
+            </w:r>
+          </w:p>
+        </w:tc>
+        <w:tc>
+          <w:tcPr>
+            <w:tcW w:type="dxa" w:w="3628"/>
+          </w:tcPr>
+          <w:p>
+            <w:pPr>
+              <w:pStyle w:val="TableText"/>
+            </w:pPr>
+            <w:r>
+              <w:rPr>
+                <w:rFonts w:ascii="Arial" w:hAnsi="Arial"/>
+                <w:sz w:val="16"/>
+              </w:rPr>
+              <w:t>Whether provisioning outcomes flow correctly into regulatory capital and prudential reporting, and whether any prescribed provisioning requirement is correctly applied.</w:t>
+            </w:r>
+          </w:p>
+        </w:tc>
+        <w:tc>
+          <w:tcPr>
+            <w:tcW w:type="dxa" w:w="3515"/>
+          </w:tcPr>
+          <w:p>
+            <w:pPr>
+              <w:pStyle w:val="TableText"/>
+            </w:pPr>
+            <w:r>
+              <w:rPr>
+                <w:rFonts w:ascii="Arial" w:hAnsi="Arial"/>
+                <w:sz w:val="16"/>
+              </w:rPr>
+              <w:t>Reconciliation between accounting provisions and regulatory treatment; reporting controls; evidence of correct classification of exposures.</w:t>
+            </w:r>
+          </w:p>
+        </w:tc>
+      </w:tr>
+      <w:tr>
+        <w:tc>
+          <w:tcPr>
+            <w:tcW w:type="dxa" w:w="2268"/>
+            <w:shd w:val="clear" w:color="auto" w:fill="F4F6FA"/>
+          </w:tcPr>
+          <w:p>
+            <w:pPr>
+              <w:pStyle w:val="TableText"/>
+            </w:pPr>
+            <w:r>
+              <w:rPr>
+                <w:rFonts w:ascii="Arial" w:hAnsi="Arial"/>
+                <w:sz w:val="16"/>
+              </w:rPr>
+              <w:t>12. Remediation and responsiveness</w:t>
+            </w:r>
+          </w:p>
+        </w:tc>
+        <w:tc>
+          <w:tcPr>
+            <w:tcW w:type="dxa" w:w="3628"/>
+            <w:shd w:val="clear" w:color="auto" w:fill="F4F6FA"/>
+          </w:tcPr>
+          <w:p>
+            <w:pPr>
+              <w:pStyle w:val="TableText"/>
+            </w:pPr>
+            <w:r>
+              <w:rPr>
+                <w:rFonts w:ascii="Arial" w:hAnsi="Arial"/>
+                <w:sz w:val="16"/>
+              </w:rPr>
+              <w:t>Whether previously identified weaknesses in ECL models have been remediated, and whether the entity has acted on APRA's published observations on provisioning practice.</w:t>
+            </w:r>
+          </w:p>
+        </w:tc>
+        <w:tc>
+          <w:tcPr>
+            <w:tcW w:type="dxa" w:w="3515"/>
+            <w:shd w:val="clear" w:color="auto" w:fill="F4F6FA"/>
+          </w:tcPr>
+          <w:p>
+            <w:pPr>
+              <w:pStyle w:val="TableText"/>
+            </w:pPr>
+            <w:r>
+              <w:rPr>
+                <w:rFonts w:ascii="Arial" w:hAnsi="Arial"/>
+                <w:sz w:val="16"/>
+              </w:rPr>
+              <w:t>Findings closure evidence; internal audit coverage; the entity's own assessment against APRA's October 2023 observations.</w:t>
+            </w:r>
+          </w:p>
+        </w:tc>
+      </w:tr>
+    </w:tbl>
+    <w:p>
+      <w:pPr>
+        <w:pStyle w:val="Heading2"/>
+      </w:pPr>
+      <w:r>
+        <w:t>The expected credit loss provisions of APS 220</w:t>
+      </w:r>
+    </w:p>
+    <w:p>
+      <w:pPr>
+        <w:pStyle w:val="Guidance"/>
+      </w:pPr>
+      <w:r>
+        <w:t>Reproduced from APS 220, under the heading Credit risk and accounting for expected credit losses. These are binding obligations on an ADI and are not varied by this Prudential Standard.</w:t>
+      </w:r>
+    </w:p>
+    <w:p>
+      <w:pPr>
+        <w:pStyle w:val="Bullet"/>
+      </w:pPr>
+      <w:r>
+        <w:t>• An ADI must adopt, document and adhere to sound methodologies that address policies, processes and controls for assessing and measuring credit losses on all exposures. The measurement of provisions must build on robust methodologies and result in the appropriate and timely recognition of expected credit losses in accordance with Australian Accounting Standards.</w:t>
+      </w:r>
+    </w:p>
+    <w:p>
+      <w:pPr>
+        <w:pStyle w:val="Bullet"/>
+      </w:pPr>
+      <w:r>
+        <w:t>• An ADI's aggregate amount of provisions must be adequate and consistent with the objectives of Australian Accounting Standards.</w:t>
+      </w:r>
+    </w:p>
+    <w:p>
+      <w:pPr>
+        <w:pStyle w:val="Bullet"/>
+      </w:pPr>
+      <w:r>
+        <w:t>• An ADI must have sound policies and processes in place to appropriately validate models used to assess and measure expected credit losses.</w:t>
+      </w:r>
+    </w:p>
+    <w:p>
+      <w:pPr>
+        <w:pStyle w:val="Bullet"/>
+      </w:pPr>
+      <w:r>
+        <w:t>• An ADI must use experienced credit judgement, particularly in the robust consideration of reasonable and supportable forward-looking information, including macroeconomic factors, in its assessment and measurement of expected credit losses.</w:t>
+      </w:r>
+    </w:p>
+    <w:p>
+      <w:pPr>
+        <w:pStyle w:val="Bullet"/>
+      </w:pPr>
+      <w:r>
+        <w:t>• An ADI must have an appropriate credit risk assessment and measurement process that provides it with a sound basis for common systems, tools and data to assess credit risk and to account for expected credit losses.</w:t>
+      </w:r>
+    </w:p>
+    <w:p>
+      <w:pPr>
+        <w:pStyle w:val="Heading2"/>
+      </w:pPr>
+      <w:r>
+        <w:t>The Basel guidance APG 220 directs ADIs to have regard to</w:t>
+      </w:r>
+    </w:p>
+    <w:p>
+      <w:pPr>
+        <w:pStyle w:val="Guidance"/>
+      </w:pPr>
+      <w:r>
+        <w:t>BCBS Guidance on credit risk and accounting for expected credit losses, 18 December 2015. Principles 1 to 8 address banks; Principles 9 to 11 address supervisors and describe what a supervisory evaluation of these models is directed at. Principle 5 is the direct antecedent of the model validation obligation in APS 220.</w:t>
+      </w:r>
+    </w:p>
+    <w:tbl>
+      <w:tblPr>
+        <w:tblW w:type="auto" w:w="0"/>
+        <w:jc w:val="center"/>
+        <w:tblLook w:firstColumn="1" w:firstRow="1" w:lastColumn="0" w:lastRow="0" w:noHBand="0" w:noVBand="1" w:val="04A0"/>
+        <w:tblBorders>
+          <w:top w:val="single" w:sz="4" w:space="0" w:color="B7C3D6"/>
+          <w:left w:val="single" w:sz="4" w:space="0" w:color="B7C3D6"/>
+          <w:bottom w:val="single" w:sz="4" w:space="0" w:color="B7C3D6"/>
+          <w:right w:val="single" w:sz="4" w:space="0" w:color="B7C3D6"/>
+          <w:insideH w:val="single" w:sz="4" w:space="0" w:color="B7C3D6"/>
+          <w:insideV w:val="single" w:sz="4" w:space="0" w:color="B7C3D6"/>
+        </w:tblBorders>
+        <w:tblLayout w:type="fixed"/>
+        <w:tblCellMar>
+          <w:top w:w="60" w:type="dxa"/>
+          <w:left w:w="110" w:type="dxa"/>
+          <w:bottom w:w="60" w:type="dxa"/>
+          <w:right w:w="110" w:type="dxa"/>
+        </w:tblCellMar>
+      </w:tblPr>
+      <w:tblGrid>
+        <w:gridCol w:w="4706"/>
+        <w:gridCol w:w="4706"/>
+      </w:tblGrid>
+      <w:tr>
+        <w:trPr>
+          <w:tblHeader w:val="true"/>
+        </w:trPr>
+        <w:tc>
+          <w:tcPr>
+            <w:tcW w:type="dxa" w:w="1474"/>
+            <w:shd w:val="clear" w:color="auto" w:fill="1B335F"/>
+          </w:tcPr>
+          <w:p>
+            <w:pPr>
+              <w:pStyle w:val="TableHead"/>
+            </w:pPr>
+            <w:r>
+              <w:rPr>
+                <w:rFonts w:ascii="Arial" w:hAnsi="Arial"/>
+                <w:b/>
+                <w:color w:val="FFFFFF"/>
+                <w:sz w:val="16"/>
+              </w:rPr>
+              <w:t>Principle</w:t>
+            </w:r>
+          </w:p>
+        </w:tc>
+        <w:tc>
+          <w:tcPr>
+            <w:tcW w:type="dxa" w:w="7937"/>
+            <w:shd w:val="clear" w:color="auto" w:fill="1B335F"/>
+          </w:tcPr>
+          <w:p>
+            <w:pPr>
+              <w:pStyle w:val="TableHead"/>
+            </w:pPr>
+            <w:r>
+              <w:rPr>
+                <w:rFonts w:ascii="Arial" w:hAnsi="Arial"/>
+                <w:b/>
+                <w:color w:val="FFFFFF"/>
+                <w:sz w:val="16"/>
+              </w:rPr>
+              <w:t>Statement</w:t>
+            </w:r>
+          </w:p>
+        </w:tc>
+      </w:tr>
+      <w:tr>
+        <w:tc>
+          <w:tcPr>
+            <w:tcW w:type="dxa" w:w="1474"/>
+          </w:tcPr>
+          <w:p>
+            <w:pPr>
+              <w:pStyle w:val="TableText"/>
+            </w:pPr>
+            <w:r>
+              <w:rPr>
+                <w:rFonts w:ascii="Arial" w:hAnsi="Arial"/>
+                <w:sz w:val="16"/>
+              </w:rPr>
+              <w:t>Principle 1</w:t>
+            </w:r>
+          </w:p>
+        </w:tc>
+        <w:tc>
+          <w:tcPr>
+            <w:tcW w:type="dxa" w:w="7937"/>
+          </w:tcPr>
+          <w:p>
+            <w:pPr>
+              <w:pStyle w:val="TableText"/>
+            </w:pPr>
+            <w:r>
+              <w:rPr>
+                <w:rFonts w:ascii="Arial" w:hAnsi="Arial"/>
+                <w:sz w:val="16"/>
+              </w:rPr>
+              <w:t>A bank's board of directors (or equivalent) and senior management are responsible for ensuring that the bank has appropriate credit risk practices, including an effective system of internal control, to consistently determine adequate allowances in accordance with the bank's stated policies and procedures, the applicable accounting framework and relevant supervisory guidance.</w:t>
+            </w:r>
+          </w:p>
+        </w:tc>
+      </w:tr>
+      <w:tr>
+        <w:tc>
+          <w:tcPr>
+            <w:tcW w:type="dxa" w:w="1474"/>
+            <w:shd w:val="clear" w:color="auto" w:fill="F4F6FA"/>
+          </w:tcPr>
+          <w:p>
+            <w:pPr>
+              <w:pStyle w:val="TableText"/>
+            </w:pPr>
+            <w:r>
+              <w:rPr>
+                <w:rFonts w:ascii="Arial" w:hAnsi="Arial"/>
+                <w:sz w:val="16"/>
+              </w:rPr>
+              <w:t>Principle 2</w:t>
+            </w:r>
+          </w:p>
+        </w:tc>
+        <w:tc>
+          <w:tcPr>
+            <w:tcW w:type="dxa" w:w="7937"/>
+            <w:shd w:val="clear" w:color="auto" w:fill="F4F6FA"/>
+          </w:tcPr>
+          <w:p>
+            <w:pPr>
+              <w:pStyle w:val="TableText"/>
+            </w:pPr>
+            <w:r>
+              <w:rPr>
+                <w:rFonts w:ascii="Arial" w:hAnsi="Arial"/>
+                <w:sz w:val="16"/>
+              </w:rPr>
+              <w:t>A bank should adopt, document and adhere to sound methodologies that address policies, procedures and controls for assessing and measuring credit risk on all lending exposures. The measurement of allowances should build upon those robust methodologies and result in the appropriate and timely recognition of expected credit losses in accordance with the applicable accounting framework.</w:t>
+            </w:r>
+          </w:p>
+        </w:tc>
+      </w:tr>
+      <w:tr>
+        <w:tc>
+          <w:tcPr>
+            <w:tcW w:type="dxa" w:w="1474"/>
+          </w:tcPr>
+          <w:p>
+            <w:pPr>
+              <w:pStyle w:val="TableText"/>
+            </w:pPr>
+            <w:r>
+              <w:rPr>
+                <w:rFonts w:ascii="Arial" w:hAnsi="Arial"/>
+                <w:sz w:val="16"/>
+              </w:rPr>
+              <w:t>Principle 3</w:t>
+            </w:r>
+          </w:p>
+        </w:tc>
+        <w:tc>
+          <w:tcPr>
+            <w:tcW w:type="dxa" w:w="7937"/>
+          </w:tcPr>
+          <w:p>
+            <w:pPr>
+              <w:pStyle w:val="TableText"/>
+            </w:pPr>
+            <w:r>
+              <w:rPr>
+                <w:rFonts w:ascii="Arial" w:hAnsi="Arial"/>
+                <w:sz w:val="16"/>
+              </w:rPr>
+              <w:t>A bank should have a credit risk rating process in place to appropriately group lending exposures on the basis of shared credit risk characteristics.</w:t>
+            </w:r>
+          </w:p>
+        </w:tc>
+      </w:tr>
+      <w:tr>
+        <w:tc>
+          <w:tcPr>
+            <w:tcW w:type="dxa" w:w="1474"/>
+            <w:shd w:val="clear" w:color="auto" w:fill="F4F6FA"/>
+          </w:tcPr>
+          <w:p>
+            <w:pPr>
+              <w:pStyle w:val="TableText"/>
+            </w:pPr>
+            <w:r>
+              <w:rPr>
+                <w:rFonts w:ascii="Arial" w:hAnsi="Arial"/>
+                <w:sz w:val="16"/>
+              </w:rPr>
+              <w:t>Principle 4</w:t>
+            </w:r>
+          </w:p>
+        </w:tc>
+        <w:tc>
+          <w:tcPr>
+            <w:tcW w:type="dxa" w:w="7937"/>
+            <w:shd w:val="clear" w:color="auto" w:fill="F4F6FA"/>
+          </w:tcPr>
+          <w:p>
+            <w:pPr>
+              <w:pStyle w:val="TableText"/>
+            </w:pPr>
+            <w:r>
+              <w:rPr>
+                <w:rFonts w:ascii="Arial" w:hAnsi="Arial"/>
+                <w:sz w:val="16"/>
+              </w:rPr>
+              <w:t>A bank's aggregate amount of allowances, regardless of whether allowance components are determined on a collective or an individual basis, should be adequate and consistent with the objectives of the applicable accounting framework.</w:t>
+            </w:r>
+          </w:p>
+        </w:tc>
+      </w:tr>
+      <w:tr>
+        <w:tc>
+          <w:tcPr>
+            <w:tcW w:type="dxa" w:w="1474"/>
+          </w:tcPr>
+          <w:p>
+            <w:pPr>
+              <w:pStyle w:val="TableText"/>
+            </w:pPr>
+            <w:r>
+              <w:rPr>
+                <w:rFonts w:ascii="Arial" w:hAnsi="Arial"/>
+                <w:sz w:val="16"/>
+              </w:rPr>
+              <w:t>Principle 5</w:t>
+            </w:r>
+          </w:p>
+        </w:tc>
+        <w:tc>
+          <w:tcPr>
+            <w:tcW w:type="dxa" w:w="7937"/>
+          </w:tcPr>
+          <w:p>
+            <w:pPr>
+              <w:pStyle w:val="TableText"/>
+            </w:pPr>
+            <w:r>
+              <w:rPr>
+                <w:rFonts w:ascii="Arial" w:hAnsi="Arial"/>
+                <w:sz w:val="16"/>
+              </w:rPr>
+              <w:t>A bank should have policies and procedures in place to appropriately validate models used to assess and measure expected credit losses.</w:t>
+            </w:r>
+          </w:p>
+        </w:tc>
+      </w:tr>
+      <w:tr>
+        <w:tc>
+          <w:tcPr>
+            <w:tcW w:type="dxa" w:w="1474"/>
+            <w:shd w:val="clear" w:color="auto" w:fill="F4F6FA"/>
+          </w:tcPr>
+          <w:p>
+            <w:pPr>
+              <w:pStyle w:val="TableText"/>
+            </w:pPr>
+            <w:r>
+              <w:rPr>
+                <w:rFonts w:ascii="Arial" w:hAnsi="Arial"/>
+                <w:sz w:val="16"/>
+              </w:rPr>
+              <w:t>Principle 6</w:t>
+            </w:r>
+          </w:p>
+        </w:tc>
+        <w:tc>
+          <w:tcPr>
+            <w:tcW w:type="dxa" w:w="7937"/>
+            <w:shd w:val="clear" w:color="auto" w:fill="F4F6FA"/>
+          </w:tcPr>
+          <w:p>
+            <w:pPr>
+              <w:pStyle w:val="TableText"/>
+            </w:pPr>
+            <w:r>
+              <w:rPr>
+                <w:rFonts w:ascii="Arial" w:hAnsi="Arial"/>
+                <w:sz w:val="16"/>
+              </w:rPr>
+              <w:t>A bank's use of experienced credit judgment, especially in the robust consideration of reasonable and supportable forward-looking information, including macroeconomic factors, is essential to the assessment and measurement of expected credit losses.</w:t>
+            </w:r>
+          </w:p>
+        </w:tc>
+      </w:tr>
+      <w:tr>
+        <w:tc>
+          <w:tcPr>
+            <w:tcW w:type="dxa" w:w="1474"/>
+          </w:tcPr>
+          <w:p>
+            <w:pPr>
+              <w:pStyle w:val="TableText"/>
+            </w:pPr>
+            <w:r>
+              <w:rPr>
+                <w:rFonts w:ascii="Arial" w:hAnsi="Arial"/>
+                <w:sz w:val="16"/>
+              </w:rPr>
+              <w:t>Principle 7</w:t>
+            </w:r>
+          </w:p>
+        </w:tc>
+        <w:tc>
+          <w:tcPr>
+            <w:tcW w:type="dxa" w:w="7937"/>
+          </w:tcPr>
+          <w:p>
+            <w:pPr>
+              <w:pStyle w:val="TableText"/>
+            </w:pPr>
+            <w:r>
+              <w:rPr>
+                <w:rFonts w:ascii="Arial" w:hAnsi="Arial"/>
+                <w:sz w:val="16"/>
+              </w:rPr>
+              <w:t>A bank should have a sound credit risk assessment and measurement process that provides it with a strong basis for common systems, tools and data to assess credit risk and to account for expected credit losses.</w:t>
+            </w:r>
+          </w:p>
+        </w:tc>
+      </w:tr>
+      <w:tr>
+        <w:tc>
+          <w:tcPr>
+            <w:tcW w:type="dxa" w:w="1474"/>
+            <w:shd w:val="clear" w:color="auto" w:fill="F4F6FA"/>
+          </w:tcPr>
+          <w:p>
+            <w:pPr>
+              <w:pStyle w:val="TableText"/>
+            </w:pPr>
+            <w:r>
+              <w:rPr>
+                <w:rFonts w:ascii="Arial" w:hAnsi="Arial"/>
+                <w:sz w:val="16"/>
+              </w:rPr>
+              <w:t>Principle 8</w:t>
+            </w:r>
+          </w:p>
+        </w:tc>
+        <w:tc>
+          <w:tcPr>
+            <w:tcW w:type="dxa" w:w="7937"/>
+            <w:shd w:val="clear" w:color="auto" w:fill="F4F6FA"/>
+          </w:tcPr>
+          <w:p>
+            <w:pPr>
+              <w:pStyle w:val="TableText"/>
+            </w:pPr>
+            <w:r>
+              <w:rPr>
+                <w:rFonts w:ascii="Arial" w:hAnsi="Arial"/>
+                <w:sz w:val="16"/>
+              </w:rPr>
+              <w:t>A bank's public disclosures should promote transparency and comparability by providing timely, relevant and decision-useful information.</w:t>
+            </w:r>
+          </w:p>
+        </w:tc>
+      </w:tr>
+      <w:tr>
+        <w:tc>
+          <w:tcPr>
+            <w:tcW w:type="dxa" w:w="1474"/>
+          </w:tcPr>
+          <w:p>
+            <w:pPr>
+              <w:pStyle w:val="TableText"/>
+            </w:pPr>
+            <w:r>
+              <w:rPr>
+                <w:rFonts w:ascii="Arial" w:hAnsi="Arial"/>
+                <w:sz w:val="16"/>
+              </w:rPr>
+              <w:t>Principle 9</w:t>
+            </w:r>
+          </w:p>
+        </w:tc>
+        <w:tc>
+          <w:tcPr>
+            <w:tcW w:type="dxa" w:w="7937"/>
+          </w:tcPr>
+          <w:p>
+            <w:pPr>
+              <w:pStyle w:val="TableText"/>
+            </w:pPr>
+            <w:r>
+              <w:rPr>
+                <w:rFonts w:ascii="Arial" w:hAnsi="Arial"/>
+                <w:sz w:val="16"/>
+              </w:rPr>
+              <w:t>Banking supervisors should periodically evaluate the effectiveness of a bank's credit risk practices.</w:t>
+            </w:r>
+          </w:p>
+        </w:tc>
+      </w:tr>
+      <w:tr>
+        <w:tc>
+          <w:tcPr>
+            <w:tcW w:type="dxa" w:w="1474"/>
+            <w:shd w:val="clear" w:color="auto" w:fill="F4F6FA"/>
+          </w:tcPr>
+          <w:p>
+            <w:pPr>
+              <w:pStyle w:val="TableText"/>
+            </w:pPr>
+            <w:r>
+              <w:rPr>
+                <w:rFonts w:ascii="Arial" w:hAnsi="Arial"/>
+                <w:sz w:val="16"/>
+              </w:rPr>
+              <w:t>Principle 10</w:t>
+            </w:r>
+          </w:p>
+        </w:tc>
+        <w:tc>
+          <w:tcPr>
+            <w:tcW w:type="dxa" w:w="7937"/>
+            <w:shd w:val="clear" w:color="auto" w:fill="F4F6FA"/>
+          </w:tcPr>
+          <w:p>
+            <w:pPr>
+              <w:pStyle w:val="TableText"/>
+            </w:pPr>
+            <w:r>
+              <w:rPr>
+                <w:rFonts w:ascii="Arial" w:hAnsi="Arial"/>
+                <w:sz w:val="16"/>
+              </w:rPr>
+              <w:t>Banking supervisors should be satisfied that the methods employed by a bank to determine accounting allowances lead to an appropriate measurement of expected credit losses in accordance with the applicable accounting framework.</w:t>
+            </w:r>
+          </w:p>
+        </w:tc>
+      </w:tr>
+      <w:tr>
+        <w:tc>
+          <w:tcPr>
+            <w:tcW w:type="dxa" w:w="1474"/>
+          </w:tcPr>
+          <w:p>
+            <w:pPr>
+              <w:pStyle w:val="TableText"/>
+            </w:pPr>
+            <w:r>
+              <w:rPr>
+                <w:rFonts w:ascii="Arial" w:hAnsi="Arial"/>
+                <w:sz w:val="16"/>
+              </w:rPr>
+              <w:t>Principle 11</w:t>
+            </w:r>
+          </w:p>
+        </w:tc>
+        <w:tc>
+          <w:tcPr>
+            <w:tcW w:type="dxa" w:w="7937"/>
+          </w:tcPr>
+          <w:p>
+            <w:pPr>
+              <w:pStyle w:val="TableText"/>
+            </w:pPr>
+            <w:r>
+              <w:rPr>
+                <w:rFonts w:ascii="Arial" w:hAnsi="Arial"/>
+                <w:sz w:val="16"/>
+              </w:rPr>
+              <w:t>Banking supervisors should consider a bank's credit risk practices when assessing a bank's capital adequacy.</w:t>
             </w:r>
           </w:p>
         </w:tc>

--- a/CPS_XXXX_Model_Risk_Management.docx
+++ b/CPS_XXXX_Model_Risk_Management.docx
@@ -3049,7 +3049,7 @@
         <w:rPr>
           <w:b/>
         </w:rPr>
-        <w:t>M37. An APRA-regulated entity must apply this Prudential Standard to models used to value assets and liabilities, to determine expected credit losses and to produce financial and regulatory reporting, and must ensure independent price verification and independent review of material valuation inputs and assumptions.</w:t>
+        <w:t>M37. An APRA-regulated entity must apply this Prudential Standard to models used to value assets and liabilities and to produce financial and regulatory reporting, and must ensure independent price verification and independent review of material valuation inputs and assumptions.</w:t>
       </w:r>
     </w:p>
     <w:p>
@@ -3066,6 +3066,14 @@
       </w:pPr>
       <w:r>
         <w:t>Independent price verification is a distinct control from validation and both are required for material valuation models.</w:t>
+      </w:r>
+    </w:p>
+    <w:p>
+      <w:pPr>
+        <w:pStyle w:val="Guidance"/>
+      </w:pPr>
+      <w:r>
+        <w:t>Models used to assess and measure expected credit losses and to determine provisions are dealt with in paragraph 38 rather than in this paragraph, so that the expected credit loss obligations sit in one place. Where a single model serves both purposes, both paragraphs apply to it.</w:t>
       </w:r>
     </w:p>
     <w:p>
@@ -3505,7 +3513,7 @@
         <w:rPr>
           <w:b/>
         </w:rPr>
-        <w:t>M45. An APRA-regulated entity must notify APRA as soon as practicable, and within the timeframe applicable under CPS 230 or CPS 234 where the event also falls within those standards, of a model failure or model risk event that has, or is likely to have, a material impact on its financial position, on amounts credited to or debited from the accounts of its customers or beneficiaries, on its regulatory reporting or on its ability to meet its prudential obligations, and must provide APRA with information relating to its models and model risk management where APRA requires it in writing. Where APRA requires an entity to appoint an independent party to review and report to APRA on an aspect of its model risk management, including its provisioning practices, the entity must support that review and provide the reviewer with access to the models, data, documentation, systems and personnel the review requires.</w:t>
+        <w:t>M45. An APRA-regulated entity must notify APRA as soon as practicable, and within the timeframe applicable under CPS 230 or CPS 234 where the event also falls within those standards, of a model failure or model risk event that has, or is likely to have, a material impact on its financial position, on amounts credited to or debited from the accounts of its customers or beneficiaries, on its regulatory reporting or on its ability to meet its prudential obligations, and must provide APRA with information relating to its models and model risk management where APRA requires it in writing. Where APRA requires an entity, under a prudential standard or other instrument conferring that power, to appoint an independent party to review and report to APRA on its models or its model risk management, or on its credit risk management including its provisioning practices, the entity must support that review and provide the reviewer with access to the models, data, documentation, systems and personnel the review requires.</w:t>
       </w:r>
     </w:p>
     <w:p>
@@ -3522,6 +3530,14 @@
       </w:pPr>
       <w:r>
         <w:t>Early engagement is expected where an entity identifies a material weakness in a model used for regulatory capital, reserving or reporting, rather than at the point the correction is finalised.</w:t>
+      </w:r>
+    </w:p>
+    <w:p>
+      <w:pPr>
+        <w:pStyle w:val="Guidance"/>
+      </w:pPr>
+      <w:r>
+        <w:t>This paragraph does not itself confer a power on APRA to require an independent review. It states what an entity must do where APRA exercises such a power conferred by another instrument. For an ADI, the Special purpose engagements provision of APS 220 confers that power in respect of credit risk management, including provisioning practices, and a review of expected credit loss models along the lines of Annex G falls within it. That provision applies to ADIs only and is expressed in terms of credit risk management rather than model risk management generally, so it does not supply a basis for an independent review of an entity's model risk management at large, nor any basis at all for an insurer or an RSE licensee. Whether this Prudential Standard should confer a review power of its own, and on what terms, is recorded in Annex F as a matter for settlement.</w:t>
       </w:r>
     </w:p>
     <w:p>
@@ -14703,7 +14719,7 @@
                 <w:rFonts w:ascii="Arial" w:hAnsi="Arial"/>
                 <w:sz w:val="17"/>
               </w:rPr>
-              <w:t>Confirm the instrument number and determine whether one cross-industry standard can be made for ADIs, insurers and RSE licensees, or whether companion instruments are required. 'CPS 240' is a drafting placeholder only.</w:t>
+              <w:t>Confirm the instrument number and determine whether one cross-industry standard can be made for ADIs, insurers and RSE licensees, or whether companion instruments are required. 'CPS XXXX' is a drafting placeholder only.</w:t>
             </w:r>
           </w:p>
         </w:tc>
@@ -15000,6 +15016,80 @@
                 <w:sz w:val="17"/>
               </w:rPr>
               <w:t>Settle the powers to require information, restriction of model use, independent review or remediation, and ensure procedural fairness. Paragraph A5 confers the adjustment and exclusion power and the Interpretation section requires every power under this Prudential Standard to be exercised in writing; the procedural requirements attaching to each need settlement.</w:t>
+            </w:r>
+          </w:p>
+        </w:tc>
+      </w:tr>
+      <w:tr>
+        <w:tc>
+          <w:tcPr>
+            <w:tcW w:type="dxa" w:w="2608"/>
+            <w:shd w:val="clear" w:color="auto" w:fill="F4F6FA"/>
+          </w:tcPr>
+          <w:p>
+            <w:pPr>
+              <w:pStyle w:val="TableText"/>
+            </w:pPr>
+            <w:r>
+              <w:rPr>
+                <w:rFonts w:ascii="Arial" w:hAnsi="Arial"/>
+                <w:sz w:val="17"/>
+              </w:rPr>
+              <w:t>Independent review and special purpose engagements</w:t>
+            </w:r>
+          </w:p>
+        </w:tc>
+        <w:tc>
+          <w:tcPr>
+            <w:tcW w:type="dxa" w:w="6803"/>
+            <w:shd w:val="clear" w:color="auto" w:fill="F4F6FA"/>
+          </w:tcPr>
+          <w:p>
+            <w:pPr>
+              <w:pStyle w:val="TableText"/>
+            </w:pPr>
+            <w:r>
+              <w:rPr>
+                <w:rFonts w:ascii="Arial" w:hAnsi="Arial"/>
+                <w:sz w:val="17"/>
+              </w:rPr>
+              <w:t>Settle whether this Prudential Standard should confer a power to require an entity to appoint an independent party to review and report to APRA on its models or its model risk management, and on what terms as to cost, consultation and procedural fairness. M45 presently states only the entity's obligation to support such a review where the power is conferred elsewhere. The Special purpose engagements provision of APS 220 supplies that power for ADIs, but it is expressed in terms of credit risk management including provisioning practices, so it does not extend to model risk management generally and does not reach insurers or RSE licensees. If a cross-industry review power is intended, it needs its own basis and its own procedural protections rather than being borrowed from APS 220.</w:t>
+            </w:r>
+          </w:p>
+        </w:tc>
+      </w:tr>
+      <w:tr>
+        <w:tc>
+          <w:tcPr>
+            <w:tcW w:type="dxa" w:w="2608"/>
+          </w:tcPr>
+          <w:p>
+            <w:pPr>
+              <w:pStyle w:val="TableText"/>
+            </w:pPr>
+            <w:r>
+              <w:rPr>
+                <w:rFonts w:ascii="Arial" w:hAnsi="Arial"/>
+                <w:sz w:val="17"/>
+              </w:rPr>
+              <w:t>Interaction with APS 220</w:t>
+            </w:r>
+          </w:p>
+        </w:tc>
+        <w:tc>
+          <w:tcPr>
+            <w:tcW w:type="dxa" w:w="6803"/>
+          </w:tcPr>
+          <w:p>
+            <w:pPr>
+              <w:pStyle w:val="TableText"/>
+            </w:pPr>
+            <w:r>
+              <w:rPr>
+                <w:rFonts w:ascii="Arial" w:hAnsi="Arial"/>
+                <w:sz w:val="17"/>
+              </w:rPr>
+              <w:t>Settle how this Prudential Standard interacts with the expected credit loss provisions of APS 220 for ADIs, which already require sound policies and processes to validate expected credit loss models. The drafting treats the two as cumulative, with this Prudential Standard supplying the validation discipline that APS 220 does not define. Confirm that reading, and confirm the position for non-ADIs that determine provisions on a modelled basis and to whom APS 220 does not apply.</w:t>
             </w:r>
           </w:p>
         </w:tc>
@@ -16354,7 +16444,7 @@
                 <w:rFonts w:ascii="Arial" w:hAnsi="Arial"/>
                 <w:sz w:val="16"/>
               </w:rPr>
-              <w:t>3. Judgement-based adjustments and overlays</w:t>
+              <w:t>3. Component models and measurement mechanics</w:t>
             </w:r>
           </w:p>
         </w:tc>
@@ -16371,7 +16461,7 @@
                 <w:rFonts w:ascii="Arial" w:hAnsi="Arial"/>
                 <w:sz w:val="16"/>
               </w:rPr>
-              <w:t>Whether the basis, quantification, approval, duration and removal conditions of each overlay are documented; whether overlays are monitored; and whether persistent same-direction adjustment has triggered redevelopment rather than repetition.</w:t>
+              <w:t>Whether each component of the estimate is validated in its own right rather than only the consolidated output — the probability of default and its lifetime term structure, loss given default including collateral valuation and realisation assumptions, and exposure at default including credit conversion factors for undrawn and off-balance-sheet commitments. Whether the behavioural life and prepayment assumptions used for revolving and open-ended facilities are supportable, and whether discounting is applied at the correct rate over the correct horizon.</w:t>
             </w:r>
           </w:p>
         </w:tc>
@@ -16388,7 +16478,7 @@
                 <w:rFonts w:ascii="Arial" w:hAnsi="Arial"/>
                 <w:sz w:val="16"/>
               </w:rPr>
-              <w:t>Overlay register with quantification and approver; period-on-period movement and direction; supporting analysis; senior management oversight records; redevelopment plans.</w:t>
+              <w:t>Component-level validation reports; the derivation of the lifetime PD term structure; collateral haircut and time-to-realisation evidence; credit conversion factor calibration; behavioural life studies; the discounting methodology and its reconciliation to the effective interest rate.</w:t>
             </w:r>
           </w:p>
         </w:tc>
@@ -16408,7 +16498,7 @@
                 <w:rFonts w:ascii="Arial" w:hAnsi="Arial"/>
                 <w:sz w:val="16"/>
               </w:rPr>
-              <w:t>4. Aggregate effect of adjustments</w:t>
+              <w:t>4. Outcomes analysis and back-testing of the estimate</w:t>
             </w:r>
           </w:p>
         </w:tc>
@@ -16426,7 +16516,7 @@
                 <w:rFonts w:ascii="Arial" w:hAnsi="Arial"/>
                 <w:sz w:val="16"/>
               </w:rPr>
-              <w:t>Whether the entity reports the aggregate size and direction of overlays against the modelled result, so the Board can see how much of the provision is model output and how much is judgement.</w:t>
+              <w:t>Whether the entity compares expected credit losses previously recognised against losses actually realised, at a granularity that can identify bias, and whether persistent over- or under-estimation has been acted upon rather than observed.</w:t>
             </w:r>
           </w:p>
         </w:tc>
@@ -16444,7 +16534,7 @@
                 <w:rFonts w:ascii="Arial" w:hAnsi="Arial"/>
                 <w:sz w:val="16"/>
               </w:rPr>
-              <w:t>Board and committee reporting showing modelled result, adjustments and final provision as separate figures over time.</w:t>
+              <w:t>Back-testing of ECL against realised write-offs and recoveries by portfolio and vintage; measures of bias and their trend; the entity's response where bias was identified.</w:t>
             </w:r>
           </w:p>
         </w:tc>
@@ -16463,7 +16553,7 @@
                 <w:rFonts w:ascii="Arial" w:hAnsi="Arial"/>
                 <w:sz w:val="16"/>
               </w:rPr>
-              <w:t>5. Forward-looking information and scenarios</w:t>
+              <w:t>5. Staging and significant increase in credit risk</w:t>
             </w:r>
           </w:p>
         </w:tc>
@@ -16480,7 +16570,7 @@
                 <w:rFonts w:ascii="Arial" w:hAnsi="Arial"/>
                 <w:sz w:val="16"/>
               </w:rPr>
-              <w:t>Whether macroeconomic scenarios, their weights and the process for setting them are governed, documented and challenged; and whether the scenario set remains reasonable and supportable in current conditions.</w:t>
+              <w:t>Whether the indicators used to transfer exposures into Stage 2 are validated as models in their own right, whether they operate for vulnerable sectors, and what the provision would be under alternative reasonable staging criteria.</w:t>
             </w:r>
           </w:p>
         </w:tc>
@@ -16497,7 +16587,7 @@
                 <w:rFonts w:ascii="Arial" w:hAnsi="Arial"/>
                 <w:sz w:val="16"/>
               </w:rPr>
-              <w:t>Scenario governance papers; weighting rationale and approvals; challenge records; back-testing of prior scenario judgements.</w:t>
+              <w:t>Staging criteria and their validation; transfer volumes and triggers; sector-level staging outcomes; sensitivity of the provision to staging thresholds.</w:t>
             </w:r>
           </w:p>
         </w:tc>
@@ -16517,7 +16607,7 @@
                 <w:rFonts w:ascii="Arial" w:hAnsi="Arial"/>
                 <w:sz w:val="16"/>
               </w:rPr>
-              <w:t>6. Sensitivity analysis</w:t>
+              <w:t>6. Segmentation and collective assessment</w:t>
             </w:r>
           </w:p>
         </w:tc>
@@ -16535,7 +16625,7 @@
                 <w:rFonts w:ascii="Arial" w:hAnsi="Arial"/>
                 <w:sz w:val="16"/>
               </w:rPr>
-              <w:t>Whether comprehensive sensitivity analysis is performed regularly and timely across portfolios and segments, and whether its results reach the Board in a form that supports a provisioning decision.</w:t>
+              <w:t>Whether segmentation is granular enough for the portfolio's risk profile, whether collective assessment groupings share genuine credit risk characteristics, and whether emerging sectoral risk is identified systematically rather than manually.</w:t>
             </w:r>
           </w:p>
         </w:tc>
@@ -16553,7 +16643,7 @@
                 <w:rFonts w:ascii="Arial" w:hAnsi="Arial"/>
                 <w:sz w:val="16"/>
               </w:rPr>
-              <w:t>Sensitivity analysis by segment, industry and geography; frequency evidence; the reporting in which results were presented; linkage to ICAAP and risk appetite review.</w:t>
+              <w:t>Segmentation design and review; grouping rationale; systematic identification processes for vulnerable sectors; evidence sectoral risk reaches loss estimates.</w:t>
             </w:r>
           </w:p>
         </w:tc>
@@ -16572,7 +16662,7 @@
                 <w:rFonts w:ascii="Arial" w:hAnsi="Arial"/>
                 <w:sz w:val="16"/>
               </w:rPr>
-              <w:t>7. Staging and significant increase in credit risk</w:t>
+              <w:t>7. Individually assessed exposures and account treatments</w:t>
             </w:r>
           </w:p>
         </w:tc>
@@ -16589,7 +16679,7 @@
                 <w:rFonts w:ascii="Arial" w:hAnsi="Arial"/>
                 <w:sz w:val="16"/>
               </w:rPr>
-              <w:t>Whether the indicators used to transfer exposures into Stage 2 are validated as models in their own right, whether they operate for vulnerable sectors, and what the provision would be under alternative reasonable staging criteria.</w:t>
+              <w:t>Whether individually assessed provisions are supported by documented cash flow scenarios and probability weights rather than a single view, whether the boundary between individual and collective assessment is applied consistently, and whether hardship, forbearance, restructuring and write-off policies interact correctly with the measurement of expected credit losses rather than masking deterioration.</w:t>
             </w:r>
           </w:p>
         </w:tc>
@@ -16606,7 +16696,7 @@
                 <w:rFonts w:ascii="Arial" w:hAnsi="Arial"/>
                 <w:sz w:val="16"/>
               </w:rPr>
-              <w:t>Staging criteria and their validation; transfer volumes and triggers; sector-level staging outcomes; sensitivity of the provision to staging thresholds.</w:t>
+              <w:t>Individual assessment files with scenarios, weights and approvals; the individual versus collective boundary and its application; hardship and forbearance flags and their effect on staging and measurement; write-off policy and its timing.</w:t>
             </w:r>
           </w:p>
         </w:tc>
@@ -16626,7 +16716,7 @@
                 <w:rFonts w:ascii="Arial" w:hAnsi="Arial"/>
                 <w:sz w:val="16"/>
               </w:rPr>
-              <w:t>8. Segmentation and vulnerable sectors</w:t>
+              <w:t>8. Forward-looking information and scenarios</w:t>
             </w:r>
           </w:p>
         </w:tc>
@@ -16644,7 +16734,7 @@
                 <w:rFonts w:ascii="Arial" w:hAnsi="Arial"/>
                 <w:sz w:val="16"/>
               </w:rPr>
-              <w:t>Whether segmentation is granular enough for the portfolio's risk profile, whether collective assessment groupings share genuine credit risk characteristics, and whether emerging sectoral risk is identified systematically rather than manually.</w:t>
+              <w:t>Whether macroeconomic scenarios, their weights and the process for setting them are governed, documented and challenged; and whether the scenario set remains reasonable and supportable in current conditions.</w:t>
             </w:r>
           </w:p>
         </w:tc>
@@ -16662,7 +16752,7 @@
                 <w:rFonts w:ascii="Arial" w:hAnsi="Arial"/>
                 <w:sz w:val="16"/>
               </w:rPr>
-              <w:t>Segmentation design and review; grouping rationale; systematic identification processes for vulnerable sectors; evidence sectoral risk reaches loss estimates.</w:t>
+              <w:t>Scenario governance papers; weighting rationale and approvals; challenge records; back-testing of prior scenario judgements.</w:t>
             </w:r>
           </w:p>
         </w:tc>
@@ -16681,7 +16771,7 @@
                 <w:rFonts w:ascii="Arial" w:hAnsi="Arial"/>
                 <w:sz w:val="16"/>
               </w:rPr>
-              <w:t>9. Data</w:t>
+              <w:t>9. Sensitivity analysis</w:t>
             </w:r>
           </w:p>
         </w:tc>
@@ -16698,7 +16788,7 @@
                 <w:rFonts w:ascii="Arial" w:hAnsi="Arial"/>
                 <w:sz w:val="16"/>
               </w:rPr>
-              <w:t>Whether the data used to develop, calibrate and run ECL models is appropriate, complete and traceable to source, and whether known data limitations are the reason for overlays that could instead be resolved.</w:t>
+              <w:t>Whether comprehensive sensitivity analysis is performed regularly and timely across portfolios and segments, and whether its results reach the Board in a form that supports a provisioning decision.</w:t>
             </w:r>
           </w:p>
         </w:tc>
@@ -16715,7 +16805,7 @@
                 <w:rFonts w:ascii="Arial" w:hAnsi="Arial"/>
                 <w:sz w:val="16"/>
               </w:rPr>
-              <w:t>Data lineage; quality metrics; documented limitations; the link between identified data gaps and adjustments made in their place.</w:t>
+              <w:t>Sensitivity analysis by segment, industry and geography; frequency evidence; the reporting in which results were presented; linkage to ICAAP and risk appetite review.</w:t>
             </w:r>
           </w:p>
         </w:tc>
@@ -16735,7 +16825,7 @@
                 <w:rFonts w:ascii="Arial" w:hAnsi="Arial"/>
                 <w:sz w:val="16"/>
               </w:rPr>
-              <w:t>10. Governance, accountability and reporting</w:t>
+              <w:t>10. Judgement-based adjustments and overlays</w:t>
             </w:r>
           </w:p>
         </w:tc>
@@ -16753,7 +16843,7 @@
                 <w:rFonts w:ascii="Arial" w:hAnsi="Arial"/>
                 <w:sz w:val="16"/>
               </w:rPr>
-              <w:t>Whether accountability for the provision is clear, whether the Board receives information sufficient to challenge it, and whether the entity's own committees have exercised that challenge.</w:t>
+              <w:t>Whether the basis, quantification, approval, duration and removal conditions of each overlay are documented; whether overlays are monitored; and whether persistent same-direction adjustment has triggered redevelopment rather than repetition.</w:t>
             </w:r>
           </w:p>
         </w:tc>
@@ -16771,7 +16861,7 @@
                 <w:rFonts w:ascii="Arial" w:hAnsi="Arial"/>
                 <w:sz w:val="16"/>
               </w:rPr>
-              <w:t>Accountability map; Board and committee papers and minutes showing challenge; escalation of model performance issues.</w:t>
+              <w:t>Overlay register with quantification and approver; period-on-period movement and direction; supporting analysis; senior management oversight records; redevelopment plans.</w:t>
             </w:r>
           </w:p>
         </w:tc>
@@ -16790,7 +16880,7 @@
                 <w:rFonts w:ascii="Arial" w:hAnsi="Arial"/>
                 <w:sz w:val="16"/>
               </w:rPr>
-              <w:t>11. Interaction with regulatory capital and reporting</w:t>
+              <w:t>11. Aggregate effect of adjustments</w:t>
             </w:r>
           </w:p>
         </w:tc>
@@ -16807,7 +16897,7 @@
                 <w:rFonts w:ascii="Arial" w:hAnsi="Arial"/>
                 <w:sz w:val="16"/>
               </w:rPr>
-              <w:t>Whether provisioning outcomes flow correctly into regulatory capital and prudential reporting, and whether any prescribed provisioning requirement is correctly applied.</w:t>
+              <w:t>Whether the entity reports the aggregate size and direction of overlays against the modelled result, so the Board can see how much of the provision is model output and how much is judgement.</w:t>
             </w:r>
           </w:p>
         </w:tc>
@@ -16824,7 +16914,7 @@
                 <w:rFonts w:ascii="Arial" w:hAnsi="Arial"/>
                 <w:sz w:val="16"/>
               </w:rPr>
-              <w:t>Reconciliation between accounting provisions and regulatory treatment; reporting controls; evidence of correct classification of exposures.</w:t>
+              <w:t>Board and committee reporting showing modelled result, adjustments and final provision as separate figures over time.</w:t>
             </w:r>
           </w:p>
         </w:tc>
@@ -16844,7 +16934,225 @@
                 <w:rFonts w:ascii="Arial" w:hAnsi="Arial"/>
                 <w:sz w:val="16"/>
               </w:rPr>
-              <w:t>12. Remediation and responsiveness</w:t>
+              <w:t>12. Data</w:t>
+            </w:r>
+          </w:p>
+        </w:tc>
+        <w:tc>
+          <w:tcPr>
+            <w:tcW w:type="dxa" w:w="3628"/>
+            <w:shd w:val="clear" w:color="auto" w:fill="F4F6FA"/>
+          </w:tcPr>
+          <w:p>
+            <w:pPr>
+              <w:pStyle w:val="TableText"/>
+            </w:pPr>
+            <w:r>
+              <w:rPr>
+                <w:rFonts w:ascii="Arial" w:hAnsi="Arial"/>
+                <w:sz w:val="16"/>
+              </w:rPr>
+              <w:t>Whether the data used to develop, calibrate and run ECL models is appropriate, complete and traceable to source, and whether known data limitations are the reason for overlays that could instead be resolved.</w:t>
+            </w:r>
+          </w:p>
+        </w:tc>
+        <w:tc>
+          <w:tcPr>
+            <w:tcW w:type="dxa" w:w="3515"/>
+            <w:shd w:val="clear" w:color="auto" w:fill="F4F6FA"/>
+          </w:tcPr>
+          <w:p>
+            <w:pPr>
+              <w:pStyle w:val="TableText"/>
+            </w:pPr>
+            <w:r>
+              <w:rPr>
+                <w:rFonts w:ascii="Arial" w:hAnsi="Arial"/>
+                <w:sz w:val="16"/>
+              </w:rPr>
+              <w:t>Data lineage; quality metrics; documented limitations; the link between identified data gaps and adjustments made in their place.</w:t>
+            </w:r>
+          </w:p>
+        </w:tc>
+      </w:tr>
+      <w:tr>
+        <w:tc>
+          <w:tcPr>
+            <w:tcW w:type="dxa" w:w="2268"/>
+          </w:tcPr>
+          <w:p>
+            <w:pPr>
+              <w:pStyle w:val="TableText"/>
+            </w:pPr>
+            <w:r>
+              <w:rPr>
+                <w:rFonts w:ascii="Arial" w:hAnsi="Arial"/>
+                <w:sz w:val="16"/>
+              </w:rPr>
+              <w:t>13. Third-party and vendor components</w:t>
+            </w:r>
+          </w:p>
+        </w:tc>
+        <w:tc>
+          <w:tcPr>
+            <w:tcW w:type="dxa" w:w="3628"/>
+          </w:tcPr>
+          <w:p>
+            <w:pPr>
+              <w:pStyle w:val="TableText"/>
+            </w:pPr>
+            <w:r>
+              <w:rPr>
+                <w:rFonts w:ascii="Arial" w:hAnsi="Arial"/>
+                <w:sz w:val="16"/>
+              </w:rPr>
+              <w:t>Whether externally sourced models, scores, macroeconomic forecasts or calibration data used in the estimate are understood, validated and monitored by the entity itself, and whether the entity could continue to measure expected credit losses if the provider withdrew.</w:t>
+            </w:r>
+          </w:p>
+        </w:tc>
+        <w:tc>
+          <w:tcPr>
+            <w:tcW w:type="dxa" w:w="3515"/>
+          </w:tcPr>
+          <w:p>
+            <w:pPr>
+              <w:pStyle w:val="TableText"/>
+            </w:pPr>
+            <w:r>
+              <w:rPr>
+                <w:rFonts w:ascii="Arial" w:hAnsi="Arial"/>
+                <w:sz w:val="16"/>
+              </w:rPr>
+              <w:t>Vendor model documentation and the entity's own validation of it; the basis on which external forecasts are selected and challenged; contractual access to methodology and data; substitution arrangements.</w:t>
+            </w:r>
+          </w:p>
+        </w:tc>
+      </w:tr>
+      <w:tr>
+        <w:tc>
+          <w:tcPr>
+            <w:tcW w:type="dxa" w:w="2268"/>
+            <w:shd w:val="clear" w:color="auto" w:fill="F4F6FA"/>
+          </w:tcPr>
+          <w:p>
+            <w:pPr>
+              <w:pStyle w:val="TableText"/>
+            </w:pPr>
+            <w:r>
+              <w:rPr>
+                <w:rFonts w:ascii="Arial" w:hAnsi="Arial"/>
+                <w:sz w:val="16"/>
+              </w:rPr>
+              <w:t>14. Governance, accountability and reporting</w:t>
+            </w:r>
+          </w:p>
+        </w:tc>
+        <w:tc>
+          <w:tcPr>
+            <w:tcW w:type="dxa" w:w="3628"/>
+            <w:shd w:val="clear" w:color="auto" w:fill="F4F6FA"/>
+          </w:tcPr>
+          <w:p>
+            <w:pPr>
+              <w:pStyle w:val="TableText"/>
+            </w:pPr>
+            <w:r>
+              <w:rPr>
+                <w:rFonts w:ascii="Arial" w:hAnsi="Arial"/>
+                <w:sz w:val="16"/>
+              </w:rPr>
+              <w:t>Whether accountability for the provision is clear, whether the Board receives information sufficient to challenge it, and whether the entity's own committees have exercised that challenge.</w:t>
+            </w:r>
+          </w:p>
+        </w:tc>
+        <w:tc>
+          <w:tcPr>
+            <w:tcW w:type="dxa" w:w="3515"/>
+            <w:shd w:val="clear" w:color="auto" w:fill="F4F6FA"/>
+          </w:tcPr>
+          <w:p>
+            <w:pPr>
+              <w:pStyle w:val="TableText"/>
+            </w:pPr>
+            <w:r>
+              <w:rPr>
+                <w:rFonts w:ascii="Arial" w:hAnsi="Arial"/>
+                <w:sz w:val="16"/>
+              </w:rPr>
+              <w:t>Accountability map; Board and committee papers and minutes showing challenge; escalation of model performance issues.</w:t>
+            </w:r>
+          </w:p>
+        </w:tc>
+      </w:tr>
+      <w:tr>
+        <w:tc>
+          <w:tcPr>
+            <w:tcW w:type="dxa" w:w="2268"/>
+          </w:tcPr>
+          <w:p>
+            <w:pPr>
+              <w:pStyle w:val="TableText"/>
+            </w:pPr>
+            <w:r>
+              <w:rPr>
+                <w:rFonts w:ascii="Arial" w:hAnsi="Arial"/>
+                <w:sz w:val="16"/>
+              </w:rPr>
+              <w:t>15. Interaction with regulatory capital and reporting</w:t>
+            </w:r>
+          </w:p>
+        </w:tc>
+        <w:tc>
+          <w:tcPr>
+            <w:tcW w:type="dxa" w:w="3628"/>
+          </w:tcPr>
+          <w:p>
+            <w:pPr>
+              <w:pStyle w:val="TableText"/>
+            </w:pPr>
+            <w:r>
+              <w:rPr>
+                <w:rFonts w:ascii="Arial" w:hAnsi="Arial"/>
+                <w:sz w:val="16"/>
+              </w:rPr>
+              <w:t>Whether provisioning outcomes flow correctly into regulatory capital and prudential reporting, and whether any prescribed provisioning requirement is correctly applied.</w:t>
+            </w:r>
+          </w:p>
+        </w:tc>
+        <w:tc>
+          <w:tcPr>
+            <w:tcW w:type="dxa" w:w="3515"/>
+          </w:tcPr>
+          <w:p>
+            <w:pPr>
+              <w:pStyle w:val="TableText"/>
+            </w:pPr>
+            <w:r>
+              <w:rPr>
+                <w:rFonts w:ascii="Arial" w:hAnsi="Arial"/>
+                <w:sz w:val="16"/>
+              </w:rPr>
+              <w:t>Reconciliation between accounting provisions and regulatory treatment; reporting controls; evidence of correct classification of exposures.</w:t>
+            </w:r>
+          </w:p>
+        </w:tc>
+      </w:tr>
+      <w:tr>
+        <w:tc>
+          <w:tcPr>
+            <w:tcW w:type="dxa" w:w="2268"/>
+            <w:shd w:val="clear" w:color="auto" w:fill="F4F6FA"/>
+          </w:tcPr>
+          <w:p>
+            <w:pPr>
+              <w:pStyle w:val="TableText"/>
+            </w:pPr>
+            <w:r>
+              <w:rPr>
+                <w:rFonts w:ascii="Arial" w:hAnsi="Arial"/>
+                <w:sz w:val="16"/>
+              </w:rPr>
+              <w:t>16. Remediation and responsiveness</w:t>
             </w:r>
           </w:p>
         </w:tc>

--- a/CPS_XXXX_Model_Risk_Management.docx
+++ b/CPS_XXXX_Model_Risk_Management.docx
@@ -3003,7 +3003,7 @@
         <w:pStyle w:val="Guidance"/>
       </w:pPr>
       <w:r>
-        <w:t>This Prudential Standard does not alter or displace the model approval requirements in the capital standards. Where the two overlap, the more specific requirement in the capital standard prevails.</w:t>
+        <w:t>This Prudential Standard does not alter or displace the model approval requirements in the capital standards. Where a capital standard imposes a specific requirement on a matter this Prudential Standard also addresses — approval, change, or the conditions of use of an approved model — that requirement governs the matter. It does not relieve the entity of the framework obligations the capital standard does not address, which continue to apply to capital models as they do to others.</w:t>
       </w:r>
     </w:p>
     <w:p>
@@ -3119,7 +3119,7 @@
         <w:pStyle w:val="Guidance"/>
       </w:pPr>
       <w:r>
-        <w:t>APS 220 already requires an ADI to have sound policies and processes in place to appropriately validate models used to assess and measure expected credit losses. This Prudential Standard supplies the model risk discipline that requirement assumes: what validation consists of, who may perform it, how often, and what happens when it finds something. It does not displace APS 220, and where the two overlap the more specific requirement in APS 220 prevails.</w:t>
+        <w:t>APS 220 already requires an ADI to have sound policies and processes in place to appropriately validate models used to assess and measure expected credit losses. This Prudential Standard supplies the model risk discipline that requirement assumes: what validation consists of, who may perform it, how often, and what happens when it finds something. The two are cumulative: an ADI complies with both, neither reads down the other, and where this Prudential Standard requires more of an expected credit loss model than APS 220 does, the higher obligation is the one to meet.</w:t>
       </w:r>
     </w:p>
     <w:p>

--- a/CPS_XXXX_Model_Risk_Management.docx
+++ b/CPS_XXXX_Model_Risk_Management.docx
@@ -3513,7 +3513,7 @@
         <w:rPr>
           <w:b/>
         </w:rPr>
-        <w:t>M45. An APRA-regulated entity must notify APRA as soon as practicable, and within the timeframe applicable under CPS 230 or CPS 234 where the event also falls within those standards, of a model failure or model risk event that has, or is likely to have, a material impact on its financial position, on amounts credited to or debited from the accounts of its customers or beneficiaries, on its regulatory reporting or on its ability to meet its prudential obligations, and must provide APRA with information relating to its models and model risk management where APRA requires it in writing. Where APRA requires an entity, under a prudential standard or other instrument conferring that power, to appoint an independent party to review and report to APRA on its models or its model risk management, or on its credit risk management including its provisioning practices, the entity must support that review and provide the reviewer with access to the models, data, documentation, systems and personnel the review requires.</w:t>
+        <w:t>M45. An APRA-regulated entity must notify APRA as soon as practicable, and within the timeframe applicable under CPS 230 or CPS 234 where the event also falls within those standards, of a model failure or model risk event that has, or is likely to have, a material impact on its financial position, on amounts credited to or debited from the accounts of its customers or beneficiaries, on its regulatory reporting or on its ability to meet its prudential obligations, and must provide APRA with information relating to its models and model risk management where APRA requires it in writing. Where APRA requires an entity, under another prudential standard, to appoint an auditor or independent party to review and report to APRA on a matter that includes its models or its model risk management, the entity must support that review and must provide the reviewer with access to the models, data, documentation, systems and personnel reasonably required for the matters APRA has specified.</w:t>
       </w:r>
     </w:p>
     <w:p>
@@ -3537,7 +3537,15 @@
         <w:pStyle w:val="Guidance"/>
       </w:pPr>
       <w:r>
-        <w:t>This paragraph does not itself confer a power on APRA to require an independent review. It states what an entity must do where APRA exercises such a power conferred by another instrument. For an ADI, the Special purpose engagements provision of APS 220 confers that power in respect of credit risk management, including provisioning practices, and a review of expected credit loss models along the lines of Annex G falls within it. That provision applies to ADIs only and is expressed in terms of credit risk management rather than model risk management generally, so it does not supply a basis for an independent review of an entity's model risk management at large, nor any basis at all for an insurer or an RSE licensee. Whether this Prudential Standard should confer a review power of its own, and on what terms, is recorded in Annex F as a matter for settlement.</w:t>
+        <w:t>This paragraph does not itself confer a power on APRA to require a review. It states what an entity must do where APRA exercises a power conferred by another prudential standard. The Audit and Related Matters standards confer that power in every industry to which this Prudential Standard applies — APS 310 for ADIs, GPS 310, LPS 310 and HPS 310 for insurers and SPS 310 for RSE licensees — and each extends to the entity's risk management, which includes its management of model risk. Annex G sets out what a review directed at expected credit loss models would examine.</w:t>
+      </w:r>
+    </w:p>
+    <w:p>
+      <w:pPr>
+        <w:pStyle w:val="Guidance"/>
+      </w:pPr>
+      <w:r>
+        <w:t>For an ADI there is a second and narrower basis. The Special purpose engagements provision of APS 220 reaches all or a particular aspect of the ADI's credit risk management, including provisioning practices. It is confined to credit risk management, so those aspects of a model risk review that extend beyond credit risk rest on APS 310 rather than on APS 220. Under each of these provisions the cost is borne by the entity, and under APS 220 APRA may set the terms of the review and may request the report without prior consultation.</w:t>
       </w:r>
     </w:p>
     <w:p>
@@ -12896,7 +12904,7 @@
                 <w:rFonts w:ascii="Arial" w:hAnsi="Arial"/>
                 <w:sz w:val="14"/>
               </w:rPr>
-              <w:t>APRA-APG220</w:t>
+              <w:t>APRA-APS310</w:t>
             </w:r>
           </w:p>
         </w:tc>
@@ -12932,7 +12940,7 @@
                 <w:rFonts w:ascii="Arial" w:hAnsi="Arial"/>
                 <w:sz w:val="14"/>
               </w:rPr>
-              <w:t>Prudential Practice Guide APG 220 Credit Risk Management</w:t>
+              <w:t>Prudential Standard APS 310 Audit and Related Matters</w:t>
             </w:r>
           </w:p>
         </w:tc>
@@ -12950,7 +12958,7 @@
                 <w:rFonts w:ascii="Arial" w:hAnsi="Arial"/>
                 <w:sz w:val="14"/>
               </w:rPr>
-              <w:t>Current</w:t>
+              <w:t>Commenced 1 Jan 2023</w:t>
             </w:r>
           </w:p>
         </w:tc>
@@ -12968,7 +12976,7 @@
                 <w:rFonts w:ascii="Arial" w:hAnsi="Arial"/>
                 <w:sz w:val="14"/>
               </w:rPr>
-              <w:t>Prudential practice guide. Non-enforceable guidance.</w:t>
+              <w:t>Binding prudential standard.</w:t>
             </w:r>
           </w:p>
         </w:tc>
@@ -12986,7 +12994,7 @@
                 <w:rFonts w:ascii="Arial" w:hAnsi="Arial"/>
                 <w:sz w:val="14"/>
               </w:rPr>
-              <w:t>https://www.apra.gov.au/practice-guides/apg-220</w:t>
+              <w:t>https://www.apra.gov.au/standards/aps-310</w:t>
             </w:r>
           </w:p>
         </w:tc>
@@ -13005,7 +13013,7 @@
                 <w:rFonts w:ascii="Arial" w:hAnsi="Arial"/>
                 <w:sz w:val="14"/>
               </w:rPr>
-              <w:t>APRA-PROV-2023</w:t>
+              <w:t>APRA-GPS310</w:t>
             </w:r>
           </w:p>
         </w:tc>
@@ -13039,7 +13047,7 @@
                 <w:rFonts w:ascii="Arial" w:hAnsi="Arial"/>
                 <w:sz w:val="14"/>
               </w:rPr>
-              <w:t>Letter — Credit risk provisioning practices for locally incorporated authorised deposit-taking institutions</w:t>
+              <w:t>Prudential Standard GPS 310 Audit and Related Matters</w:t>
             </w:r>
           </w:p>
         </w:tc>
@@ -13056,7 +13064,7 @@
                 <w:rFonts w:ascii="Arial" w:hAnsi="Arial"/>
                 <w:sz w:val="14"/>
               </w:rPr>
-              <w:t>19 Oct 2023</w:t>
+              <w:t>Commenced 1 Oct 2024</w:t>
             </w:r>
           </w:p>
         </w:tc>
@@ -13073,7 +13081,7 @@
                 <w:rFonts w:ascii="Arial" w:hAnsi="Arial"/>
                 <w:sz w:val="14"/>
               </w:rPr>
-              <w:t>Letter to industry. Supervisory observations and expectations; not a prudential standard.</w:t>
+              <w:t>Binding prudential standard.</w:t>
             </w:r>
           </w:p>
         </w:tc>
@@ -13090,7 +13098,7 @@
                 <w:rFonts w:ascii="Arial" w:hAnsi="Arial"/>
                 <w:sz w:val="14"/>
               </w:rPr>
-              <w:t>https://www.apra.gov.au/credit-risk-provisioning-practices-for-locally-incorporated-authorised-deposit-taking-institutions</w:t>
+              <w:t>https://www.apra.gov.au/standards/gps-310</w:t>
             </w:r>
           </w:p>
         </w:tc>
@@ -13110,7 +13118,7 @@
                 <w:rFonts w:ascii="Arial" w:hAnsi="Arial"/>
                 <w:sz w:val="14"/>
               </w:rPr>
-              <w:t>AASB-9</w:t>
+              <w:t>APRA-LPS310</w:t>
             </w:r>
           </w:p>
         </w:tc>
@@ -13128,7 +13136,7 @@
                 <w:rFonts w:ascii="Arial" w:hAnsi="Arial"/>
                 <w:sz w:val="14"/>
               </w:rPr>
-              <w:t>AASB</w:t>
+              <w:t>APRA</w:t>
             </w:r>
           </w:p>
         </w:tc>
@@ -13146,7 +13154,7 @@
                 <w:rFonts w:ascii="Arial" w:hAnsi="Arial"/>
                 <w:sz w:val="14"/>
               </w:rPr>
-              <w:t>AASB 9 Financial Instruments</w:t>
+              <w:t>Prudential Standard LPS 310 Audit and Related Matters</w:t>
             </w:r>
           </w:p>
         </w:tc>
@@ -13164,7 +13172,7 @@
                 <w:rFonts w:ascii="Arial" w:hAnsi="Arial"/>
                 <w:sz w:val="14"/>
               </w:rPr>
-              <w:t>As amended</w:t>
+              <w:t>Commenced 18 Dec 2023</w:t>
             </w:r>
           </w:p>
         </w:tc>
@@ -13182,7 +13190,7 @@
                 <w:rFonts w:ascii="Arial" w:hAnsi="Arial"/>
                 <w:sz w:val="14"/>
               </w:rPr>
-              <w:t>Australian Accounting Standard. Binding for financial reporting purposes under the Corporations Act; not a prudential instrument.</w:t>
+              <w:t>Binding prudential standard.</w:t>
             </w:r>
           </w:p>
         </w:tc>
@@ -13200,7 +13208,7 @@
                 <w:rFonts w:ascii="Arial" w:hAnsi="Arial"/>
                 <w:sz w:val="14"/>
               </w:rPr>
-              <w:t>https://www.aasb.gov.au/pronouncements/accounting-standards/</w:t>
+              <w:t>https://www.apra.gov.au/standards/lps-310</w:t>
             </w:r>
           </w:p>
         </w:tc>
@@ -13219,7 +13227,7 @@
                 <w:rFonts w:ascii="Arial" w:hAnsi="Arial"/>
                 <w:sz w:val="14"/>
               </w:rPr>
-              <w:t>APRA-CPG110</w:t>
+              <w:t>APRA-HPS310</w:t>
             </w:r>
           </w:p>
         </w:tc>
@@ -13253,7 +13261,7 @@
                 <w:rFonts w:ascii="Arial" w:hAnsi="Arial"/>
                 <w:sz w:val="14"/>
               </w:rPr>
-              <w:t>Prudential Practice Guide CPG 110 Internal Capital Adequacy Assessment Process and Supervisory Review</w:t>
+              <w:t>Prudential Standard HPS 310 Audit and Related Matters</w:t>
             </w:r>
           </w:p>
         </w:tc>
@@ -13270,7 +13278,7 @@
                 <w:rFonts w:ascii="Arial" w:hAnsi="Arial"/>
                 <w:sz w:val="14"/>
               </w:rPr>
-              <w:t>Current</w:t>
+              <w:t>Commenced 1 Jul 2023</w:t>
             </w:r>
           </w:p>
         </w:tc>
@@ -13287,7 +13295,7 @@
                 <w:rFonts w:ascii="Arial" w:hAnsi="Arial"/>
                 <w:sz w:val="14"/>
               </w:rPr>
-              <w:t>Prudential practice guide. Non-enforceable guidance.</w:t>
+              <w:t>Binding prudential standard.</w:t>
             </w:r>
           </w:p>
         </w:tc>
@@ -13304,7 +13312,7 @@
                 <w:rFonts w:ascii="Arial" w:hAnsi="Arial"/>
                 <w:sz w:val="14"/>
               </w:rPr>
-              <w:t>https://www.apra.gov.au/practice-guides/cpg-110</w:t>
+              <w:t>https://www.apra.gov.au/standards/hps-310</w:t>
             </w:r>
           </w:p>
         </w:tc>
@@ -13324,7 +13332,7 @@
                 <w:rFonts w:ascii="Arial" w:hAnsi="Arial"/>
                 <w:sz w:val="14"/>
               </w:rPr>
-              <w:t>APRA-CPS001</w:t>
+              <w:t>APRA-SPS310</w:t>
             </w:r>
           </w:p>
         </w:tc>
@@ -13360,7 +13368,7 @@
                 <w:rFonts w:ascii="Arial" w:hAnsi="Arial"/>
                 <w:sz w:val="14"/>
               </w:rPr>
-              <w:t>Prudential Standard CPS 001 Defined terms</w:t>
+              <w:t>Prudential Standard SPS 310 Audit and Related Matters</w:t>
             </w:r>
           </w:p>
         </w:tc>
@@ -13378,7 +13386,7 @@
                 <w:rFonts w:ascii="Arial" w:hAnsi="Arial"/>
                 <w:sz w:val="14"/>
               </w:rPr>
-              <w:t>In force; commencement not separately verified</w:t>
+              <w:t>Commenced 30 Jun 2024</w:t>
             </w:r>
           </w:p>
         </w:tc>
@@ -13414,7 +13422,7 @@
                 <w:rFonts w:ascii="Arial" w:hAnsi="Arial"/>
                 <w:sz w:val="14"/>
               </w:rPr>
-              <w:t>https://www.apra.gov.au/standards/cps-001</w:t>
+              <w:t>https://www.apra.gov.au/standards/sps-310</w:t>
             </w:r>
           </w:p>
         </w:tc>
@@ -13433,7 +13441,7 @@
                 <w:rFonts w:ascii="Arial" w:hAnsi="Arial"/>
                 <w:sz w:val="14"/>
               </w:rPr>
-              <w:t>APRA-CPS220</w:t>
+              <w:t>APRA-APG220</w:t>
             </w:r>
           </w:p>
         </w:tc>
@@ -13467,7 +13475,7 @@
                 <w:rFonts w:ascii="Arial" w:hAnsi="Arial"/>
                 <w:sz w:val="14"/>
               </w:rPr>
-              <w:t>Prudential Standard CPS 220 Risk Management</w:t>
+              <w:t>Prudential Practice Guide APG 220 Credit Risk Management</w:t>
             </w:r>
           </w:p>
         </w:tc>
@@ -13484,7 +13492,7 @@
                 <w:rFonts w:ascii="Arial" w:hAnsi="Arial"/>
                 <w:sz w:val="14"/>
               </w:rPr>
-              <w:t>Commenced 1 Jul 2019</w:t>
+              <w:t>Current</w:t>
             </w:r>
           </w:p>
         </w:tc>
@@ -13501,7 +13509,7 @@
                 <w:rFonts w:ascii="Arial" w:hAnsi="Arial"/>
                 <w:sz w:val="14"/>
               </w:rPr>
-              <w:t>Binding cross-industry prudential standard.</w:t>
+              <w:t>Prudential practice guide. Non-enforceable guidance.</w:t>
             </w:r>
           </w:p>
         </w:tc>
@@ -13518,7 +13526,7 @@
                 <w:rFonts w:ascii="Arial" w:hAnsi="Arial"/>
                 <w:sz w:val="14"/>
               </w:rPr>
-              <w:t>https://www.apra.gov.au/standards/cps-220</w:t>
+              <w:t>https://www.apra.gov.au/practice-guides/apg-220</w:t>
             </w:r>
           </w:p>
         </w:tc>
@@ -13538,7 +13546,7 @@
                 <w:rFonts w:ascii="Arial" w:hAnsi="Arial"/>
                 <w:sz w:val="14"/>
               </w:rPr>
-              <w:t>APRA-SPS220</w:t>
+              <w:t>APRA-PROV-2023</w:t>
             </w:r>
           </w:p>
         </w:tc>
@@ -13574,7 +13582,7 @@
                 <w:rFonts w:ascii="Arial" w:hAnsi="Arial"/>
                 <w:sz w:val="14"/>
               </w:rPr>
-              <w:t>Prudential Standard SPS 220 Risk Management</w:t>
+              <w:t>Letter — Credit risk provisioning practices for locally incorporated authorised deposit-taking institutions</w:t>
             </w:r>
           </w:p>
         </w:tc>
@@ -13592,7 +13600,7 @@
                 <w:rFonts w:ascii="Arial" w:hAnsi="Arial"/>
                 <w:sz w:val="14"/>
               </w:rPr>
-              <w:t>Commenced 1 Jan 2023</w:t>
+              <w:t>19 Oct 2023</w:t>
             </w:r>
           </w:p>
         </w:tc>
@@ -13610,7 +13618,7 @@
                 <w:rFonts w:ascii="Arial" w:hAnsi="Arial"/>
                 <w:sz w:val="14"/>
               </w:rPr>
-              <w:t>Binding prudential standard.</w:t>
+              <w:t>Letter to industry. Supervisory observations and expectations; not a prudential standard.</w:t>
             </w:r>
           </w:p>
         </w:tc>
@@ -13628,7 +13636,7 @@
                 <w:rFonts w:ascii="Arial" w:hAnsi="Arial"/>
                 <w:sz w:val="14"/>
               </w:rPr>
-              <w:t>https://www.apra.gov.au/standards/sps-220</w:t>
+              <w:t>https://www.apra.gov.au/credit-risk-provisioning-practices-for-locally-incorporated-authorised-deposit-taking-institutions</w:t>
             </w:r>
           </w:p>
         </w:tc>
@@ -13647,7 +13655,7 @@
                 <w:rFonts w:ascii="Arial" w:hAnsi="Arial"/>
                 <w:sz w:val="14"/>
               </w:rPr>
-              <w:t>APRA-CPS230</w:t>
+              <w:t>AASB-9</w:t>
             </w:r>
           </w:p>
         </w:tc>
@@ -13664,7 +13672,7 @@
                 <w:rFonts w:ascii="Arial" w:hAnsi="Arial"/>
                 <w:sz w:val="14"/>
               </w:rPr>
-              <w:t>APRA</w:t>
+              <w:t>AASB</w:t>
             </w:r>
           </w:p>
         </w:tc>
@@ -13681,7 +13689,7 @@
                 <w:rFonts w:ascii="Arial" w:hAnsi="Arial"/>
                 <w:sz w:val="14"/>
               </w:rPr>
-              <w:t>Prudential Standard CPS 230 Operational Risk Management</w:t>
+              <w:t>AASB 9 Financial Instruments</w:t>
             </w:r>
           </w:p>
         </w:tc>
@@ -13698,7 +13706,7 @@
                 <w:rFonts w:ascii="Arial" w:hAnsi="Arial"/>
                 <w:sz w:val="14"/>
               </w:rPr>
-              <w:t>Determined 23 Apr 2026; commences 1 Jul 2026</w:t>
+              <w:t>As amended</w:t>
             </w:r>
           </w:p>
         </w:tc>
@@ -13715,7 +13723,7 @@
                 <w:rFonts w:ascii="Arial" w:hAnsi="Arial"/>
                 <w:sz w:val="14"/>
               </w:rPr>
-              <w:t>Binding cross-industry prudential standard. The current determination revokes and replaces the 2023 determination, under which CPS 230 commenced on 1 July 2025.</w:t>
+              <w:t>Australian Accounting Standard. Binding for financial reporting purposes under the Corporations Act; not a prudential instrument.</w:t>
             </w:r>
           </w:p>
         </w:tc>
@@ -13732,7 +13740,7 @@
                 <w:rFonts w:ascii="Arial" w:hAnsi="Arial"/>
                 <w:sz w:val="14"/>
               </w:rPr>
-              <w:t>https://www.apra.gov.au/standards/cps-230</w:t>
+              <w:t>https://www.aasb.gov.au/pronouncements/accounting-standards/</w:t>
             </w:r>
           </w:p>
         </w:tc>
@@ -13752,7 +13760,7 @@
                 <w:rFonts w:ascii="Arial" w:hAnsi="Arial"/>
                 <w:sz w:val="14"/>
               </w:rPr>
-              <w:t>APRA-CPS234</w:t>
+              <w:t>APRA-CPG110</w:t>
             </w:r>
           </w:p>
         </w:tc>
@@ -13788,7 +13796,7 @@
                 <w:rFonts w:ascii="Arial" w:hAnsi="Arial"/>
                 <w:sz w:val="14"/>
               </w:rPr>
-              <w:t>Prudential Standard CPS 234 Information Security</w:t>
+              <w:t>Prudential Practice Guide CPG 110 Internal Capital Adequacy Assessment Process and Supervisory Review</w:t>
             </w:r>
           </w:p>
         </w:tc>
@@ -13806,7 +13814,7 @@
                 <w:rFonts w:ascii="Arial" w:hAnsi="Arial"/>
                 <w:sz w:val="14"/>
               </w:rPr>
-              <w:t>Commenced 1 Jul 2019</w:t>
+              <w:t>Current</w:t>
             </w:r>
           </w:p>
         </w:tc>
@@ -13824,7 +13832,7 @@
                 <w:rFonts w:ascii="Arial" w:hAnsi="Arial"/>
                 <w:sz w:val="14"/>
               </w:rPr>
-              <w:t>Binding cross-industry prudential standard.</w:t>
+              <w:t>Prudential practice guide. Non-enforceable guidance.</w:t>
             </w:r>
           </w:p>
         </w:tc>
@@ -13842,7 +13850,7 @@
                 <w:rFonts w:ascii="Arial" w:hAnsi="Arial"/>
                 <w:sz w:val="14"/>
               </w:rPr>
-              <w:t>https://www.apra.gov.au/standards/cps-234</w:t>
+              <w:t>https://www.apra.gov.au/practice-guides/cpg-110</w:t>
             </w:r>
           </w:p>
         </w:tc>
@@ -13861,7 +13869,7 @@
                 <w:rFonts w:ascii="Arial" w:hAnsi="Arial"/>
                 <w:sz w:val="14"/>
               </w:rPr>
-              <w:t>APRA-CPG235</w:t>
+              <w:t>APRA-CPS001</w:t>
             </w:r>
           </w:p>
         </w:tc>
@@ -13895,7 +13903,7 @@
                 <w:rFonts w:ascii="Arial" w:hAnsi="Arial"/>
                 <w:sz w:val="14"/>
               </w:rPr>
-              <w:t>Prudential Practice Guide CPG 235 Managing Data Risk</w:t>
+              <w:t>Prudential Standard CPS 001 Defined terms</w:t>
             </w:r>
           </w:p>
         </w:tc>
@@ -13912,7 +13920,7 @@
                 <w:rFonts w:ascii="Arial" w:hAnsi="Arial"/>
                 <w:sz w:val="14"/>
               </w:rPr>
-              <w:t>Sep 2013</w:t>
+              <w:t>In force; commencement not separately verified</w:t>
             </w:r>
           </w:p>
         </w:tc>
@@ -13929,7 +13937,7 @@
                 <w:rFonts w:ascii="Arial" w:hAnsi="Arial"/>
                 <w:sz w:val="14"/>
               </w:rPr>
-              <w:t>Prudential practice guide. Non-enforceable guidance.</w:t>
+              <w:t>Binding prudential standard.</w:t>
             </w:r>
           </w:p>
         </w:tc>
@@ -13946,7 +13954,7 @@
                 <w:rFonts w:ascii="Arial" w:hAnsi="Arial"/>
                 <w:sz w:val="14"/>
               </w:rPr>
-              <w:t>https://www.apra.gov.au/system/files/Prudential-Practice-Guide-CPG-235-Managing-Data-Risk_1.pdf</w:t>
+              <w:t>https://www.apra.gov.au/standards/cps-001</w:t>
             </w:r>
           </w:p>
         </w:tc>
@@ -13966,7 +13974,7 @@
                 <w:rFonts w:ascii="Arial" w:hAnsi="Arial"/>
                 <w:sz w:val="14"/>
               </w:rPr>
-              <w:t>APRA-APS113</w:t>
+              <w:t>APRA-CPS220</w:t>
             </w:r>
           </w:p>
         </w:tc>
@@ -14002,7 +14010,7 @@
                 <w:rFonts w:ascii="Arial" w:hAnsi="Arial"/>
                 <w:sz w:val="14"/>
               </w:rPr>
-              <w:t>Prudential Standard APS 113 Capital Adequacy: Internal Ratings-based Approach to Credit Risk</w:t>
+              <w:t>Prudential Standard CPS 220 Risk Management</w:t>
             </w:r>
           </w:p>
         </w:tc>
@@ -14020,7 +14028,7 @@
                 <w:rFonts w:ascii="Arial" w:hAnsi="Arial"/>
                 <w:sz w:val="14"/>
               </w:rPr>
-              <w:t>Released 4 Jun 2026; commenced 30 Jun 2026</w:t>
+              <w:t>Commenced 1 Jul 2019</w:t>
             </w:r>
           </w:p>
         </w:tc>
@@ -14038,7 +14046,7 @@
                 <w:rFonts w:ascii="Arial" w:hAnsi="Arial"/>
                 <w:sz w:val="14"/>
               </w:rPr>
-              <w:t>Binding prudential standard.</w:t>
+              <w:t>Binding cross-industry prudential standard.</w:t>
             </w:r>
           </w:p>
         </w:tc>
@@ -14056,7 +14064,7 @@
                 <w:rFonts w:ascii="Arial" w:hAnsi="Arial"/>
                 <w:sz w:val="14"/>
               </w:rPr>
-              <w:t>https://www.apra.gov.au/standards/aps-113</w:t>
+              <w:t>https://www.apra.gov.au/standards/cps-220</w:t>
             </w:r>
           </w:p>
         </w:tc>
@@ -14075,7 +14083,7 @@
                 <w:rFonts w:ascii="Arial" w:hAnsi="Arial"/>
                 <w:sz w:val="14"/>
               </w:rPr>
-              <w:t>APRA-CPS320</w:t>
+              <w:t>APRA-SPS220</w:t>
             </w:r>
           </w:p>
         </w:tc>
@@ -14109,7 +14117,7 @@
                 <w:rFonts w:ascii="Arial" w:hAnsi="Arial"/>
                 <w:sz w:val="14"/>
               </w:rPr>
-              <w:t>Prudential Standard CPS 320 Actuarial and Related Matters</w:t>
+              <w:t>Prudential Standard SPS 220 Risk Management</w:t>
             </w:r>
           </w:p>
         </w:tc>
@@ -14126,7 +14134,7 @@
                 <w:rFonts w:ascii="Arial" w:hAnsi="Arial"/>
                 <w:sz w:val="14"/>
               </w:rPr>
-              <w:t>Determined 29 Apr 2026; commenced 1 Jul 2026</w:t>
+              <w:t>Commenced 1 Jan 2023</w:t>
             </w:r>
           </w:p>
         </w:tc>
@@ -14160,7 +14168,7 @@
                 <w:rFonts w:ascii="Arial" w:hAnsi="Arial"/>
                 <w:sz w:val="14"/>
               </w:rPr>
-              <w:t>https://www.apra.gov.au/standards/cps-320</w:t>
+              <w:t>https://www.apra.gov.au/standards/sps-220</w:t>
             </w:r>
           </w:p>
         </w:tc>
@@ -14180,7 +14188,7 @@
                 <w:rFonts w:ascii="Arial" w:hAnsi="Arial"/>
                 <w:sz w:val="14"/>
               </w:rPr>
-              <w:t>APRA-SPS530</w:t>
+              <w:t>APRA-CPS230</w:t>
             </w:r>
           </w:p>
         </w:tc>
@@ -14216,7 +14224,7 @@
                 <w:rFonts w:ascii="Arial" w:hAnsi="Arial"/>
                 <w:sz w:val="14"/>
               </w:rPr>
-              <w:t>Prudential Standard SPS 530 Investment Governance</w:t>
+              <w:t>Prudential Standard CPS 230 Operational Risk Management</w:t>
             </w:r>
           </w:p>
         </w:tc>
@@ -14234,7 +14242,7 @@
                 <w:rFonts w:ascii="Arial" w:hAnsi="Arial"/>
                 <w:sz w:val="14"/>
               </w:rPr>
-              <w:t>Commenced 1 Jan 2023</w:t>
+              <w:t>Determined 23 Apr 2026; commences 1 Jul 2026</w:t>
             </w:r>
           </w:p>
         </w:tc>
@@ -14252,7 +14260,7 @@
                 <w:rFonts w:ascii="Arial" w:hAnsi="Arial"/>
                 <w:sz w:val="14"/>
               </w:rPr>
-              <w:t>Binding prudential standard.</w:t>
+              <w:t>Binding cross-industry prudential standard. The current determination revokes and replaces the 2023 determination, under which CPS 230 commenced on 1 July 2025.</w:t>
             </w:r>
           </w:p>
         </w:tc>
@@ -14270,7 +14278,7 @@
                 <w:rFonts w:ascii="Arial" w:hAnsi="Arial"/>
                 <w:sz w:val="14"/>
               </w:rPr>
-              <w:t>https://www.apra.gov.au/standards/sps-530</w:t>
+              <w:t>https://www.apra.gov.au/standards/cps-230</w:t>
             </w:r>
           </w:p>
         </w:tc>
@@ -14289,7 +14297,7 @@
                 <w:rFonts w:ascii="Arial" w:hAnsi="Arial"/>
                 <w:sz w:val="14"/>
               </w:rPr>
-              <w:t>APRA-HPS110</w:t>
+              <w:t>APRA-CPS234</w:t>
             </w:r>
           </w:p>
         </w:tc>
@@ -14323,7 +14331,7 @@
                 <w:rFonts w:ascii="Arial" w:hAnsi="Arial"/>
                 <w:sz w:val="14"/>
               </w:rPr>
-              <w:t>Prudential Standard HPS 110 Capital Adequacy (private health insurance)</w:t>
+              <w:t>Prudential Standard CPS 234 Information Security</w:t>
             </w:r>
           </w:p>
         </w:tc>
@@ -14340,7 +14348,7 @@
                 <w:rFonts w:ascii="Arial" w:hAnsi="Arial"/>
                 <w:sz w:val="14"/>
               </w:rPr>
-              <w:t>In force; commencement not separately verified</w:t>
+              <w:t>Commenced 1 Jul 2019</w:t>
             </w:r>
           </w:p>
         </w:tc>
@@ -14357,7 +14365,7 @@
                 <w:rFonts w:ascii="Arial" w:hAnsi="Arial"/>
                 <w:sz w:val="14"/>
               </w:rPr>
-              <w:t>Binding prudential standard.</w:t>
+              <w:t>Binding cross-industry prudential standard.</w:t>
             </w:r>
           </w:p>
         </w:tc>
@@ -14374,7 +14382,7 @@
                 <w:rFonts w:ascii="Arial" w:hAnsi="Arial"/>
                 <w:sz w:val="14"/>
               </w:rPr>
-              <w:t>https://www.apra.gov.au/standards/hps-110</w:t>
+              <w:t>https://www.apra.gov.au/standards/cps-234</w:t>
             </w:r>
           </w:p>
         </w:tc>
@@ -14394,7 +14402,7 @@
                 <w:rFonts w:ascii="Arial" w:hAnsi="Arial"/>
                 <w:sz w:val="14"/>
               </w:rPr>
-              <w:t>APRA-SPS114</w:t>
+              <w:t>APRA-CPG235</w:t>
             </w:r>
           </w:p>
         </w:tc>
@@ -14430,7 +14438,7 @@
                 <w:rFonts w:ascii="Arial" w:hAnsi="Arial"/>
                 <w:sz w:val="14"/>
               </w:rPr>
-              <w:t>Prudential Standard SPS 114 Operational Risk Financial Requirement</w:t>
+              <w:t>Prudential Practice Guide CPG 235 Managing Data Risk</w:t>
             </w:r>
           </w:p>
         </w:tc>
@@ -14448,7 +14456,7 @@
                 <w:rFonts w:ascii="Arial" w:hAnsi="Arial"/>
                 <w:sz w:val="14"/>
               </w:rPr>
-              <w:t>In force; commencement not separately verified</w:t>
+              <w:t>Sep 2013</w:t>
             </w:r>
           </w:p>
         </w:tc>
@@ -14466,7 +14474,7 @@
                 <w:rFonts w:ascii="Arial" w:hAnsi="Arial"/>
                 <w:sz w:val="14"/>
               </w:rPr>
-              <w:t>Binding prudential standard.</w:t>
+              <w:t>Prudential practice guide. Non-enforceable guidance.</w:t>
             </w:r>
           </w:p>
         </w:tc>
@@ -14484,7 +14492,7 @@
                 <w:rFonts w:ascii="Arial" w:hAnsi="Arial"/>
                 <w:sz w:val="14"/>
               </w:rPr>
-              <w:t>https://www.apra.gov.au/standards/sps-114</w:t>
+              <w:t>https://www.apra.gov.au/system/files/Prudential-Practice-Guide-CPG-235-Managing-Data-Risk_1.pdf</w:t>
             </w:r>
           </w:p>
         </w:tc>
@@ -14503,6 +14511,539 @@
                 <w:rFonts w:ascii="Arial" w:hAnsi="Arial"/>
                 <w:sz w:val="14"/>
               </w:rPr>
+              <w:t>APRA-APS113</w:t>
+            </w:r>
+          </w:p>
+        </w:tc>
+        <w:tc>
+          <w:tcPr>
+            <w:tcW w:type="dxa" w:w="850"/>
+          </w:tcPr>
+          <w:p>
+            <w:pPr>
+              <w:pStyle w:val="TableText"/>
+            </w:pPr>
+            <w:r>
+              <w:rPr>
+                <w:rFonts w:ascii="Arial" w:hAnsi="Arial"/>
+                <w:sz w:val="14"/>
+              </w:rPr>
+              <w:t>APRA</w:t>
+            </w:r>
+          </w:p>
+        </w:tc>
+        <w:tc>
+          <w:tcPr>
+            <w:tcW w:type="dxa" w:w="2494"/>
+          </w:tcPr>
+          <w:p>
+            <w:pPr>
+              <w:pStyle w:val="TableText"/>
+            </w:pPr>
+            <w:r>
+              <w:rPr>
+                <w:rFonts w:ascii="Arial" w:hAnsi="Arial"/>
+                <w:sz w:val="14"/>
+              </w:rPr>
+              <w:t>Prudential Standard APS 113 Capital Adequacy: Internal Ratings-based Approach to Credit Risk</w:t>
+            </w:r>
+          </w:p>
+        </w:tc>
+        <w:tc>
+          <w:tcPr>
+            <w:tcW w:type="dxa" w:w="1304"/>
+          </w:tcPr>
+          <w:p>
+            <w:pPr>
+              <w:pStyle w:val="TableText"/>
+            </w:pPr>
+            <w:r>
+              <w:rPr>
+                <w:rFonts w:ascii="Arial" w:hAnsi="Arial"/>
+                <w:sz w:val="14"/>
+              </w:rPr>
+              <w:t>Released 4 Jun 2026; commenced 30 Jun 2026</w:t>
+            </w:r>
+          </w:p>
+        </w:tc>
+        <w:tc>
+          <w:tcPr>
+            <w:tcW w:type="dxa" w:w="1701"/>
+          </w:tcPr>
+          <w:p>
+            <w:pPr>
+              <w:pStyle w:val="TableText"/>
+            </w:pPr>
+            <w:r>
+              <w:rPr>
+                <w:rFonts w:ascii="Arial" w:hAnsi="Arial"/>
+                <w:sz w:val="14"/>
+              </w:rPr>
+              <w:t>Binding prudential standard.</w:t>
+            </w:r>
+          </w:p>
+        </w:tc>
+        <w:tc>
+          <w:tcPr>
+            <w:tcW w:type="dxa" w:w="1984"/>
+          </w:tcPr>
+          <w:p>
+            <w:pPr>
+              <w:pStyle w:val="TableText"/>
+            </w:pPr>
+            <w:r>
+              <w:rPr>
+                <w:rFonts w:ascii="Arial" w:hAnsi="Arial"/>
+                <w:sz w:val="14"/>
+              </w:rPr>
+              <w:t>https://www.apra.gov.au/standards/aps-113</w:t>
+            </w:r>
+          </w:p>
+        </w:tc>
+      </w:tr>
+      <w:tr>
+        <w:tc>
+          <w:tcPr>
+            <w:tcW w:type="dxa" w:w="1077"/>
+            <w:shd w:val="clear" w:color="auto" w:fill="F4F6FA"/>
+          </w:tcPr>
+          <w:p>
+            <w:pPr>
+              <w:pStyle w:val="TableText"/>
+            </w:pPr>
+            <w:r>
+              <w:rPr>
+                <w:rFonts w:ascii="Arial" w:hAnsi="Arial"/>
+                <w:sz w:val="14"/>
+              </w:rPr>
+              <w:t>APRA-CPS320</w:t>
+            </w:r>
+          </w:p>
+        </w:tc>
+        <w:tc>
+          <w:tcPr>
+            <w:tcW w:type="dxa" w:w="850"/>
+            <w:shd w:val="clear" w:color="auto" w:fill="F4F6FA"/>
+          </w:tcPr>
+          <w:p>
+            <w:pPr>
+              <w:pStyle w:val="TableText"/>
+            </w:pPr>
+            <w:r>
+              <w:rPr>
+                <w:rFonts w:ascii="Arial" w:hAnsi="Arial"/>
+                <w:sz w:val="14"/>
+              </w:rPr>
+              <w:t>APRA</w:t>
+            </w:r>
+          </w:p>
+        </w:tc>
+        <w:tc>
+          <w:tcPr>
+            <w:tcW w:type="dxa" w:w="2494"/>
+            <w:shd w:val="clear" w:color="auto" w:fill="F4F6FA"/>
+          </w:tcPr>
+          <w:p>
+            <w:pPr>
+              <w:pStyle w:val="TableText"/>
+            </w:pPr>
+            <w:r>
+              <w:rPr>
+                <w:rFonts w:ascii="Arial" w:hAnsi="Arial"/>
+                <w:sz w:val="14"/>
+              </w:rPr>
+              <w:t>Prudential Standard CPS 320 Actuarial and Related Matters</w:t>
+            </w:r>
+          </w:p>
+        </w:tc>
+        <w:tc>
+          <w:tcPr>
+            <w:tcW w:type="dxa" w:w="1304"/>
+            <w:shd w:val="clear" w:color="auto" w:fill="F4F6FA"/>
+          </w:tcPr>
+          <w:p>
+            <w:pPr>
+              <w:pStyle w:val="TableText"/>
+            </w:pPr>
+            <w:r>
+              <w:rPr>
+                <w:rFonts w:ascii="Arial" w:hAnsi="Arial"/>
+                <w:sz w:val="14"/>
+              </w:rPr>
+              <w:t>Determined 29 Apr 2026; commenced 1 Jul 2026</w:t>
+            </w:r>
+          </w:p>
+        </w:tc>
+        <w:tc>
+          <w:tcPr>
+            <w:tcW w:type="dxa" w:w="1701"/>
+            <w:shd w:val="clear" w:color="auto" w:fill="F4F6FA"/>
+          </w:tcPr>
+          <w:p>
+            <w:pPr>
+              <w:pStyle w:val="TableText"/>
+            </w:pPr>
+            <w:r>
+              <w:rPr>
+                <w:rFonts w:ascii="Arial" w:hAnsi="Arial"/>
+                <w:sz w:val="14"/>
+              </w:rPr>
+              <w:t>Binding prudential standard.</w:t>
+            </w:r>
+          </w:p>
+        </w:tc>
+        <w:tc>
+          <w:tcPr>
+            <w:tcW w:type="dxa" w:w="1984"/>
+            <w:shd w:val="clear" w:color="auto" w:fill="F4F6FA"/>
+          </w:tcPr>
+          <w:p>
+            <w:pPr>
+              <w:pStyle w:val="TableText"/>
+            </w:pPr>
+            <w:r>
+              <w:rPr>
+                <w:rFonts w:ascii="Arial" w:hAnsi="Arial"/>
+                <w:sz w:val="14"/>
+              </w:rPr>
+              <w:t>https://www.apra.gov.au/standards/cps-320</w:t>
+            </w:r>
+          </w:p>
+        </w:tc>
+      </w:tr>
+      <w:tr>
+        <w:tc>
+          <w:tcPr>
+            <w:tcW w:type="dxa" w:w="1077"/>
+          </w:tcPr>
+          <w:p>
+            <w:pPr>
+              <w:pStyle w:val="TableText"/>
+            </w:pPr>
+            <w:r>
+              <w:rPr>
+                <w:rFonts w:ascii="Arial" w:hAnsi="Arial"/>
+                <w:sz w:val="14"/>
+              </w:rPr>
+              <w:t>APRA-SPS530</w:t>
+            </w:r>
+          </w:p>
+        </w:tc>
+        <w:tc>
+          <w:tcPr>
+            <w:tcW w:type="dxa" w:w="850"/>
+          </w:tcPr>
+          <w:p>
+            <w:pPr>
+              <w:pStyle w:val="TableText"/>
+            </w:pPr>
+            <w:r>
+              <w:rPr>
+                <w:rFonts w:ascii="Arial" w:hAnsi="Arial"/>
+                <w:sz w:val="14"/>
+              </w:rPr>
+              <w:t>APRA</w:t>
+            </w:r>
+          </w:p>
+        </w:tc>
+        <w:tc>
+          <w:tcPr>
+            <w:tcW w:type="dxa" w:w="2494"/>
+          </w:tcPr>
+          <w:p>
+            <w:pPr>
+              <w:pStyle w:val="TableText"/>
+            </w:pPr>
+            <w:r>
+              <w:rPr>
+                <w:rFonts w:ascii="Arial" w:hAnsi="Arial"/>
+                <w:sz w:val="14"/>
+              </w:rPr>
+              <w:t>Prudential Standard SPS 530 Investment Governance</w:t>
+            </w:r>
+          </w:p>
+        </w:tc>
+        <w:tc>
+          <w:tcPr>
+            <w:tcW w:type="dxa" w:w="1304"/>
+          </w:tcPr>
+          <w:p>
+            <w:pPr>
+              <w:pStyle w:val="TableText"/>
+            </w:pPr>
+            <w:r>
+              <w:rPr>
+                <w:rFonts w:ascii="Arial" w:hAnsi="Arial"/>
+                <w:sz w:val="14"/>
+              </w:rPr>
+              <w:t>Commenced 1 Jan 2023</w:t>
+            </w:r>
+          </w:p>
+        </w:tc>
+        <w:tc>
+          <w:tcPr>
+            <w:tcW w:type="dxa" w:w="1701"/>
+          </w:tcPr>
+          <w:p>
+            <w:pPr>
+              <w:pStyle w:val="TableText"/>
+            </w:pPr>
+            <w:r>
+              <w:rPr>
+                <w:rFonts w:ascii="Arial" w:hAnsi="Arial"/>
+                <w:sz w:val="14"/>
+              </w:rPr>
+              <w:t>Binding prudential standard.</w:t>
+            </w:r>
+          </w:p>
+        </w:tc>
+        <w:tc>
+          <w:tcPr>
+            <w:tcW w:type="dxa" w:w="1984"/>
+          </w:tcPr>
+          <w:p>
+            <w:pPr>
+              <w:pStyle w:val="TableText"/>
+            </w:pPr>
+            <w:r>
+              <w:rPr>
+                <w:rFonts w:ascii="Arial" w:hAnsi="Arial"/>
+                <w:sz w:val="14"/>
+              </w:rPr>
+              <w:t>https://www.apra.gov.au/standards/sps-530</w:t>
+            </w:r>
+          </w:p>
+        </w:tc>
+      </w:tr>
+      <w:tr>
+        <w:tc>
+          <w:tcPr>
+            <w:tcW w:type="dxa" w:w="1077"/>
+            <w:shd w:val="clear" w:color="auto" w:fill="F4F6FA"/>
+          </w:tcPr>
+          <w:p>
+            <w:pPr>
+              <w:pStyle w:val="TableText"/>
+            </w:pPr>
+            <w:r>
+              <w:rPr>
+                <w:rFonts w:ascii="Arial" w:hAnsi="Arial"/>
+                <w:sz w:val="14"/>
+              </w:rPr>
+              <w:t>APRA-HPS110</w:t>
+            </w:r>
+          </w:p>
+        </w:tc>
+        <w:tc>
+          <w:tcPr>
+            <w:tcW w:type="dxa" w:w="850"/>
+            <w:shd w:val="clear" w:color="auto" w:fill="F4F6FA"/>
+          </w:tcPr>
+          <w:p>
+            <w:pPr>
+              <w:pStyle w:val="TableText"/>
+            </w:pPr>
+            <w:r>
+              <w:rPr>
+                <w:rFonts w:ascii="Arial" w:hAnsi="Arial"/>
+                <w:sz w:val="14"/>
+              </w:rPr>
+              <w:t>APRA</w:t>
+            </w:r>
+          </w:p>
+        </w:tc>
+        <w:tc>
+          <w:tcPr>
+            <w:tcW w:type="dxa" w:w="2494"/>
+            <w:shd w:val="clear" w:color="auto" w:fill="F4F6FA"/>
+          </w:tcPr>
+          <w:p>
+            <w:pPr>
+              <w:pStyle w:val="TableText"/>
+            </w:pPr>
+            <w:r>
+              <w:rPr>
+                <w:rFonts w:ascii="Arial" w:hAnsi="Arial"/>
+                <w:sz w:val="14"/>
+              </w:rPr>
+              <w:t>Prudential Standard HPS 110 Capital Adequacy (private health insurance)</w:t>
+            </w:r>
+          </w:p>
+        </w:tc>
+        <w:tc>
+          <w:tcPr>
+            <w:tcW w:type="dxa" w:w="1304"/>
+            <w:shd w:val="clear" w:color="auto" w:fill="F4F6FA"/>
+          </w:tcPr>
+          <w:p>
+            <w:pPr>
+              <w:pStyle w:val="TableText"/>
+            </w:pPr>
+            <w:r>
+              <w:rPr>
+                <w:rFonts w:ascii="Arial" w:hAnsi="Arial"/>
+                <w:sz w:val="14"/>
+              </w:rPr>
+              <w:t>In force; commencement not separately verified</w:t>
+            </w:r>
+          </w:p>
+        </w:tc>
+        <w:tc>
+          <w:tcPr>
+            <w:tcW w:type="dxa" w:w="1701"/>
+            <w:shd w:val="clear" w:color="auto" w:fill="F4F6FA"/>
+          </w:tcPr>
+          <w:p>
+            <w:pPr>
+              <w:pStyle w:val="TableText"/>
+            </w:pPr>
+            <w:r>
+              <w:rPr>
+                <w:rFonts w:ascii="Arial" w:hAnsi="Arial"/>
+                <w:sz w:val="14"/>
+              </w:rPr>
+              <w:t>Binding prudential standard.</w:t>
+            </w:r>
+          </w:p>
+        </w:tc>
+        <w:tc>
+          <w:tcPr>
+            <w:tcW w:type="dxa" w:w="1984"/>
+            <w:shd w:val="clear" w:color="auto" w:fill="F4F6FA"/>
+          </w:tcPr>
+          <w:p>
+            <w:pPr>
+              <w:pStyle w:val="TableText"/>
+            </w:pPr>
+            <w:r>
+              <w:rPr>
+                <w:rFonts w:ascii="Arial" w:hAnsi="Arial"/>
+                <w:sz w:val="14"/>
+              </w:rPr>
+              <w:t>https://www.apra.gov.au/standards/hps-110</w:t>
+            </w:r>
+          </w:p>
+        </w:tc>
+      </w:tr>
+      <w:tr>
+        <w:tc>
+          <w:tcPr>
+            <w:tcW w:type="dxa" w:w="1077"/>
+          </w:tcPr>
+          <w:p>
+            <w:pPr>
+              <w:pStyle w:val="TableText"/>
+            </w:pPr>
+            <w:r>
+              <w:rPr>
+                <w:rFonts w:ascii="Arial" w:hAnsi="Arial"/>
+                <w:sz w:val="14"/>
+              </w:rPr>
+              <w:t>APRA-SPS114</w:t>
+            </w:r>
+          </w:p>
+        </w:tc>
+        <w:tc>
+          <w:tcPr>
+            <w:tcW w:type="dxa" w:w="850"/>
+          </w:tcPr>
+          <w:p>
+            <w:pPr>
+              <w:pStyle w:val="TableText"/>
+            </w:pPr>
+            <w:r>
+              <w:rPr>
+                <w:rFonts w:ascii="Arial" w:hAnsi="Arial"/>
+                <w:sz w:val="14"/>
+              </w:rPr>
+              <w:t>APRA</w:t>
+            </w:r>
+          </w:p>
+        </w:tc>
+        <w:tc>
+          <w:tcPr>
+            <w:tcW w:type="dxa" w:w="2494"/>
+          </w:tcPr>
+          <w:p>
+            <w:pPr>
+              <w:pStyle w:val="TableText"/>
+            </w:pPr>
+            <w:r>
+              <w:rPr>
+                <w:rFonts w:ascii="Arial" w:hAnsi="Arial"/>
+                <w:sz w:val="14"/>
+              </w:rPr>
+              <w:t>Prudential Standard SPS 114 Operational Risk Financial Requirement</w:t>
+            </w:r>
+          </w:p>
+        </w:tc>
+        <w:tc>
+          <w:tcPr>
+            <w:tcW w:type="dxa" w:w="1304"/>
+          </w:tcPr>
+          <w:p>
+            <w:pPr>
+              <w:pStyle w:val="TableText"/>
+            </w:pPr>
+            <w:r>
+              <w:rPr>
+                <w:rFonts w:ascii="Arial" w:hAnsi="Arial"/>
+                <w:sz w:val="14"/>
+              </w:rPr>
+              <w:t>In force; commencement not separately verified</w:t>
+            </w:r>
+          </w:p>
+        </w:tc>
+        <w:tc>
+          <w:tcPr>
+            <w:tcW w:type="dxa" w:w="1701"/>
+          </w:tcPr>
+          <w:p>
+            <w:pPr>
+              <w:pStyle w:val="TableText"/>
+            </w:pPr>
+            <w:r>
+              <w:rPr>
+                <w:rFonts w:ascii="Arial" w:hAnsi="Arial"/>
+                <w:sz w:val="14"/>
+              </w:rPr>
+              <w:t>Binding prudential standard.</w:t>
+            </w:r>
+          </w:p>
+        </w:tc>
+        <w:tc>
+          <w:tcPr>
+            <w:tcW w:type="dxa" w:w="1984"/>
+          </w:tcPr>
+          <w:p>
+            <w:pPr>
+              <w:pStyle w:val="TableText"/>
+            </w:pPr>
+            <w:r>
+              <w:rPr>
+                <w:rFonts w:ascii="Arial" w:hAnsi="Arial"/>
+                <w:sz w:val="14"/>
+              </w:rPr>
+              <w:t>https://www.apra.gov.au/standards/sps-114</w:t>
+            </w:r>
+          </w:p>
+        </w:tc>
+      </w:tr>
+      <w:tr>
+        <w:tc>
+          <w:tcPr>
+            <w:tcW w:type="dxa" w:w="1077"/>
+            <w:shd w:val="clear" w:color="auto" w:fill="F4F6FA"/>
+          </w:tcPr>
+          <w:p>
+            <w:pPr>
+              <w:pStyle w:val="TableText"/>
+            </w:pPr>
+            <w:r>
+              <w:rPr>
+                <w:rFonts w:ascii="Arial" w:hAnsi="Arial"/>
+                <w:sz w:val="14"/>
+              </w:rPr>
               <w:t>APRA-SPS515</w:t>
             </w:r>
           </w:p>
@@ -14510,6 +15051,7 @@
         <w:tc>
           <w:tcPr>
             <w:tcW w:type="dxa" w:w="850"/>
+            <w:shd w:val="clear" w:color="auto" w:fill="F4F6FA"/>
           </w:tcPr>
           <w:p>
             <w:pPr>
@@ -14527,6 +15069,7 @@
         <w:tc>
           <w:tcPr>
             <w:tcW w:type="dxa" w:w="2494"/>
+            <w:shd w:val="clear" w:color="auto" w:fill="F4F6FA"/>
           </w:tcPr>
           <w:p>
             <w:pPr>
@@ -14544,6 +15087,7 @@
         <w:tc>
           <w:tcPr>
             <w:tcW w:type="dxa" w:w="1304"/>
+            <w:shd w:val="clear" w:color="auto" w:fill="F4F6FA"/>
           </w:tcPr>
           <w:p>
             <w:pPr>
@@ -14561,6 +15105,7 @@
         <w:tc>
           <w:tcPr>
             <w:tcW w:type="dxa" w:w="1701"/>
+            <w:shd w:val="clear" w:color="auto" w:fill="F4F6FA"/>
           </w:tcPr>
           <w:p>
             <w:pPr>
@@ -14578,6 +15123,7 @@
         <w:tc>
           <w:tcPr>
             <w:tcW w:type="dxa" w:w="1984"/>
+            <w:shd w:val="clear" w:color="auto" w:fill="F4F6FA"/>
           </w:tcPr>
           <w:p>
             <w:pPr>
@@ -15015,7 +15561,7 @@
                 <w:rFonts w:ascii="Arial" w:hAnsi="Arial"/>
                 <w:sz w:val="17"/>
               </w:rPr>
-              <w:t>Settle the powers to require information, restriction of model use, independent review or remediation, and ensure procedural fairness. Paragraph A5 confers the adjustment and exclusion power and the Interpretation section requires every power under this Prudential Standard to be exercised in writing; the procedural requirements attaching to each need settlement.</w:t>
+              <w:t>Settle the powers to require information, restriction of model use and remediation, and ensure procedural fairness. Independent review is dealt with separately below. Paragraph A5 confers the adjustment and exclusion power and the Interpretation section requires every power under this Prudential Standard to be exercised in writing; the procedural requirements attaching to each need settlement.</w:t>
             </w:r>
           </w:p>
         </w:tc>
@@ -15053,7 +15599,7 @@
                 <w:rFonts w:ascii="Arial" w:hAnsi="Arial"/>
                 <w:sz w:val="17"/>
               </w:rPr>
-              <w:t>Settle whether this Prudential Standard should confer a power to require an entity to appoint an independent party to review and report to APRA on its models or its model risk management, and on what terms as to cost, consultation and procedural fairness. M45 presently states only the entity's obligation to support such a review where the power is conferred elsewhere. The Special purpose engagements provision of APS 220 supplies that power for ADIs, but it is expressed in terms of credit risk management including provisioning practices, so it does not extend to model risk management generally and does not reach insurers or RSE licensees. If a cross-industry review power is intended, it needs its own basis and its own procedural protections rather than being borrowed from APS 220.</w:t>
+              <w:t>Settle how M45 interacts with the special purpose engagement powers that already exist. The Audit and Related Matters standards carry one in every industry this Prudential Standard covers — APS 310, GPS 310, LPS 310, HPS 310 and SPS 310 — each reaching the entity's risk management, and APS 220 carries a narrower one for ADIs confined to credit risk management including provisioning practices. No new power is therefore needed. What needs settling is whether M45's supporting obligation belongs in this Prudential Standard at all or is better left to those standards; whether the reviewer under the 310 standards must be the Appointed Auditor, who may not hold model risk expertise, and if not how an alternative is agreed; and whether the three-month reporting period in those standards is workable for a review of a material model estate.</w:t>
             </w:r>
           </w:p>
         </w:tc>
@@ -16201,7 +16747,7 @@
                 <w:color w:val="1B335F"/>
                 <w:sz w:val="19"/>
               </w:rPr>
-              <w:t>Special purpose engagements under APS 220</w:t>
+              <w:t>Special purpose engagements</w:t>
             </w:r>
           </w:p>
           <w:p>
@@ -16211,7 +16757,7 @@
                 <w:rFonts w:ascii="Arial" w:hAnsi="Arial"/>
                 <w:sz w:val="19"/>
               </w:rPr>
-              <w:t>APS 220 provides, under the heading Special purpose engagements: “APRA may require an ADI to appoint an independent party to review and provide a report to APRA on all or a particular aspect of the ADI's credit risk management, including provisioning practices. APRA may, however, request such a report without prior consultation with an ADI. APRA may set the terms of the review and at the ADI's expense.”  A review of expected credit loss models along the lines set out in this Annex is the kind of engagement that provision contemplates, and APRA may commission one on that basis. The terms of the review would be set by APRA and the report provided to APRA.</w:t>
+              <w:t>APRA may require a review of the matters in this Annex under the special purpose engagement provisions of the Audit and Related Matters standards, which apply in every industry and reach the entity's risk management. For an ADI there is a second and narrower basis: APS 220 provides, under the heading Special purpose engagements: “APRA may require an ADI to appoint an independent party to review and provide a report to APRA on all or a particular aspect of the ADI's credit risk management, including provisioning practices. APRA may, however, request such a report without prior consultation with an ADI. APRA may set the terms of the review and at the ADI's expense.”  Those focus areas directed at the entity's credit risk management and provisioning practices fall within the APS 220 provision. Focus areas that reach the model risk framework at large, third-party arrangements or regulatory reporting rest on APS 310 rather than on APS 220. Under each provision the review is at the entity's expense, and the report is provided to APRA.</w:t>
             </w:r>
           </w:p>
         </w:tc>
@@ -16222,6 +16768,693 @@
         <w:pStyle w:val="DocMeta"/>
       </w:pPr>
     </w:p>
+    <w:p>
+      <w:pPr>
+        <w:pStyle w:val="Heading2"/>
+      </w:pPr>
+      <w:r>
+        <w:t>Where the power comes from</w:t>
+      </w:r>
+    </w:p>
+    <w:p>
+      <w:pPr>
+        <w:pStyle w:val="Guidance"/>
+      </w:pPr>
+      <w:r>
+        <w:t>Each provision below was read from the primary instrument. The subject matter is given as the instrument expresses it, because the wording differs between industries and the differences bear on what a review may cover.</w:t>
+      </w:r>
+    </w:p>
+    <w:tbl>
+      <w:tblPr>
+        <w:tblW w:type="auto" w:w="0"/>
+        <w:jc w:val="center"/>
+        <w:tblLook w:firstColumn="1" w:firstRow="1" w:lastColumn="0" w:lastRow="0" w:noHBand="0" w:noVBand="1" w:val="04A0"/>
+        <w:tblBorders>
+          <w:top w:val="single" w:sz="4" w:space="0" w:color="B7C3D6"/>
+          <w:left w:val="single" w:sz="4" w:space="0" w:color="B7C3D6"/>
+          <w:bottom w:val="single" w:sz="4" w:space="0" w:color="B7C3D6"/>
+          <w:right w:val="single" w:sz="4" w:space="0" w:color="B7C3D6"/>
+          <w:insideH w:val="single" w:sz="4" w:space="0" w:color="B7C3D6"/>
+          <w:insideV w:val="single" w:sz="4" w:space="0" w:color="B7C3D6"/>
+        </w:tblBorders>
+        <w:tblLayout w:type="fixed"/>
+        <w:tblCellMar>
+          <w:top w:w="60" w:type="dxa"/>
+          <w:left w:w="110" w:type="dxa"/>
+          <w:bottom w:w="60" w:type="dxa"/>
+          <w:right w:w="110" w:type="dxa"/>
+        </w:tblCellMar>
+      </w:tblPr>
+      <w:tblGrid>
+        <w:gridCol w:w="1882"/>
+        <w:gridCol w:w="1882"/>
+        <w:gridCol w:w="1882"/>
+        <w:gridCol w:w="1882"/>
+        <w:gridCol w:w="1882"/>
+      </w:tblGrid>
+      <w:tr>
+        <w:trPr>
+          <w:tblHeader w:val="true"/>
+        </w:trPr>
+        <w:tc>
+          <w:tcPr>
+            <w:tcW w:type="dxa" w:w="1191"/>
+            <w:shd w:val="clear" w:color="auto" w:fill="1B335F"/>
+          </w:tcPr>
+          <w:p>
+            <w:pPr>
+              <w:pStyle w:val="TableHead"/>
+            </w:pPr>
+            <w:r>
+              <w:rPr>
+                <w:rFonts w:ascii="Arial" w:hAnsi="Arial"/>
+                <w:b/>
+                <w:color w:val="FFFFFF"/>
+                <w:sz w:val="16"/>
+              </w:rPr>
+              <w:t>Standard</w:t>
+            </w:r>
+          </w:p>
+        </w:tc>
+        <w:tc>
+          <w:tcPr>
+            <w:tcW w:type="dxa" w:w="1701"/>
+            <w:shd w:val="clear" w:color="auto" w:fill="1B335F"/>
+          </w:tcPr>
+          <w:p>
+            <w:pPr>
+              <w:pStyle w:val="TableHead"/>
+            </w:pPr>
+            <w:r>
+              <w:rPr>
+                <w:rFonts w:ascii="Arial" w:hAnsi="Arial"/>
+                <w:b/>
+                <w:color w:val="FFFFFF"/>
+                <w:sz w:val="16"/>
+              </w:rPr>
+              <w:t>Applies to</w:t>
+            </w:r>
+          </w:p>
+        </w:tc>
+        <w:tc>
+          <w:tcPr>
+            <w:tcW w:type="dxa" w:w="1474"/>
+            <w:shd w:val="clear" w:color="auto" w:fill="1B335F"/>
+          </w:tcPr>
+          <w:p>
+            <w:pPr>
+              <w:pStyle w:val="TableHead"/>
+            </w:pPr>
+            <w:r>
+              <w:rPr>
+                <w:rFonts w:ascii="Arial" w:hAnsi="Arial"/>
+                <w:b/>
+                <w:color w:val="FFFFFF"/>
+                <w:sz w:val="16"/>
+              </w:rPr>
+              <w:t>Status</w:t>
+            </w:r>
+          </w:p>
+        </w:tc>
+        <w:tc>
+          <w:tcPr>
+            <w:tcW w:type="dxa" w:w="2608"/>
+            <w:shd w:val="clear" w:color="auto" w:fill="1B335F"/>
+          </w:tcPr>
+          <w:p>
+            <w:pPr>
+              <w:pStyle w:val="TableHead"/>
+            </w:pPr>
+            <w:r>
+              <w:rPr>
+                <w:rFonts w:ascii="Arial" w:hAnsi="Arial"/>
+                <w:b/>
+                <w:color w:val="FFFFFF"/>
+                <w:sz w:val="16"/>
+              </w:rPr>
+              <w:t>Subject matter</w:t>
+            </w:r>
+          </w:p>
+        </w:tc>
+        <w:tc>
+          <w:tcPr>
+            <w:tcW w:type="dxa" w:w="2438"/>
+            <w:shd w:val="clear" w:color="auto" w:fill="1B335F"/>
+          </w:tcPr>
+          <w:p>
+            <w:pPr>
+              <w:pStyle w:val="TableHead"/>
+            </w:pPr>
+            <w:r>
+              <w:rPr>
+                <w:rFonts w:ascii="Arial" w:hAnsi="Arial"/>
+                <w:b/>
+                <w:color w:val="FFFFFF"/>
+                <w:sz w:val="16"/>
+              </w:rPr>
+              <w:t>How it operates</w:t>
+            </w:r>
+          </w:p>
+        </w:tc>
+      </w:tr>
+      <w:tr>
+        <w:tc>
+          <w:tcPr>
+            <w:tcW w:type="dxa" w:w="1191"/>
+          </w:tcPr>
+          <w:p>
+            <w:pPr>
+              <w:pStyle w:val="TableText"/>
+            </w:pPr>
+            <w:r>
+              <w:rPr>
+                <w:rFonts w:ascii="Arial" w:hAnsi="Arial"/>
+                <w:sz w:val="16"/>
+              </w:rPr>
+              <w:t>APS 310</w:t>
+            </w:r>
+          </w:p>
+        </w:tc>
+        <w:tc>
+          <w:tcPr>
+            <w:tcW w:type="dxa" w:w="1701"/>
+          </w:tcPr>
+          <w:p>
+            <w:pPr>
+              <w:pStyle w:val="TableText"/>
+            </w:pPr>
+            <w:r>
+              <w:rPr>
+                <w:rFonts w:ascii="Arial" w:hAnsi="Arial"/>
+                <w:sz w:val="16"/>
+              </w:rPr>
+              <w:t>ADIs</w:t>
+            </w:r>
+          </w:p>
+        </w:tc>
+        <w:tc>
+          <w:tcPr>
+            <w:tcW w:type="dxa" w:w="1474"/>
+          </w:tcPr>
+          <w:p>
+            <w:pPr>
+              <w:pStyle w:val="TableText"/>
+            </w:pPr>
+            <w:r>
+              <w:rPr>
+                <w:rFonts w:ascii="Arial" w:hAnsi="Arial"/>
+                <w:sz w:val="16"/>
+              </w:rPr>
+              <w:t>Commenced 1 Jan 2023</w:t>
+            </w:r>
+          </w:p>
+        </w:tc>
+        <w:tc>
+          <w:tcPr>
+            <w:tcW w:type="dxa" w:w="2608"/>
+          </w:tcPr>
+          <w:p>
+            <w:pPr>
+              <w:pStyle w:val="TableText"/>
+            </w:pPr>
+            <w:r>
+              <w:rPr>
+                <w:rFonts w:ascii="Arial" w:hAnsi="Arial"/>
+                <w:sz w:val="16"/>
+              </w:rPr>
+              <w:t>A particular aspect of the ADI's operations, prudential reporting, risk management systems or financial position.</w:t>
+            </w:r>
+          </w:p>
+        </w:tc>
+        <w:tc>
+          <w:tcPr>
+            <w:tcW w:type="dxa" w:w="2438"/>
+          </w:tcPr>
+          <w:p>
+            <w:pPr>
+              <w:pStyle w:val="TableText"/>
+            </w:pPr>
+            <w:r>
+              <w:rPr>
+                <w:rFonts w:ascii="Arial" w:hAnsi="Arial"/>
+                <w:sz w:val="16"/>
+              </w:rPr>
+              <w:t>APRA may require the ADI, by notice in writing, to appoint an auditor — the existing Appointed Auditor or another auditor. At the ADI's expense.</w:t>
+            </w:r>
+          </w:p>
+        </w:tc>
+      </w:tr>
+      <w:tr>
+        <w:tc>
+          <w:tcPr>
+            <w:tcW w:type="dxa" w:w="1191"/>
+            <w:shd w:val="clear" w:color="auto" w:fill="F4F6FA"/>
+          </w:tcPr>
+          <w:p>
+            <w:pPr>
+              <w:pStyle w:val="TableText"/>
+            </w:pPr>
+            <w:r>
+              <w:rPr>
+                <w:rFonts w:ascii="Arial" w:hAnsi="Arial"/>
+                <w:sz w:val="16"/>
+              </w:rPr>
+              <w:t>GPS 310</w:t>
+            </w:r>
+          </w:p>
+        </w:tc>
+        <w:tc>
+          <w:tcPr>
+            <w:tcW w:type="dxa" w:w="1701"/>
+            <w:shd w:val="clear" w:color="auto" w:fill="F4F6FA"/>
+          </w:tcPr>
+          <w:p>
+            <w:pPr>
+              <w:pStyle w:val="TableText"/>
+            </w:pPr>
+            <w:r>
+              <w:rPr>
+                <w:rFonts w:ascii="Arial" w:hAnsi="Arial"/>
+                <w:sz w:val="16"/>
+              </w:rPr>
+              <w:t>General insurers and Level 2 insurance groups</w:t>
+            </w:r>
+          </w:p>
+        </w:tc>
+        <w:tc>
+          <w:tcPr>
+            <w:tcW w:type="dxa" w:w="1474"/>
+            <w:shd w:val="clear" w:color="auto" w:fill="F4F6FA"/>
+          </w:tcPr>
+          <w:p>
+            <w:pPr>
+              <w:pStyle w:val="TableText"/>
+            </w:pPr>
+            <w:r>
+              <w:rPr>
+                <w:rFonts w:ascii="Arial" w:hAnsi="Arial"/>
+                <w:sz w:val="16"/>
+              </w:rPr>
+              <w:t>Commenced 1 Oct 2024</w:t>
+            </w:r>
+          </w:p>
+        </w:tc>
+        <w:tc>
+          <w:tcPr>
+            <w:tcW w:type="dxa" w:w="2608"/>
+            <w:shd w:val="clear" w:color="auto" w:fill="F4F6FA"/>
+          </w:tcPr>
+          <w:p>
+            <w:pPr>
+              <w:pStyle w:val="TableText"/>
+            </w:pPr>
+            <w:r>
+              <w:rPr>
+                <w:rFonts w:ascii="Arial" w:hAnsi="Arial"/>
+                <w:sz w:val="16"/>
+              </w:rPr>
+              <w:t>Matters specified by APRA relating to the insurer's operations, risk management or financial affairs.</w:t>
+            </w:r>
+          </w:p>
+        </w:tc>
+        <w:tc>
+          <w:tcPr>
+            <w:tcW w:type="dxa" w:w="2438"/>
+            <w:shd w:val="clear" w:color="auto" w:fill="F4F6FA"/>
+          </w:tcPr>
+          <w:p>
+            <w:pPr>
+              <w:pStyle w:val="TableText"/>
+            </w:pPr>
+            <w:r>
+              <w:rPr>
+                <w:rFonts w:ascii="Arial" w:hAnsi="Arial"/>
+                <w:sz w:val="16"/>
+              </w:rPr>
+              <w:t>Where APRA specifies in writing, the Appointed Auditor or Group Auditor undertakes the review. At the insurer's expense. Report to APRA and the insurer within three months.</w:t>
+            </w:r>
+          </w:p>
+        </w:tc>
+      </w:tr>
+      <w:tr>
+        <w:tc>
+          <w:tcPr>
+            <w:tcW w:type="dxa" w:w="1191"/>
+          </w:tcPr>
+          <w:p>
+            <w:pPr>
+              <w:pStyle w:val="TableText"/>
+            </w:pPr>
+            <w:r>
+              <w:rPr>
+                <w:rFonts w:ascii="Arial" w:hAnsi="Arial"/>
+                <w:sz w:val="16"/>
+              </w:rPr>
+              <w:t>LPS 310</w:t>
+            </w:r>
+          </w:p>
+        </w:tc>
+        <w:tc>
+          <w:tcPr>
+            <w:tcW w:type="dxa" w:w="1701"/>
+          </w:tcPr>
+          <w:p>
+            <w:pPr>
+              <w:pStyle w:val="TableText"/>
+            </w:pPr>
+            <w:r>
+              <w:rPr>
+                <w:rFonts w:ascii="Arial" w:hAnsi="Arial"/>
+                <w:sz w:val="16"/>
+              </w:rPr>
+              <w:t>Life companies</w:t>
+            </w:r>
+          </w:p>
+        </w:tc>
+        <w:tc>
+          <w:tcPr>
+            <w:tcW w:type="dxa" w:w="1474"/>
+          </w:tcPr>
+          <w:p>
+            <w:pPr>
+              <w:pStyle w:val="TableText"/>
+            </w:pPr>
+            <w:r>
+              <w:rPr>
+                <w:rFonts w:ascii="Arial" w:hAnsi="Arial"/>
+                <w:sz w:val="16"/>
+              </w:rPr>
+              <w:t>Commenced 18 Dec 2023</w:t>
+            </w:r>
+          </w:p>
+        </w:tc>
+        <w:tc>
+          <w:tcPr>
+            <w:tcW w:type="dxa" w:w="2608"/>
+          </w:tcPr>
+          <w:p>
+            <w:pPr>
+              <w:pStyle w:val="TableText"/>
+            </w:pPr>
+            <w:r>
+              <w:rPr>
+                <w:rFonts w:ascii="Arial" w:hAnsi="Arial"/>
+                <w:sz w:val="16"/>
+              </w:rPr>
+              <w:t>Matters set out in writing by APRA relating to the life company's operations, risk management or financial affairs.</w:t>
+            </w:r>
+          </w:p>
+        </w:tc>
+        <w:tc>
+          <w:tcPr>
+            <w:tcW w:type="dxa" w:w="2438"/>
+          </w:tcPr>
+          <w:p>
+            <w:pPr>
+              <w:pStyle w:val="TableText"/>
+            </w:pPr>
+            <w:r>
+              <w:rPr>
+                <w:rFonts w:ascii="Arial" w:hAnsi="Arial"/>
+                <w:sz w:val="16"/>
+              </w:rPr>
+              <w:t>Ordinarily the Appointed Auditor; another auditor where APRA agrees in writing. At the life company's expense. Report within three months.</w:t>
+            </w:r>
+          </w:p>
+        </w:tc>
+      </w:tr>
+      <w:tr>
+        <w:tc>
+          <w:tcPr>
+            <w:tcW w:type="dxa" w:w="1191"/>
+            <w:shd w:val="clear" w:color="auto" w:fill="F4F6FA"/>
+          </w:tcPr>
+          <w:p>
+            <w:pPr>
+              <w:pStyle w:val="TableText"/>
+            </w:pPr>
+            <w:r>
+              <w:rPr>
+                <w:rFonts w:ascii="Arial" w:hAnsi="Arial"/>
+                <w:sz w:val="16"/>
+              </w:rPr>
+              <w:t>HPS 310</w:t>
+            </w:r>
+          </w:p>
+        </w:tc>
+        <w:tc>
+          <w:tcPr>
+            <w:tcW w:type="dxa" w:w="1701"/>
+            <w:shd w:val="clear" w:color="auto" w:fill="F4F6FA"/>
+          </w:tcPr>
+          <w:p>
+            <w:pPr>
+              <w:pStyle w:val="TableText"/>
+            </w:pPr>
+            <w:r>
+              <w:rPr>
+                <w:rFonts w:ascii="Arial" w:hAnsi="Arial"/>
+                <w:sz w:val="16"/>
+              </w:rPr>
+              <w:t>Private health insurers</w:t>
+            </w:r>
+          </w:p>
+        </w:tc>
+        <w:tc>
+          <w:tcPr>
+            <w:tcW w:type="dxa" w:w="1474"/>
+            <w:shd w:val="clear" w:color="auto" w:fill="F4F6FA"/>
+          </w:tcPr>
+          <w:p>
+            <w:pPr>
+              <w:pStyle w:val="TableText"/>
+            </w:pPr>
+            <w:r>
+              <w:rPr>
+                <w:rFonts w:ascii="Arial" w:hAnsi="Arial"/>
+                <w:sz w:val="16"/>
+              </w:rPr>
+              <w:t>Commenced 1 Jul 2023</w:t>
+            </w:r>
+          </w:p>
+        </w:tc>
+        <w:tc>
+          <w:tcPr>
+            <w:tcW w:type="dxa" w:w="2608"/>
+            <w:shd w:val="clear" w:color="auto" w:fill="F4F6FA"/>
+          </w:tcPr>
+          <w:p>
+            <w:pPr>
+              <w:pStyle w:val="TableText"/>
+            </w:pPr>
+            <w:r>
+              <w:rPr>
+                <w:rFonts w:ascii="Arial" w:hAnsi="Arial"/>
+                <w:sz w:val="16"/>
+              </w:rPr>
+              <w:t>Matters set out in writing by APRA relating to the private health insurer's operations, risk management or financial affairs.</w:t>
+            </w:r>
+          </w:p>
+        </w:tc>
+        <w:tc>
+          <w:tcPr>
+            <w:tcW w:type="dxa" w:w="2438"/>
+            <w:shd w:val="clear" w:color="auto" w:fill="F4F6FA"/>
+          </w:tcPr>
+          <w:p>
+            <w:pPr>
+              <w:pStyle w:val="TableText"/>
+            </w:pPr>
+            <w:r>
+              <w:rPr>
+                <w:rFonts w:ascii="Arial" w:hAnsi="Arial"/>
+                <w:sz w:val="16"/>
+              </w:rPr>
+              <w:t>Ordinarily the Appointed Auditor; another auditor only where APRA agrees in writing. At the insurer's expense.</w:t>
+            </w:r>
+          </w:p>
+        </w:tc>
+      </w:tr>
+      <w:tr>
+        <w:tc>
+          <w:tcPr>
+            <w:tcW w:type="dxa" w:w="1191"/>
+          </w:tcPr>
+          <w:p>
+            <w:pPr>
+              <w:pStyle w:val="TableText"/>
+            </w:pPr>
+            <w:r>
+              <w:rPr>
+                <w:rFonts w:ascii="Arial" w:hAnsi="Arial"/>
+                <w:sz w:val="16"/>
+              </w:rPr>
+              <w:t>SPS 310</w:t>
+            </w:r>
+          </w:p>
+        </w:tc>
+        <w:tc>
+          <w:tcPr>
+            <w:tcW w:type="dxa" w:w="1701"/>
+          </w:tcPr>
+          <w:p>
+            <w:pPr>
+              <w:pStyle w:val="TableText"/>
+            </w:pPr>
+            <w:r>
+              <w:rPr>
+                <w:rFonts w:ascii="Arial" w:hAnsi="Arial"/>
+                <w:sz w:val="16"/>
+              </w:rPr>
+              <w:t>RSE licensees</w:t>
+            </w:r>
+          </w:p>
+        </w:tc>
+        <w:tc>
+          <w:tcPr>
+            <w:tcW w:type="dxa" w:w="1474"/>
+          </w:tcPr>
+          <w:p>
+            <w:pPr>
+              <w:pStyle w:val="TableText"/>
+            </w:pPr>
+            <w:r>
+              <w:rPr>
+                <w:rFonts w:ascii="Arial" w:hAnsi="Arial"/>
+                <w:sz w:val="16"/>
+              </w:rPr>
+              <w:t>Commenced 30 Jun 2024</w:t>
+            </w:r>
+          </w:p>
+        </w:tc>
+        <w:tc>
+          <w:tcPr>
+            <w:tcW w:type="dxa" w:w="2608"/>
+          </w:tcPr>
+          <w:p>
+            <w:pPr>
+              <w:pStyle w:val="TableText"/>
+            </w:pPr>
+            <w:r>
+              <w:rPr>
+                <w:rFonts w:ascii="Arial" w:hAnsi="Arial"/>
+                <w:sz w:val="16"/>
+              </w:rPr>
+              <w:t>A particular aspect of the RSE licensee's business operations, compliance with prudential requirements or the RSE licensee's risk management framework.</w:t>
+            </w:r>
+          </w:p>
+        </w:tc>
+        <w:tc>
+          <w:tcPr>
+            <w:tcW w:type="dxa" w:w="2438"/>
+          </w:tcPr>
+          <w:p>
+            <w:pPr>
+              <w:pStyle w:val="TableText"/>
+            </w:pPr>
+            <w:r>
+              <w:rPr>
+                <w:rFonts w:ascii="Arial" w:hAnsi="Arial"/>
+                <w:sz w:val="16"/>
+              </w:rPr>
+              <w:t>APRA may require the RSE licensee to engage the existing RSE auditor or another auditor specified by APRA. At the RSE licensee's expense.</w:t>
+            </w:r>
+          </w:p>
+        </w:tc>
+      </w:tr>
+      <w:tr>
+        <w:tc>
+          <w:tcPr>
+            <w:tcW w:type="dxa" w:w="1191"/>
+            <w:shd w:val="clear" w:color="auto" w:fill="F4F6FA"/>
+          </w:tcPr>
+          <w:p>
+            <w:pPr>
+              <w:pStyle w:val="TableText"/>
+            </w:pPr>
+            <w:r>
+              <w:rPr>
+                <w:rFonts w:ascii="Arial" w:hAnsi="Arial"/>
+                <w:sz w:val="16"/>
+              </w:rPr>
+              <w:t>APS 220</w:t>
+            </w:r>
+          </w:p>
+        </w:tc>
+        <w:tc>
+          <w:tcPr>
+            <w:tcW w:type="dxa" w:w="1701"/>
+            <w:shd w:val="clear" w:color="auto" w:fill="F4F6FA"/>
+          </w:tcPr>
+          <w:p>
+            <w:pPr>
+              <w:pStyle w:val="TableText"/>
+            </w:pPr>
+            <w:r>
+              <w:rPr>
+                <w:rFonts w:ascii="Arial" w:hAnsi="Arial"/>
+                <w:sz w:val="16"/>
+              </w:rPr>
+              <w:t>ADIs</w:t>
+            </w:r>
+          </w:p>
+        </w:tc>
+        <w:tc>
+          <w:tcPr>
+            <w:tcW w:type="dxa" w:w="1474"/>
+            <w:shd w:val="clear" w:color="auto" w:fill="F4F6FA"/>
+          </w:tcPr>
+          <w:p>
+            <w:pPr>
+              <w:pStyle w:val="TableText"/>
+            </w:pPr>
+            <w:r>
+              <w:rPr>
+                <w:rFonts w:ascii="Arial" w:hAnsi="Arial"/>
+                <w:sz w:val="16"/>
+              </w:rPr>
+              <w:t>Commenced 1 Jan 2023</w:t>
+            </w:r>
+          </w:p>
+        </w:tc>
+        <w:tc>
+          <w:tcPr>
+            <w:tcW w:type="dxa" w:w="2608"/>
+            <w:shd w:val="clear" w:color="auto" w:fill="F4F6FA"/>
+          </w:tcPr>
+          <w:p>
+            <w:pPr>
+              <w:pStyle w:val="TableText"/>
+            </w:pPr>
+            <w:r>
+              <w:rPr>
+                <w:rFonts w:ascii="Arial" w:hAnsi="Arial"/>
+                <w:sz w:val="16"/>
+              </w:rPr>
+              <w:t>All or a particular aspect of the ADI's credit risk management, including provisioning practices.</w:t>
+            </w:r>
+          </w:p>
+        </w:tc>
+        <w:tc>
+          <w:tcPr>
+            <w:tcW w:type="dxa" w:w="2438"/>
+            <w:shd w:val="clear" w:color="auto" w:fill="F4F6FA"/>
+          </w:tcPr>
+          <w:p>
+            <w:pPr>
+              <w:pStyle w:val="TableText"/>
+            </w:pPr>
+            <w:r>
+              <w:rPr>
+                <w:rFonts w:ascii="Arial" w:hAnsi="Arial"/>
+                <w:sz w:val="16"/>
+              </w:rPr>
+              <w:t>APRA may require the ADI to appoint an independent party, and may request the report without prior consultation. APRA may set the terms of the review, at the ADI's expense.</w:t>
+            </w:r>
+          </w:p>
+        </w:tc>
+      </w:tr>
+    </w:tbl>
     <w:p>
       <w:pPr>
         <w:pStyle w:val="Heading2"/>

--- a/CPS_XXXX_Model_Risk_Management.docx
+++ b/CPS_XXXX_Model_Risk_Management.docx
@@ -3262,7 +3262,7 @@
         <w:rPr>
           <w:i/>
         </w:rPr>
-        <w:t>→ Guidance: CPG XXXX paragraphs 116–117, 126–127.</w:t>
+        <w:t>→ Guidance: CPG XXXX paragraphs 116–117.</w:t>
       </w:r>
     </w:p>
     <w:p>
@@ -3316,7 +3316,7 @@
         <w:rPr>
           <w:i/>
         </w:rPr>
-        <w:t>→ Guidance: CPG XXXX paragraphs 118–119.</w:t>
+        <w:t>→ Guidance: CPG XXXX paragraphs 118–119, 126–127.</w:t>
       </w:r>
     </w:p>
     <w:p>
@@ -17749,7 +17749,7 @@
                 <w:rFonts w:ascii="Arial" w:hAnsi="Arial"/>
                 <w:sz w:val="16"/>
               </w:rPr>
-              <w:t>Whether the entity compares expected credit losses previously recognised against losses actually realised, at a granularity that can identify bias, and whether persistent over- or under-estimation has been acted upon rather than observed.</w:t>
+              <w:t>Whether the entity compares expected credit losses previously recognised against losses actually realised on a like-for-like horizon — twelve-month estimates against the following twelve months, and lifetime estimates only over multi-period cohorts — at a granularity that can identify bias, and whether persistent over- or under-estimation has been acted upon rather than observed. An expected credit loss estimate is a probability-weighted expectation across scenarios, so a single period's outcome falsifies nothing on its own; what a review looks for is bias that persists once the horizon is matched.</w:t>
             </w:r>
           </w:p>
         </w:tc>
@@ -17767,7 +17767,7 @@
                 <w:rFonts w:ascii="Arial" w:hAnsi="Arial"/>
                 <w:sz w:val="16"/>
               </w:rPr>
-              <w:t>Back-testing of ECL against realised write-offs and recoveries by portfolio and vintage; measures of bias and their trend; the entity's response where bias was identified.</w:t>
+              <w:t>Back-testing of ECL against realised write-offs and recoveries by portfolio and vintage, with the estimation horizon stated; measures of bias and their trend; comparison of realised macroeconomic conditions against the scenario set used; the entity's response where bias was identified.</w:t>
             </w:r>
           </w:p>
         </w:tc>
@@ -17786,7 +17786,7 @@
                 <w:rFonts w:ascii="Arial" w:hAnsi="Arial"/>
                 <w:sz w:val="16"/>
               </w:rPr>
-              <w:t>5. Staging and significant increase in credit risk</w:t>
+              <w:t>5. Staging, significant increase in credit risk and measurement basis</w:t>
             </w:r>
           </w:p>
         </w:tc>
@@ -17803,7 +17803,7 @@
                 <w:rFonts w:ascii="Arial" w:hAnsi="Arial"/>
                 <w:sz w:val="16"/>
               </w:rPr>
-              <w:t>Whether the indicators used to transfer exposures into Stage 2 are validated as models in their own right, whether they operate for vulnerable sectors, and what the provision would be under alternative reasonable staging criteria.</w:t>
+              <w:t>Whether the indicators used to transfer exposures into Stage 2 are validated as models in their own right, whether they operate for vulnerable sectors, and what the provision would be under alternative reasonable staging criteria. Whether the staging outcome selects the correct measurement basis — twelve-month expected credit losses before a significant increase in credit risk, lifetime losses after it, and lifetime losses with interest revenue on the net carrying amount once an exposure is credit-impaired — since the transfer changes what is measured and not only how much. Whether the definitions of default and of cure are consistent with those used in credit risk management and in regulatory capital.</w:t>
             </w:r>
           </w:p>
         </w:tc>
@@ -17820,7 +17820,7 @@
                 <w:rFonts w:ascii="Arial" w:hAnsi="Arial"/>
                 <w:sz w:val="16"/>
               </w:rPr>
-              <w:t>Staging criteria and their validation; transfer volumes and triggers; sector-level staging outcomes; sensitivity of the provision to staging thresholds.</w:t>
+              <w:t>Staging criteria and their validation; transfer volumes and triggers; sector-level staging outcomes; sensitivity of the provision to staging thresholds; reconciliation of exposures and provisions by stage, with movements between stages explained; the default and cure definitions and evidence they are applied consistently.</w:t>
             </w:r>
           </w:p>
         </w:tc>

--- a/CPS_XXXX_Model_Risk_Management.docx
+++ b/CPS_XXXX_Model_Risk_Management.docx
@@ -17622,7 +17622,7 @@
                 <w:rFonts w:ascii="Arial" w:hAnsi="Arial"/>
                 <w:sz w:val="16"/>
               </w:rPr>
-              <w:t>2. Validation of ECL models</w:t>
+              <w:t>2. Perimeter and completeness of coverage</w:t>
             </w:r>
           </w:p>
         </w:tc>
@@ -17640,7 +17640,7 @@
                 <w:rFonts w:ascii="Arial" w:hAnsi="Arial"/>
                 <w:sz w:val="16"/>
               </w:rPr>
-              <w:t>Whether validation addresses conceptual soundness, outcomes analysis and ongoing monitoring, is performed by persons independent of development and of the provisioning outcome, and reaches an explicit conclusion on fitness for use.</w:t>
+              <w:t>Whether every portfolio whose exposures contribute to the reported provision is measured by a model within the framework, and whether every entity whose exposures are included is identified — including branches, offshore operations and recently acquired or run-off books. Whether any material portfolio is measured on a non-modelled, legacy or locally developed basis, and whether methodology differences between entities in the group are deliberate and justified rather than unreconciled.</w:t>
             </w:r>
           </w:p>
         </w:tc>
@@ -17658,7 +17658,7 @@
                 <w:rFonts w:ascii="Arial" w:hAnsi="Arial"/>
                 <w:sz w:val="16"/>
               </w:rPr>
-              <w:t>Validation reports with conclusions and conditions; independence assessment; findings register with severity, owner and closure evidence.</w:t>
+              <w:t>A reconciliation from the reported provision to the models that produce it, with any residual measured outside a model identified and quantified; the list of entities and portfolios in scope at Level 1 and Level 2; the basis on which offshore operations apply the group methodology or a local one, and the approval of any departure.</w:t>
             </w:r>
           </w:p>
         </w:tc>
@@ -17677,7 +17677,7 @@
                 <w:rFonts w:ascii="Arial" w:hAnsi="Arial"/>
                 <w:sz w:val="16"/>
               </w:rPr>
-              <w:t>3. Component models and measurement mechanics</w:t>
+              <w:t>3. Validation of ECL models</w:t>
             </w:r>
           </w:p>
         </w:tc>
@@ -17694,7 +17694,7 @@
                 <w:rFonts w:ascii="Arial" w:hAnsi="Arial"/>
                 <w:sz w:val="16"/>
               </w:rPr>
-              <w:t>Whether each component of the estimate is validated in its own right rather than only the consolidated output — the probability of default and its lifetime term structure, loss given default including collateral valuation and realisation assumptions, and exposure at default including credit conversion factors for undrawn and off-balance-sheet commitments. Whether the behavioural life and prepayment assumptions used for revolving and open-ended facilities are supportable, and whether discounting is applied at the correct rate over the correct horizon.</w:t>
+              <w:t>Whether validation addresses conceptual soundness, outcomes analysis and ongoing monitoring, is performed by persons independent of development and of the provisioning outcome, and reaches an explicit conclusion on fitness for use.</w:t>
             </w:r>
           </w:p>
         </w:tc>
@@ -17711,7 +17711,7 @@
                 <w:rFonts w:ascii="Arial" w:hAnsi="Arial"/>
                 <w:sz w:val="16"/>
               </w:rPr>
-              <w:t>Component-level validation reports; the derivation of the lifetime PD term structure; collateral haircut and time-to-realisation evidence; credit conversion factor calibration; behavioural life studies; the discounting methodology and its reconciliation to the effective interest rate.</w:t>
+              <w:t>Validation reports with conclusions and conditions; independence assessment; findings register with severity, owner and closure evidence.</w:t>
             </w:r>
           </w:p>
         </w:tc>
@@ -17731,7 +17731,7 @@
                 <w:rFonts w:ascii="Arial" w:hAnsi="Arial"/>
                 <w:sz w:val="16"/>
               </w:rPr>
-              <w:t>4. Outcomes analysis and back-testing of the estimate</w:t>
+              <w:t>4. Component models and measurement mechanics</w:t>
             </w:r>
           </w:p>
         </w:tc>
@@ -17749,7 +17749,7 @@
                 <w:rFonts w:ascii="Arial" w:hAnsi="Arial"/>
                 <w:sz w:val="16"/>
               </w:rPr>
-              <w:t>Whether the entity compares expected credit losses previously recognised against losses actually realised on a like-for-like horizon — twelve-month estimates against the following twelve months, and lifetime estimates only over multi-period cohorts — at a granularity that can identify bias, and whether persistent over- or under-estimation has been acted upon rather than observed. An expected credit loss estimate is a probability-weighted expectation across scenarios, so a single period's outcome falsifies nothing on its own; what a review looks for is bias that persists once the horizon is matched.</w:t>
+              <w:t>Whether each component of the estimate is validated in its own right rather than only the consolidated output — the probability of default and its lifetime term structure, loss given default including collateral valuation and realisation assumptions, and exposure at default including credit conversion factors for undrawn and off-balance-sheet commitments. Whether the behavioural life and prepayment assumptions used for revolving and open-ended facilities are supportable, and whether discounting is applied at the correct rate over the correct horizon.</w:t>
             </w:r>
           </w:p>
         </w:tc>
@@ -17767,7 +17767,7 @@
                 <w:rFonts w:ascii="Arial" w:hAnsi="Arial"/>
                 <w:sz w:val="16"/>
               </w:rPr>
-              <w:t>Back-testing of ECL against realised write-offs and recoveries by portfolio and vintage, with the estimation horizon stated; measures of bias and their trend; comparison of realised macroeconomic conditions against the scenario set used; the entity's response where bias was identified.</w:t>
+              <w:t>Component-level validation reports; the derivation of the lifetime PD term structure; collateral haircut and time-to-realisation evidence; credit conversion factor calibration; behavioural life studies; the discounting methodology and its reconciliation to the effective interest rate.</w:t>
             </w:r>
           </w:p>
         </w:tc>
@@ -17786,7 +17786,7 @@
                 <w:rFonts w:ascii="Arial" w:hAnsi="Arial"/>
                 <w:sz w:val="16"/>
               </w:rPr>
-              <w:t>5. Staging, significant increase in credit risk and measurement basis</w:t>
+              <w:t>5. Outcomes analysis and back-testing of the estimate</w:t>
             </w:r>
           </w:p>
         </w:tc>
@@ -17803,7 +17803,7 @@
                 <w:rFonts w:ascii="Arial" w:hAnsi="Arial"/>
                 <w:sz w:val="16"/>
               </w:rPr>
-              <w:t>Whether the indicators used to transfer exposures into Stage 2 are validated as models in their own right, whether they operate for vulnerable sectors, and what the provision would be under alternative reasonable staging criteria. Whether the staging outcome selects the correct measurement basis — twelve-month expected credit losses before a significant increase in credit risk, lifetime losses after it, and lifetime losses with interest revenue on the net carrying amount once an exposure is credit-impaired — since the transfer changes what is measured and not only how much. Whether the definitions of default and of cure are consistent with those used in credit risk management and in regulatory capital.</w:t>
+              <w:t>Whether the entity compares expected credit losses previously recognised against losses actually realised on a like-for-like horizon — twelve-month estimates against the following twelve months, and lifetime estimates only over multi-period cohorts — at a granularity that can identify bias, and whether persistent over- or under-estimation has been acted upon rather than observed. An expected credit loss estimate is a probability-weighted expectation across scenarios, so a single period's outcome falsifies nothing on its own; what a review looks for is bias that persists once the horizon is matched.</w:t>
             </w:r>
           </w:p>
         </w:tc>
@@ -17820,7 +17820,7 @@
                 <w:rFonts w:ascii="Arial" w:hAnsi="Arial"/>
                 <w:sz w:val="16"/>
               </w:rPr>
-              <w:t>Staging criteria and their validation; transfer volumes and triggers; sector-level staging outcomes; sensitivity of the provision to staging thresholds; reconciliation of exposures and provisions by stage, with movements between stages explained; the default and cure definitions and evidence they are applied consistently.</w:t>
+              <w:t>Back-testing of ECL against realised write-offs and recoveries by portfolio and vintage, with the estimation horizon stated; measures of bias and their trend; comparison of realised macroeconomic conditions against the scenario set used; the entity's response where bias was identified.</w:t>
             </w:r>
           </w:p>
         </w:tc>
@@ -17840,7 +17840,7 @@
                 <w:rFonts w:ascii="Arial" w:hAnsi="Arial"/>
                 <w:sz w:val="16"/>
               </w:rPr>
-              <w:t>6. Segmentation and collective assessment</w:t>
+              <w:t>6. Staging, significant increase in credit risk and measurement basis</w:t>
             </w:r>
           </w:p>
         </w:tc>
@@ -17858,7 +17858,7 @@
                 <w:rFonts w:ascii="Arial" w:hAnsi="Arial"/>
                 <w:sz w:val="16"/>
               </w:rPr>
-              <w:t>Whether segmentation is granular enough for the portfolio's risk profile, whether collective assessment groupings share genuine credit risk characteristics, and whether emerging sectoral risk is identified systematically rather than manually.</w:t>
+              <w:t>Whether the indicators used to transfer exposures into Stage 2 are validated as models in their own right, whether they operate for vulnerable sectors, and what the provision would be under alternative reasonable staging criteria. Whether the staging outcome selects the correct measurement basis — twelve-month expected credit losses before a significant increase in credit risk, lifetime losses after it, and lifetime losses with interest revenue on the net carrying amount once an exposure is credit-impaired — since the transfer changes what is measured and not only how much. Whether the definitions of default and of cure are consistent with those used in credit risk management and in regulatory capital.</w:t>
             </w:r>
           </w:p>
         </w:tc>
@@ -17876,7 +17876,7 @@
                 <w:rFonts w:ascii="Arial" w:hAnsi="Arial"/>
                 <w:sz w:val="16"/>
               </w:rPr>
-              <w:t>Segmentation design and review; grouping rationale; systematic identification processes for vulnerable sectors; evidence sectoral risk reaches loss estimates.</w:t>
+              <w:t>Staging criteria and their validation; transfer volumes and triggers; sector-level staging outcomes; sensitivity of the provision to staging thresholds; reconciliation of exposures and provisions by stage, with movements between stages explained; the default and cure definitions and evidence they are applied consistently.</w:t>
             </w:r>
           </w:p>
         </w:tc>
@@ -17895,7 +17895,7 @@
                 <w:rFonts w:ascii="Arial" w:hAnsi="Arial"/>
                 <w:sz w:val="16"/>
               </w:rPr>
-              <w:t>7. Individually assessed exposures and account treatments</w:t>
+              <w:t>7. Segmentation and collective assessment</w:t>
             </w:r>
           </w:p>
         </w:tc>
@@ -17912,7 +17912,7 @@
                 <w:rFonts w:ascii="Arial" w:hAnsi="Arial"/>
                 <w:sz w:val="16"/>
               </w:rPr>
-              <w:t>Whether individually assessed provisions are supported by documented cash flow scenarios and probability weights rather than a single view, whether the boundary between individual and collective assessment is applied consistently, and whether hardship, forbearance, restructuring and write-off policies interact correctly with the measurement of expected credit losses rather than masking deterioration.</w:t>
+              <w:t>Whether segmentation is granular enough for the portfolio's risk profile, whether collective assessment groupings share genuine credit risk characteristics, and whether emerging sectoral risk is identified systematically rather than manually.</w:t>
             </w:r>
           </w:p>
         </w:tc>
@@ -17929,7 +17929,7 @@
                 <w:rFonts w:ascii="Arial" w:hAnsi="Arial"/>
                 <w:sz w:val="16"/>
               </w:rPr>
-              <w:t>Individual assessment files with scenarios, weights and approvals; the individual versus collective boundary and its application; hardship and forbearance flags and their effect on staging and measurement; write-off policy and its timing.</w:t>
+              <w:t>Segmentation design and review; grouping rationale; systematic identification processes for vulnerable sectors; evidence sectoral risk reaches loss estimates.</w:t>
             </w:r>
           </w:p>
         </w:tc>
@@ -17949,7 +17949,7 @@
                 <w:rFonts w:ascii="Arial" w:hAnsi="Arial"/>
                 <w:sz w:val="16"/>
               </w:rPr>
-              <w:t>8. Forward-looking information and scenarios</w:t>
+              <w:t>8. Individually assessed exposures and account treatments</w:t>
             </w:r>
           </w:p>
         </w:tc>
@@ -17967,7 +17967,7 @@
                 <w:rFonts w:ascii="Arial" w:hAnsi="Arial"/>
                 <w:sz w:val="16"/>
               </w:rPr>
-              <w:t>Whether macroeconomic scenarios, their weights and the process for setting them are governed, documented and challenged; and whether the scenario set remains reasonable and supportable in current conditions.</w:t>
+              <w:t>Whether individually assessed provisions are supported by documented cash flow scenarios and probability weights rather than a single view, whether the boundary between individual and collective assessment is applied consistently, and whether hardship, forbearance, restructuring and write-off policies interact correctly with the measurement of expected credit losses rather than masking deterioration.</w:t>
             </w:r>
           </w:p>
         </w:tc>
@@ -17985,7 +17985,7 @@
                 <w:rFonts w:ascii="Arial" w:hAnsi="Arial"/>
                 <w:sz w:val="16"/>
               </w:rPr>
-              <w:t>Scenario governance papers; weighting rationale and approvals; challenge records; back-testing of prior scenario judgements.</w:t>
+              <w:t>Individual assessment files with scenarios, weights and approvals; the individual versus collective boundary and its application; hardship and forbearance flags and their effect on staging and measurement; write-off policy and its timing.</w:t>
             </w:r>
           </w:p>
         </w:tc>
@@ -18004,7 +18004,7 @@
                 <w:rFonts w:ascii="Arial" w:hAnsi="Arial"/>
                 <w:sz w:val="16"/>
               </w:rPr>
-              <w:t>9. Sensitivity analysis</w:t>
+              <w:t>9. Forward-looking information and scenarios</w:t>
             </w:r>
           </w:p>
         </w:tc>
@@ -18021,7 +18021,7 @@
                 <w:rFonts w:ascii="Arial" w:hAnsi="Arial"/>
                 <w:sz w:val="16"/>
               </w:rPr>
-              <w:t>Whether comprehensive sensitivity analysis is performed regularly and timely across portfolios and segments, and whether its results reach the Board in a form that supports a provisioning decision.</w:t>
+              <w:t>Whether macroeconomic scenarios, their weights and the process for setting them are governed, documented and challenged; and whether the scenario set remains reasonable and supportable in current conditions.</w:t>
             </w:r>
           </w:p>
         </w:tc>
@@ -18038,7 +18038,7 @@
                 <w:rFonts w:ascii="Arial" w:hAnsi="Arial"/>
                 <w:sz w:val="16"/>
               </w:rPr>
-              <w:t>Sensitivity analysis by segment, industry and geography; frequency evidence; the reporting in which results were presented; linkage to ICAAP and risk appetite review.</w:t>
+              <w:t>Scenario governance papers; weighting rationale and approvals; challenge records; back-testing of prior scenario judgements.</w:t>
             </w:r>
           </w:p>
         </w:tc>
@@ -18058,7 +18058,7 @@
                 <w:rFonts w:ascii="Arial" w:hAnsi="Arial"/>
                 <w:sz w:val="16"/>
               </w:rPr>
-              <w:t>10. Judgement-based adjustments and overlays</w:t>
+              <w:t>10. Sensitivity analysis</w:t>
             </w:r>
           </w:p>
         </w:tc>
@@ -18076,7 +18076,7 @@
                 <w:rFonts w:ascii="Arial" w:hAnsi="Arial"/>
                 <w:sz w:val="16"/>
               </w:rPr>
-              <w:t>Whether the basis, quantification, approval, duration and removal conditions of each overlay are documented; whether overlays are monitored; and whether persistent same-direction adjustment has triggered redevelopment rather than repetition.</w:t>
+              <w:t>Whether comprehensive sensitivity analysis is performed regularly and timely across portfolios and segments, and whether its results reach the Board in a form that supports a provisioning decision.</w:t>
             </w:r>
           </w:p>
         </w:tc>
@@ -18094,7 +18094,7 @@
                 <w:rFonts w:ascii="Arial" w:hAnsi="Arial"/>
                 <w:sz w:val="16"/>
               </w:rPr>
-              <w:t>Overlay register with quantification and approver; period-on-period movement and direction; supporting analysis; senior management oversight records; redevelopment plans.</w:t>
+              <w:t>Sensitivity analysis by segment, industry and geography; frequency evidence; the reporting in which results were presented; linkage to ICAAP and risk appetite review.</w:t>
             </w:r>
           </w:p>
         </w:tc>
@@ -18113,7 +18113,7 @@
                 <w:rFonts w:ascii="Arial" w:hAnsi="Arial"/>
                 <w:sz w:val="16"/>
               </w:rPr>
-              <w:t>11. Aggregate effect of adjustments</w:t>
+              <w:t>11. Judgement-based adjustments and overlays</w:t>
             </w:r>
           </w:p>
         </w:tc>
@@ -18130,7 +18130,7 @@
                 <w:rFonts w:ascii="Arial" w:hAnsi="Arial"/>
                 <w:sz w:val="16"/>
               </w:rPr>
-              <w:t>Whether the entity reports the aggregate size and direction of overlays against the modelled result, so the Board can see how much of the provision is model output and how much is judgement.</w:t>
+              <w:t>Whether the basis, quantification, approval, duration and removal conditions of each overlay are documented; whether overlays are monitored; and whether persistent same-direction adjustment has triggered redevelopment rather than repetition.</w:t>
             </w:r>
           </w:p>
         </w:tc>
@@ -18147,7 +18147,7 @@
                 <w:rFonts w:ascii="Arial" w:hAnsi="Arial"/>
                 <w:sz w:val="16"/>
               </w:rPr>
-              <w:t>Board and committee reporting showing modelled result, adjustments and final provision as separate figures over time.</w:t>
+              <w:t>Overlay register with quantification and approver; period-on-period movement and direction; supporting analysis; senior management oversight records; redevelopment plans.</w:t>
             </w:r>
           </w:p>
         </w:tc>
@@ -18167,7 +18167,7 @@
                 <w:rFonts w:ascii="Arial" w:hAnsi="Arial"/>
                 <w:sz w:val="16"/>
               </w:rPr>
-              <w:t>12. Data</w:t>
+              <w:t>12. Aggregate effect of adjustments</w:t>
             </w:r>
           </w:p>
         </w:tc>
@@ -18185,7 +18185,7 @@
                 <w:rFonts w:ascii="Arial" w:hAnsi="Arial"/>
                 <w:sz w:val="16"/>
               </w:rPr>
-              <w:t>Whether the data used to develop, calibrate and run ECL models is appropriate, complete and traceable to source, and whether known data limitations are the reason for overlays that could instead be resolved.</w:t>
+              <w:t>Whether the entity reports the aggregate size and direction of overlays against the modelled result, so the Board can see how much of the provision is model output and how much is judgement.</w:t>
             </w:r>
           </w:p>
         </w:tc>
@@ -18203,7 +18203,7 @@
                 <w:rFonts w:ascii="Arial" w:hAnsi="Arial"/>
                 <w:sz w:val="16"/>
               </w:rPr>
-              <w:t>Data lineage; quality metrics; documented limitations; the link between identified data gaps and adjustments made in their place.</w:t>
+              <w:t>Board and committee reporting showing modelled result, adjustments and final provision as separate figures over time.</w:t>
             </w:r>
           </w:p>
         </w:tc>
@@ -18222,7 +18222,7 @@
                 <w:rFonts w:ascii="Arial" w:hAnsi="Arial"/>
                 <w:sz w:val="16"/>
               </w:rPr>
-              <w:t>13. Third-party and vendor components</w:t>
+              <w:t>13. Implementation and production controls</w:t>
             </w:r>
           </w:p>
         </w:tc>
@@ -18239,7 +18239,7 @@
                 <w:rFonts w:ascii="Arial" w:hAnsi="Arial"/>
                 <w:sz w:val="16"/>
               </w:rPr>
-              <w:t>Whether externally sourced models, scores, macroeconomic forecasts or calibration data used in the estimate are understood, validated and monitored by the entity itself, and whether the entity could continue to measure expected credit losses if the provider withdrew.</w:t>
+              <w:t>Whether the model that produced the reported number is the model that was validated — that the calculation engine reproduces the approved methodology, that the version in production is the version approved, and that changes since the last validation have been assessed. What end-user computing sits in the production run, how post-calculation manual journals are authorised and controlled, and whether the engine output reconciles to the general ledger and to the provision as reported.</w:t>
             </w:r>
           </w:p>
         </w:tc>
@@ -18256,7 +18256,7 @@
                 <w:rFonts w:ascii="Arial" w:hAnsi="Arial"/>
                 <w:sz w:val="16"/>
               </w:rPr>
-              <w:t>Vendor model documentation and the entity's own validation of it; the basis on which external forecasts are selected and challenged; contractual access to methodology and data; substitution arrangements.</w:t>
+              <w:t>Version control and release records for the production engine; implementation verification against the approved model; the inventory of spreadsheets and other end-user computing in the production path, with their controls; the manual journal log with approvals; the reconciliation from engine output to general ledger to reported provision.</w:t>
             </w:r>
           </w:p>
         </w:tc>
@@ -18276,7 +18276,7 @@
                 <w:rFonts w:ascii="Arial" w:hAnsi="Arial"/>
                 <w:sz w:val="16"/>
               </w:rPr>
-              <w:t>14. Governance, accountability and reporting</w:t>
+              <w:t>14. Data</w:t>
             </w:r>
           </w:p>
         </w:tc>
@@ -18294,7 +18294,7 @@
                 <w:rFonts w:ascii="Arial" w:hAnsi="Arial"/>
                 <w:sz w:val="16"/>
               </w:rPr>
-              <w:t>Whether accountability for the provision is clear, whether the Board receives information sufficient to challenge it, and whether the entity's own committees have exercised that challenge.</w:t>
+              <w:t>Whether the data used to develop, calibrate and run ECL models is appropriate, complete and traceable to source, and whether known data limitations are the reason for overlays that could instead be resolved.</w:t>
             </w:r>
           </w:p>
         </w:tc>
@@ -18312,7 +18312,7 @@
                 <w:rFonts w:ascii="Arial" w:hAnsi="Arial"/>
                 <w:sz w:val="16"/>
               </w:rPr>
-              <w:t>Accountability map; Board and committee papers and minutes showing challenge; escalation of model performance issues.</w:t>
+              <w:t>Data lineage; quality metrics; documented limitations; the link between identified data gaps and adjustments made in their place.</w:t>
             </w:r>
           </w:p>
         </w:tc>
@@ -18331,7 +18331,7 @@
                 <w:rFonts w:ascii="Arial" w:hAnsi="Arial"/>
                 <w:sz w:val="16"/>
               </w:rPr>
-              <w:t>15. Interaction with regulatory capital and reporting</w:t>
+              <w:t>15. Third-party and vendor components</w:t>
             </w:r>
           </w:p>
         </w:tc>
@@ -18348,7 +18348,7 @@
                 <w:rFonts w:ascii="Arial" w:hAnsi="Arial"/>
                 <w:sz w:val="16"/>
               </w:rPr>
-              <w:t>Whether provisioning outcomes flow correctly into regulatory capital and prudential reporting, and whether any prescribed provisioning requirement is correctly applied.</w:t>
+              <w:t>Whether externally sourced models, scores, macroeconomic forecasts or calibration data used in the estimate are understood, validated and monitored by the entity itself, and whether the entity could continue to measure expected credit losses if the provider withdrew.</w:t>
             </w:r>
           </w:p>
         </w:tc>
@@ -18365,7 +18365,7 @@
                 <w:rFonts w:ascii="Arial" w:hAnsi="Arial"/>
                 <w:sz w:val="16"/>
               </w:rPr>
-              <w:t>Reconciliation between accounting provisions and regulatory treatment; reporting controls; evidence of correct classification of exposures.</w:t>
+              <w:t>Vendor model documentation and the entity's own validation of it; the basis on which external forecasts are selected and challenged; contractual access to methodology and data; substitution arrangements.</w:t>
             </w:r>
           </w:p>
         </w:tc>
@@ -18385,7 +18385,116 @@
                 <w:rFonts w:ascii="Arial" w:hAnsi="Arial"/>
                 <w:sz w:val="16"/>
               </w:rPr>
-              <w:t>16. Remediation and responsiveness</w:t>
+              <w:t>16. Governance, accountability and reporting</w:t>
+            </w:r>
+          </w:p>
+        </w:tc>
+        <w:tc>
+          <w:tcPr>
+            <w:tcW w:type="dxa" w:w="3628"/>
+            <w:shd w:val="clear" w:color="auto" w:fill="F4F6FA"/>
+          </w:tcPr>
+          <w:p>
+            <w:pPr>
+              <w:pStyle w:val="TableText"/>
+            </w:pPr>
+            <w:r>
+              <w:rPr>
+                <w:rFonts w:ascii="Arial" w:hAnsi="Arial"/>
+                <w:sz w:val="16"/>
+              </w:rPr>
+              <w:t>Whether accountability for the provision is clear, whether the Board receives information sufficient to challenge it, and whether the entity's own committees have exercised that challenge.</w:t>
+            </w:r>
+          </w:p>
+        </w:tc>
+        <w:tc>
+          <w:tcPr>
+            <w:tcW w:type="dxa" w:w="3515"/>
+            <w:shd w:val="clear" w:color="auto" w:fill="F4F6FA"/>
+          </w:tcPr>
+          <w:p>
+            <w:pPr>
+              <w:pStyle w:val="TableText"/>
+            </w:pPr>
+            <w:r>
+              <w:rPr>
+                <w:rFonts w:ascii="Arial" w:hAnsi="Arial"/>
+                <w:sz w:val="16"/>
+              </w:rPr>
+              <w:t>Accountability map; Board and committee papers and minutes showing challenge; escalation of model performance issues.</w:t>
+            </w:r>
+          </w:p>
+        </w:tc>
+      </w:tr>
+      <w:tr>
+        <w:tc>
+          <w:tcPr>
+            <w:tcW w:type="dxa" w:w="2268"/>
+          </w:tcPr>
+          <w:p>
+            <w:pPr>
+              <w:pStyle w:val="TableText"/>
+            </w:pPr>
+            <w:r>
+              <w:rPr>
+                <w:rFonts w:ascii="Arial" w:hAnsi="Arial"/>
+                <w:sz w:val="16"/>
+              </w:rPr>
+              <w:t>17. Interaction with regulatory capital and reporting</w:t>
+            </w:r>
+          </w:p>
+        </w:tc>
+        <w:tc>
+          <w:tcPr>
+            <w:tcW w:type="dxa" w:w="3628"/>
+          </w:tcPr>
+          <w:p>
+            <w:pPr>
+              <w:pStyle w:val="TableText"/>
+            </w:pPr>
+            <w:r>
+              <w:rPr>
+                <w:rFonts w:ascii="Arial" w:hAnsi="Arial"/>
+                <w:sz w:val="16"/>
+              </w:rPr>
+              <w:t>Whether provisioning outcomes flow correctly into regulatory capital and prudential reporting, and whether any prescribed provisioning requirement is correctly applied.</w:t>
+            </w:r>
+          </w:p>
+        </w:tc>
+        <w:tc>
+          <w:tcPr>
+            <w:tcW w:type="dxa" w:w="3515"/>
+          </w:tcPr>
+          <w:p>
+            <w:pPr>
+              <w:pStyle w:val="TableText"/>
+            </w:pPr>
+            <w:r>
+              <w:rPr>
+                <w:rFonts w:ascii="Arial" w:hAnsi="Arial"/>
+                <w:sz w:val="16"/>
+              </w:rPr>
+              <w:t>Reconciliation between accounting provisions and regulatory treatment; reporting controls; evidence of correct classification of exposures.</w:t>
+            </w:r>
+          </w:p>
+        </w:tc>
+      </w:tr>
+      <w:tr>
+        <w:tc>
+          <w:tcPr>
+            <w:tcW w:type="dxa" w:w="2268"/>
+            <w:shd w:val="clear" w:color="auto" w:fill="F4F6FA"/>
+          </w:tcPr>
+          <w:p>
+            <w:pPr>
+              <w:pStyle w:val="TableText"/>
+            </w:pPr>
+            <w:r>
+              <w:rPr>
+                <w:rFonts w:ascii="Arial" w:hAnsi="Arial"/>
+                <w:sz w:val="16"/>
+              </w:rPr>
+              <w:t>18. Remediation and responsiveness</w:t>
             </w:r>
           </w:p>
         </w:tc>
